--- a/1-运维服务目录/TXHS-01-01-运维服务目录管理制度.docx
+++ b/1-运维服务目录/TXHS-01-01-运维服务目录管理制度.docx
@@ -1,10 +1,11 @@
 
 <file path=word/document.xml><?xml version="1.0" encoding="utf-8"?>
-<w:document xmlns:wpc="http://schemas.microsoft.com/office/word/2010/wordprocessingCanvas" xmlns:mc="http://schemas.openxmlformats.org/markup-compatibility/2006" xmlns:o="urn:schemas-microsoft-com:office:office" xmlns:r="http://schemas.openxmlformats.org/officeDocument/2006/relationships" xmlns:m="http://schemas.openxmlformats.org/officeDocument/2006/math" xmlns:v="urn:schemas-microsoft-com:vml" xmlns:wp14="http://schemas.microsoft.com/office/word/2010/wordprocessingDrawing" xmlns:wp="http://schemas.openxmlformats.org/drawingml/2006/wordprocessingDrawing" xmlns:w="http://schemas.openxmlformats.org/wordprocessingml/2006/main" xmlns:w14="http://schemas.microsoft.com/office/word/2010/wordml" xmlns:w10="urn:schemas-microsoft-com:office:word" xmlns:w15="http://schemas.microsoft.com/office/word/2012/wordml" xmlns:wpg="http://schemas.microsoft.com/office/word/2010/wordprocessingGroup" xmlns:wpi="http://schemas.microsoft.com/office/word/2010/wordprocessingInk" xmlns:wne="http://schemas.microsoft.com/office/word/2006/wordml" xmlns:wps="http://schemas.microsoft.com/office/word/2010/wordprocessingShape" xmlns:wpsCustomData="http://www.wps.cn/officeDocument/2013/wpsCustomData" mc:Ignorable="w14 w15 wp14">
+<w:document xmlns:wpc="http://schemas.microsoft.com/office/word/2010/wordprocessingCanvas" xmlns:mc="http://schemas.openxmlformats.org/markup-compatibility/2006" xmlns:o="urn:schemas-microsoft-com:office:office" xmlns:r="http://schemas.openxmlformats.org/officeDocument/2006/relationships" xmlns:m="http://schemas.openxmlformats.org/officeDocument/2006/math" xmlns:v="urn:schemas-microsoft-com:vml" xmlns:wp14="http://schemas.microsoft.com/office/word/2010/wordprocessingDrawing" xmlns:wp="http://schemas.openxmlformats.org/drawingml/2006/wordprocessingDrawing" xmlns:w10="urn:schemas-microsoft-com:office:word" xmlns:w="http://schemas.openxmlformats.org/wordprocessingml/2006/main" xmlns:w14="http://schemas.microsoft.com/office/word/2010/wordml" xmlns:w15="http://schemas.microsoft.com/office/word/2012/wordml" xmlns:wne="http://schemas.microsoft.com/office/word/2006/wordml" xmlns:wpg="http://schemas.microsoft.com/office/word/2010/wordprocessingGroup" xmlns:wpi="http://schemas.microsoft.com/office/word/2010/wordprocessingInk" xmlns:wps="http://schemas.microsoft.com/office/word/2010/wordprocessingShape" mc:Ignorable="w14 w15 wp14">
+  <!-- Generated by Aspose.Words for .NET 13.3.0.1 -->
   <w:body>
     <w:p>
       <w:pPr>
-        <w:pStyle w:val="24"/>
+        <w:pStyle w:val="a"/>
         <w:keepNext w:val="0"/>
         <w:keepLines w:val="0"/>
         <w:pageBreakBefore w:val="0"/>
@@ -24,7 +25,7 @@
       <w:bookmarkStart w:id="0" w:name="_Toc15581"/>
       <w:r>
         <w:drawing>
-          <wp:anchor distT="0" distB="0" distL="114300" distR="114300" simplePos="0" relativeHeight="251660288" behindDoc="1" locked="0" layoutInCell="1" allowOverlap="1">
+          <wp:anchor distT="0" distB="0" distL="114300" distR="114300" simplePos="0" relativeHeight="251659264" behindDoc="1" locked="0" layoutInCell="1" allowOverlap="1">
             <wp:simplePos x="0" y="0"/>
             <wp:positionH relativeFrom="column">
               <wp:posOffset>-19050</wp:posOffset>
@@ -49,7 +50,7 @@
                     </pic:cNvPicPr>
                   </pic:nvPicPr>
                   <pic:blipFill>
-                    <a:blip r:embed="rId7"/>
+                    <a:blip xmlns:r="http://schemas.openxmlformats.org/officeDocument/2006/relationships" r:embed="rId4"/>
                     <a:stretch>
                       <a:fillRect/>
                     </a:stretch>
@@ -84,7 +85,7 @@
     </w:p>
     <w:p>
       <w:pPr>
-        <w:pStyle w:val="25"/>
+        <w:pStyle w:val="a0"/>
         <w:keepNext w:val="0"/>
         <w:keepLines w:val="0"/>
         <w:pageBreakBefore w:val="0"/>
@@ -131,11 +132,11 @@
         <w:adjustRightInd w:val="0"/>
         <w:snapToGrid w:val="0"/>
         <w:spacing w:after="624" w:afterLines="200" w:line="219" w:lineRule="auto"/>
-        <w:ind w:left="0" w:leftChars="0" w:right="0" w:rightChars="0" w:firstLine="0" w:firstLineChars="0"/>
+        <w:ind w:left="0" w:right="0" w:firstLine="0" w:leftChars="0" w:rightChars="0" w:firstLineChars="0"/>
         <w:jc w:val="center"/>
         <w:textAlignment w:val="baseline"/>
         <w:rPr>
-          <w:rFonts w:hint="default" w:ascii="宋体" w:hAnsi="宋体" w:eastAsia="宋体" w:cs="宋体"/>
+          <w:rFonts w:ascii="宋体" w:eastAsia="宋体" w:hAnsi="宋体" w:cs="宋体" w:hint="default"/>
           <w:sz w:val="24"/>
           <w:szCs w:val="24"/>
           <w:lang w:val="en-US" w:eastAsia="zh-CN"/>
@@ -143,7 +144,7 @@
       </w:pPr>
       <w:r>
         <w:drawing>
-          <wp:anchor distT="0" distB="0" distL="114300" distR="114300" simplePos="0" relativeHeight="251659264" behindDoc="1" locked="0" layoutInCell="1" allowOverlap="1">
+          <wp:anchor distT="0" distB="0" distL="114300" distR="114300" simplePos="0" relativeHeight="251658240" behindDoc="1" locked="0" layoutInCell="1" allowOverlap="1">
             <wp:simplePos x="0" y="0"/>
             <wp:positionH relativeFrom="column">
               <wp:posOffset>0</wp:posOffset>
@@ -168,7 +169,7 @@
                     </pic:cNvPicPr>
                   </pic:nvPicPr>
                   <pic:blipFill>
-                    <a:blip r:embed="rId8"/>
+                    <a:blip xmlns:r="http://schemas.openxmlformats.org/officeDocument/2006/relationships" r:embed="rId5"/>
                     <a:stretch>
                       <a:fillRect/>
                     </a:stretch>
@@ -194,7 +195,7 @@
       </w:r>
       <w:r>
         <w:rPr>
-          <w:rFonts w:ascii="宋体" w:hAnsi="宋体" w:eastAsia="宋体" w:cs="宋体"/>
+          <w:rFonts w:ascii="宋体" w:eastAsia="宋体" w:hAnsi="宋体" w:cs="宋体"/>
           <w:b/>
           <w:bCs/>
           <w:spacing w:val="-3"/>
@@ -205,7 +206,7 @@
       </w:r>
       <w:r>
         <w:rPr>
-          <w:rFonts w:hint="eastAsia" w:ascii="宋体" w:hAnsi="宋体" w:eastAsia="宋体" w:cs="宋体"/>
+          <w:rFonts w:ascii="宋体" w:eastAsia="宋体" w:hAnsi="宋体" w:cs="宋体" w:hint="eastAsia"/>
           <w:b/>
           <w:bCs/>
           <w:spacing w:val="-3"/>
@@ -217,7 +218,7 @@
       </w:r>
       <w:r>
         <w:rPr>
-          <w:rFonts w:ascii="宋体" w:hAnsi="宋体" w:eastAsia="宋体" w:cs="宋体"/>
+          <w:rFonts w:ascii="宋体" w:eastAsia="宋体" w:hAnsi="宋体" w:cs="宋体"/>
           <w:b/>
           <w:bCs/>
           <w:spacing w:val="-3"/>
@@ -228,7 +229,7 @@
       </w:r>
       <w:r>
         <w:rPr>
-          <w:rFonts w:hint="eastAsia" w:ascii="宋体" w:hAnsi="宋体" w:cs="宋体"/>
+          <w:rFonts w:ascii="宋体" w:hAnsi="宋体" w:cs="宋体" w:hint="eastAsia"/>
           <w:b/>
           <w:bCs/>
           <w:spacing w:val="-3"/>
@@ -240,7 +241,7 @@
       </w:r>
       <w:r>
         <w:rPr>
-          <w:rFonts w:ascii="宋体" w:hAnsi="宋体" w:eastAsia="宋体" w:cs="宋体"/>
+          <w:rFonts w:ascii="宋体" w:eastAsia="宋体" w:hAnsi="宋体" w:cs="宋体"/>
           <w:b/>
           <w:bCs/>
           <w:spacing w:val="-3"/>
@@ -252,18 +253,17 @@
     </w:p>
     <w:tbl>
       <w:tblPr>
-        <w:tblStyle w:val="21"/>
+        <w:tblStyle w:val="TableGrid"/>
         <w:tblW w:w="0" w:type="auto"/>
         <w:jc w:val="center"/>
         <w:tblBorders>
-          <w:top w:val="none" w:color="auto" w:sz="0" w:space="0"/>
-          <w:left w:val="none" w:color="auto" w:sz="0" w:space="0"/>
-          <w:bottom w:val="none" w:color="auto" w:sz="0" w:space="0"/>
-          <w:right w:val="none" w:color="auto" w:sz="0" w:space="0"/>
-          <w:insideH w:val="none" w:color="auto" w:sz="0" w:space="0"/>
-          <w:insideV w:val="none" w:color="auto" w:sz="0" w:space="0"/>
+          <w:top w:val="nil"/>
+          <w:left w:val="nil"/>
+          <w:bottom w:val="nil"/>
+          <w:right w:val="nil"/>
+          <w:insideH w:val="nil"/>
+          <w:insideV w:val="nil"/>
         </w:tblBorders>
-        <w:tblLayout w:type="autofit"/>
         <w:tblCellMar>
           <w:top w:w="0" w:type="dxa"/>
           <w:left w:w="108" w:type="dxa"/>
@@ -277,13 +277,15 @@
       </w:tblGrid>
       <w:tr>
         <w:tblPrEx>
+          <w:tblW w:w="0" w:type="auto"/>
+          <w:jc w:val="center"/>
           <w:tblBorders>
-            <w:top w:val="none" w:color="auto" w:sz="0" w:space="0"/>
-            <w:left w:val="none" w:color="auto" w:sz="0" w:space="0"/>
-            <w:bottom w:val="none" w:color="auto" w:sz="0" w:space="0"/>
-            <w:right w:val="none" w:color="auto" w:sz="0" w:space="0"/>
-            <w:insideH w:val="none" w:color="auto" w:sz="0" w:space="0"/>
-            <w:insideV w:val="none" w:color="auto" w:sz="0" w:space="0"/>
+            <w:top w:val="nil"/>
+            <w:left w:val="nil"/>
+            <w:bottom w:val="nil"/>
+            <w:right w:val="nil"/>
+            <w:insideH w:val="nil"/>
+            <w:insideV w:val="nil"/>
           </w:tblBorders>
           <w:tblCellMar>
             <w:top w:w="0" w:type="dxa"/>
@@ -293,7 +295,7 @@
           </w:tblCellMar>
         </w:tblPrEx>
         <w:trPr>
-          <w:trHeight w:val="810" w:hRule="atLeast"/>
+          <w:trHeight w:val="810"/>
           <w:jc w:val="center"/>
         </w:trPr>
         <w:tc>
@@ -331,7 +333,7 @@
             </w:r>
             <w:r>
               <w:rPr>
-                <w:rFonts w:hint="default" w:asciiTheme="minorAscii" w:hAnsiTheme="minorAscii" w:eastAsiaTheme="minorEastAsia"/>
+                <w:rFonts w:asciiTheme="minorAscii" w:eastAsiaTheme="minorEastAsia" w:hAnsiTheme="minorAscii" w:hint="default"/>
                 <w:spacing w:val="227"/>
                 <w:sz w:val="21"/>
                 <w:vertAlign w:val="baseline"/>
@@ -385,7 +387,7 @@
             </w:r>
             <w:r>
               <w:rPr>
-                <w:rFonts w:hint="eastAsia" w:asciiTheme="minorAscii" w:hAnsiTheme="minorAscii" w:eastAsiaTheme="minorEastAsia"/>
+                <w:rFonts w:asciiTheme="minorAscii" w:eastAsiaTheme="minorEastAsia" w:hAnsiTheme="minorAscii" w:hint="eastAsia"/>
                 <w:spacing w:val="227"/>
                 <w:sz w:val="21"/>
                 <w:vertAlign w:val="baseline"/>
@@ -407,14 +409,8 @@
       </w:tr>
       <w:tr>
         <w:tblPrEx>
-          <w:tblBorders>
-            <w:top w:val="none" w:color="auto" w:sz="0" w:space="0"/>
-            <w:left w:val="none" w:color="auto" w:sz="0" w:space="0"/>
-            <w:bottom w:val="none" w:color="auto" w:sz="0" w:space="0"/>
-            <w:right w:val="none" w:color="auto" w:sz="0" w:space="0"/>
-            <w:insideH w:val="none" w:color="auto" w:sz="0" w:space="0"/>
-            <w:insideV w:val="none" w:color="auto" w:sz="0" w:space="0"/>
-          </w:tblBorders>
+          <w:tblW w:w="0" w:type="auto"/>
+          <w:jc w:val="center"/>
           <w:tblCellMar>
             <w:top w:w="0" w:type="dxa"/>
             <w:left w:w="108" w:type="dxa"/>
@@ -423,7 +419,7 @@
           </w:tblCellMar>
         </w:tblPrEx>
         <w:trPr>
-          <w:trHeight w:val="810" w:hRule="atLeast"/>
+          <w:trHeight w:val="810"/>
           <w:jc w:val="center"/>
         </w:trPr>
         <w:tc>
@@ -447,7 +443,7 @@
               <w:snapToGrid w:val="0"/>
               <w:textAlignment w:val="baseline"/>
               <w:rPr>
-                <w:rFonts w:hint="default" w:ascii="Arial" w:hAnsi="Arial" w:eastAsia="Arial" w:cs="Arial"/>
+                <w:rFonts w:ascii="Arial" w:eastAsia="Arial" w:hAnsi="Arial" w:cs="Arial" w:hint="default"/>
                 <w:snapToGrid w:val="0"/>
                 <w:color w:val="000000"/>
                 <w:kern w:val="0"/>
@@ -479,7 +475,7 @@
             </w:r>
             <w:r>
               <w:rPr>
-                <w:rFonts w:hint="default" w:asciiTheme="minorAscii" w:hAnsiTheme="minorAscii" w:eastAsiaTheme="minorEastAsia"/>
+                <w:rFonts w:asciiTheme="minorAscii" w:eastAsiaTheme="minorEastAsia" w:hAnsiTheme="minorAscii" w:hint="default"/>
                 <w:spacing w:val="227"/>
                 <w:sz w:val="21"/>
                 <w:vertAlign w:val="baseline"/>
@@ -496,18 +492,7 @@
                 <w:vertAlign w:val="baseline"/>
                 <w:lang w:val="en-US" w:eastAsia="zh-CN"/>
               </w:rPr>
-              <w:t>V2.</w:t>
-            </w:r>
-            <w:r>
-              <w:rPr>
-                <w:rFonts w:hint="eastAsia"/>
-                <w:spacing w:val="0"/>
-                <w:kern w:val="0"/>
-                <w:u w:val="single"/>
-                <w:vertAlign w:val="baseline"/>
-                <w:lang w:val="en-US" w:eastAsia="zh-CN"/>
-              </w:rPr>
-              <w:t>0</w:t>
+              <w:t>V1.0</w:t>
             </w:r>
           </w:p>
         </w:tc>
@@ -532,7 +517,7 @@
               <w:snapToGrid w:val="0"/>
               <w:textAlignment w:val="baseline"/>
               <w:rPr>
-                <w:rFonts w:hint="eastAsia" w:ascii="Arial" w:hAnsi="Arial" w:eastAsia="Arial" w:cs="Arial"/>
+                <w:rFonts w:ascii="Arial" w:eastAsia="Arial" w:hAnsi="Arial" w:cs="Arial" w:hint="eastAsia"/>
                 <w:snapToGrid w:val="0"/>
                 <w:color w:val="000000"/>
                 <w:kern w:val="0"/>
@@ -542,7 +527,6 @@
                 <w:lang w:val="en-US" w:eastAsia="zh-CN" w:bidi="ar-SA"/>
               </w:rPr>
             </w:pPr>
-            <w:bookmarkStart w:id="23" w:name="_GoBack"/>
             <w:r>
               <w:rPr>
                 <w:rFonts w:hint="eastAsia"/>
@@ -551,10 +535,9 @@
               </w:rPr>
               <w:t>审核时间</w:t>
             </w:r>
-            <w:bookmarkEnd w:id="23"/>
             <w:r>
               <w:rPr>
-                <w:rFonts w:hint="eastAsia" w:asciiTheme="minorAscii" w:hAnsiTheme="minorAscii" w:eastAsiaTheme="minorEastAsia"/>
+                <w:rFonts w:asciiTheme="minorAscii" w:eastAsiaTheme="minorEastAsia" w:hAnsiTheme="minorAscii" w:hint="eastAsia"/>
                 <w:spacing w:val="227"/>
                 <w:sz w:val="21"/>
                 <w:vertAlign w:val="baseline"/>
@@ -576,14 +559,8 @@
       </w:tr>
       <w:tr>
         <w:tblPrEx>
-          <w:tblBorders>
-            <w:top w:val="none" w:color="auto" w:sz="0" w:space="0"/>
-            <w:left w:val="none" w:color="auto" w:sz="0" w:space="0"/>
-            <w:bottom w:val="none" w:color="auto" w:sz="0" w:space="0"/>
-            <w:right w:val="none" w:color="auto" w:sz="0" w:space="0"/>
-            <w:insideH w:val="none" w:color="auto" w:sz="0" w:space="0"/>
-            <w:insideV w:val="none" w:color="auto" w:sz="0" w:space="0"/>
-          </w:tblBorders>
+          <w:tblW w:w="0" w:type="auto"/>
+          <w:jc w:val="center"/>
           <w:tblCellMar>
             <w:top w:w="0" w:type="dxa"/>
             <w:left w:w="108" w:type="dxa"/>
@@ -592,7 +569,7 @@
           </w:tblCellMar>
         </w:tblPrEx>
         <w:trPr>
-          <w:trHeight w:val="635" w:hRule="atLeast"/>
+          <w:trHeight w:val="635"/>
           <w:jc w:val="center"/>
         </w:trPr>
         <w:tc>
@@ -642,7 +619,7 @@
             </w:r>
             <w:r>
               <w:rPr>
-                <w:rFonts w:hint="eastAsia" w:asciiTheme="minorAscii" w:hAnsiTheme="minorAscii" w:eastAsiaTheme="minorEastAsia"/>
+                <w:rFonts w:asciiTheme="minorAscii" w:eastAsiaTheme="minorEastAsia" w:hAnsiTheme="minorAscii" w:hint="eastAsia"/>
                 <w:spacing w:val="227"/>
                 <w:sz w:val="21"/>
                 <w:vertAlign w:val="baseline"/>
@@ -652,7 +629,7 @@
             </w:r>
             <w:r>
               <w:rPr>
-                <w:rFonts w:hint="eastAsia" w:asciiTheme="minorAscii" w:hAnsiTheme="minorAscii" w:eastAsiaTheme="minorEastAsia"/>
+                <w:rFonts w:asciiTheme="minorAscii" w:eastAsiaTheme="minorEastAsia" w:hAnsiTheme="minorAscii" w:hint="eastAsia"/>
                 <w:spacing w:val="0"/>
                 <w:kern w:val="0"/>
                 <w:sz w:val="21"/>
@@ -699,7 +676,7 @@
             </w:r>
             <w:r>
               <w:rPr>
-                <w:rFonts w:hint="eastAsia" w:asciiTheme="minorAscii" w:hAnsiTheme="minorAscii" w:eastAsiaTheme="minorEastAsia"/>
+                <w:rFonts w:asciiTheme="minorAscii" w:eastAsiaTheme="minorEastAsia" w:hAnsiTheme="minorAscii" w:hint="eastAsia"/>
                 <w:spacing w:val="227"/>
                 <w:sz w:val="21"/>
                 <w:vertAlign w:val="baseline"/>
@@ -758,14 +735,14 @@
         <w:ind w:left="3634"/>
         <w:textAlignment w:val="baseline"/>
         <w:rPr>
-          <w:rFonts w:ascii="宋体" w:hAnsi="宋体" w:eastAsia="宋体" w:cs="宋体"/>
+          <w:rFonts w:ascii="宋体" w:eastAsia="宋体" w:hAnsi="宋体" w:cs="宋体"/>
           <w:sz w:val="31"/>
           <w:szCs w:val="31"/>
         </w:rPr>
       </w:pPr>
       <w:r>
         <w:rPr>
-          <w:rFonts w:ascii="宋体" w:hAnsi="宋体" w:eastAsia="宋体" w:cs="宋体"/>
+          <w:rFonts w:ascii="宋体" w:eastAsia="宋体" w:hAnsi="宋体" w:cs="宋体"/>
           <w:b/>
           <w:bCs/>
           <w:spacing w:val="4"/>
@@ -777,16 +754,16 @@
     </w:p>
     <w:tbl>
       <w:tblPr>
-        <w:tblStyle w:val="26"/>
+        <w:tblStyle w:val="TableNormal0"/>
         <w:tblW w:w="8214" w:type="dxa"/>
         <w:jc w:val="center"/>
         <w:tblBorders>
-          <w:top w:val="single" w:color="000000" w:sz="2" w:space="0"/>
-          <w:left w:val="single" w:color="000000" w:sz="2" w:space="0"/>
-          <w:bottom w:val="single" w:color="000000" w:sz="2" w:space="0"/>
-          <w:right w:val="single" w:color="000000" w:sz="2" w:space="0"/>
-          <w:insideH w:val="single" w:color="000000" w:sz="2" w:space="0"/>
-          <w:insideV w:val="single" w:color="000000" w:sz="2" w:space="0"/>
+          <w:top w:val="single" w:sz="2" w:space="0" w:color="000000"/>
+          <w:left w:val="single" w:sz="2" w:space="0" w:color="000000"/>
+          <w:bottom w:val="single" w:sz="2" w:space="0" w:color="000000"/>
+          <w:right w:val="single" w:sz="2" w:space="0" w:color="000000"/>
+          <w:insideH w:val="single" w:sz="2" w:space="0" w:color="000000"/>
+          <w:insideV w:val="single" w:sz="2" w:space="0" w:color="000000"/>
         </w:tblBorders>
         <w:tblLayout w:type="fixed"/>
         <w:tblCellMar>
@@ -806,14 +783,17 @@
       </w:tblGrid>
       <w:tr>
         <w:tblPrEx>
+          <w:tblW w:w="8214" w:type="dxa"/>
+          <w:jc w:val="center"/>
           <w:tblBorders>
-            <w:top w:val="single" w:color="000000" w:sz="2" w:space="0"/>
-            <w:left w:val="single" w:color="000000" w:sz="2" w:space="0"/>
-            <w:bottom w:val="single" w:color="000000" w:sz="2" w:space="0"/>
-            <w:right w:val="single" w:color="000000" w:sz="2" w:space="0"/>
-            <w:insideH w:val="single" w:color="000000" w:sz="2" w:space="0"/>
-            <w:insideV w:val="single" w:color="000000" w:sz="2" w:space="0"/>
+            <w:top w:val="single" w:sz="2" w:space="0" w:color="000000"/>
+            <w:left w:val="single" w:sz="2" w:space="0" w:color="000000"/>
+            <w:bottom w:val="single" w:sz="2" w:space="0" w:color="000000"/>
+            <w:right w:val="single" w:sz="2" w:space="0" w:color="000000"/>
+            <w:insideH w:val="single" w:sz="2" w:space="0" w:color="000000"/>
+            <w:insideV w:val="single" w:sz="2" w:space="0" w:color="000000"/>
           </w:tblBorders>
+          <w:tblLayout w:type="fixed"/>
           <w:tblCellMar>
             <w:top w:w="0" w:type="dxa"/>
             <w:left w:w="0" w:type="dxa"/>
@@ -822,7 +802,7 @@
           </w:tblCellMar>
         </w:tblPrEx>
         <w:trPr>
-          <w:trHeight w:val="593" w:hRule="atLeast"/>
+          <w:trHeight w:val="593"/>
           <w:jc w:val="center"/>
         </w:trPr>
         <w:tc>
@@ -844,18 +824,18 @@
               <w:adjustRightInd w:val="0"/>
               <w:snapToGrid w:val="0"/>
               <w:spacing w:before="176" w:line="228" w:lineRule="auto"/>
-              <w:ind w:left="0" w:leftChars="0" w:right="0" w:rightChars="0" w:firstLine="0" w:firstLineChars="0"/>
+              <w:ind w:left="0" w:right="0" w:firstLine="0" w:leftChars="0" w:rightChars="0" w:firstLineChars="0"/>
               <w:jc w:val="center"/>
               <w:textAlignment w:val="baseline"/>
               <w:rPr>
-                <w:rFonts w:ascii="宋体" w:hAnsi="宋体" w:eastAsia="宋体" w:cs="宋体"/>
+                <w:rFonts w:ascii="宋体" w:eastAsia="宋体" w:hAnsi="宋体" w:cs="宋体"/>
                 <w:sz w:val="20"/>
                 <w:szCs w:val="20"/>
               </w:rPr>
             </w:pPr>
             <w:r>
               <w:rPr>
-                <w:rFonts w:hint="eastAsia" w:ascii="宋体" w:hAnsi="宋体" w:cs="宋体"/>
+                <w:rFonts w:ascii="宋体" w:hAnsi="宋体" w:cs="宋体" w:hint="eastAsia"/>
                 <w:spacing w:val="-14"/>
                 <w:sz w:val="20"/>
                 <w:szCs w:val="20"/>
@@ -865,7 +845,7 @@
             </w:r>
             <w:r>
               <w:rPr>
-                <w:rFonts w:ascii="宋体" w:hAnsi="宋体" w:eastAsia="宋体" w:cs="宋体"/>
+                <w:rFonts w:ascii="宋体" w:eastAsia="宋体" w:hAnsi="宋体" w:cs="宋体"/>
                 <w:spacing w:val="-14"/>
                 <w:sz w:val="20"/>
                 <w:szCs w:val="20"/>
@@ -893,18 +873,18 @@
               <w:adjustRightInd w:val="0"/>
               <w:snapToGrid w:val="0"/>
               <w:spacing w:before="175" w:line="227" w:lineRule="auto"/>
-              <w:ind w:left="0" w:leftChars="0" w:right="0" w:rightChars="0" w:firstLine="0" w:firstLineChars="0"/>
+              <w:ind w:left="0" w:right="0" w:firstLine="0" w:leftChars="0" w:rightChars="0" w:firstLineChars="0"/>
               <w:jc w:val="center"/>
               <w:textAlignment w:val="baseline"/>
               <w:rPr>
-                <w:rFonts w:ascii="宋体" w:hAnsi="宋体" w:eastAsia="宋体" w:cs="宋体"/>
+                <w:rFonts w:ascii="宋体" w:eastAsia="宋体" w:hAnsi="宋体" w:cs="宋体"/>
                 <w:sz w:val="20"/>
                 <w:szCs w:val="20"/>
               </w:rPr>
             </w:pPr>
             <w:r>
               <w:rPr>
-                <w:rFonts w:ascii="宋体" w:hAnsi="宋体" w:eastAsia="宋体" w:cs="宋体"/>
+                <w:rFonts w:ascii="宋体" w:eastAsia="宋体" w:hAnsi="宋体" w:cs="宋体"/>
                 <w:spacing w:val="4"/>
                 <w:sz w:val="20"/>
                 <w:szCs w:val="20"/>
@@ -932,18 +912,18 @@
               <w:adjustRightInd w:val="0"/>
               <w:snapToGrid w:val="0"/>
               <w:spacing w:before="175" w:line="228" w:lineRule="auto"/>
-              <w:ind w:left="0" w:leftChars="0" w:right="0" w:rightChars="0" w:firstLine="0" w:firstLineChars="0"/>
+              <w:ind w:left="0" w:right="0" w:firstLine="0" w:leftChars="0" w:rightChars="0" w:firstLineChars="0"/>
               <w:jc w:val="center"/>
               <w:textAlignment w:val="baseline"/>
               <w:rPr>
-                <w:rFonts w:ascii="宋体" w:hAnsi="宋体" w:eastAsia="宋体" w:cs="宋体"/>
+                <w:rFonts w:ascii="宋体" w:eastAsia="宋体" w:hAnsi="宋体" w:cs="宋体"/>
                 <w:sz w:val="20"/>
                 <w:szCs w:val="20"/>
               </w:rPr>
             </w:pPr>
             <w:r>
               <w:rPr>
-                <w:rFonts w:ascii="宋体" w:hAnsi="宋体" w:eastAsia="宋体" w:cs="宋体"/>
+                <w:rFonts w:ascii="宋体" w:eastAsia="宋体" w:hAnsi="宋体" w:cs="宋体"/>
                 <w:spacing w:val="7"/>
                 <w:sz w:val="20"/>
                 <w:szCs w:val="20"/>
@@ -971,11 +951,11 @@
               <w:adjustRightInd w:val="0"/>
               <w:snapToGrid w:val="0"/>
               <w:spacing w:before="175" w:line="228" w:lineRule="auto"/>
-              <w:ind w:left="0" w:leftChars="0" w:right="0" w:rightChars="0" w:firstLine="0" w:firstLineChars="0"/>
+              <w:ind w:left="0" w:right="0" w:firstLine="0" w:leftChars="0" w:rightChars="0" w:firstLineChars="0"/>
               <w:jc w:val="center"/>
               <w:textAlignment w:val="baseline"/>
               <w:rPr>
-                <w:rFonts w:hint="eastAsia" w:ascii="宋体" w:hAnsi="宋体" w:eastAsia="宋体" w:cs="宋体"/>
+                <w:rFonts w:ascii="宋体" w:eastAsia="宋体" w:hAnsi="宋体" w:cs="宋体" w:hint="eastAsia"/>
                 <w:spacing w:val="7"/>
                 <w:sz w:val="20"/>
                 <w:szCs w:val="20"/>
@@ -984,7 +964,7 @@
             </w:pPr>
             <w:r>
               <w:rPr>
-                <w:rFonts w:hint="eastAsia" w:ascii="宋体" w:hAnsi="宋体" w:cs="宋体"/>
+                <w:rFonts w:ascii="宋体" w:hAnsi="宋体" w:cs="宋体" w:hint="eastAsia"/>
                 <w:spacing w:val="7"/>
                 <w:sz w:val="20"/>
                 <w:szCs w:val="20"/>
@@ -1013,11 +993,11 @@
               <w:adjustRightInd w:val="0"/>
               <w:snapToGrid w:val="0"/>
               <w:spacing w:before="175" w:line="228" w:lineRule="auto"/>
-              <w:ind w:left="0" w:leftChars="0" w:right="0" w:rightChars="0" w:firstLine="0" w:firstLineChars="0"/>
+              <w:ind w:left="0" w:right="0" w:firstLine="0" w:leftChars="0" w:rightChars="0" w:firstLineChars="0"/>
               <w:jc w:val="center"/>
               <w:textAlignment w:val="baseline"/>
               <w:rPr>
-                <w:rFonts w:hint="default" w:ascii="宋体" w:hAnsi="宋体" w:cs="宋体"/>
+                <w:rFonts w:ascii="宋体" w:hAnsi="宋体" w:cs="宋体" w:hint="default"/>
                 <w:spacing w:val="7"/>
                 <w:sz w:val="20"/>
                 <w:szCs w:val="20"/>
@@ -1026,7 +1006,7 @@
             </w:pPr>
             <w:r>
               <w:rPr>
-                <w:rFonts w:hint="eastAsia" w:ascii="宋体" w:hAnsi="宋体" w:cs="宋体"/>
+                <w:rFonts w:ascii="宋体" w:hAnsi="宋体" w:cs="宋体" w:hint="eastAsia"/>
                 <w:spacing w:val="7"/>
                 <w:sz w:val="20"/>
                 <w:szCs w:val="20"/>
@@ -1055,18 +1035,18 @@
               <w:adjustRightInd w:val="0"/>
               <w:snapToGrid w:val="0"/>
               <w:spacing w:before="176" w:line="229" w:lineRule="auto"/>
-              <w:ind w:left="0" w:leftChars="0" w:right="0" w:rightChars="0" w:firstLine="0" w:firstLineChars="0"/>
+              <w:ind w:left="0" w:right="0" w:firstLine="0" w:leftChars="0" w:rightChars="0" w:firstLineChars="0"/>
               <w:jc w:val="center"/>
               <w:textAlignment w:val="baseline"/>
               <w:rPr>
-                <w:rFonts w:ascii="宋体" w:hAnsi="宋体" w:eastAsia="宋体" w:cs="宋体"/>
+                <w:rFonts w:ascii="宋体" w:eastAsia="宋体" w:hAnsi="宋体" w:cs="宋体"/>
                 <w:sz w:val="20"/>
                 <w:szCs w:val="20"/>
               </w:rPr>
             </w:pPr>
             <w:r>
               <w:rPr>
-                <w:rFonts w:ascii="宋体" w:hAnsi="宋体" w:eastAsia="宋体" w:cs="宋体"/>
+                <w:rFonts w:ascii="宋体" w:eastAsia="宋体" w:hAnsi="宋体" w:cs="宋体"/>
                 <w:spacing w:val="7"/>
                 <w:sz w:val="20"/>
                 <w:szCs w:val="20"/>
@@ -1078,14 +1058,9 @@
       </w:tr>
       <w:tr>
         <w:tblPrEx>
-          <w:tblBorders>
-            <w:top w:val="single" w:color="000000" w:sz="2" w:space="0"/>
-            <w:left w:val="single" w:color="000000" w:sz="2" w:space="0"/>
-            <w:bottom w:val="single" w:color="000000" w:sz="2" w:space="0"/>
-            <w:right w:val="single" w:color="000000" w:sz="2" w:space="0"/>
-            <w:insideH w:val="single" w:color="000000" w:sz="2" w:space="0"/>
-            <w:insideV w:val="single" w:color="000000" w:sz="2" w:space="0"/>
-          </w:tblBorders>
+          <w:tblW w:w="8214" w:type="dxa"/>
+          <w:jc w:val="center"/>
+          <w:tblLayout w:type="fixed"/>
           <w:tblCellMar>
             <w:top w:w="0" w:type="dxa"/>
             <w:left w:w="0" w:type="dxa"/>
@@ -1094,282 +1069,7 @@
           </w:tblCellMar>
         </w:tblPrEx>
         <w:trPr>
-          <w:trHeight w:val="516" w:hRule="atLeast"/>
-          <w:jc w:val="center"/>
-        </w:trPr>
-        <w:tc>
-          <w:tcPr>
-            <w:tcW w:w="1317" w:type="dxa"/>
-          </w:tcPr>
-          <w:p>
-            <w:pPr>
-              <w:keepNext w:val="0"/>
-              <w:keepLines w:val="0"/>
-              <w:pageBreakBefore w:val="0"/>
-              <w:widowControl w:val="0"/>
-              <w:kinsoku w:val="0"/>
-              <w:wordWrap/>
-              <w:overflowPunct/>
-              <w:autoSpaceDE w:val="0"/>
-              <w:autoSpaceDN w:val="0"/>
-              <w:bidi w:val="0"/>
-              <w:adjustRightInd w:val="0"/>
-              <w:snapToGrid w:val="0"/>
-              <w:spacing w:before="173" w:line="267" w:lineRule="exact"/>
-              <w:ind w:left="0" w:leftChars="0" w:right="0" w:rightChars="0" w:firstLine="0" w:firstLineChars="0"/>
-              <w:jc w:val="center"/>
-              <w:textAlignment w:val="baseline"/>
-              <w:rPr>
-                <w:rFonts w:hint="default" w:ascii="宋体" w:hAnsi="宋体" w:eastAsia="宋体" w:cs="宋体"/>
-                <w:sz w:val="20"/>
-                <w:szCs w:val="20"/>
-                <w:lang w:val="en-US"/>
-              </w:rPr>
-            </w:pPr>
-            <w:r>
-              <w:rPr>
-                <w:rFonts w:ascii="宋体" w:hAnsi="宋体" w:eastAsia="宋体" w:cs="宋体"/>
-                <w:spacing w:val="3"/>
-                <w:position w:val="1"/>
-                <w:sz w:val="20"/>
-                <w:szCs w:val="20"/>
-              </w:rPr>
-              <w:t>2022.06.20</w:t>
-            </w:r>
-          </w:p>
-        </w:tc>
-        <w:tc>
-          <w:tcPr>
-            <w:tcW w:w="972" w:type="dxa"/>
-          </w:tcPr>
-          <w:p>
-            <w:pPr>
-              <w:keepNext w:val="0"/>
-              <w:keepLines w:val="0"/>
-              <w:pageBreakBefore w:val="0"/>
-              <w:widowControl w:val="0"/>
-              <w:kinsoku w:val="0"/>
-              <w:wordWrap/>
-              <w:overflowPunct/>
-              <w:autoSpaceDE w:val="0"/>
-              <w:autoSpaceDN w:val="0"/>
-              <w:bidi w:val="0"/>
-              <w:adjustRightInd w:val="0"/>
-              <w:snapToGrid w:val="0"/>
-              <w:spacing w:before="173" w:line="267" w:lineRule="exact"/>
-              <w:ind w:left="0" w:leftChars="0" w:right="0" w:rightChars="0" w:firstLine="0" w:firstLineChars="0"/>
-              <w:jc w:val="center"/>
-              <w:textAlignment w:val="baseline"/>
-              <w:rPr>
-                <w:rFonts w:ascii="宋体" w:hAnsi="宋体" w:eastAsia="宋体" w:cs="宋体"/>
-                <w:sz w:val="20"/>
-                <w:szCs w:val="20"/>
-              </w:rPr>
-            </w:pPr>
-            <w:r>
-              <w:rPr>
-                <w:rFonts w:ascii="宋体" w:hAnsi="宋体" w:eastAsia="宋体" w:cs="宋体"/>
-                <w:spacing w:val="4"/>
-                <w:position w:val="1"/>
-                <w:sz w:val="20"/>
-                <w:szCs w:val="20"/>
-              </w:rPr>
-              <w:t>V1.0</w:t>
-            </w:r>
-          </w:p>
-        </w:tc>
-        <w:tc>
-          <w:tcPr>
-            <w:tcW w:w="1575" w:type="dxa"/>
-          </w:tcPr>
-          <w:p>
-            <w:pPr>
-              <w:keepNext w:val="0"/>
-              <w:keepLines w:val="0"/>
-              <w:pageBreakBefore w:val="0"/>
-              <w:widowControl w:val="0"/>
-              <w:kinsoku w:val="0"/>
-              <w:wordWrap/>
-              <w:overflowPunct/>
-              <w:autoSpaceDE w:val="0"/>
-              <w:autoSpaceDN w:val="0"/>
-              <w:bidi w:val="0"/>
-              <w:adjustRightInd w:val="0"/>
-              <w:snapToGrid w:val="0"/>
-              <w:spacing w:before="172" w:line="228" w:lineRule="auto"/>
-              <w:ind w:left="0" w:leftChars="0" w:right="0" w:rightChars="0" w:firstLine="0" w:firstLineChars="0"/>
-              <w:jc w:val="center"/>
-              <w:textAlignment w:val="baseline"/>
-              <w:rPr>
-                <w:rFonts w:ascii="宋体" w:hAnsi="宋体" w:eastAsia="宋体" w:cs="宋体"/>
-                <w:sz w:val="20"/>
-                <w:szCs w:val="20"/>
-              </w:rPr>
-            </w:pPr>
-            <w:r>
-              <w:rPr>
-                <w:rFonts w:ascii="宋体" w:hAnsi="宋体" w:eastAsia="宋体" w:cs="宋体"/>
-                <w:spacing w:val="200"/>
-                <w:kern w:val="0"/>
-                <w:sz w:val="20"/>
-                <w:szCs w:val="20"/>
-              </w:rPr>
-              <w:t>新</w:t>
-            </w:r>
-            <w:r>
-              <w:rPr>
-                <w:rFonts w:ascii="宋体" w:hAnsi="宋体" w:eastAsia="宋体" w:cs="宋体"/>
-                <w:spacing w:val="0"/>
-                <w:kern w:val="0"/>
-                <w:sz w:val="20"/>
-                <w:szCs w:val="20"/>
-              </w:rPr>
-              <w:t>建</w:t>
-            </w:r>
-          </w:p>
-        </w:tc>
-        <w:tc>
-          <w:tcPr>
-            <w:tcW w:w="1829" w:type="dxa"/>
-          </w:tcPr>
-          <w:p>
-            <w:pPr>
-              <w:keepNext w:val="0"/>
-              <w:keepLines w:val="0"/>
-              <w:pageBreakBefore w:val="0"/>
-              <w:widowControl w:val="0"/>
-              <w:kinsoku w:val="0"/>
-              <w:wordWrap/>
-              <w:overflowPunct/>
-              <w:autoSpaceDE w:val="0"/>
-              <w:autoSpaceDN w:val="0"/>
-              <w:bidi w:val="0"/>
-              <w:adjustRightInd w:val="0"/>
-              <w:snapToGrid w:val="0"/>
-              <w:spacing w:before="173" w:line="229" w:lineRule="auto"/>
-              <w:ind w:left="0" w:leftChars="0" w:right="0" w:rightChars="0" w:firstLine="0" w:firstLineChars="0"/>
-              <w:jc w:val="center"/>
-              <w:textAlignment w:val="baseline"/>
-              <w:rPr>
-                <w:rFonts w:ascii="宋体" w:hAnsi="宋体" w:eastAsia="宋体" w:cs="宋体"/>
-                <w:spacing w:val="200"/>
-                <w:kern w:val="0"/>
-                <w:sz w:val="20"/>
-                <w:szCs w:val="20"/>
-              </w:rPr>
-            </w:pPr>
-            <w:r>
-              <w:rPr>
-                <w:rFonts w:hint="eastAsia" w:asciiTheme="minorAscii" w:hAnsiTheme="minorAscii" w:eastAsiaTheme="minorEastAsia"/>
-                <w:spacing w:val="0"/>
-                <w:kern w:val="0"/>
-                <w:sz w:val="21"/>
-                <w:vertAlign w:val="baseline"/>
-                <w:lang w:val="en-US" w:eastAsia="zh-CN"/>
-              </w:rPr>
-              <w:t>程方</w:t>
-            </w:r>
-          </w:p>
-        </w:tc>
-        <w:tc>
-          <w:tcPr>
-            <w:tcW w:w="1606" w:type="dxa"/>
-          </w:tcPr>
-          <w:p>
-            <w:pPr>
-              <w:keepNext w:val="0"/>
-              <w:keepLines w:val="0"/>
-              <w:pageBreakBefore w:val="0"/>
-              <w:widowControl w:val="0"/>
-              <w:kinsoku w:val="0"/>
-              <w:wordWrap/>
-              <w:overflowPunct/>
-              <w:autoSpaceDE w:val="0"/>
-              <w:autoSpaceDN w:val="0"/>
-              <w:bidi w:val="0"/>
-              <w:adjustRightInd w:val="0"/>
-              <w:snapToGrid w:val="0"/>
-              <w:spacing w:before="172" w:line="228" w:lineRule="auto"/>
-              <w:ind w:left="0" w:leftChars="0" w:right="0" w:rightChars="0" w:firstLine="0" w:firstLineChars="0"/>
-              <w:jc w:val="center"/>
-              <w:textAlignment w:val="baseline"/>
-              <w:rPr>
-                <w:rFonts w:ascii="宋体" w:hAnsi="宋体" w:eastAsia="宋体" w:cs="宋体"/>
-                <w:spacing w:val="200"/>
-                <w:kern w:val="0"/>
-                <w:sz w:val="20"/>
-                <w:szCs w:val="20"/>
-              </w:rPr>
-            </w:pPr>
-            <w:r>
-              <w:rPr>
-                <w:rFonts w:hint="eastAsia"/>
-              </w:rPr>
-              <w:t>茅建根</w:t>
-            </w:r>
-          </w:p>
-        </w:tc>
-        <w:tc>
-          <w:tcPr>
-            <w:tcW w:w="915" w:type="dxa"/>
-          </w:tcPr>
-          <w:p>
-            <w:pPr>
-              <w:keepNext w:val="0"/>
-              <w:keepLines w:val="0"/>
-              <w:pageBreakBefore w:val="0"/>
-              <w:widowControl w:val="0"/>
-              <w:kinsoku w:val="0"/>
-              <w:wordWrap/>
-              <w:overflowPunct/>
-              <w:autoSpaceDE w:val="0"/>
-              <w:autoSpaceDN w:val="0"/>
-              <w:bidi w:val="0"/>
-              <w:adjustRightInd w:val="0"/>
-              <w:snapToGrid w:val="0"/>
-              <w:spacing w:before="173" w:line="229" w:lineRule="auto"/>
-              <w:ind w:left="0" w:leftChars="0" w:right="0" w:rightChars="0" w:firstLine="0" w:firstLineChars="0"/>
-              <w:jc w:val="center"/>
-              <w:textAlignment w:val="baseline"/>
-              <w:rPr>
-                <w:rFonts w:ascii="宋体" w:hAnsi="宋体" w:eastAsia="宋体" w:cs="宋体"/>
-                <w:sz w:val="20"/>
-                <w:szCs w:val="20"/>
-              </w:rPr>
-            </w:pPr>
-            <w:r>
-              <w:rPr>
-                <w:rFonts w:hint="eastAsia" w:asciiTheme="minorAscii" w:hAnsiTheme="minorAscii" w:eastAsiaTheme="minorEastAsia"/>
-                <w:spacing w:val="0"/>
-                <w:kern w:val="0"/>
-                <w:sz w:val="21"/>
-                <w:vertAlign w:val="baseline"/>
-                <w:lang w:val="en-US" w:eastAsia="zh-CN"/>
-              </w:rPr>
-              <w:t>吴亚红</w:t>
-            </w:r>
-          </w:p>
-        </w:tc>
-      </w:tr>
-      <w:tr>
-        <w:tblPrEx>
-          <w:tblBorders>
-            <w:top w:val="single" w:color="000000" w:sz="2" w:space="0"/>
-            <w:left w:val="single" w:color="000000" w:sz="2" w:space="0"/>
-            <w:bottom w:val="single" w:color="000000" w:sz="2" w:space="0"/>
-            <w:right w:val="single" w:color="000000" w:sz="2" w:space="0"/>
-            <w:insideH w:val="single" w:color="000000" w:sz="2" w:space="0"/>
-            <w:insideV w:val="single" w:color="000000" w:sz="2" w:space="0"/>
-          </w:tblBorders>
-          <w:tblCellMar>
-            <w:top w:w="0" w:type="dxa"/>
-            <w:left w:w="0" w:type="dxa"/>
-            <w:bottom w:w="0" w:type="dxa"/>
-            <w:right w:w="0" w:type="dxa"/>
-          </w:tblCellMar>
-        </w:tblPrEx>
-        <w:trPr>
-          <w:trHeight w:val="556" w:hRule="atLeast"/>
+          <w:trHeight w:val="516"/>
           <w:jc w:val="center"/>
         </w:trPr>
         <w:tc>
@@ -1392,11 +1092,11 @@
               <w:adjustRightInd w:val="0"/>
               <w:snapToGrid w:val="0"/>
               <w:spacing w:before="173" w:line="267" w:lineRule="exact"/>
-              <w:ind w:left="0" w:leftChars="0" w:right="0" w:rightChars="0" w:firstLine="0" w:firstLineChars="0"/>
+              <w:ind w:left="0" w:right="0" w:firstLine="0" w:leftChars="0" w:rightChars="0" w:firstLineChars="0"/>
               <w:jc w:val="center"/>
               <w:textAlignment w:val="baseline"/>
               <w:rPr>
-                <w:rFonts w:hint="default" w:ascii="宋体" w:hAnsi="宋体" w:eastAsia="宋体" w:cs="宋体"/>
+                <w:rFonts w:ascii="宋体" w:eastAsia="宋体" w:hAnsi="宋体" w:cs="宋体" w:hint="default"/>
                 <w:snapToGrid w:val="0"/>
                 <w:color w:val="000000"/>
                 <w:kern w:val="0"/>
@@ -1407,7 +1107,7 @@
             </w:pPr>
             <w:r>
               <w:rPr>
-                <w:rFonts w:ascii="宋体" w:hAnsi="宋体" w:eastAsia="宋体" w:cs="宋体"/>
+                <w:rFonts w:ascii="宋体" w:eastAsia="宋体" w:hAnsi="宋体" w:cs="宋体"/>
                 <w:spacing w:val="3"/>
                 <w:position w:val="1"/>
                 <w:sz w:val="20"/>
@@ -1417,7 +1117,7 @@
             </w:r>
             <w:r>
               <w:rPr>
-                <w:rFonts w:hint="eastAsia" w:ascii="宋体" w:hAnsi="宋体" w:cs="宋体"/>
+                <w:rFonts w:ascii="宋体" w:hAnsi="宋体" w:cs="宋体" w:hint="eastAsia"/>
                 <w:spacing w:val="3"/>
                 <w:position w:val="1"/>
                 <w:sz w:val="20"/>
@@ -1448,11 +1148,11 @@
               <w:adjustRightInd w:val="0"/>
               <w:snapToGrid w:val="0"/>
               <w:spacing w:before="173" w:line="267" w:lineRule="exact"/>
-              <w:ind w:left="0" w:leftChars="0" w:right="0" w:rightChars="0" w:firstLine="0" w:firstLineChars="0"/>
+              <w:ind w:left="0" w:right="0" w:firstLine="0" w:leftChars="0" w:rightChars="0" w:firstLineChars="0"/>
               <w:jc w:val="center"/>
               <w:textAlignment w:val="baseline"/>
               <w:rPr>
-                <w:rFonts w:ascii="宋体" w:hAnsi="宋体" w:eastAsia="宋体" w:cs="宋体"/>
+                <w:rFonts w:ascii="宋体" w:eastAsia="宋体" w:hAnsi="宋体" w:cs="宋体"/>
                 <w:snapToGrid w:val="0"/>
                 <w:color w:val="000000"/>
                 <w:kern w:val="0"/>
@@ -1463,34 +1163,13 @@
             </w:pPr>
             <w:r>
               <w:rPr>
-                <w:rFonts w:ascii="宋体" w:hAnsi="宋体" w:eastAsia="宋体" w:cs="宋体"/>
+                <w:rFonts w:ascii="宋体" w:eastAsia="宋体" w:hAnsi="宋体" w:cs="宋体"/>
                 <w:spacing w:val="4"/>
                 <w:position w:val="1"/>
                 <w:sz w:val="20"/>
                 <w:szCs w:val="20"/>
               </w:rPr>
-              <w:t>V</w:t>
-            </w:r>
-            <w:r>
-              <w:rPr>
-                <w:rFonts w:hint="eastAsia" w:ascii="宋体" w:hAnsi="宋体" w:cs="宋体"/>
-                <w:spacing w:val="4"/>
-                <w:position w:val="1"/>
-                <w:sz w:val="20"/>
-                <w:szCs w:val="20"/>
-                <w:lang w:val="en-US" w:eastAsia="zh-CN"/>
-              </w:rPr>
-              <w:t>2</w:t>
-            </w:r>
-            <w:r>
-              <w:rPr>
-                <w:rFonts w:ascii="宋体" w:hAnsi="宋体" w:eastAsia="宋体" w:cs="宋体"/>
-                <w:spacing w:val="4"/>
-                <w:position w:val="1"/>
-                <w:sz w:val="20"/>
-                <w:szCs w:val="20"/>
-              </w:rPr>
-              <w:t>.0</w:t>
+              <w:t>V1.0</w:t>
             </w:r>
           </w:p>
         </w:tc>
@@ -1514,11 +1193,11 @@
               <w:adjustRightInd w:val="0"/>
               <w:snapToGrid w:val="0"/>
               <w:spacing w:before="172" w:line="228" w:lineRule="auto"/>
-              <w:ind w:left="0" w:leftChars="0" w:right="0" w:rightChars="0" w:firstLine="0" w:firstLineChars="0"/>
+              <w:ind w:left="0" w:right="0" w:firstLine="0" w:leftChars="0" w:rightChars="0" w:firstLineChars="0"/>
               <w:jc w:val="center"/>
               <w:textAlignment w:val="baseline"/>
               <w:rPr>
-                <w:rFonts w:hint="default" w:ascii="宋体" w:hAnsi="宋体" w:eastAsia="宋体" w:cs="宋体"/>
+                <w:rFonts w:ascii="宋体" w:eastAsia="宋体" w:hAnsi="宋体" w:cs="宋体" w:hint="default"/>
                 <w:snapToGrid w:val="0"/>
                 <w:color w:val="000000"/>
                 <w:kern w:val="0"/>
@@ -1529,7 +1208,7 @@
             </w:pPr>
             <w:r>
               <w:rPr>
-                <w:rFonts w:hint="eastAsia" w:ascii="宋体" w:hAnsi="宋体" w:cs="宋体"/>
+                <w:rFonts w:ascii="宋体" w:hAnsi="宋体" w:cs="宋体" w:hint="eastAsia"/>
                 <w:snapToGrid w:val="0"/>
                 <w:color w:val="000000"/>
                 <w:kern w:val="0"/>
@@ -1537,7 +1216,7 @@
                 <w:szCs w:val="20"/>
                 <w:lang w:val="en-US" w:eastAsia="zh-CN" w:bidi="ar-SA"/>
               </w:rPr>
-              <w:t>完善与事件管理的关系</w:t>
+              <w:t>新建</w:t>
             </w:r>
           </w:p>
         </w:tc>
@@ -1561,11 +1240,11 @@
               <w:adjustRightInd w:val="0"/>
               <w:snapToGrid w:val="0"/>
               <w:spacing w:before="173" w:line="229" w:lineRule="auto"/>
-              <w:ind w:left="0" w:leftChars="0" w:right="0" w:rightChars="0" w:firstLine="0" w:firstLineChars="0"/>
+              <w:ind w:left="0" w:right="0" w:firstLine="0" w:leftChars="0" w:rightChars="0" w:firstLineChars="0"/>
               <w:jc w:val="center"/>
               <w:textAlignment w:val="baseline"/>
               <w:rPr>
-                <w:rFonts w:ascii="宋体" w:hAnsi="宋体" w:eastAsia="宋体" w:cs="宋体"/>
+                <w:rFonts w:ascii="宋体" w:eastAsia="宋体" w:hAnsi="宋体" w:cs="宋体"/>
                 <w:snapToGrid w:val="0"/>
                 <w:color w:val="000000"/>
                 <w:spacing w:val="200"/>
@@ -1577,14 +1256,14 @@
             </w:pPr>
             <w:r>
               <w:rPr>
-                <w:rFonts w:hint="eastAsia" w:asciiTheme="minorAscii" w:hAnsiTheme="minorAscii" w:eastAsiaTheme="minorEastAsia"/>
+                <w:rFonts w:asciiTheme="minorAscii" w:eastAsiaTheme="minorEastAsia" w:hAnsiTheme="minorAscii" w:hint="eastAsia"/>
                 <w:spacing w:val="0"/>
                 <w:kern w:val="0"/>
                 <w:sz w:val="21"/>
                 <w:vertAlign w:val="baseline"/>
                 <w:lang w:val="en-US" w:eastAsia="zh-CN"/>
               </w:rPr>
-              <w:t>程方</w:t>
+              <w:t>强宇涛</w:t>
             </w:r>
           </w:p>
         </w:tc>
@@ -1608,11 +1287,11 @@
               <w:adjustRightInd w:val="0"/>
               <w:snapToGrid w:val="0"/>
               <w:spacing w:before="172" w:line="228" w:lineRule="auto"/>
-              <w:ind w:left="0" w:leftChars="0" w:right="0" w:rightChars="0" w:firstLine="0" w:firstLineChars="0"/>
+              <w:ind w:left="0" w:right="0" w:firstLine="0" w:leftChars="0" w:rightChars="0" w:firstLineChars="0"/>
               <w:jc w:val="center"/>
               <w:textAlignment w:val="baseline"/>
               <w:rPr>
-                <w:rFonts w:ascii="宋体" w:hAnsi="宋体" w:eastAsia="宋体" w:cs="宋体"/>
+                <w:rFonts w:ascii="宋体" w:eastAsia="宋体" w:hAnsi="宋体" w:cs="宋体"/>
                 <w:snapToGrid w:val="0"/>
                 <w:color w:val="000000"/>
                 <w:spacing w:val="200"/>
@@ -1626,7 +1305,7 @@
               <w:rPr>
                 <w:rFonts w:hint="eastAsia"/>
               </w:rPr>
-              <w:t>茅建根</w:t>
+              <w:t>陈凯</w:t>
             </w:r>
           </w:p>
         </w:tc>
@@ -1650,11 +1329,11 @@
               <w:adjustRightInd w:val="0"/>
               <w:snapToGrid w:val="0"/>
               <w:spacing w:before="173" w:line="229" w:lineRule="auto"/>
-              <w:ind w:left="0" w:leftChars="0" w:right="0" w:rightChars="0" w:firstLine="0" w:firstLineChars="0"/>
+              <w:ind w:left="0" w:right="0" w:firstLine="0" w:leftChars="0" w:rightChars="0" w:firstLineChars="0"/>
               <w:jc w:val="center"/>
               <w:textAlignment w:val="baseline"/>
               <w:rPr>
-                <w:rFonts w:ascii="宋体" w:hAnsi="宋体" w:eastAsia="宋体" w:cs="宋体"/>
+                <w:rFonts w:ascii="宋体" w:eastAsia="宋体" w:hAnsi="宋体" w:cs="宋体"/>
                 <w:snapToGrid w:val="0"/>
                 <w:color w:val="000000"/>
                 <w:kern w:val="0"/>
@@ -1665,7 +1344,7 @@
             </w:pPr>
             <w:r>
               <w:rPr>
-                <w:rFonts w:hint="eastAsia" w:asciiTheme="minorAscii" w:hAnsiTheme="minorAscii" w:eastAsiaTheme="minorEastAsia"/>
+                <w:rFonts w:asciiTheme="minorAscii" w:eastAsiaTheme="minorEastAsia" w:hAnsiTheme="minorAscii" w:hint="eastAsia"/>
                 <w:spacing w:val="0"/>
                 <w:kern w:val="0"/>
                 <w:sz w:val="21"/>
@@ -1679,14 +1358,9 @@
       </w:tr>
       <w:tr>
         <w:tblPrEx>
-          <w:tblBorders>
-            <w:top w:val="single" w:color="000000" w:sz="2" w:space="0"/>
-            <w:left w:val="single" w:color="000000" w:sz="2" w:space="0"/>
-            <w:bottom w:val="single" w:color="000000" w:sz="2" w:space="0"/>
-            <w:right w:val="single" w:color="000000" w:sz="2" w:space="0"/>
-            <w:insideH w:val="single" w:color="000000" w:sz="2" w:space="0"/>
-            <w:insideV w:val="single" w:color="000000" w:sz="2" w:space="0"/>
-          </w:tblBorders>
+          <w:tblW w:w="8214" w:type="dxa"/>
+          <w:jc w:val="center"/>
+          <w:tblLayout w:type="fixed"/>
           <w:tblCellMar>
             <w:top w:w="0" w:type="dxa"/>
             <w:left w:w="0" w:type="dxa"/>
@@ -1695,16 +1369,16 @@
           </w:tblCellMar>
         </w:tblPrEx>
         <w:trPr>
-          <w:trHeight w:val="556" w:hRule="atLeast"/>
+          <w:trHeight w:val="556"/>
           <w:jc w:val="center"/>
         </w:trPr>
         <w:tc>
           <w:tcPr>
             <w:tcW w:w="1317" w:type="dxa"/>
+            <w:shd w:val="clear" w:color="auto" w:fill="auto"/>
           </w:tcPr>
           <w:p>
             <w:pPr>
-              <w:pStyle w:val="27"/>
               <w:keepNext w:val="0"/>
               <w:keepLines w:val="0"/>
               <w:pageBreakBefore w:val="0"/>
@@ -1717,19 +1391,29 @@
               <w:bidi w:val="0"/>
               <w:adjustRightInd w:val="0"/>
               <w:snapToGrid w:val="0"/>
-              <w:ind w:left="0" w:leftChars="0" w:right="0" w:rightChars="0" w:firstLine="0" w:firstLineChars="0"/>
+              <w:spacing w:before="173" w:line="267" w:lineRule="exact"/>
+              <w:ind w:left="0" w:right="0" w:firstLine="0" w:leftChars="0" w:rightChars="0" w:firstLineChars="0"/>
               <w:jc w:val="center"/>
               <w:textAlignment w:val="baseline"/>
+              <w:rPr>
+                <w:rFonts w:ascii="宋体" w:eastAsia="宋体" w:hAnsi="宋体" w:cs="宋体" w:hint="default"/>
+                <w:snapToGrid w:val="0"/>
+                <w:color w:val="000000"/>
+                <w:kern w:val="0"/>
+                <w:sz w:val="20"/>
+                <w:szCs w:val="20"/>
+                <w:lang w:val="en-US" w:eastAsia="en-US" w:bidi="ar-SA"/>
+              </w:rPr>
             </w:pPr>
           </w:p>
         </w:tc>
         <w:tc>
           <w:tcPr>
             <w:tcW w:w="972" w:type="dxa"/>
+            <w:shd w:val="clear" w:color="auto" w:fill="auto"/>
           </w:tcPr>
           <w:p>
             <w:pPr>
-              <w:pStyle w:val="27"/>
               <w:keepNext w:val="0"/>
               <w:keepLines w:val="0"/>
               <w:pageBreakBefore w:val="0"/>
@@ -1742,19 +1426,29 @@
               <w:bidi w:val="0"/>
               <w:adjustRightInd w:val="0"/>
               <w:snapToGrid w:val="0"/>
-              <w:ind w:left="0" w:leftChars="0" w:right="0" w:rightChars="0" w:firstLine="0" w:firstLineChars="0"/>
+              <w:spacing w:before="173" w:line="267" w:lineRule="exact"/>
+              <w:ind w:left="0" w:right="0" w:firstLine="0" w:leftChars="0" w:rightChars="0" w:firstLineChars="0"/>
               <w:jc w:val="center"/>
               <w:textAlignment w:val="baseline"/>
+              <w:rPr>
+                <w:rFonts w:ascii="宋体" w:eastAsia="宋体" w:hAnsi="宋体" w:cs="宋体"/>
+                <w:snapToGrid w:val="0"/>
+                <w:color w:val="000000"/>
+                <w:kern w:val="0"/>
+                <w:sz w:val="20"/>
+                <w:szCs w:val="20"/>
+                <w:lang w:val="en-US" w:eastAsia="en-US" w:bidi="ar-SA"/>
+              </w:rPr>
             </w:pPr>
           </w:p>
         </w:tc>
         <w:tc>
           <w:tcPr>
             <w:tcW w:w="1575" w:type="dxa"/>
+            <w:shd w:val="clear" w:color="auto" w:fill="auto"/>
           </w:tcPr>
           <w:p>
             <w:pPr>
-              <w:pStyle w:val="27"/>
               <w:keepNext w:val="0"/>
               <w:keepLines w:val="0"/>
               <w:pageBreakBefore w:val="0"/>
@@ -1767,19 +1461,29 @@
               <w:bidi w:val="0"/>
               <w:adjustRightInd w:val="0"/>
               <w:snapToGrid w:val="0"/>
-              <w:ind w:left="0" w:leftChars="0" w:right="0" w:rightChars="0" w:firstLine="0" w:firstLineChars="0"/>
+              <w:spacing w:before="172" w:line="228" w:lineRule="auto"/>
+              <w:ind w:left="0" w:right="0" w:firstLine="0" w:leftChars="0" w:rightChars="0" w:firstLineChars="0"/>
               <w:jc w:val="center"/>
               <w:textAlignment w:val="baseline"/>
+              <w:rPr>
+                <w:rFonts w:ascii="宋体" w:eastAsia="宋体" w:hAnsi="宋体" w:cs="宋体" w:hint="default"/>
+                <w:snapToGrid w:val="0"/>
+                <w:color w:val="000000"/>
+                <w:kern w:val="0"/>
+                <w:sz w:val="20"/>
+                <w:szCs w:val="20"/>
+                <w:lang w:val="en-US" w:eastAsia="zh-CN" w:bidi="ar-SA"/>
+              </w:rPr>
             </w:pPr>
           </w:p>
         </w:tc>
         <w:tc>
           <w:tcPr>
             <w:tcW w:w="1829" w:type="dxa"/>
+            <w:shd w:val="clear" w:color="auto" w:fill="auto"/>
           </w:tcPr>
           <w:p>
             <w:pPr>
-              <w:pStyle w:val="27"/>
               <w:keepNext w:val="0"/>
               <w:keepLines w:val="0"/>
               <w:pageBreakBefore w:val="0"/>
@@ -1792,19 +1496,30 @@
               <w:bidi w:val="0"/>
               <w:adjustRightInd w:val="0"/>
               <w:snapToGrid w:val="0"/>
-              <w:ind w:left="0" w:leftChars="0" w:right="0" w:rightChars="0" w:firstLine="0" w:firstLineChars="0"/>
+              <w:spacing w:before="173" w:line="229" w:lineRule="auto"/>
+              <w:ind w:left="0" w:right="0" w:firstLine="0" w:leftChars="0" w:rightChars="0" w:firstLineChars="0"/>
               <w:jc w:val="center"/>
               <w:textAlignment w:val="baseline"/>
+              <w:rPr>
+                <w:rFonts w:ascii="宋体" w:eastAsia="宋体" w:hAnsi="宋体" w:cs="宋体"/>
+                <w:snapToGrid w:val="0"/>
+                <w:color w:val="000000"/>
+                <w:spacing w:val="200"/>
+                <w:kern w:val="0"/>
+                <w:sz w:val="20"/>
+                <w:szCs w:val="20"/>
+                <w:lang w:val="en-US" w:eastAsia="en-US" w:bidi="ar-SA"/>
+              </w:rPr>
             </w:pPr>
           </w:p>
         </w:tc>
         <w:tc>
           <w:tcPr>
             <w:tcW w:w="1606" w:type="dxa"/>
+            <w:shd w:val="clear" w:color="auto" w:fill="auto"/>
           </w:tcPr>
           <w:p>
             <w:pPr>
-              <w:pStyle w:val="27"/>
               <w:keepNext w:val="0"/>
               <w:keepLines w:val="0"/>
               <w:pageBreakBefore w:val="0"/>
@@ -1817,19 +1532,30 @@
               <w:bidi w:val="0"/>
               <w:adjustRightInd w:val="0"/>
               <w:snapToGrid w:val="0"/>
-              <w:ind w:left="0" w:leftChars="0" w:right="0" w:rightChars="0" w:firstLine="0" w:firstLineChars="0"/>
+              <w:spacing w:before="172" w:line="228" w:lineRule="auto"/>
+              <w:ind w:left="0" w:right="0" w:firstLine="0" w:leftChars="0" w:rightChars="0" w:firstLineChars="0"/>
               <w:jc w:val="center"/>
               <w:textAlignment w:val="baseline"/>
+              <w:rPr>
+                <w:rFonts w:ascii="宋体" w:eastAsia="宋体" w:hAnsi="宋体" w:cs="宋体"/>
+                <w:snapToGrid w:val="0"/>
+                <w:color w:val="000000"/>
+                <w:spacing w:val="200"/>
+                <w:kern w:val="0"/>
+                <w:sz w:val="20"/>
+                <w:szCs w:val="20"/>
+                <w:lang w:val="en-US" w:eastAsia="en-US" w:bidi="ar-SA"/>
+              </w:rPr>
             </w:pPr>
           </w:p>
         </w:tc>
         <w:tc>
           <w:tcPr>
             <w:tcW w:w="915" w:type="dxa"/>
+            <w:shd w:val="clear" w:color="auto" w:fill="auto"/>
           </w:tcPr>
           <w:p>
             <w:pPr>
-              <w:pStyle w:val="27"/>
               <w:keepNext w:val="0"/>
               <w:keepLines w:val="0"/>
               <w:pageBreakBefore w:val="0"/>
@@ -1842,23 +1568,28 @@
               <w:bidi w:val="0"/>
               <w:adjustRightInd w:val="0"/>
               <w:snapToGrid w:val="0"/>
-              <w:ind w:left="0" w:leftChars="0" w:right="0" w:rightChars="0" w:firstLine="0" w:firstLineChars="0"/>
+              <w:spacing w:before="173" w:line="229" w:lineRule="auto"/>
+              <w:ind w:left="0" w:right="0" w:firstLine="0" w:leftChars="0" w:rightChars="0" w:firstLineChars="0"/>
               <w:jc w:val="center"/>
               <w:textAlignment w:val="baseline"/>
+              <w:rPr>
+                <w:rFonts w:ascii="宋体" w:eastAsia="宋体" w:hAnsi="宋体" w:cs="宋体"/>
+                <w:snapToGrid w:val="0"/>
+                <w:color w:val="000000"/>
+                <w:kern w:val="0"/>
+                <w:sz w:val="20"/>
+                <w:szCs w:val="20"/>
+                <w:lang w:val="en-US" w:eastAsia="en-US" w:bidi="ar-SA"/>
+              </w:rPr>
             </w:pPr>
           </w:p>
         </w:tc>
       </w:tr>
       <w:tr>
         <w:tblPrEx>
-          <w:tblBorders>
-            <w:top w:val="single" w:color="000000" w:sz="2" w:space="0"/>
-            <w:left w:val="single" w:color="000000" w:sz="2" w:space="0"/>
-            <w:bottom w:val="single" w:color="000000" w:sz="2" w:space="0"/>
-            <w:right w:val="single" w:color="000000" w:sz="2" w:space="0"/>
-            <w:insideH w:val="single" w:color="000000" w:sz="2" w:space="0"/>
-            <w:insideV w:val="single" w:color="000000" w:sz="2" w:space="0"/>
-          </w:tblBorders>
+          <w:tblW w:w="8214" w:type="dxa"/>
+          <w:jc w:val="center"/>
+          <w:tblLayout w:type="fixed"/>
           <w:tblCellMar>
             <w:top w:w="0" w:type="dxa"/>
             <w:left w:w="0" w:type="dxa"/>
@@ -1867,7 +1598,7 @@
           </w:tblCellMar>
         </w:tblPrEx>
         <w:trPr>
-          <w:trHeight w:val="557" w:hRule="atLeast"/>
+          <w:trHeight w:val="556"/>
           <w:jc w:val="center"/>
         </w:trPr>
         <w:tc>
@@ -1876,7 +1607,7 @@
           </w:tcPr>
           <w:p>
             <w:pPr>
-              <w:pStyle w:val="27"/>
+              <w:pStyle w:val="TableText"/>
               <w:keepNext w:val="0"/>
               <w:keepLines w:val="0"/>
               <w:pageBreakBefore w:val="0"/>
@@ -1889,7 +1620,7 @@
               <w:bidi w:val="0"/>
               <w:adjustRightInd w:val="0"/>
               <w:snapToGrid w:val="0"/>
-              <w:ind w:left="0" w:leftChars="0" w:right="0" w:rightChars="0" w:firstLine="0" w:firstLineChars="0"/>
+              <w:ind w:left="0" w:right="0" w:firstLine="0" w:leftChars="0" w:rightChars="0" w:firstLineChars="0"/>
               <w:jc w:val="center"/>
               <w:textAlignment w:val="baseline"/>
             </w:pPr>
@@ -1901,7 +1632,7 @@
           </w:tcPr>
           <w:p>
             <w:pPr>
-              <w:pStyle w:val="27"/>
+              <w:pStyle w:val="TableText"/>
               <w:keepNext w:val="0"/>
               <w:keepLines w:val="0"/>
               <w:pageBreakBefore w:val="0"/>
@@ -1914,7 +1645,7 @@
               <w:bidi w:val="0"/>
               <w:adjustRightInd w:val="0"/>
               <w:snapToGrid w:val="0"/>
-              <w:ind w:left="0" w:leftChars="0" w:right="0" w:rightChars="0" w:firstLine="0" w:firstLineChars="0"/>
+              <w:ind w:left="0" w:right="0" w:firstLine="0" w:leftChars="0" w:rightChars="0" w:firstLineChars="0"/>
               <w:jc w:val="center"/>
               <w:textAlignment w:val="baseline"/>
             </w:pPr>
@@ -1926,7 +1657,7 @@
           </w:tcPr>
           <w:p>
             <w:pPr>
-              <w:pStyle w:val="27"/>
+              <w:pStyle w:val="TableText"/>
               <w:keepNext w:val="0"/>
               <w:keepLines w:val="0"/>
               <w:pageBreakBefore w:val="0"/>
@@ -1939,7 +1670,7 @@
               <w:bidi w:val="0"/>
               <w:adjustRightInd w:val="0"/>
               <w:snapToGrid w:val="0"/>
-              <w:ind w:left="0" w:leftChars="0" w:right="0" w:rightChars="0" w:firstLine="0" w:firstLineChars="0"/>
+              <w:ind w:left="0" w:right="0" w:firstLine="0" w:leftChars="0" w:rightChars="0" w:firstLineChars="0"/>
               <w:jc w:val="center"/>
               <w:textAlignment w:val="baseline"/>
             </w:pPr>
@@ -1951,7 +1682,7 @@
           </w:tcPr>
           <w:p>
             <w:pPr>
-              <w:pStyle w:val="27"/>
+              <w:pStyle w:val="TableText"/>
               <w:keepNext w:val="0"/>
               <w:keepLines w:val="0"/>
               <w:pageBreakBefore w:val="0"/>
@@ -1964,7 +1695,7 @@
               <w:bidi w:val="0"/>
               <w:adjustRightInd w:val="0"/>
               <w:snapToGrid w:val="0"/>
-              <w:ind w:left="0" w:leftChars="0" w:right="0" w:rightChars="0" w:firstLine="0" w:firstLineChars="0"/>
+              <w:ind w:left="0" w:right="0" w:firstLine="0" w:leftChars="0" w:rightChars="0" w:firstLineChars="0"/>
               <w:jc w:val="center"/>
               <w:textAlignment w:val="baseline"/>
             </w:pPr>
@@ -1976,7 +1707,7 @@
           </w:tcPr>
           <w:p>
             <w:pPr>
-              <w:pStyle w:val="27"/>
+              <w:pStyle w:val="TableText"/>
               <w:keepNext w:val="0"/>
               <w:keepLines w:val="0"/>
               <w:pageBreakBefore w:val="0"/>
@@ -1989,7 +1720,7 @@
               <w:bidi w:val="0"/>
               <w:adjustRightInd w:val="0"/>
               <w:snapToGrid w:val="0"/>
-              <w:ind w:left="0" w:leftChars="0" w:right="0" w:rightChars="0" w:firstLine="0" w:firstLineChars="0"/>
+              <w:ind w:left="0" w:right="0" w:firstLine="0" w:leftChars="0" w:rightChars="0" w:firstLineChars="0"/>
               <w:jc w:val="center"/>
               <w:textAlignment w:val="baseline"/>
             </w:pPr>
@@ -2001,7 +1732,7 @@
           </w:tcPr>
           <w:p>
             <w:pPr>
-              <w:pStyle w:val="27"/>
+              <w:pStyle w:val="TableText"/>
               <w:keepNext w:val="0"/>
               <w:keepLines w:val="0"/>
               <w:pageBreakBefore w:val="0"/>
@@ -2014,7 +1745,174 @@
               <w:bidi w:val="0"/>
               <w:adjustRightInd w:val="0"/>
               <w:snapToGrid w:val="0"/>
-              <w:ind w:left="0" w:leftChars="0" w:right="0" w:rightChars="0" w:firstLine="0" w:firstLineChars="0"/>
+              <w:ind w:left="0" w:right="0" w:firstLine="0" w:leftChars="0" w:rightChars="0" w:firstLineChars="0"/>
+              <w:jc w:val="center"/>
+              <w:textAlignment w:val="baseline"/>
+            </w:pPr>
+          </w:p>
+        </w:tc>
+      </w:tr>
+      <w:tr>
+        <w:tblPrEx>
+          <w:tblW w:w="8214" w:type="dxa"/>
+          <w:jc w:val="center"/>
+          <w:tblLayout w:type="fixed"/>
+          <w:tblCellMar>
+            <w:top w:w="0" w:type="dxa"/>
+            <w:left w:w="0" w:type="dxa"/>
+            <w:bottom w:w="0" w:type="dxa"/>
+            <w:right w:w="0" w:type="dxa"/>
+          </w:tblCellMar>
+        </w:tblPrEx>
+        <w:trPr>
+          <w:trHeight w:val="557"/>
+          <w:jc w:val="center"/>
+        </w:trPr>
+        <w:tc>
+          <w:tcPr>
+            <w:tcW w:w="1317" w:type="dxa"/>
+          </w:tcPr>
+          <w:p>
+            <w:pPr>
+              <w:pStyle w:val="TableText"/>
+              <w:keepNext w:val="0"/>
+              <w:keepLines w:val="0"/>
+              <w:pageBreakBefore w:val="0"/>
+              <w:widowControl w:val="0"/>
+              <w:kinsoku w:val="0"/>
+              <w:wordWrap/>
+              <w:overflowPunct/>
+              <w:autoSpaceDE w:val="0"/>
+              <w:autoSpaceDN w:val="0"/>
+              <w:bidi w:val="0"/>
+              <w:adjustRightInd w:val="0"/>
+              <w:snapToGrid w:val="0"/>
+              <w:ind w:left="0" w:right="0" w:firstLine="0" w:leftChars="0" w:rightChars="0" w:firstLineChars="0"/>
+              <w:jc w:val="center"/>
+              <w:textAlignment w:val="baseline"/>
+            </w:pPr>
+          </w:p>
+        </w:tc>
+        <w:tc>
+          <w:tcPr>
+            <w:tcW w:w="972" w:type="dxa"/>
+          </w:tcPr>
+          <w:p>
+            <w:pPr>
+              <w:pStyle w:val="TableText"/>
+              <w:keepNext w:val="0"/>
+              <w:keepLines w:val="0"/>
+              <w:pageBreakBefore w:val="0"/>
+              <w:widowControl w:val="0"/>
+              <w:kinsoku w:val="0"/>
+              <w:wordWrap/>
+              <w:overflowPunct/>
+              <w:autoSpaceDE w:val="0"/>
+              <w:autoSpaceDN w:val="0"/>
+              <w:bidi w:val="0"/>
+              <w:adjustRightInd w:val="0"/>
+              <w:snapToGrid w:val="0"/>
+              <w:ind w:left="0" w:right="0" w:firstLine="0" w:leftChars="0" w:rightChars="0" w:firstLineChars="0"/>
+              <w:jc w:val="center"/>
+              <w:textAlignment w:val="baseline"/>
+            </w:pPr>
+          </w:p>
+        </w:tc>
+        <w:tc>
+          <w:tcPr>
+            <w:tcW w:w="1575" w:type="dxa"/>
+          </w:tcPr>
+          <w:p>
+            <w:pPr>
+              <w:pStyle w:val="TableText"/>
+              <w:keepNext w:val="0"/>
+              <w:keepLines w:val="0"/>
+              <w:pageBreakBefore w:val="0"/>
+              <w:widowControl w:val="0"/>
+              <w:kinsoku w:val="0"/>
+              <w:wordWrap/>
+              <w:overflowPunct/>
+              <w:autoSpaceDE w:val="0"/>
+              <w:autoSpaceDN w:val="0"/>
+              <w:bidi w:val="0"/>
+              <w:adjustRightInd w:val="0"/>
+              <w:snapToGrid w:val="0"/>
+              <w:ind w:left="0" w:right="0" w:firstLine="0" w:leftChars="0" w:rightChars="0" w:firstLineChars="0"/>
+              <w:jc w:val="center"/>
+              <w:textAlignment w:val="baseline"/>
+            </w:pPr>
+          </w:p>
+        </w:tc>
+        <w:tc>
+          <w:tcPr>
+            <w:tcW w:w="1829" w:type="dxa"/>
+          </w:tcPr>
+          <w:p>
+            <w:pPr>
+              <w:pStyle w:val="TableText"/>
+              <w:keepNext w:val="0"/>
+              <w:keepLines w:val="0"/>
+              <w:pageBreakBefore w:val="0"/>
+              <w:widowControl w:val="0"/>
+              <w:kinsoku w:val="0"/>
+              <w:wordWrap/>
+              <w:overflowPunct/>
+              <w:autoSpaceDE w:val="0"/>
+              <w:autoSpaceDN w:val="0"/>
+              <w:bidi w:val="0"/>
+              <w:adjustRightInd w:val="0"/>
+              <w:snapToGrid w:val="0"/>
+              <w:ind w:left="0" w:right="0" w:firstLine="0" w:leftChars="0" w:rightChars="0" w:firstLineChars="0"/>
+              <w:jc w:val="center"/>
+              <w:textAlignment w:val="baseline"/>
+            </w:pPr>
+          </w:p>
+        </w:tc>
+        <w:tc>
+          <w:tcPr>
+            <w:tcW w:w="1606" w:type="dxa"/>
+          </w:tcPr>
+          <w:p>
+            <w:pPr>
+              <w:pStyle w:val="TableText"/>
+              <w:keepNext w:val="0"/>
+              <w:keepLines w:val="0"/>
+              <w:pageBreakBefore w:val="0"/>
+              <w:widowControl w:val="0"/>
+              <w:kinsoku w:val="0"/>
+              <w:wordWrap/>
+              <w:overflowPunct/>
+              <w:autoSpaceDE w:val="0"/>
+              <w:autoSpaceDN w:val="0"/>
+              <w:bidi w:val="0"/>
+              <w:adjustRightInd w:val="0"/>
+              <w:snapToGrid w:val="0"/>
+              <w:ind w:left="0" w:right="0" w:firstLine="0" w:leftChars="0" w:rightChars="0" w:firstLineChars="0"/>
+              <w:jc w:val="center"/>
+              <w:textAlignment w:val="baseline"/>
+            </w:pPr>
+          </w:p>
+        </w:tc>
+        <w:tc>
+          <w:tcPr>
+            <w:tcW w:w="915" w:type="dxa"/>
+          </w:tcPr>
+          <w:p>
+            <w:pPr>
+              <w:pStyle w:val="TableText"/>
+              <w:keepNext w:val="0"/>
+              <w:keepLines w:val="0"/>
+              <w:pageBreakBefore w:val="0"/>
+              <w:widowControl w:val="0"/>
+              <w:kinsoku w:val="0"/>
+              <w:wordWrap/>
+              <w:overflowPunct/>
+              <w:autoSpaceDE w:val="0"/>
+              <w:autoSpaceDN w:val="0"/>
+              <w:bidi w:val="0"/>
+              <w:adjustRightInd w:val="0"/>
+              <w:snapToGrid w:val="0"/>
+              <w:ind w:left="0" w:right="0" w:firstLine="0" w:leftChars="0" w:rightChars="0" w:firstLineChars="0"/>
               <w:jc w:val="center"/>
               <w:textAlignment w:val="baseline"/>
             </w:pPr>
@@ -2045,7 +1943,7 @@
     <w:sdt>
       <w:sdtPr>
         <w:rPr>
-          <w:rFonts w:ascii="宋体" w:hAnsi="宋体" w:eastAsia="宋体" w:cs="Arial"/>
+          <w:rFonts w:ascii="宋体" w:eastAsia="宋体" w:hAnsi="宋体" w:cs="Arial"/>
           <w:snapToGrid w:val="0"/>
           <w:color w:val="000000"/>
           <w:kern w:val="0"/>
@@ -2061,7 +1959,7 @@
       </w:sdtPr>
       <w:sdtEndPr>
         <w:rPr>
-          <w:rFonts w:hint="eastAsia" w:ascii="宋体" w:hAnsi="宋体" w:eastAsia="宋体" w:cs="宋体"/>
+          <w:rFonts w:ascii="宋体" w:eastAsia="宋体" w:hAnsi="宋体" w:cs="宋体" w:hint="eastAsia"/>
           <w:snapToGrid w:val="0"/>
           <w:color w:val="000000"/>
           <w:kern w:val="0"/>
@@ -2086,18 +1984,18 @@
             <w:adjustRightInd w:val="0"/>
             <w:snapToGrid w:val="0"/>
             <w:spacing w:before="0" w:beforeLines="0" w:after="0" w:afterLines="0" w:line="240" w:lineRule="auto"/>
-            <w:ind w:left="0" w:leftChars="0" w:right="0" w:rightChars="0" w:firstLine="0" w:firstLineChars="0"/>
+            <w:ind w:left="0" w:right="0" w:firstLine="0" w:leftChars="0" w:rightChars="0" w:firstLineChars="0"/>
             <w:jc w:val="center"/>
             <w:textAlignment w:val="baseline"/>
             <w:rPr>
-              <w:rFonts w:hint="eastAsia" w:ascii="宋体" w:hAnsi="宋体" w:eastAsia="宋体" w:cs="宋体"/>
+              <w:rFonts w:ascii="宋体" w:eastAsia="宋体" w:hAnsi="宋体" w:cs="宋体" w:hint="eastAsia"/>
               <w:sz w:val="24"/>
               <w:szCs w:val="24"/>
             </w:rPr>
           </w:pPr>
           <w:r>
             <w:rPr>
-              <w:rFonts w:hint="eastAsia" w:ascii="宋体" w:hAnsi="宋体" w:eastAsia="宋体" w:cs="宋体"/>
+              <w:rFonts w:ascii="宋体" w:eastAsia="宋体" w:hAnsi="宋体" w:cs="宋体" w:hint="eastAsia"/>
               <w:sz w:val="24"/>
               <w:szCs w:val="24"/>
             </w:rPr>
@@ -2106,14 +2004,14 @@
         </w:p>
         <w:p>
           <w:pPr>
-            <w:pStyle w:val="16"/>
+            <w:pStyle w:val="TOC1"/>
             <w:tabs>
               <w:tab w:val="right" w:leader="dot" w:pos="8306"/>
             </w:tabs>
           </w:pPr>
           <w:r>
             <w:rPr>
-              <w:rFonts w:hint="eastAsia" w:ascii="宋体" w:hAnsi="宋体" w:eastAsia="宋体" w:cs="宋体"/>
+              <w:rFonts w:ascii="宋体" w:eastAsia="宋体" w:hAnsi="宋体" w:cs="宋体" w:hint="eastAsia"/>
               <w:sz w:val="24"/>
               <w:szCs w:val="24"/>
             </w:rPr>
@@ -2121,7 +2019,7 @@
           </w:r>
           <w:r>
             <w:rPr>
-              <w:rFonts w:hint="eastAsia" w:ascii="宋体" w:hAnsi="宋体" w:eastAsia="宋体" w:cs="宋体"/>
+              <w:rFonts w:ascii="宋体" w:eastAsia="宋体" w:hAnsi="宋体" w:cs="宋体" w:hint="eastAsia"/>
               <w:sz w:val="24"/>
               <w:szCs w:val="24"/>
             </w:rPr>
@@ -2129,7 +2027,7 @@
           </w:r>
           <w:r>
             <w:rPr>
-              <w:rFonts w:hint="eastAsia" w:ascii="宋体" w:hAnsi="宋体" w:eastAsia="宋体" w:cs="宋体"/>
+              <w:rFonts w:ascii="宋体" w:eastAsia="宋体" w:hAnsi="宋体" w:cs="宋体" w:hint="eastAsia"/>
               <w:sz w:val="24"/>
               <w:szCs w:val="24"/>
             </w:rPr>
@@ -2137,21 +2035,21 @@
           </w:r>
           <w:r>
             <w:rPr>
-              <w:rFonts w:hint="eastAsia" w:ascii="宋体" w:hAnsi="宋体" w:eastAsia="宋体" w:cs="宋体"/>
+              <w:rFonts w:ascii="宋体" w:eastAsia="宋体" w:hAnsi="宋体" w:cs="宋体" w:hint="eastAsia"/>
               <w:szCs w:val="24"/>
             </w:rPr>
             <w:fldChar w:fldCharType="begin"/>
           </w:r>
           <w:r>
             <w:rPr>
-              <w:rFonts w:hint="eastAsia" w:ascii="宋体" w:hAnsi="宋体" w:eastAsia="宋体" w:cs="宋体"/>
+              <w:rFonts w:ascii="宋体" w:eastAsia="宋体" w:hAnsi="宋体" w:cs="宋体" w:hint="eastAsia"/>
               <w:szCs w:val="24"/>
             </w:rPr>
             <w:instrText xml:space="preserve"> HYPERLINK \l _Toc15581 </w:instrText>
           </w:r>
           <w:r>
             <w:rPr>
-              <w:rFonts w:hint="eastAsia" w:ascii="宋体" w:hAnsi="宋体" w:eastAsia="宋体" w:cs="宋体"/>
+              <w:rFonts w:ascii="宋体" w:eastAsia="宋体" w:hAnsi="宋体" w:cs="宋体" w:hint="eastAsia"/>
               <w:szCs w:val="24"/>
             </w:rPr>
             <w:fldChar w:fldCharType="separate"/>
@@ -2183,7 +2081,7 @@
           </w:r>
           <w:r>
             <w:rPr>
-              <w:rFonts w:hint="eastAsia" w:ascii="宋体" w:hAnsi="宋体" w:eastAsia="宋体" w:cs="宋体"/>
+              <w:rFonts w:ascii="宋体" w:eastAsia="宋体" w:hAnsi="宋体" w:cs="宋体" w:hint="eastAsia"/>
               <w:szCs w:val="24"/>
             </w:rPr>
             <w:fldChar w:fldCharType="end"/>
@@ -2191,28 +2089,28 @@
         </w:p>
         <w:p>
           <w:pPr>
-            <w:pStyle w:val="16"/>
+            <w:pStyle w:val="TOC1"/>
             <w:tabs>
               <w:tab w:val="right" w:leader="dot" w:pos="8306"/>
             </w:tabs>
           </w:pPr>
           <w:r>
             <w:rPr>
-              <w:rFonts w:hint="eastAsia" w:ascii="宋体" w:hAnsi="宋体" w:eastAsia="宋体" w:cs="宋体"/>
+              <w:rFonts w:ascii="宋体" w:eastAsia="宋体" w:hAnsi="宋体" w:cs="宋体" w:hint="eastAsia"/>
               <w:szCs w:val="24"/>
             </w:rPr>
             <w:fldChar w:fldCharType="begin"/>
           </w:r>
           <w:r>
             <w:rPr>
-              <w:rFonts w:hint="eastAsia" w:ascii="宋体" w:hAnsi="宋体" w:eastAsia="宋体" w:cs="宋体"/>
+              <w:rFonts w:ascii="宋体" w:eastAsia="宋体" w:hAnsi="宋体" w:cs="宋体" w:hint="eastAsia"/>
               <w:szCs w:val="24"/>
             </w:rPr>
             <w:instrText xml:space="preserve"> HYPERLINK \l _Toc8098 </w:instrText>
           </w:r>
           <w:r>
             <w:rPr>
-              <w:rFonts w:hint="eastAsia" w:ascii="宋体" w:hAnsi="宋体" w:eastAsia="宋体" w:cs="宋体"/>
+              <w:rFonts w:ascii="宋体" w:eastAsia="宋体" w:hAnsi="宋体" w:cs="宋体" w:hint="eastAsia"/>
               <w:szCs w:val="24"/>
             </w:rPr>
             <w:fldChar w:fldCharType="separate"/>
@@ -2244,7 +2142,7 @@
           </w:r>
           <w:r>
             <w:rPr>
-              <w:rFonts w:hint="eastAsia" w:ascii="宋体" w:hAnsi="宋体" w:eastAsia="宋体" w:cs="宋体"/>
+              <w:rFonts w:ascii="宋体" w:eastAsia="宋体" w:hAnsi="宋体" w:cs="宋体" w:hint="eastAsia"/>
               <w:szCs w:val="24"/>
             </w:rPr>
             <w:fldChar w:fldCharType="end"/>
@@ -2252,28 +2150,28 @@
         </w:p>
         <w:p>
           <w:pPr>
-            <w:pStyle w:val="16"/>
+            <w:pStyle w:val="TOC1"/>
             <w:tabs>
               <w:tab w:val="right" w:leader="dot" w:pos="8306"/>
             </w:tabs>
           </w:pPr>
           <w:r>
             <w:rPr>
-              <w:rFonts w:hint="eastAsia" w:ascii="宋体" w:hAnsi="宋体" w:eastAsia="宋体" w:cs="宋体"/>
+              <w:rFonts w:ascii="宋体" w:eastAsia="宋体" w:hAnsi="宋体" w:cs="宋体" w:hint="eastAsia"/>
               <w:szCs w:val="24"/>
             </w:rPr>
             <w:fldChar w:fldCharType="begin"/>
           </w:r>
           <w:r>
             <w:rPr>
-              <w:rFonts w:hint="eastAsia" w:ascii="宋体" w:hAnsi="宋体" w:eastAsia="宋体" w:cs="宋体"/>
+              <w:rFonts w:ascii="宋体" w:eastAsia="宋体" w:hAnsi="宋体" w:cs="宋体" w:hint="eastAsia"/>
               <w:szCs w:val="24"/>
             </w:rPr>
             <w:instrText xml:space="preserve"> HYPERLINK \l _Toc4789 </w:instrText>
           </w:r>
           <w:r>
             <w:rPr>
-              <w:rFonts w:hint="eastAsia" w:ascii="宋体" w:hAnsi="宋体" w:eastAsia="宋体" w:cs="宋体"/>
+              <w:rFonts w:ascii="宋体" w:eastAsia="宋体" w:hAnsi="宋体" w:cs="宋体" w:hint="eastAsia"/>
               <w:szCs w:val="24"/>
             </w:rPr>
             <w:fldChar w:fldCharType="separate"/>
@@ -2312,7 +2210,7 @@
           </w:r>
           <w:r>
             <w:rPr>
-              <w:rFonts w:hint="eastAsia" w:ascii="宋体" w:hAnsi="宋体" w:eastAsia="宋体" w:cs="宋体"/>
+              <w:rFonts w:ascii="宋体" w:eastAsia="宋体" w:hAnsi="宋体" w:cs="宋体" w:hint="eastAsia"/>
               <w:szCs w:val="24"/>
             </w:rPr>
             <w:fldChar w:fldCharType="end"/>
@@ -2320,28 +2218,28 @@
         </w:p>
         <w:p>
           <w:pPr>
-            <w:pStyle w:val="17"/>
+            <w:pStyle w:val="TOC2"/>
             <w:tabs>
               <w:tab w:val="right" w:leader="dot" w:pos="8306"/>
             </w:tabs>
           </w:pPr>
           <w:r>
             <w:rPr>
-              <w:rFonts w:hint="eastAsia" w:ascii="宋体" w:hAnsi="宋体" w:eastAsia="宋体" w:cs="宋体"/>
+              <w:rFonts w:ascii="宋体" w:eastAsia="宋体" w:hAnsi="宋体" w:cs="宋体" w:hint="eastAsia"/>
               <w:szCs w:val="24"/>
             </w:rPr>
             <w:fldChar w:fldCharType="begin"/>
           </w:r>
           <w:r>
             <w:rPr>
-              <w:rFonts w:hint="eastAsia" w:ascii="宋体" w:hAnsi="宋体" w:eastAsia="宋体" w:cs="宋体"/>
+              <w:rFonts w:ascii="宋体" w:eastAsia="宋体" w:hAnsi="宋体" w:cs="宋体" w:hint="eastAsia"/>
               <w:szCs w:val="24"/>
             </w:rPr>
             <w:instrText xml:space="preserve"> HYPERLINK \l _Toc31874 </w:instrText>
           </w:r>
           <w:r>
             <w:rPr>
-              <w:rFonts w:hint="eastAsia" w:ascii="宋体" w:hAnsi="宋体" w:eastAsia="宋体" w:cs="宋体"/>
+              <w:rFonts w:ascii="宋体" w:eastAsia="宋体" w:hAnsi="宋体" w:cs="宋体" w:hint="eastAsia"/>
               <w:szCs w:val="24"/>
             </w:rPr>
             <w:fldChar w:fldCharType="separate"/>
@@ -2380,7 +2278,7 @@
           </w:r>
           <w:r>
             <w:rPr>
-              <w:rFonts w:hint="eastAsia" w:ascii="宋体" w:hAnsi="宋体" w:eastAsia="宋体" w:cs="宋体"/>
+              <w:rFonts w:ascii="宋体" w:eastAsia="宋体" w:hAnsi="宋体" w:cs="宋体" w:hint="eastAsia"/>
               <w:szCs w:val="24"/>
             </w:rPr>
             <w:fldChar w:fldCharType="end"/>
@@ -2388,28 +2286,28 @@
         </w:p>
         <w:p>
           <w:pPr>
-            <w:pStyle w:val="17"/>
+            <w:pStyle w:val="TOC2"/>
             <w:tabs>
               <w:tab w:val="right" w:leader="dot" w:pos="8306"/>
             </w:tabs>
           </w:pPr>
           <w:r>
             <w:rPr>
-              <w:rFonts w:hint="eastAsia" w:ascii="宋体" w:hAnsi="宋体" w:eastAsia="宋体" w:cs="宋体"/>
+              <w:rFonts w:ascii="宋体" w:eastAsia="宋体" w:hAnsi="宋体" w:cs="宋体" w:hint="eastAsia"/>
               <w:szCs w:val="24"/>
             </w:rPr>
             <w:fldChar w:fldCharType="begin"/>
           </w:r>
           <w:r>
             <w:rPr>
-              <w:rFonts w:hint="eastAsia" w:ascii="宋体" w:hAnsi="宋体" w:eastAsia="宋体" w:cs="宋体"/>
+              <w:rFonts w:ascii="宋体" w:eastAsia="宋体" w:hAnsi="宋体" w:cs="宋体" w:hint="eastAsia"/>
               <w:szCs w:val="24"/>
             </w:rPr>
             <w:instrText xml:space="preserve"> HYPERLINK \l _Toc30332 </w:instrText>
           </w:r>
           <w:r>
             <w:rPr>
-              <w:rFonts w:hint="eastAsia" w:ascii="宋体" w:hAnsi="宋体" w:eastAsia="宋体" w:cs="宋体"/>
+              <w:rFonts w:ascii="宋体" w:eastAsia="宋体" w:hAnsi="宋体" w:cs="宋体" w:hint="eastAsia"/>
               <w:szCs w:val="24"/>
             </w:rPr>
             <w:fldChar w:fldCharType="separate"/>
@@ -2448,7 +2346,7 @@
           </w:r>
           <w:r>
             <w:rPr>
-              <w:rFonts w:hint="eastAsia" w:ascii="宋体" w:hAnsi="宋体" w:eastAsia="宋体" w:cs="宋体"/>
+              <w:rFonts w:ascii="宋体" w:eastAsia="宋体" w:hAnsi="宋体" w:cs="宋体" w:hint="eastAsia"/>
               <w:szCs w:val="24"/>
             </w:rPr>
             <w:fldChar w:fldCharType="end"/>
@@ -2456,28 +2354,28 @@
         </w:p>
         <w:p>
           <w:pPr>
-            <w:pStyle w:val="17"/>
+            <w:pStyle w:val="TOC2"/>
             <w:tabs>
               <w:tab w:val="right" w:leader="dot" w:pos="8306"/>
             </w:tabs>
           </w:pPr>
           <w:r>
             <w:rPr>
-              <w:rFonts w:hint="eastAsia" w:ascii="宋体" w:hAnsi="宋体" w:eastAsia="宋体" w:cs="宋体"/>
+              <w:rFonts w:ascii="宋体" w:eastAsia="宋体" w:hAnsi="宋体" w:cs="宋体" w:hint="eastAsia"/>
               <w:szCs w:val="24"/>
             </w:rPr>
             <w:fldChar w:fldCharType="begin"/>
           </w:r>
           <w:r>
             <w:rPr>
-              <w:rFonts w:hint="eastAsia" w:ascii="宋体" w:hAnsi="宋体" w:eastAsia="宋体" w:cs="宋体"/>
+              <w:rFonts w:ascii="宋体" w:eastAsia="宋体" w:hAnsi="宋体" w:cs="宋体" w:hint="eastAsia"/>
               <w:szCs w:val="24"/>
             </w:rPr>
             <w:instrText xml:space="preserve"> HYPERLINK \l _Toc8478 </w:instrText>
           </w:r>
           <w:r>
             <w:rPr>
-              <w:rFonts w:hint="eastAsia" w:ascii="宋体" w:hAnsi="宋体" w:eastAsia="宋体" w:cs="宋体"/>
+              <w:rFonts w:ascii="宋体" w:eastAsia="宋体" w:hAnsi="宋体" w:cs="宋体" w:hint="eastAsia"/>
               <w:szCs w:val="24"/>
             </w:rPr>
             <w:fldChar w:fldCharType="separate"/>
@@ -2516,7 +2414,7 @@
           </w:r>
           <w:r>
             <w:rPr>
-              <w:rFonts w:hint="eastAsia" w:ascii="宋体" w:hAnsi="宋体" w:eastAsia="宋体" w:cs="宋体"/>
+              <w:rFonts w:ascii="宋体" w:eastAsia="宋体" w:hAnsi="宋体" w:cs="宋体" w:hint="eastAsia"/>
               <w:szCs w:val="24"/>
             </w:rPr>
             <w:fldChar w:fldCharType="end"/>
@@ -2524,28 +2422,28 @@
         </w:p>
         <w:p>
           <w:pPr>
-            <w:pStyle w:val="17"/>
+            <w:pStyle w:val="TOC2"/>
             <w:tabs>
               <w:tab w:val="right" w:leader="dot" w:pos="8306"/>
             </w:tabs>
           </w:pPr>
           <w:r>
             <w:rPr>
-              <w:rFonts w:hint="eastAsia" w:ascii="宋体" w:hAnsi="宋体" w:eastAsia="宋体" w:cs="宋体"/>
+              <w:rFonts w:ascii="宋体" w:eastAsia="宋体" w:hAnsi="宋体" w:cs="宋体" w:hint="eastAsia"/>
               <w:szCs w:val="24"/>
             </w:rPr>
             <w:fldChar w:fldCharType="begin"/>
           </w:r>
           <w:r>
             <w:rPr>
-              <w:rFonts w:hint="eastAsia" w:ascii="宋体" w:hAnsi="宋体" w:eastAsia="宋体" w:cs="宋体"/>
+              <w:rFonts w:ascii="宋体" w:eastAsia="宋体" w:hAnsi="宋体" w:cs="宋体" w:hint="eastAsia"/>
               <w:szCs w:val="24"/>
             </w:rPr>
             <w:instrText xml:space="preserve"> HYPERLINK \l _Toc23415 </w:instrText>
           </w:r>
           <w:r>
             <w:rPr>
-              <w:rFonts w:hint="eastAsia" w:ascii="宋体" w:hAnsi="宋体" w:eastAsia="宋体" w:cs="宋体"/>
+              <w:rFonts w:ascii="宋体" w:eastAsia="宋体" w:hAnsi="宋体" w:cs="宋体" w:hint="eastAsia"/>
               <w:szCs w:val="24"/>
             </w:rPr>
             <w:fldChar w:fldCharType="separate"/>
@@ -2584,7 +2482,7 @@
           </w:r>
           <w:r>
             <w:rPr>
-              <w:rFonts w:hint="eastAsia" w:ascii="宋体" w:hAnsi="宋体" w:eastAsia="宋体" w:cs="宋体"/>
+              <w:rFonts w:ascii="宋体" w:eastAsia="宋体" w:hAnsi="宋体" w:cs="宋体" w:hint="eastAsia"/>
               <w:szCs w:val="24"/>
             </w:rPr>
             <w:fldChar w:fldCharType="end"/>
@@ -2592,28 +2490,28 @@
         </w:p>
         <w:p>
           <w:pPr>
-            <w:pStyle w:val="16"/>
+            <w:pStyle w:val="TOC1"/>
             <w:tabs>
               <w:tab w:val="right" w:leader="dot" w:pos="8306"/>
             </w:tabs>
           </w:pPr>
           <w:r>
             <w:rPr>
-              <w:rFonts w:hint="eastAsia" w:ascii="宋体" w:hAnsi="宋体" w:eastAsia="宋体" w:cs="宋体"/>
+              <w:rFonts w:ascii="宋体" w:eastAsia="宋体" w:hAnsi="宋体" w:cs="宋体" w:hint="eastAsia"/>
               <w:szCs w:val="24"/>
             </w:rPr>
             <w:fldChar w:fldCharType="begin"/>
           </w:r>
           <w:r>
             <w:rPr>
-              <w:rFonts w:hint="eastAsia" w:ascii="宋体" w:hAnsi="宋体" w:eastAsia="宋体" w:cs="宋体"/>
+              <w:rFonts w:ascii="宋体" w:eastAsia="宋体" w:hAnsi="宋体" w:cs="宋体" w:hint="eastAsia"/>
               <w:szCs w:val="24"/>
             </w:rPr>
             <w:instrText xml:space="preserve"> HYPERLINK \l _Toc12766 </w:instrText>
           </w:r>
           <w:r>
             <w:rPr>
-              <w:rFonts w:hint="eastAsia" w:ascii="宋体" w:hAnsi="宋体" w:eastAsia="宋体" w:cs="宋体"/>
+              <w:rFonts w:ascii="宋体" w:eastAsia="宋体" w:hAnsi="宋体" w:cs="宋体" w:hint="eastAsia"/>
               <w:szCs w:val="24"/>
             </w:rPr>
             <w:fldChar w:fldCharType="separate"/>
@@ -2652,7 +2550,7 @@
           </w:r>
           <w:r>
             <w:rPr>
-              <w:rFonts w:hint="eastAsia" w:ascii="宋体" w:hAnsi="宋体" w:eastAsia="宋体" w:cs="宋体"/>
+              <w:rFonts w:ascii="宋体" w:eastAsia="宋体" w:hAnsi="宋体" w:cs="宋体" w:hint="eastAsia"/>
               <w:szCs w:val="24"/>
             </w:rPr>
             <w:fldChar w:fldCharType="end"/>
@@ -2660,28 +2558,28 @@
         </w:p>
         <w:p>
           <w:pPr>
-            <w:pStyle w:val="17"/>
+            <w:pStyle w:val="TOC2"/>
             <w:tabs>
               <w:tab w:val="right" w:leader="dot" w:pos="8306"/>
             </w:tabs>
           </w:pPr>
           <w:r>
             <w:rPr>
-              <w:rFonts w:hint="eastAsia" w:ascii="宋体" w:hAnsi="宋体" w:eastAsia="宋体" w:cs="宋体"/>
+              <w:rFonts w:ascii="宋体" w:eastAsia="宋体" w:hAnsi="宋体" w:cs="宋体" w:hint="eastAsia"/>
               <w:szCs w:val="24"/>
             </w:rPr>
             <w:fldChar w:fldCharType="begin"/>
           </w:r>
           <w:r>
             <w:rPr>
-              <w:rFonts w:hint="eastAsia" w:ascii="宋体" w:hAnsi="宋体" w:eastAsia="宋体" w:cs="宋体"/>
+              <w:rFonts w:ascii="宋体" w:eastAsia="宋体" w:hAnsi="宋体" w:cs="宋体" w:hint="eastAsia"/>
               <w:szCs w:val="24"/>
             </w:rPr>
             <w:instrText xml:space="preserve"> HYPERLINK \l _Toc16835 </w:instrText>
           </w:r>
           <w:r>
             <w:rPr>
-              <w:rFonts w:hint="eastAsia" w:ascii="宋体" w:hAnsi="宋体" w:eastAsia="宋体" w:cs="宋体"/>
+              <w:rFonts w:ascii="宋体" w:eastAsia="宋体" w:hAnsi="宋体" w:cs="宋体" w:hint="eastAsia"/>
               <w:szCs w:val="24"/>
             </w:rPr>
             <w:fldChar w:fldCharType="separate"/>
@@ -2720,7 +2618,7 @@
           </w:r>
           <w:r>
             <w:rPr>
-              <w:rFonts w:hint="eastAsia" w:ascii="宋体" w:hAnsi="宋体" w:eastAsia="宋体" w:cs="宋体"/>
+              <w:rFonts w:ascii="宋体" w:eastAsia="宋体" w:hAnsi="宋体" w:cs="宋体" w:hint="eastAsia"/>
               <w:szCs w:val="24"/>
             </w:rPr>
             <w:fldChar w:fldCharType="end"/>
@@ -2728,28 +2626,28 @@
         </w:p>
         <w:p>
           <w:pPr>
-            <w:pStyle w:val="17"/>
+            <w:pStyle w:val="TOC2"/>
             <w:tabs>
               <w:tab w:val="right" w:leader="dot" w:pos="8306"/>
             </w:tabs>
           </w:pPr>
           <w:r>
             <w:rPr>
-              <w:rFonts w:hint="eastAsia" w:ascii="宋体" w:hAnsi="宋体" w:eastAsia="宋体" w:cs="宋体"/>
+              <w:rFonts w:ascii="宋体" w:eastAsia="宋体" w:hAnsi="宋体" w:cs="宋体" w:hint="eastAsia"/>
               <w:szCs w:val="24"/>
             </w:rPr>
             <w:fldChar w:fldCharType="begin"/>
           </w:r>
           <w:r>
             <w:rPr>
-              <w:rFonts w:hint="eastAsia" w:ascii="宋体" w:hAnsi="宋体" w:eastAsia="宋体" w:cs="宋体"/>
+              <w:rFonts w:ascii="宋体" w:eastAsia="宋体" w:hAnsi="宋体" w:cs="宋体" w:hint="eastAsia"/>
               <w:szCs w:val="24"/>
             </w:rPr>
             <w:instrText xml:space="preserve"> HYPERLINK \l _Toc11894 </w:instrText>
           </w:r>
           <w:r>
             <w:rPr>
-              <w:rFonts w:hint="eastAsia" w:ascii="宋体" w:hAnsi="宋体" w:eastAsia="宋体" w:cs="宋体"/>
+              <w:rFonts w:ascii="宋体" w:eastAsia="宋体" w:hAnsi="宋体" w:cs="宋体" w:hint="eastAsia"/>
               <w:szCs w:val="24"/>
             </w:rPr>
             <w:fldChar w:fldCharType="separate"/>
@@ -2788,7 +2686,7 @@
           </w:r>
           <w:r>
             <w:rPr>
-              <w:rFonts w:hint="eastAsia" w:ascii="宋体" w:hAnsi="宋体" w:eastAsia="宋体" w:cs="宋体"/>
+              <w:rFonts w:ascii="宋体" w:eastAsia="宋体" w:hAnsi="宋体" w:cs="宋体" w:hint="eastAsia"/>
               <w:szCs w:val="24"/>
             </w:rPr>
             <w:fldChar w:fldCharType="end"/>
@@ -2796,28 +2694,28 @@
         </w:p>
         <w:p>
           <w:pPr>
-            <w:pStyle w:val="17"/>
+            <w:pStyle w:val="TOC2"/>
             <w:tabs>
               <w:tab w:val="right" w:leader="dot" w:pos="8306"/>
             </w:tabs>
           </w:pPr>
           <w:r>
             <w:rPr>
-              <w:rFonts w:hint="eastAsia" w:ascii="宋体" w:hAnsi="宋体" w:eastAsia="宋体" w:cs="宋体"/>
+              <w:rFonts w:ascii="宋体" w:eastAsia="宋体" w:hAnsi="宋体" w:cs="宋体" w:hint="eastAsia"/>
               <w:szCs w:val="24"/>
             </w:rPr>
             <w:fldChar w:fldCharType="begin"/>
           </w:r>
           <w:r>
             <w:rPr>
-              <w:rFonts w:hint="eastAsia" w:ascii="宋体" w:hAnsi="宋体" w:eastAsia="宋体" w:cs="宋体"/>
+              <w:rFonts w:ascii="宋体" w:eastAsia="宋体" w:hAnsi="宋体" w:cs="宋体" w:hint="eastAsia"/>
               <w:szCs w:val="24"/>
             </w:rPr>
             <w:instrText xml:space="preserve"> HYPERLINK \l _Toc21029 </w:instrText>
           </w:r>
           <w:r>
             <w:rPr>
-              <w:rFonts w:hint="eastAsia" w:ascii="宋体" w:hAnsi="宋体" w:eastAsia="宋体" w:cs="宋体"/>
+              <w:rFonts w:ascii="宋体" w:eastAsia="宋体" w:hAnsi="宋体" w:cs="宋体" w:hint="eastAsia"/>
               <w:szCs w:val="24"/>
             </w:rPr>
             <w:fldChar w:fldCharType="separate"/>
@@ -2856,7 +2754,7 @@
           </w:r>
           <w:r>
             <w:rPr>
-              <w:rFonts w:hint="eastAsia" w:ascii="宋体" w:hAnsi="宋体" w:eastAsia="宋体" w:cs="宋体"/>
+              <w:rFonts w:ascii="宋体" w:eastAsia="宋体" w:hAnsi="宋体" w:cs="宋体" w:hint="eastAsia"/>
               <w:szCs w:val="24"/>
             </w:rPr>
             <w:fldChar w:fldCharType="end"/>
@@ -2864,28 +2762,28 @@
         </w:p>
         <w:p>
           <w:pPr>
-            <w:pStyle w:val="17"/>
+            <w:pStyle w:val="TOC2"/>
             <w:tabs>
               <w:tab w:val="right" w:leader="dot" w:pos="8306"/>
             </w:tabs>
           </w:pPr>
           <w:r>
             <w:rPr>
-              <w:rFonts w:hint="eastAsia" w:ascii="宋体" w:hAnsi="宋体" w:eastAsia="宋体" w:cs="宋体"/>
+              <w:rFonts w:ascii="宋体" w:eastAsia="宋体" w:hAnsi="宋体" w:cs="宋体" w:hint="eastAsia"/>
               <w:szCs w:val="24"/>
             </w:rPr>
             <w:fldChar w:fldCharType="begin"/>
           </w:r>
           <w:r>
             <w:rPr>
-              <w:rFonts w:hint="eastAsia" w:ascii="宋体" w:hAnsi="宋体" w:eastAsia="宋体" w:cs="宋体"/>
+              <w:rFonts w:ascii="宋体" w:eastAsia="宋体" w:hAnsi="宋体" w:cs="宋体" w:hint="eastAsia"/>
               <w:szCs w:val="24"/>
             </w:rPr>
             <w:instrText xml:space="preserve"> HYPERLINK \l _Toc11508 </w:instrText>
           </w:r>
           <w:r>
             <w:rPr>
-              <w:rFonts w:hint="eastAsia" w:ascii="宋体" w:hAnsi="宋体" w:eastAsia="宋体" w:cs="宋体"/>
+              <w:rFonts w:ascii="宋体" w:eastAsia="宋体" w:hAnsi="宋体" w:cs="宋体" w:hint="eastAsia"/>
               <w:szCs w:val="24"/>
             </w:rPr>
             <w:fldChar w:fldCharType="separate"/>
@@ -2924,7 +2822,7 @@
           </w:r>
           <w:r>
             <w:rPr>
-              <w:rFonts w:hint="eastAsia" w:ascii="宋体" w:hAnsi="宋体" w:eastAsia="宋体" w:cs="宋体"/>
+              <w:rFonts w:ascii="宋体" w:eastAsia="宋体" w:hAnsi="宋体" w:cs="宋体" w:hint="eastAsia"/>
               <w:szCs w:val="24"/>
             </w:rPr>
             <w:fldChar w:fldCharType="end"/>
@@ -2932,28 +2830,28 @@
         </w:p>
         <w:p>
           <w:pPr>
-            <w:pStyle w:val="17"/>
+            <w:pStyle w:val="TOC2"/>
             <w:tabs>
               <w:tab w:val="right" w:leader="dot" w:pos="8306"/>
             </w:tabs>
           </w:pPr>
           <w:r>
             <w:rPr>
-              <w:rFonts w:hint="eastAsia" w:ascii="宋体" w:hAnsi="宋体" w:eastAsia="宋体" w:cs="宋体"/>
+              <w:rFonts w:ascii="宋体" w:eastAsia="宋体" w:hAnsi="宋体" w:cs="宋体" w:hint="eastAsia"/>
               <w:szCs w:val="24"/>
             </w:rPr>
             <w:fldChar w:fldCharType="begin"/>
           </w:r>
           <w:r>
             <w:rPr>
-              <w:rFonts w:hint="eastAsia" w:ascii="宋体" w:hAnsi="宋体" w:eastAsia="宋体" w:cs="宋体"/>
+              <w:rFonts w:ascii="宋体" w:eastAsia="宋体" w:hAnsi="宋体" w:cs="宋体" w:hint="eastAsia"/>
               <w:szCs w:val="24"/>
             </w:rPr>
             <w:instrText xml:space="preserve"> HYPERLINK \l _Toc358 </w:instrText>
           </w:r>
           <w:r>
             <w:rPr>
-              <w:rFonts w:hint="eastAsia" w:ascii="宋体" w:hAnsi="宋体" w:eastAsia="宋体" w:cs="宋体"/>
+              <w:rFonts w:ascii="宋体" w:eastAsia="宋体" w:hAnsi="宋体" w:cs="宋体" w:hint="eastAsia"/>
               <w:szCs w:val="24"/>
             </w:rPr>
             <w:fldChar w:fldCharType="separate"/>
@@ -2992,7 +2890,7 @@
           </w:r>
           <w:r>
             <w:rPr>
-              <w:rFonts w:hint="eastAsia" w:ascii="宋体" w:hAnsi="宋体" w:eastAsia="宋体" w:cs="宋体"/>
+              <w:rFonts w:ascii="宋体" w:eastAsia="宋体" w:hAnsi="宋体" w:cs="宋体" w:hint="eastAsia"/>
               <w:szCs w:val="24"/>
             </w:rPr>
             <w:fldChar w:fldCharType="end"/>
@@ -3000,28 +2898,28 @@
         </w:p>
         <w:p>
           <w:pPr>
-            <w:pStyle w:val="17"/>
+            <w:pStyle w:val="TOC2"/>
             <w:tabs>
               <w:tab w:val="right" w:leader="dot" w:pos="8306"/>
             </w:tabs>
           </w:pPr>
           <w:r>
             <w:rPr>
-              <w:rFonts w:hint="eastAsia" w:ascii="宋体" w:hAnsi="宋体" w:eastAsia="宋体" w:cs="宋体"/>
+              <w:rFonts w:ascii="宋体" w:eastAsia="宋体" w:hAnsi="宋体" w:cs="宋体" w:hint="eastAsia"/>
               <w:szCs w:val="24"/>
             </w:rPr>
             <w:fldChar w:fldCharType="begin"/>
           </w:r>
           <w:r>
             <w:rPr>
-              <w:rFonts w:hint="eastAsia" w:ascii="宋体" w:hAnsi="宋体" w:eastAsia="宋体" w:cs="宋体"/>
+              <w:rFonts w:ascii="宋体" w:eastAsia="宋体" w:hAnsi="宋体" w:cs="宋体" w:hint="eastAsia"/>
               <w:szCs w:val="24"/>
             </w:rPr>
             <w:instrText xml:space="preserve"> HYPERLINK \l _Toc29216 </w:instrText>
           </w:r>
           <w:r>
             <w:rPr>
-              <w:rFonts w:hint="eastAsia" w:ascii="宋体" w:hAnsi="宋体" w:eastAsia="宋体" w:cs="宋体"/>
+              <w:rFonts w:ascii="宋体" w:eastAsia="宋体" w:hAnsi="宋体" w:cs="宋体" w:hint="eastAsia"/>
               <w:szCs w:val="24"/>
             </w:rPr>
             <w:fldChar w:fldCharType="separate"/>
@@ -3060,7 +2958,7 @@
           </w:r>
           <w:r>
             <w:rPr>
-              <w:rFonts w:hint="eastAsia" w:ascii="宋体" w:hAnsi="宋体" w:eastAsia="宋体" w:cs="宋体"/>
+              <w:rFonts w:ascii="宋体" w:eastAsia="宋体" w:hAnsi="宋体" w:cs="宋体" w:hint="eastAsia"/>
               <w:szCs w:val="24"/>
             </w:rPr>
             <w:fldChar w:fldCharType="end"/>
@@ -3068,28 +2966,28 @@
         </w:p>
         <w:p>
           <w:pPr>
-            <w:pStyle w:val="16"/>
+            <w:pStyle w:val="TOC1"/>
             <w:tabs>
               <w:tab w:val="right" w:leader="dot" w:pos="8306"/>
             </w:tabs>
           </w:pPr>
           <w:r>
             <w:rPr>
-              <w:rFonts w:hint="eastAsia" w:ascii="宋体" w:hAnsi="宋体" w:eastAsia="宋体" w:cs="宋体"/>
+              <w:rFonts w:ascii="宋体" w:eastAsia="宋体" w:hAnsi="宋体" w:cs="宋体" w:hint="eastAsia"/>
               <w:szCs w:val="24"/>
             </w:rPr>
             <w:fldChar w:fldCharType="begin"/>
           </w:r>
           <w:r>
             <w:rPr>
-              <w:rFonts w:hint="eastAsia" w:ascii="宋体" w:hAnsi="宋体" w:eastAsia="宋体" w:cs="宋体"/>
+              <w:rFonts w:ascii="宋体" w:eastAsia="宋体" w:hAnsi="宋体" w:cs="宋体" w:hint="eastAsia"/>
               <w:szCs w:val="24"/>
             </w:rPr>
             <w:instrText xml:space="preserve"> HYPERLINK \l _Toc16301 </w:instrText>
           </w:r>
           <w:r>
             <w:rPr>
-              <w:rFonts w:hint="eastAsia" w:ascii="宋体" w:hAnsi="宋体" w:eastAsia="宋体" w:cs="宋体"/>
+              <w:rFonts w:ascii="宋体" w:eastAsia="宋体" w:hAnsi="宋体" w:cs="宋体" w:hint="eastAsia"/>
               <w:szCs w:val="24"/>
             </w:rPr>
             <w:fldChar w:fldCharType="separate"/>
@@ -3128,7 +3026,7 @@
           </w:r>
           <w:r>
             <w:rPr>
-              <w:rFonts w:hint="eastAsia" w:ascii="宋体" w:hAnsi="宋体" w:eastAsia="宋体" w:cs="宋体"/>
+              <w:rFonts w:ascii="宋体" w:eastAsia="宋体" w:hAnsi="宋体" w:cs="宋体" w:hint="eastAsia"/>
               <w:szCs w:val="24"/>
             </w:rPr>
             <w:fldChar w:fldCharType="end"/>
@@ -3136,28 +3034,28 @@
         </w:p>
         <w:p>
           <w:pPr>
-            <w:pStyle w:val="17"/>
+            <w:pStyle w:val="TOC2"/>
             <w:tabs>
               <w:tab w:val="right" w:leader="dot" w:pos="8306"/>
             </w:tabs>
           </w:pPr>
           <w:r>
             <w:rPr>
-              <w:rFonts w:hint="eastAsia" w:ascii="宋体" w:hAnsi="宋体" w:eastAsia="宋体" w:cs="宋体"/>
+              <w:rFonts w:ascii="宋体" w:eastAsia="宋体" w:hAnsi="宋体" w:cs="宋体" w:hint="eastAsia"/>
               <w:szCs w:val="24"/>
             </w:rPr>
             <w:fldChar w:fldCharType="begin"/>
           </w:r>
           <w:r>
             <w:rPr>
-              <w:rFonts w:hint="eastAsia" w:ascii="宋体" w:hAnsi="宋体" w:eastAsia="宋体" w:cs="宋体"/>
+              <w:rFonts w:ascii="宋体" w:eastAsia="宋体" w:hAnsi="宋体" w:cs="宋体" w:hint="eastAsia"/>
               <w:szCs w:val="24"/>
             </w:rPr>
             <w:instrText xml:space="preserve"> HYPERLINK \l _Toc31240 </w:instrText>
           </w:r>
           <w:r>
             <w:rPr>
-              <w:rFonts w:hint="eastAsia" w:ascii="宋体" w:hAnsi="宋体" w:eastAsia="宋体" w:cs="宋体"/>
+              <w:rFonts w:ascii="宋体" w:eastAsia="宋体" w:hAnsi="宋体" w:cs="宋体" w:hint="eastAsia"/>
               <w:szCs w:val="24"/>
             </w:rPr>
             <w:fldChar w:fldCharType="separate"/>
@@ -3196,7 +3094,7 @@
           </w:r>
           <w:r>
             <w:rPr>
-              <w:rFonts w:hint="eastAsia" w:ascii="宋体" w:hAnsi="宋体" w:eastAsia="宋体" w:cs="宋体"/>
+              <w:rFonts w:ascii="宋体" w:eastAsia="宋体" w:hAnsi="宋体" w:cs="宋体" w:hint="eastAsia"/>
               <w:szCs w:val="24"/>
             </w:rPr>
             <w:fldChar w:fldCharType="end"/>
@@ -3204,28 +3102,28 @@
         </w:p>
         <w:p>
           <w:pPr>
-            <w:pStyle w:val="17"/>
+            <w:pStyle w:val="TOC2"/>
             <w:tabs>
               <w:tab w:val="right" w:leader="dot" w:pos="8306"/>
             </w:tabs>
           </w:pPr>
           <w:r>
             <w:rPr>
-              <w:rFonts w:hint="eastAsia" w:ascii="宋体" w:hAnsi="宋体" w:eastAsia="宋体" w:cs="宋体"/>
+              <w:rFonts w:ascii="宋体" w:eastAsia="宋体" w:hAnsi="宋体" w:cs="宋体" w:hint="eastAsia"/>
               <w:szCs w:val="24"/>
             </w:rPr>
             <w:fldChar w:fldCharType="begin"/>
           </w:r>
           <w:r>
             <w:rPr>
-              <w:rFonts w:hint="eastAsia" w:ascii="宋体" w:hAnsi="宋体" w:eastAsia="宋体" w:cs="宋体"/>
+              <w:rFonts w:ascii="宋体" w:eastAsia="宋体" w:hAnsi="宋体" w:cs="宋体" w:hint="eastAsia"/>
               <w:szCs w:val="24"/>
             </w:rPr>
             <w:instrText xml:space="preserve"> HYPERLINK \l _Toc7015 </w:instrText>
           </w:r>
           <w:r>
             <w:rPr>
-              <w:rFonts w:hint="eastAsia" w:ascii="宋体" w:hAnsi="宋体" w:eastAsia="宋体" w:cs="宋体"/>
+              <w:rFonts w:ascii="宋体" w:eastAsia="宋体" w:hAnsi="宋体" w:cs="宋体" w:hint="eastAsia"/>
               <w:szCs w:val="24"/>
             </w:rPr>
             <w:fldChar w:fldCharType="separate"/>
@@ -3264,7 +3162,7 @@
           </w:r>
           <w:r>
             <w:rPr>
-              <w:rFonts w:hint="eastAsia" w:ascii="宋体" w:hAnsi="宋体" w:eastAsia="宋体" w:cs="宋体"/>
+              <w:rFonts w:ascii="宋体" w:eastAsia="宋体" w:hAnsi="宋体" w:cs="宋体" w:hint="eastAsia"/>
               <w:szCs w:val="24"/>
             </w:rPr>
             <w:fldChar w:fldCharType="end"/>
@@ -3272,28 +3170,28 @@
         </w:p>
         <w:p>
           <w:pPr>
-            <w:pStyle w:val="17"/>
+            <w:pStyle w:val="TOC2"/>
             <w:tabs>
               <w:tab w:val="right" w:leader="dot" w:pos="8306"/>
             </w:tabs>
           </w:pPr>
           <w:r>
             <w:rPr>
-              <w:rFonts w:hint="eastAsia" w:ascii="宋体" w:hAnsi="宋体" w:eastAsia="宋体" w:cs="宋体"/>
+              <w:rFonts w:ascii="宋体" w:eastAsia="宋体" w:hAnsi="宋体" w:cs="宋体" w:hint="eastAsia"/>
               <w:szCs w:val="24"/>
             </w:rPr>
             <w:fldChar w:fldCharType="begin"/>
           </w:r>
           <w:r>
             <w:rPr>
-              <w:rFonts w:hint="eastAsia" w:ascii="宋体" w:hAnsi="宋体" w:eastAsia="宋体" w:cs="宋体"/>
+              <w:rFonts w:ascii="宋体" w:eastAsia="宋体" w:hAnsi="宋体" w:cs="宋体" w:hint="eastAsia"/>
               <w:szCs w:val="24"/>
             </w:rPr>
             <w:instrText xml:space="preserve"> HYPERLINK \l _Toc22949 </w:instrText>
           </w:r>
           <w:r>
             <w:rPr>
-              <w:rFonts w:hint="eastAsia" w:ascii="宋体" w:hAnsi="宋体" w:eastAsia="宋体" w:cs="宋体"/>
+              <w:rFonts w:ascii="宋体" w:eastAsia="宋体" w:hAnsi="宋体" w:cs="宋体" w:hint="eastAsia"/>
               <w:szCs w:val="24"/>
             </w:rPr>
             <w:fldChar w:fldCharType="separate"/>
@@ -3332,7 +3230,7 @@
           </w:r>
           <w:r>
             <w:rPr>
-              <w:rFonts w:hint="eastAsia" w:ascii="宋体" w:hAnsi="宋体" w:eastAsia="宋体" w:cs="宋体"/>
+              <w:rFonts w:ascii="宋体" w:eastAsia="宋体" w:hAnsi="宋体" w:cs="宋体" w:hint="eastAsia"/>
               <w:szCs w:val="24"/>
             </w:rPr>
             <w:fldChar w:fldCharType="end"/>
@@ -3340,28 +3238,28 @@
         </w:p>
         <w:p>
           <w:pPr>
-            <w:pStyle w:val="17"/>
+            <w:pStyle w:val="TOC2"/>
             <w:tabs>
               <w:tab w:val="right" w:leader="dot" w:pos="8306"/>
             </w:tabs>
           </w:pPr>
           <w:r>
             <w:rPr>
-              <w:rFonts w:hint="eastAsia" w:ascii="宋体" w:hAnsi="宋体" w:eastAsia="宋体" w:cs="宋体"/>
+              <w:rFonts w:ascii="宋体" w:eastAsia="宋体" w:hAnsi="宋体" w:cs="宋体" w:hint="eastAsia"/>
               <w:szCs w:val="24"/>
             </w:rPr>
             <w:fldChar w:fldCharType="begin"/>
           </w:r>
           <w:r>
             <w:rPr>
-              <w:rFonts w:hint="eastAsia" w:ascii="宋体" w:hAnsi="宋体" w:eastAsia="宋体" w:cs="宋体"/>
+              <w:rFonts w:ascii="宋体" w:eastAsia="宋体" w:hAnsi="宋体" w:cs="宋体" w:hint="eastAsia"/>
               <w:szCs w:val="24"/>
             </w:rPr>
             <w:instrText xml:space="preserve"> HYPERLINK \l _Toc15558 </w:instrText>
           </w:r>
           <w:r>
             <w:rPr>
-              <w:rFonts w:hint="eastAsia" w:ascii="宋体" w:hAnsi="宋体" w:eastAsia="宋体" w:cs="宋体"/>
+              <w:rFonts w:ascii="宋体" w:eastAsia="宋体" w:hAnsi="宋体" w:cs="宋体" w:hint="eastAsia"/>
               <w:szCs w:val="24"/>
             </w:rPr>
             <w:fldChar w:fldCharType="separate"/>
@@ -3400,7 +3298,7 @@
           </w:r>
           <w:r>
             <w:rPr>
-              <w:rFonts w:hint="eastAsia" w:ascii="宋体" w:hAnsi="宋体" w:eastAsia="宋体" w:cs="宋体"/>
+              <w:rFonts w:ascii="宋体" w:eastAsia="宋体" w:hAnsi="宋体" w:cs="宋体" w:hint="eastAsia"/>
               <w:szCs w:val="24"/>
             </w:rPr>
             <w:fldChar w:fldCharType="end"/>
@@ -3408,28 +3306,28 @@
         </w:p>
         <w:p>
           <w:pPr>
-            <w:pStyle w:val="17"/>
+            <w:pStyle w:val="TOC2"/>
             <w:tabs>
               <w:tab w:val="right" w:leader="dot" w:pos="8306"/>
             </w:tabs>
           </w:pPr>
           <w:r>
             <w:rPr>
-              <w:rFonts w:hint="eastAsia" w:ascii="宋体" w:hAnsi="宋体" w:eastAsia="宋体" w:cs="宋体"/>
+              <w:rFonts w:ascii="宋体" w:eastAsia="宋体" w:hAnsi="宋体" w:cs="宋体" w:hint="eastAsia"/>
               <w:szCs w:val="24"/>
             </w:rPr>
             <w:fldChar w:fldCharType="begin"/>
           </w:r>
           <w:r>
             <w:rPr>
-              <w:rFonts w:hint="eastAsia" w:ascii="宋体" w:hAnsi="宋体" w:eastAsia="宋体" w:cs="宋体"/>
+              <w:rFonts w:ascii="宋体" w:eastAsia="宋体" w:hAnsi="宋体" w:cs="宋体" w:hint="eastAsia"/>
               <w:szCs w:val="24"/>
             </w:rPr>
             <w:instrText xml:space="preserve"> HYPERLINK \l _Toc27395 </w:instrText>
           </w:r>
           <w:r>
             <w:rPr>
-              <w:rFonts w:hint="eastAsia" w:ascii="宋体" w:hAnsi="宋体" w:eastAsia="宋体" w:cs="宋体"/>
+              <w:rFonts w:ascii="宋体" w:eastAsia="宋体" w:hAnsi="宋体" w:cs="宋体" w:hint="eastAsia"/>
               <w:szCs w:val="24"/>
             </w:rPr>
             <w:fldChar w:fldCharType="separate"/>
@@ -3468,7 +3366,7 @@
           </w:r>
           <w:r>
             <w:rPr>
-              <w:rFonts w:hint="eastAsia" w:ascii="宋体" w:hAnsi="宋体" w:eastAsia="宋体" w:cs="宋体"/>
+              <w:rFonts w:ascii="宋体" w:eastAsia="宋体" w:hAnsi="宋体" w:cs="宋体" w:hint="eastAsia"/>
               <w:szCs w:val="24"/>
             </w:rPr>
             <w:fldChar w:fldCharType="end"/>
@@ -3476,28 +3374,28 @@
         </w:p>
         <w:p>
           <w:pPr>
-            <w:pStyle w:val="16"/>
+            <w:pStyle w:val="TOC1"/>
             <w:tabs>
               <w:tab w:val="right" w:leader="dot" w:pos="8306"/>
             </w:tabs>
           </w:pPr>
           <w:r>
             <w:rPr>
-              <w:rFonts w:hint="eastAsia" w:ascii="宋体" w:hAnsi="宋体" w:eastAsia="宋体" w:cs="宋体"/>
+              <w:rFonts w:ascii="宋体" w:eastAsia="宋体" w:hAnsi="宋体" w:cs="宋体" w:hint="eastAsia"/>
               <w:szCs w:val="24"/>
             </w:rPr>
             <w:fldChar w:fldCharType="begin"/>
           </w:r>
           <w:r>
             <w:rPr>
-              <w:rFonts w:hint="eastAsia" w:ascii="宋体" w:hAnsi="宋体" w:eastAsia="宋体" w:cs="宋体"/>
+              <w:rFonts w:ascii="宋体" w:eastAsia="宋体" w:hAnsi="宋体" w:cs="宋体" w:hint="eastAsia"/>
               <w:szCs w:val="24"/>
             </w:rPr>
             <w:instrText xml:space="preserve"> HYPERLINK \l _Toc1501 </w:instrText>
           </w:r>
           <w:r>
             <w:rPr>
-              <w:rFonts w:hint="eastAsia" w:ascii="宋体" w:hAnsi="宋体" w:eastAsia="宋体" w:cs="宋体"/>
+              <w:rFonts w:ascii="宋体" w:eastAsia="宋体" w:hAnsi="宋体" w:cs="宋体" w:hint="eastAsia"/>
               <w:szCs w:val="24"/>
             </w:rPr>
             <w:fldChar w:fldCharType="separate"/>
@@ -3536,7 +3434,7 @@
           </w:r>
           <w:r>
             <w:rPr>
-              <w:rFonts w:hint="eastAsia" w:ascii="宋体" w:hAnsi="宋体" w:eastAsia="宋体" w:cs="宋体"/>
+              <w:rFonts w:ascii="宋体" w:eastAsia="宋体" w:hAnsi="宋体" w:cs="宋体" w:hint="eastAsia"/>
               <w:szCs w:val="24"/>
             </w:rPr>
             <w:fldChar w:fldCharType="end"/>
@@ -3544,28 +3442,28 @@
         </w:p>
         <w:p>
           <w:pPr>
-            <w:pStyle w:val="16"/>
+            <w:pStyle w:val="TOC1"/>
             <w:tabs>
               <w:tab w:val="right" w:leader="dot" w:pos="8306"/>
             </w:tabs>
           </w:pPr>
           <w:r>
             <w:rPr>
-              <w:rFonts w:hint="eastAsia" w:ascii="宋体" w:hAnsi="宋体" w:eastAsia="宋体" w:cs="宋体"/>
+              <w:rFonts w:ascii="宋体" w:eastAsia="宋体" w:hAnsi="宋体" w:cs="宋体" w:hint="eastAsia"/>
               <w:szCs w:val="24"/>
             </w:rPr>
             <w:fldChar w:fldCharType="begin"/>
           </w:r>
           <w:r>
             <w:rPr>
-              <w:rFonts w:hint="eastAsia" w:ascii="宋体" w:hAnsi="宋体" w:eastAsia="宋体" w:cs="宋体"/>
+              <w:rFonts w:ascii="宋体" w:eastAsia="宋体" w:hAnsi="宋体" w:cs="宋体" w:hint="eastAsia"/>
               <w:szCs w:val="24"/>
             </w:rPr>
             <w:instrText xml:space="preserve"> HYPERLINK \l _Toc32594 </w:instrText>
           </w:r>
           <w:r>
             <w:rPr>
-              <w:rFonts w:hint="eastAsia" w:ascii="宋体" w:hAnsi="宋体" w:eastAsia="宋体" w:cs="宋体"/>
+              <w:rFonts w:ascii="宋体" w:eastAsia="宋体" w:hAnsi="宋体" w:cs="宋体" w:hint="eastAsia"/>
               <w:szCs w:val="24"/>
             </w:rPr>
             <w:fldChar w:fldCharType="separate"/>
@@ -3604,7 +3502,7 @@
           </w:r>
           <w:r>
             <w:rPr>
-              <w:rFonts w:hint="eastAsia" w:ascii="宋体" w:hAnsi="宋体" w:eastAsia="宋体" w:cs="宋体"/>
+              <w:rFonts w:ascii="宋体" w:eastAsia="宋体" w:hAnsi="宋体" w:cs="宋体" w:hint="eastAsia"/>
               <w:szCs w:val="24"/>
             </w:rPr>
             <w:fldChar w:fldCharType="end"/>
@@ -3612,28 +3510,28 @@
         </w:p>
         <w:p>
           <w:pPr>
-            <w:pStyle w:val="17"/>
+            <w:pStyle w:val="TOC2"/>
             <w:tabs>
               <w:tab w:val="right" w:leader="dot" w:pos="8306"/>
             </w:tabs>
           </w:pPr>
           <w:r>
             <w:rPr>
-              <w:rFonts w:hint="eastAsia" w:ascii="宋体" w:hAnsi="宋体" w:eastAsia="宋体" w:cs="宋体"/>
+              <w:rFonts w:ascii="宋体" w:eastAsia="宋体" w:hAnsi="宋体" w:cs="宋体" w:hint="eastAsia"/>
               <w:szCs w:val="24"/>
             </w:rPr>
             <w:fldChar w:fldCharType="begin"/>
           </w:r>
           <w:r>
             <w:rPr>
-              <w:rFonts w:hint="eastAsia" w:ascii="宋体" w:hAnsi="宋体" w:eastAsia="宋体" w:cs="宋体"/>
+              <w:rFonts w:ascii="宋体" w:eastAsia="宋体" w:hAnsi="宋体" w:cs="宋体" w:hint="eastAsia"/>
               <w:szCs w:val="24"/>
             </w:rPr>
             <w:instrText xml:space="preserve"> HYPERLINK \l _Toc17623 </w:instrText>
           </w:r>
           <w:r>
             <w:rPr>
-              <w:rFonts w:hint="eastAsia" w:ascii="宋体" w:hAnsi="宋体" w:eastAsia="宋体" w:cs="宋体"/>
+              <w:rFonts w:ascii="宋体" w:eastAsia="宋体" w:hAnsi="宋体" w:cs="宋体" w:hint="eastAsia"/>
               <w:szCs w:val="24"/>
             </w:rPr>
             <w:fldChar w:fldCharType="separate"/>
@@ -3672,7 +3570,7 @@
           </w:r>
           <w:r>
             <w:rPr>
-              <w:rFonts w:hint="eastAsia" w:ascii="宋体" w:hAnsi="宋体" w:eastAsia="宋体" w:cs="宋体"/>
+              <w:rFonts w:ascii="宋体" w:eastAsia="宋体" w:hAnsi="宋体" w:cs="宋体" w:hint="eastAsia"/>
               <w:szCs w:val="24"/>
             </w:rPr>
             <w:fldChar w:fldCharType="end"/>
@@ -3694,7 +3592,7 @@
             <w:snapToGrid w:val="0"/>
             <w:textAlignment w:val="baseline"/>
             <w:rPr>
-              <w:rFonts w:hint="eastAsia" w:ascii="宋体" w:hAnsi="宋体" w:eastAsia="宋体" w:cs="宋体"/>
+              <w:rFonts w:ascii="宋体" w:eastAsia="宋体" w:hAnsi="宋体" w:cs="宋体" w:hint="eastAsia"/>
               <w:snapToGrid w:val="0"/>
               <w:color w:val="000000"/>
               <w:kern w:val="0"/>
@@ -3705,7 +3603,7 @@
           </w:pPr>
           <w:r>
             <w:rPr>
-              <w:rFonts w:hint="eastAsia" w:ascii="宋体" w:hAnsi="宋体" w:eastAsia="宋体" w:cs="宋体"/>
+              <w:rFonts w:ascii="宋体" w:eastAsia="宋体" w:hAnsi="宋体" w:cs="宋体" w:hint="eastAsia"/>
               <w:szCs w:val="24"/>
             </w:rPr>
             <w:fldChar w:fldCharType="end"/>
@@ -3729,7 +3627,7 @@
         <w:snapToGrid w:val="0"/>
         <w:textAlignment w:val="baseline"/>
         <w:rPr>
-          <w:rFonts w:ascii="Arial" w:hAnsi="Arial" w:eastAsia="Arial" w:cs="Arial"/>
+          <w:rFonts w:ascii="Arial" w:eastAsia="Arial" w:hAnsi="Arial" w:cs="Arial"/>
           <w:snapToGrid w:val="0"/>
           <w:color w:val="000000"/>
           <w:kern w:val="0"/>
@@ -3740,7 +3638,7 @@
       </w:pPr>
       <w:r>
         <w:rPr>
-          <w:rFonts w:ascii="Arial" w:hAnsi="Arial" w:eastAsia="Arial" w:cs="Arial"/>
+          <w:rFonts w:ascii="Arial" w:eastAsia="Arial" w:hAnsi="Arial" w:cs="Arial"/>
           <w:snapToGrid w:val="0"/>
           <w:color w:val="000000"/>
           <w:kern w:val="0"/>
@@ -3753,7 +3651,7 @@
     </w:p>
     <w:p>
       <w:pPr>
-        <w:pStyle w:val="28"/>
+        <w:pStyle w:val="1"/>
         <w:bidi w:val="0"/>
         <w:rPr>
           <w:rFonts w:hint="eastAsia"/>
@@ -3772,7 +3670,7 @@
     </w:p>
     <w:p>
       <w:pPr>
-        <w:pStyle w:val="30"/>
+        <w:pStyle w:val="2"/>
         <w:bidi w:val="0"/>
         <w:rPr>
           <w:rFonts w:hint="eastAsia"/>
@@ -3791,7 +3689,7 @@
     </w:p>
     <w:p>
       <w:pPr>
-        <w:pStyle w:val="29"/>
+        <w:pStyle w:val="a1"/>
         <w:rPr>
           <w:rFonts w:hint="eastAsia"/>
           <w:lang w:val="en-US" w:eastAsia="zh-CN"/>
@@ -3807,7 +3705,7 @@
     </w:p>
     <w:p>
       <w:pPr>
-        <w:pStyle w:val="30"/>
+        <w:pStyle w:val="2"/>
         <w:bidi w:val="0"/>
         <w:rPr>
           <w:rFonts w:hint="eastAsia"/>
@@ -3826,7 +3724,7 @@
     </w:p>
     <w:p>
       <w:pPr>
-        <w:pStyle w:val="29"/>
+        <w:pStyle w:val="a1"/>
         <w:rPr>
           <w:rFonts w:hint="eastAsia"/>
           <w:lang w:val="en-US" w:eastAsia="zh-CN"/>
@@ -3842,7 +3740,7 @@
     </w:p>
     <w:p>
       <w:pPr>
-        <w:pStyle w:val="30"/>
+        <w:pStyle w:val="2"/>
         <w:bidi w:val="0"/>
         <w:rPr>
           <w:rFonts w:hint="eastAsia"/>
@@ -3861,7 +3759,7 @@
     </w:p>
     <w:p>
       <w:pPr>
-        <w:pStyle w:val="29"/>
+        <w:pStyle w:val="a1"/>
         <w:rPr>
           <w:rFonts w:hint="eastAsia"/>
           <w:lang w:val="en-US" w:eastAsia="zh-CN"/>
@@ -3877,7 +3775,7 @@
     </w:p>
     <w:p>
       <w:pPr>
-        <w:pStyle w:val="29"/>
+        <w:pStyle w:val="a1"/>
         <w:rPr>
           <w:rFonts w:hint="eastAsia"/>
           <w:lang w:val="en-US" w:eastAsia="zh-CN"/>
@@ -3893,7 +3791,7 @@
     </w:p>
     <w:p>
       <w:pPr>
-        <w:pStyle w:val="29"/>
+        <w:pStyle w:val="a1"/>
         <w:rPr>
           <w:rFonts w:hint="eastAsia"/>
           <w:lang w:val="en-US" w:eastAsia="zh-CN"/>
@@ -3909,7 +3807,7 @@
     </w:p>
     <w:p>
       <w:pPr>
-        <w:pStyle w:val="30"/>
+        <w:pStyle w:val="2"/>
         <w:bidi w:val="0"/>
         <w:rPr>
           <w:rFonts w:hint="eastAsia"/>
@@ -3928,7 +3826,7 @@
     </w:p>
     <w:p>
       <w:pPr>
-        <w:pStyle w:val="29"/>
+        <w:pStyle w:val="a1"/>
         <w:rPr>
           <w:rFonts w:hint="eastAsia"/>
           <w:lang w:val="en-US" w:eastAsia="zh-CN"/>
@@ -3944,7 +3842,7 @@
     </w:p>
     <w:p>
       <w:pPr>
-        <w:pStyle w:val="29"/>
+        <w:pStyle w:val="a1"/>
         <w:rPr>
           <w:rFonts w:hint="eastAsia"/>
           <w:lang w:val="en-US" w:eastAsia="zh-CN"/>
@@ -3960,7 +3858,7 @@
     </w:p>
     <w:p>
       <w:pPr>
-        <w:pStyle w:val="29"/>
+        <w:pStyle w:val="a1"/>
         <w:rPr>
           <w:rFonts w:hint="eastAsia"/>
           <w:lang w:val="en-US" w:eastAsia="zh-CN"/>
@@ -3976,7 +3874,7 @@
     </w:p>
     <w:p>
       <w:pPr>
-        <w:pStyle w:val="29"/>
+        <w:pStyle w:val="a1"/>
         <w:rPr>
           <w:rFonts w:hint="eastAsia"/>
           <w:lang w:val="en-US" w:eastAsia="zh-CN"/>
@@ -3992,7 +3890,7 @@
     </w:p>
     <w:p>
       <w:pPr>
-        <w:pStyle w:val="29"/>
+        <w:pStyle w:val="a1"/>
         <w:rPr>
           <w:rFonts w:hint="eastAsia"/>
           <w:lang w:val="en-US" w:eastAsia="zh-CN"/>
@@ -4008,7 +3906,7 @@
     </w:p>
     <w:p>
       <w:pPr>
-        <w:pStyle w:val="29"/>
+        <w:pStyle w:val="a1"/>
         <w:rPr>
           <w:rFonts w:hint="default"/>
           <w:lang w:val="en-US" w:eastAsia="zh-CN"/>
@@ -4024,7 +3922,7 @@
     </w:p>
     <w:p>
       <w:pPr>
-        <w:pStyle w:val="28"/>
+        <w:pStyle w:val="1"/>
         <w:bidi w:val="0"/>
         <w:rPr>
           <w:rFonts w:hint="eastAsia"/>
@@ -4043,7 +3941,7 @@
     </w:p>
     <w:p>
       <w:pPr>
-        <w:pStyle w:val="30"/>
+        <w:pStyle w:val="2"/>
         <w:bidi w:val="0"/>
         <w:rPr>
           <w:rFonts w:hint="eastAsia"/>
@@ -4062,7 +3960,7 @@
     </w:p>
     <w:p>
       <w:pPr>
-        <w:pStyle w:val="29"/>
+        <w:pStyle w:val="a1"/>
         <w:rPr>
           <w:rFonts w:hint="eastAsia"/>
           <w:lang w:val="en-US" w:eastAsia="zh-CN"/>
@@ -4078,7 +3976,7 @@
     </w:p>
     <w:p>
       <w:pPr>
-        <w:pStyle w:val="29"/>
+        <w:pStyle w:val="a1"/>
         <w:rPr>
           <w:rFonts w:hint="eastAsia"/>
           <w:lang w:val="en-US" w:eastAsia="zh-CN"/>
@@ -4094,7 +3992,7 @@
     </w:p>
     <w:p>
       <w:pPr>
-        <w:pStyle w:val="29"/>
+        <w:pStyle w:val="a1"/>
         <w:rPr>
           <w:rFonts w:hint="eastAsia"/>
           <w:lang w:val="en-US" w:eastAsia="zh-CN"/>
@@ -4110,7 +4008,7 @@
     </w:p>
     <w:p>
       <w:pPr>
-        <w:pStyle w:val="29"/>
+        <w:pStyle w:val="a1"/>
         <w:rPr>
           <w:rFonts w:hint="eastAsia"/>
           <w:lang w:val="en-US" w:eastAsia="zh-CN"/>
@@ -4126,7 +4024,7 @@
     </w:p>
     <w:p>
       <w:pPr>
-        <w:pStyle w:val="30"/>
+        <w:pStyle w:val="2"/>
         <w:bidi w:val="0"/>
         <w:rPr>
           <w:rFonts w:hint="eastAsia"/>
@@ -4145,7 +4043,7 @@
     </w:p>
     <w:p>
       <w:pPr>
-        <w:pStyle w:val="29"/>
+        <w:pStyle w:val="a1"/>
         <w:bidi w:val="0"/>
         <w:rPr>
           <w:rFonts w:hint="eastAsia"/>
@@ -4158,7 +4056,7 @@
     </w:p>
     <w:p>
       <w:pPr>
-        <w:pStyle w:val="30"/>
+        <w:pStyle w:val="2"/>
         <w:bidi w:val="0"/>
         <w:rPr>
           <w:rFonts w:hint="eastAsia"/>
@@ -4177,7 +4075,7 @@
     </w:p>
     <w:p>
       <w:pPr>
-        <w:pStyle w:val="29"/>
+        <w:pStyle w:val="a1"/>
         <w:rPr>
           <w:rFonts w:hint="eastAsia"/>
           <w:lang w:val="en-US" w:eastAsia="zh-CN"/>
@@ -4193,7 +4091,7 @@
     </w:p>
     <w:p>
       <w:pPr>
-        <w:pStyle w:val="29"/>
+        <w:pStyle w:val="a1"/>
         <w:rPr>
           <w:rFonts w:hint="eastAsia"/>
           <w:lang w:val="en-US" w:eastAsia="zh-CN"/>
@@ -4209,7 +4107,7 @@
     </w:p>
     <w:p>
       <w:pPr>
-        <w:pStyle w:val="29"/>
+        <w:pStyle w:val="a1"/>
         <w:rPr>
           <w:rFonts w:hint="eastAsia"/>
           <w:lang w:val="en-US" w:eastAsia="zh-CN"/>
@@ -4225,7 +4123,7 @@
     </w:p>
     <w:p>
       <w:pPr>
-        <w:pStyle w:val="30"/>
+        <w:pStyle w:val="2"/>
         <w:bidi w:val="0"/>
         <w:rPr>
           <w:rFonts w:hint="eastAsia"/>
@@ -4244,7 +4142,7 @@
     </w:p>
     <w:p>
       <w:pPr>
-        <w:pStyle w:val="29"/>
+        <w:pStyle w:val="a1"/>
         <w:rPr>
           <w:rFonts w:hint="eastAsia"/>
           <w:lang w:val="en-US" w:eastAsia="zh-CN"/>
@@ -4260,7 +4158,7 @@
     </w:p>
     <w:p>
       <w:pPr>
-        <w:pStyle w:val="30"/>
+        <w:pStyle w:val="2"/>
         <w:bidi w:val="0"/>
         <w:rPr>
           <w:rFonts w:hint="eastAsia"/>
@@ -4279,7 +4177,7 @@
     </w:p>
     <w:p>
       <w:pPr>
-        <w:pStyle w:val="29"/>
+        <w:pStyle w:val="a1"/>
         <w:rPr>
           <w:rFonts w:hint="eastAsia"/>
           <w:lang w:val="en-US" w:eastAsia="zh-CN"/>
@@ -4295,7 +4193,7 @@
     </w:p>
     <w:p>
       <w:pPr>
-        <w:pStyle w:val="30"/>
+        <w:pStyle w:val="2"/>
         <w:bidi w:val="0"/>
         <w:rPr>
           <w:rFonts w:hint="eastAsia"/>
@@ -4314,7 +4212,7 @@
     </w:p>
     <w:p>
       <w:pPr>
-        <w:pStyle w:val="29"/>
+        <w:pStyle w:val="a1"/>
         <w:rPr>
           <w:rFonts w:hint="eastAsia"/>
           <w:lang w:val="en-US" w:eastAsia="zh-CN"/>
@@ -4330,7 +4228,7 @@
     </w:p>
     <w:p>
       <w:pPr>
-        <w:pStyle w:val="29"/>
+        <w:pStyle w:val="a1"/>
         <w:rPr>
           <w:rFonts w:hint="eastAsia"/>
           <w:lang w:val="en-US" w:eastAsia="zh-CN"/>
@@ -4346,7 +4244,7 @@
     </w:p>
     <w:p>
       <w:pPr>
-        <w:pStyle w:val="28"/>
+        <w:pStyle w:val="1"/>
         <w:bidi w:val="0"/>
         <w:rPr>
           <w:rFonts w:hint="eastAsia"/>
@@ -4365,7 +4263,7 @@
     </w:p>
     <w:p>
       <w:pPr>
-        <w:pStyle w:val="30"/>
+        <w:pStyle w:val="2"/>
         <w:bidi w:val="0"/>
         <w:rPr>
           <w:rFonts w:hint="eastAsia"/>
@@ -4384,7 +4282,7 @@
     </w:p>
     <w:p>
       <w:pPr>
-        <w:pStyle w:val="29"/>
+        <w:pStyle w:val="a1"/>
         <w:rPr>
           <w:rFonts w:hint="eastAsia"/>
           <w:lang w:val="en-US" w:eastAsia="zh-CN"/>
@@ -4400,7 +4298,7 @@
     </w:p>
     <w:p>
       <w:pPr>
-        <w:pStyle w:val="29"/>
+        <w:pStyle w:val="a1"/>
         <w:rPr>
           <w:rFonts w:hint="eastAsia"/>
           <w:lang w:val="en-US" w:eastAsia="zh-CN"/>
@@ -4416,7 +4314,7 @@
     </w:p>
     <w:p>
       <w:pPr>
-        <w:pStyle w:val="29"/>
+        <w:pStyle w:val="a1"/>
         <w:rPr>
           <w:rFonts w:hint="eastAsia"/>
           <w:lang w:val="en-US" w:eastAsia="zh-CN"/>
@@ -4432,7 +4330,7 @@
     </w:p>
     <w:p>
       <w:pPr>
-        <w:pStyle w:val="30"/>
+        <w:pStyle w:val="2"/>
         <w:bidi w:val="0"/>
         <w:rPr>
           <w:rFonts w:hint="eastAsia"/>
@@ -4451,7 +4349,7 @@
     </w:p>
     <w:p>
       <w:pPr>
-        <w:pStyle w:val="29"/>
+        <w:pStyle w:val="a1"/>
         <w:rPr>
           <w:rFonts w:hint="eastAsia"/>
           <w:lang w:val="en-US" w:eastAsia="zh-CN"/>
@@ -4467,7 +4365,7 @@
     </w:p>
     <w:p>
       <w:pPr>
-        <w:pStyle w:val="29"/>
+        <w:pStyle w:val="a1"/>
         <w:rPr>
           <w:rFonts w:hint="eastAsia"/>
           <w:lang w:val="en-US" w:eastAsia="zh-CN"/>
@@ -4483,7 +4381,7 @@
     </w:p>
     <w:p>
       <w:pPr>
-        <w:pStyle w:val="29"/>
+        <w:pStyle w:val="a1"/>
         <w:rPr>
           <w:rFonts w:hint="eastAsia"/>
           <w:lang w:val="en-US" w:eastAsia="zh-CN"/>
@@ -4499,7 +4397,7 @@
     </w:p>
     <w:p>
       <w:pPr>
-        <w:pStyle w:val="30"/>
+        <w:pStyle w:val="2"/>
         <w:bidi w:val="0"/>
         <w:rPr>
           <w:rFonts w:hint="eastAsia"/>
@@ -4518,7 +4416,7 @@
     </w:p>
     <w:p>
       <w:pPr>
-        <w:pStyle w:val="29"/>
+        <w:pStyle w:val="a1"/>
         <w:rPr>
           <w:rFonts w:hint="eastAsia"/>
           <w:lang w:val="en-US" w:eastAsia="zh-CN"/>
@@ -4534,7 +4432,7 @@
     </w:p>
     <w:p>
       <w:pPr>
-        <w:pStyle w:val="29"/>
+        <w:pStyle w:val="a1"/>
         <w:rPr>
           <w:rFonts w:hint="eastAsia"/>
           <w:lang w:val="en-US" w:eastAsia="zh-CN"/>
@@ -4550,7 +4448,7 @@
     </w:p>
     <w:p>
       <w:pPr>
-        <w:pStyle w:val="29"/>
+        <w:pStyle w:val="a1"/>
         <w:rPr>
           <w:rFonts w:hint="eastAsia"/>
           <w:lang w:val="en-US" w:eastAsia="zh-CN"/>
@@ -4566,7 +4464,7 @@
     </w:p>
     <w:p>
       <w:pPr>
-        <w:pStyle w:val="30"/>
+        <w:pStyle w:val="2"/>
         <w:bidi w:val="0"/>
         <w:rPr>
           <w:rFonts w:hint="eastAsia"/>
@@ -4585,7 +4483,7 @@
     </w:p>
     <w:p>
       <w:pPr>
-        <w:pStyle w:val="29"/>
+        <w:pStyle w:val="a1"/>
         <w:rPr>
           <w:rFonts w:hint="eastAsia"/>
           <w:lang w:val="en-US" w:eastAsia="zh-CN"/>
@@ -4601,7 +4499,7 @@
     </w:p>
     <w:p>
       <w:pPr>
-        <w:pStyle w:val="29"/>
+        <w:pStyle w:val="a1"/>
         <w:rPr>
           <w:rFonts w:hint="eastAsia"/>
           <w:lang w:val="en-US" w:eastAsia="zh-CN"/>
@@ -4617,12 +4515,12 @@
     </w:p>
     <w:p>
       <w:pPr>
-        <w:pStyle w:val="29"/>
+        <w:pStyle w:val="a1"/>
         <w:numPr>
           <w:ilvl w:val="0"/>
           <w:numId w:val="2"/>
         </w:numPr>
-        <w:ind w:left="425" w:leftChars="0" w:hanging="425" w:firstLineChars="0"/>
+        <w:ind w:left="425" w:hanging="425" w:leftChars="0" w:firstLineChars="0"/>
         <w:rPr>
           <w:rFonts w:hint="default"/>
           <w:lang w:val="en-US" w:eastAsia="zh-CN"/>
@@ -4638,12 +4536,12 @@
     </w:p>
     <w:p>
       <w:pPr>
-        <w:pStyle w:val="29"/>
+        <w:pStyle w:val="a1"/>
         <w:numPr>
           <w:ilvl w:val="0"/>
           <w:numId w:val="2"/>
         </w:numPr>
-        <w:ind w:left="425" w:leftChars="0" w:hanging="425" w:firstLineChars="0"/>
+        <w:ind w:left="425" w:hanging="425" w:leftChars="0" w:firstLineChars="0"/>
         <w:rPr>
           <w:rFonts w:hint="eastAsia"/>
           <w:lang w:val="en-US" w:eastAsia="zh-CN"/>
@@ -4659,12 +4557,12 @@
     </w:p>
     <w:p>
       <w:pPr>
-        <w:pStyle w:val="29"/>
+        <w:pStyle w:val="a1"/>
         <w:numPr>
           <w:ilvl w:val="0"/>
           <w:numId w:val="2"/>
         </w:numPr>
-        <w:ind w:left="425" w:leftChars="0" w:hanging="425" w:firstLineChars="0"/>
+        <w:ind w:left="425" w:hanging="425" w:leftChars="0" w:firstLineChars="0"/>
         <w:rPr>
           <w:rFonts w:hint="eastAsia"/>
           <w:lang w:val="en-US" w:eastAsia="zh-CN"/>
@@ -4680,12 +4578,12 @@
     </w:p>
     <w:p>
       <w:pPr>
-        <w:pStyle w:val="29"/>
+        <w:pStyle w:val="a1"/>
         <w:numPr>
           <w:ilvl w:val="0"/>
           <w:numId w:val="2"/>
         </w:numPr>
-        <w:ind w:left="425" w:leftChars="0" w:hanging="425" w:firstLineChars="0"/>
+        <w:ind w:left="425" w:hanging="425" w:leftChars="0" w:firstLineChars="0"/>
         <w:rPr>
           <w:rFonts w:hint="eastAsia"/>
           <w:lang w:val="en-US" w:eastAsia="zh-CN"/>
@@ -4701,12 +4599,12 @@
     </w:p>
     <w:p>
       <w:pPr>
-        <w:pStyle w:val="29"/>
+        <w:pStyle w:val="a1"/>
         <w:numPr>
           <w:ilvl w:val="0"/>
           <w:numId w:val="2"/>
         </w:numPr>
-        <w:ind w:left="425" w:leftChars="0" w:hanging="425" w:firstLineChars="0"/>
+        <w:ind w:left="425" w:hanging="425" w:leftChars="0" w:firstLineChars="0"/>
         <w:rPr>
           <w:rFonts w:hint="eastAsia"/>
           <w:lang w:val="en-US" w:eastAsia="zh-CN"/>
@@ -4722,12 +4620,12 @@
     </w:p>
     <w:p>
       <w:pPr>
-        <w:pStyle w:val="29"/>
+        <w:pStyle w:val="a1"/>
         <w:numPr>
           <w:ilvl w:val="0"/>
           <w:numId w:val="2"/>
         </w:numPr>
-        <w:ind w:left="425" w:leftChars="0" w:hanging="425" w:firstLineChars="0"/>
+        <w:ind w:left="425" w:hanging="425" w:leftChars="0" w:firstLineChars="0"/>
         <w:rPr>
           <w:rFonts w:hint="eastAsia"/>
           <w:lang w:val="en-US" w:eastAsia="zh-CN"/>
@@ -4743,7 +4641,7 @@
     </w:p>
     <w:p>
       <w:pPr>
-        <w:pStyle w:val="30"/>
+        <w:pStyle w:val="2"/>
         <w:bidi w:val="0"/>
         <w:rPr>
           <w:rFonts w:hint="eastAsia"/>
@@ -4762,7 +4660,7 @@
     </w:p>
     <w:p>
       <w:pPr>
-        <w:pStyle w:val="29"/>
+        <w:pStyle w:val="a1"/>
         <w:rPr>
           <w:rFonts w:hint="eastAsia"/>
           <w:lang w:val="en-US" w:eastAsia="zh-CN"/>
@@ -4778,7 +4676,7 @@
     </w:p>
     <w:p>
       <w:pPr>
-        <w:pStyle w:val="29"/>
+        <w:pStyle w:val="a1"/>
         <w:rPr>
           <w:rFonts w:hint="eastAsia"/>
           <w:lang w:val="en-US" w:eastAsia="zh-CN"/>
@@ -4794,7 +4692,7 @@
     </w:p>
     <w:p>
       <w:pPr>
-        <w:pStyle w:val="29"/>
+        <w:pStyle w:val="a1"/>
         <w:rPr>
           <w:rFonts w:hint="eastAsia"/>
           <w:lang w:val="en-US" w:eastAsia="zh-CN"/>
@@ -4810,7 +4708,7 @@
     </w:p>
     <w:p>
       <w:pPr>
-        <w:pStyle w:val="28"/>
+        <w:pStyle w:val="1"/>
         <w:bidi w:val="0"/>
         <w:rPr>
           <w:rFonts w:hint="eastAsia"/>
@@ -4829,7 +4727,7 @@
     </w:p>
     <w:p>
       <w:pPr>
-        <w:pStyle w:val="29"/>
+        <w:pStyle w:val="a1"/>
         <w:rPr>
           <w:rFonts w:hint="eastAsia"/>
           <w:lang w:val="en-US" w:eastAsia="zh-CN"/>
@@ -4845,7 +4743,7 @@
     </w:p>
     <w:p>
       <w:pPr>
-        <w:pStyle w:val="30"/>
+        <w:pStyle w:val="2"/>
         <w:bidi w:val="0"/>
         <w:rPr>
           <w:rFonts w:hint="eastAsia"/>
@@ -4862,7 +4760,7 @@
     </w:p>
     <w:p>
       <w:pPr>
-        <w:pStyle w:val="29"/>
+        <w:pStyle w:val="a1"/>
         <w:rPr>
           <w:rFonts w:hint="eastAsia"/>
           <w:lang w:val="en-US" w:eastAsia="zh-CN"/>
@@ -4878,12 +4776,12 @@
     </w:p>
     <w:p>
       <w:pPr>
-        <w:pStyle w:val="29"/>
+        <w:pStyle w:val="a1"/>
         <w:numPr>
           <w:ilvl w:val="0"/>
           <w:numId w:val="3"/>
         </w:numPr>
-        <w:ind w:left="425" w:leftChars="0" w:hanging="425" w:firstLineChars="0"/>
+        <w:ind w:left="425" w:hanging="425" w:leftChars="0" w:firstLineChars="0"/>
         <w:rPr>
           <w:rFonts w:hint="eastAsia"/>
           <w:lang w:val="en-US" w:eastAsia="zh-CN"/>
@@ -4899,7 +4797,7 @@
     </w:p>
     <w:p>
       <w:pPr>
-        <w:pStyle w:val="29"/>
+        <w:pStyle w:val="a1"/>
         <w:rPr>
           <w:rFonts w:hint="eastAsia"/>
           <w:lang w:val="en-US" w:eastAsia="zh-CN"/>
@@ -4915,7 +4813,7 @@
     </w:p>
     <w:p>
       <w:pPr>
-        <w:pStyle w:val="29"/>
+        <w:pStyle w:val="a1"/>
         <w:rPr>
           <w:rFonts w:hint="eastAsia"/>
           <w:lang w:val="en-US" w:eastAsia="zh-CN"/>
@@ -4931,12 +4829,12 @@
     </w:p>
     <w:p>
       <w:pPr>
-        <w:pStyle w:val="29"/>
+        <w:pStyle w:val="a1"/>
         <w:numPr>
           <w:ilvl w:val="0"/>
           <w:numId w:val="3"/>
         </w:numPr>
-        <w:ind w:left="425" w:leftChars="0" w:hanging="425" w:firstLineChars="0"/>
+        <w:ind w:left="425" w:hanging="425" w:leftChars="0" w:firstLineChars="0"/>
         <w:rPr>
           <w:rFonts w:hint="eastAsia"/>
           <w:lang w:val="en-US" w:eastAsia="zh-CN"/>
@@ -4952,7 +4850,7 @@
     </w:p>
     <w:p>
       <w:pPr>
-        <w:pStyle w:val="29"/>
+        <w:pStyle w:val="a1"/>
         <w:rPr>
           <w:rFonts w:hint="eastAsia"/>
           <w:lang w:val="en-US" w:eastAsia="zh-CN"/>
@@ -4968,7 +4866,7 @@
     </w:p>
     <w:p>
       <w:pPr>
-        <w:pStyle w:val="29"/>
+        <w:pStyle w:val="a1"/>
         <w:rPr>
           <w:rFonts w:hint="eastAsia"/>
           <w:lang w:val="en-US" w:eastAsia="zh-CN"/>
@@ -4984,7 +4882,7 @@
     </w:p>
     <w:p>
       <w:pPr>
-        <w:pStyle w:val="29"/>
+        <w:pStyle w:val="a1"/>
         <w:rPr>
           <w:rFonts w:hint="eastAsia"/>
           <w:lang w:val="en-US" w:eastAsia="zh-CN"/>
@@ -5000,7 +4898,7 @@
     </w:p>
     <w:p>
       <w:pPr>
-        <w:pStyle w:val="29"/>
+        <w:pStyle w:val="a1"/>
         <w:rPr>
           <w:rFonts w:hint="eastAsia"/>
           <w:lang w:val="en-US" w:eastAsia="zh-CN"/>
@@ -5016,7 +4914,7 @@
     </w:p>
     <w:p>
       <w:pPr>
-        <w:pStyle w:val="29"/>
+        <w:pStyle w:val="a1"/>
         <w:rPr>
           <w:rFonts w:hint="eastAsia"/>
           <w:lang w:val="en-US" w:eastAsia="zh-CN"/>
@@ -5032,7 +4930,7 @@
     </w:p>
     <w:p>
       <w:pPr>
-        <w:pStyle w:val="29"/>
+        <w:pStyle w:val="a1"/>
         <w:rPr>
           <w:rFonts w:hint="eastAsia"/>
           <w:lang w:val="en-US" w:eastAsia="zh-CN"/>
@@ -5048,12 +4946,12 @@
     </w:p>
     <w:p>
       <w:pPr>
-        <w:pStyle w:val="29"/>
+        <w:pStyle w:val="a1"/>
         <w:numPr>
           <w:ilvl w:val="0"/>
           <w:numId w:val="3"/>
         </w:numPr>
-        <w:ind w:left="425" w:leftChars="0" w:hanging="425" w:firstLineChars="0"/>
+        <w:ind w:left="425" w:hanging="425" w:leftChars="0" w:firstLineChars="0"/>
         <w:rPr>
           <w:rFonts w:hint="eastAsia"/>
           <w:lang w:val="en-US" w:eastAsia="zh-CN"/>
@@ -5069,7 +4967,7 @@
     </w:p>
     <w:p>
       <w:pPr>
-        <w:pStyle w:val="29"/>
+        <w:pStyle w:val="a1"/>
         <w:rPr>
           <w:rFonts w:hint="eastAsia"/>
           <w:lang w:val="en-US" w:eastAsia="zh-CN"/>
@@ -5085,7 +4983,7 @@
     </w:p>
     <w:p>
       <w:pPr>
-        <w:pStyle w:val="30"/>
+        <w:pStyle w:val="2"/>
         <w:bidi w:val="0"/>
         <w:rPr>
           <w:rFonts w:hint="eastAsia"/>
@@ -5102,7 +5000,7 @@
     </w:p>
     <w:p>
       <w:pPr>
-        <w:pStyle w:val="29"/>
+        <w:pStyle w:val="a1"/>
         <w:rPr>
           <w:rFonts w:hint="eastAsia"/>
           <w:lang w:val="en-US" w:eastAsia="zh-CN"/>
@@ -5118,12 +5016,12 @@
     </w:p>
     <w:p>
       <w:pPr>
-        <w:pStyle w:val="29"/>
+        <w:pStyle w:val="a1"/>
         <w:numPr>
           <w:ilvl w:val="0"/>
           <w:numId w:val="4"/>
         </w:numPr>
-        <w:ind w:left="425" w:leftChars="0" w:hanging="425" w:firstLineChars="0"/>
+        <w:ind w:left="425" w:hanging="425" w:leftChars="0" w:firstLineChars="0"/>
         <w:rPr>
           <w:rFonts w:hint="eastAsia"/>
           <w:lang w:val="en-US" w:eastAsia="zh-CN"/>
@@ -5139,12 +5037,12 @@
     </w:p>
     <w:p>
       <w:pPr>
-        <w:pStyle w:val="29"/>
+        <w:pStyle w:val="a1"/>
         <w:numPr>
           <w:ilvl w:val="0"/>
           <w:numId w:val="4"/>
         </w:numPr>
-        <w:ind w:left="425" w:leftChars="0" w:hanging="425" w:firstLineChars="0"/>
+        <w:ind w:left="425" w:hanging="425" w:leftChars="0" w:firstLineChars="0"/>
         <w:rPr>
           <w:rFonts w:hint="eastAsia"/>
           <w:lang w:val="en-US" w:eastAsia="zh-CN"/>
@@ -5160,7 +5058,7 @@
     </w:p>
     <w:p>
       <w:pPr>
-        <w:pStyle w:val="29"/>
+        <w:pStyle w:val="a1"/>
         <w:rPr>
           <w:rFonts w:hint="eastAsia"/>
           <w:lang w:val="en-US" w:eastAsia="zh-CN"/>
@@ -5176,7 +5074,7 @@
     </w:p>
     <w:p>
       <w:pPr>
-        <w:pStyle w:val="29"/>
+        <w:pStyle w:val="a1"/>
         <w:rPr>
           <w:rFonts w:hint="eastAsia"/>
           <w:lang w:val="en-US" w:eastAsia="zh-CN"/>
@@ -5192,7 +5090,7 @@
     </w:p>
     <w:p>
       <w:pPr>
-        <w:pStyle w:val="29"/>
+        <w:pStyle w:val="a1"/>
         <w:rPr>
           <w:rFonts w:hint="eastAsia"/>
           <w:lang w:val="en-US" w:eastAsia="zh-CN"/>
@@ -5208,7 +5106,7 @@
     </w:p>
     <w:p>
       <w:pPr>
-        <w:pStyle w:val="29"/>
+        <w:pStyle w:val="a1"/>
         <w:rPr>
           <w:rFonts w:hint="eastAsia"/>
           <w:lang w:val="en-US" w:eastAsia="zh-CN"/>
@@ -5224,12 +5122,12 @@
     </w:p>
     <w:p>
       <w:pPr>
-        <w:pStyle w:val="29"/>
+        <w:pStyle w:val="a1"/>
         <w:numPr>
           <w:ilvl w:val="0"/>
           <w:numId w:val="4"/>
         </w:numPr>
-        <w:ind w:left="425" w:leftChars="0" w:hanging="425" w:firstLineChars="0"/>
+        <w:ind w:left="425" w:hanging="425" w:leftChars="0" w:firstLineChars="0"/>
         <w:rPr>
           <w:rFonts w:hint="eastAsia"/>
           <w:lang w:val="en-US" w:eastAsia="zh-CN"/>
@@ -5245,7 +5143,7 @@
     </w:p>
     <w:p>
       <w:pPr>
-        <w:pStyle w:val="30"/>
+        <w:pStyle w:val="2"/>
         <w:bidi w:val="0"/>
         <w:rPr>
           <w:rFonts w:hint="eastAsia"/>
@@ -5262,7 +5160,7 @@
     </w:p>
     <w:p>
       <w:pPr>
-        <w:pStyle w:val="29"/>
+        <w:pStyle w:val="a1"/>
         <w:rPr>
           <w:rFonts w:hint="eastAsia"/>
           <w:lang w:val="en-US" w:eastAsia="zh-CN"/>
@@ -5278,12 +5176,12 @@
     </w:p>
     <w:p>
       <w:pPr>
-        <w:pStyle w:val="29"/>
+        <w:pStyle w:val="a1"/>
         <w:numPr>
           <w:ilvl w:val="0"/>
           <w:numId w:val="5"/>
         </w:numPr>
-        <w:ind w:left="425" w:leftChars="0" w:hanging="425" w:firstLineChars="0"/>
+        <w:ind w:left="425" w:hanging="425" w:leftChars="0" w:firstLineChars="0"/>
         <w:rPr>
           <w:rFonts w:hint="eastAsia"/>
           <w:lang w:val="en-US" w:eastAsia="zh-CN"/>
@@ -5299,7 +5197,7 @@
     </w:p>
     <w:p>
       <w:pPr>
-        <w:pStyle w:val="29"/>
+        <w:pStyle w:val="a1"/>
         <w:rPr>
           <w:rFonts w:hint="eastAsia"/>
           <w:lang w:val="en-US" w:eastAsia="zh-CN"/>
@@ -5315,7 +5213,7 @@
     </w:p>
     <w:p>
       <w:pPr>
-        <w:pStyle w:val="29"/>
+        <w:pStyle w:val="a1"/>
         <w:rPr>
           <w:rFonts w:hint="eastAsia"/>
           <w:lang w:val="en-US" w:eastAsia="zh-CN"/>
@@ -5331,7 +5229,7 @@
     </w:p>
     <w:p>
       <w:pPr>
-        <w:pStyle w:val="29"/>
+        <w:pStyle w:val="a1"/>
         <w:rPr>
           <w:rFonts w:hint="eastAsia"/>
           <w:lang w:val="en-US" w:eastAsia="zh-CN"/>
@@ -5347,12 +5245,12 @@
     </w:p>
     <w:p>
       <w:pPr>
-        <w:pStyle w:val="29"/>
+        <w:pStyle w:val="a1"/>
         <w:numPr>
           <w:ilvl w:val="0"/>
           <w:numId w:val="5"/>
         </w:numPr>
-        <w:ind w:left="425" w:leftChars="0" w:hanging="425" w:firstLineChars="0"/>
+        <w:ind w:left="425" w:hanging="425" w:leftChars="0" w:firstLineChars="0"/>
         <w:rPr>
           <w:rFonts w:hint="eastAsia"/>
           <w:lang w:val="en-US" w:eastAsia="zh-CN"/>
@@ -5368,7 +5266,7 @@
     </w:p>
     <w:p>
       <w:pPr>
-        <w:pStyle w:val="29"/>
+        <w:pStyle w:val="a1"/>
         <w:rPr>
           <w:rFonts w:hint="eastAsia"/>
           <w:lang w:val="en-US" w:eastAsia="zh-CN"/>
@@ -5384,7 +5282,7 @@
     </w:p>
     <w:p>
       <w:pPr>
-        <w:pStyle w:val="29"/>
+        <w:pStyle w:val="a1"/>
         <w:rPr>
           <w:rFonts w:hint="eastAsia"/>
           <w:lang w:val="en-US" w:eastAsia="zh-CN"/>
@@ -5400,12 +5298,12 @@
     </w:p>
     <w:p>
       <w:pPr>
-        <w:pStyle w:val="29"/>
+        <w:pStyle w:val="a1"/>
         <w:numPr>
           <w:ilvl w:val="0"/>
           <w:numId w:val="5"/>
         </w:numPr>
-        <w:ind w:left="425" w:leftChars="0" w:hanging="425" w:firstLineChars="0"/>
+        <w:ind w:left="425" w:hanging="425" w:leftChars="0" w:firstLineChars="0"/>
         <w:rPr>
           <w:rFonts w:hint="eastAsia"/>
           <w:lang w:val="en-US" w:eastAsia="zh-CN"/>
@@ -5421,7 +5319,7 @@
     </w:p>
     <w:p>
       <w:pPr>
-        <w:pStyle w:val="29"/>
+        <w:pStyle w:val="a1"/>
         <w:rPr>
           <w:rFonts w:hint="eastAsia"/>
           <w:lang w:val="en-US" w:eastAsia="zh-CN"/>
@@ -5437,7 +5335,7 @@
     </w:p>
     <w:p>
       <w:pPr>
-        <w:pStyle w:val="29"/>
+        <w:pStyle w:val="a1"/>
         <w:rPr>
           <w:rFonts w:hint="eastAsia"/>
           <w:lang w:val="en-US" w:eastAsia="zh-CN"/>
@@ -5453,7 +5351,7 @@
     </w:p>
     <w:p>
       <w:pPr>
-        <w:pStyle w:val="29"/>
+        <w:pStyle w:val="a1"/>
         <w:rPr>
           <w:rFonts w:hint="eastAsia"/>
           <w:lang w:val="en-US" w:eastAsia="zh-CN"/>
@@ -5469,7 +5367,7 @@
     </w:p>
     <w:p>
       <w:pPr>
-        <w:pStyle w:val="30"/>
+        <w:pStyle w:val="2"/>
         <w:bidi w:val="0"/>
         <w:rPr>
           <w:rFonts w:hint="eastAsia"/>
@@ -5486,7 +5384,7 @@
     </w:p>
     <w:p>
       <w:pPr>
-        <w:pStyle w:val="29"/>
+        <w:pStyle w:val="a1"/>
         <w:rPr>
           <w:rFonts w:hint="eastAsia"/>
           <w:lang w:val="en-US" w:eastAsia="zh-CN"/>
@@ -5502,12 +5400,12 @@
     </w:p>
     <w:p>
       <w:pPr>
-        <w:pStyle w:val="29"/>
+        <w:pStyle w:val="a1"/>
         <w:numPr>
           <w:ilvl w:val="0"/>
           <w:numId w:val="6"/>
         </w:numPr>
-        <w:ind w:left="425" w:leftChars="0" w:hanging="425" w:firstLineChars="0"/>
+        <w:ind w:left="425" w:hanging="425" w:leftChars="0" w:firstLineChars="0"/>
         <w:rPr>
           <w:rFonts w:hint="eastAsia"/>
           <w:lang w:val="en-US" w:eastAsia="zh-CN"/>
@@ -5523,12 +5421,12 @@
     </w:p>
     <w:p>
       <w:pPr>
-        <w:pStyle w:val="29"/>
+        <w:pStyle w:val="a1"/>
         <w:numPr>
           <w:ilvl w:val="0"/>
           <w:numId w:val="6"/>
         </w:numPr>
-        <w:ind w:left="425" w:leftChars="0" w:hanging="425" w:firstLineChars="0"/>
+        <w:ind w:left="425" w:hanging="425" w:leftChars="0" w:firstLineChars="0"/>
         <w:rPr>
           <w:rFonts w:hint="eastAsia"/>
           <w:lang w:val="en-US" w:eastAsia="zh-CN"/>
@@ -5544,12 +5442,12 @@
     </w:p>
     <w:p>
       <w:pPr>
-        <w:pStyle w:val="29"/>
+        <w:pStyle w:val="a1"/>
         <w:numPr>
           <w:ilvl w:val="0"/>
           <w:numId w:val="6"/>
         </w:numPr>
-        <w:ind w:left="425" w:leftChars="0" w:hanging="425" w:firstLineChars="0"/>
+        <w:ind w:left="425" w:hanging="425" w:leftChars="0" w:firstLineChars="0"/>
         <w:rPr>
           <w:rFonts w:hint="eastAsia"/>
           <w:lang w:val="en-US" w:eastAsia="zh-CN"/>
@@ -5565,7 +5463,7 @@
     </w:p>
     <w:p>
       <w:pPr>
-        <w:pStyle w:val="28"/>
+        <w:pStyle w:val="1"/>
         <w:bidi w:val="0"/>
         <w:rPr>
           <w:rFonts w:hint="eastAsia"/>
@@ -5584,7 +5482,7 @@
     </w:p>
     <w:p>
       <w:pPr>
-        <w:pStyle w:val="30"/>
+        <w:pStyle w:val="2"/>
         <w:bidi w:val="0"/>
         <w:rPr>
           <w:rFonts w:hint="eastAsia"/>
@@ -5603,12 +5501,12 @@
     </w:p>
     <w:p>
       <w:pPr>
-        <w:pStyle w:val="29"/>
+        <w:pStyle w:val="a3"/>
         <w:numPr>
           <w:ilvl w:val="0"/>
           <w:numId w:val="7"/>
         </w:numPr>
-        <w:ind w:left="425" w:leftChars="0" w:hanging="425" w:firstLineChars="0"/>
+        <w:bidi w:val="0"/>
         <w:rPr>
           <w:rFonts w:hint="eastAsia"/>
           <w:lang w:val="en-US" w:eastAsia="zh-CN"/>
@@ -5624,12 +5522,12 @@
     </w:p>
     <w:p>
       <w:pPr>
-        <w:pStyle w:val="29"/>
+        <w:pStyle w:val="a3"/>
         <w:numPr>
           <w:ilvl w:val="0"/>
           <w:numId w:val="7"/>
         </w:numPr>
-        <w:ind w:left="425" w:leftChars="0" w:hanging="425" w:firstLineChars="0"/>
+        <w:bidi w:val="0"/>
         <w:rPr>
           <w:rFonts w:hint="eastAsia"/>
           <w:lang w:val="en-US" w:eastAsia="zh-CN"/>
@@ -5645,12 +5543,12 @@
     </w:p>
     <w:p>
       <w:pPr>
-        <w:pStyle w:val="29"/>
+        <w:pStyle w:val="a3"/>
         <w:numPr>
           <w:ilvl w:val="0"/>
           <w:numId w:val="7"/>
         </w:numPr>
-        <w:ind w:left="425" w:leftChars="0" w:hanging="425" w:firstLineChars="0"/>
+        <w:bidi w:val="0"/>
         <w:rPr>
           <w:rFonts w:hint="eastAsia"/>
           <w:lang w:val="en-US" w:eastAsia="zh-CN"/>
@@ -5666,12 +5564,12 @@
     </w:p>
     <w:p>
       <w:pPr>
-        <w:pStyle w:val="29"/>
+        <w:pStyle w:val="a3"/>
         <w:numPr>
           <w:ilvl w:val="0"/>
           <w:numId w:val="7"/>
         </w:numPr>
-        <w:ind w:left="425" w:leftChars="0" w:hanging="425" w:firstLineChars="0"/>
+        <w:bidi w:val="0"/>
         <w:rPr>
           <w:rFonts w:hint="eastAsia"/>
           <w:lang w:val="en-US" w:eastAsia="zh-CN"/>
@@ -5687,12 +5585,12 @@
     </w:p>
     <w:p>
       <w:pPr>
-        <w:pStyle w:val="29"/>
+        <w:pStyle w:val="a3"/>
         <w:numPr>
           <w:ilvl w:val="0"/>
           <w:numId w:val="7"/>
         </w:numPr>
-        <w:ind w:left="425" w:leftChars="0" w:hanging="425" w:firstLineChars="0"/>
+        <w:bidi w:val="0"/>
         <w:rPr>
           <w:rFonts w:hint="eastAsia"/>
           <w:lang w:val="en-US" w:eastAsia="zh-CN"/>
@@ -5705,15 +5603,17 @@
         </w:rPr>
         <w:t>《服务目录关联分析报告》</w:t>
       </w:r>
-    </w:p>
-    <w:p>
-      <w:pPr>
-        <w:pStyle w:val="29"/>
+      <w:bookmarkStart w:id="23" w:name="_GoBack"/>
+      <w:bookmarkEnd w:id="23"/>
+    </w:p>
+    <w:p>
+      <w:pPr>
+        <w:pStyle w:val="a3"/>
         <w:numPr>
           <w:ilvl w:val="0"/>
           <w:numId w:val="7"/>
         </w:numPr>
-        <w:ind w:left="425" w:leftChars="0" w:hanging="425" w:firstLineChars="0"/>
+        <w:bidi w:val="0"/>
         <w:rPr>
           <w:rFonts w:hint="eastAsia"/>
           <w:lang w:val="en-US" w:eastAsia="zh-CN"/>
@@ -5728,73 +5628,23 @@
       </w:r>
     </w:p>
     <w:sectPr>
-      <w:headerReference r:id="rId5" w:type="default"/>
+      <w:headerReference w:type="default" r:id="rId6"/>
       <w:pgSz w:w="11906" w:h="16838"/>
       <w:pgMar w:top="1417" w:right="1800" w:bottom="1440" w:left="1800" w:header="1140" w:footer="992" w:gutter="0"/>
-      <w:cols w:space="425" w:num="1"/>
+      <w:cols w:num="1" w:space="425"/>
       <w:docGrid w:type="lines" w:linePitch="312" w:charSpace="0"/>
     </w:sectPr>
   </w:body>
 </w:document>
 </file>
 
-<file path=word/endnotes.xml><?xml version="1.0" encoding="utf-8"?>
-<w:endnotes xmlns:wpc="http://schemas.microsoft.com/office/word/2010/wordprocessingCanvas" xmlns:mc="http://schemas.openxmlformats.org/markup-compatibility/2006" xmlns:o="urn:schemas-microsoft-com:office:office" xmlns:r="http://schemas.openxmlformats.org/officeDocument/2006/relationships" xmlns:m="http://schemas.openxmlformats.org/officeDocument/2006/math" xmlns:v="urn:schemas-microsoft-com:vml" xmlns:wp14="http://schemas.microsoft.com/office/word/2010/wordprocessingDrawing" xmlns:wp="http://schemas.openxmlformats.org/drawingml/2006/wordprocessingDrawing" xmlns:w="http://schemas.openxmlformats.org/wordprocessingml/2006/main" xmlns:w14="http://schemas.microsoft.com/office/word/2010/wordml" xmlns:w15="http://schemas.microsoft.com/office/word/2012/wordml" xmlns:w10="urn:schemas-microsoft-com:office:word" xmlns:wpg="http://schemas.microsoft.com/office/word/2010/wordprocessingGroup" xmlns:wpi="http://schemas.microsoft.com/office/word/2010/wordprocessingInk" xmlns:wne="http://schemas.microsoft.com/office/word/2006/wordml" xmlns:wps="http://schemas.microsoft.com/office/word/2010/wordprocessingShape" xmlns:wpsCustomData="http://www.wps.cn/officeDocument/2013/wpsCustomData" mc:Ignorable="w14 w15 wp14">
-  <w:endnote w:type="separator" w:id="0">
-    <w:p>
-      <w:pPr>
-        <w:spacing w:line="240" w:lineRule="auto"/>
-      </w:pPr>
-      <w:r>
-        <w:separator/>
-      </w:r>
-    </w:p>
-  </w:endnote>
-  <w:endnote w:type="continuationSeparator" w:id="1">
-    <w:p>
-      <w:pPr>
-        <w:spacing w:line="240" w:lineRule="auto"/>
-      </w:pPr>
-      <w:r>
-        <w:continuationSeparator/>
-      </w:r>
-    </w:p>
-  </w:endnote>
-</w:endnotes>
-</file>
-
-<file path=word/footnotes.xml><?xml version="1.0" encoding="utf-8"?>
-<w:footnotes xmlns:wpc="http://schemas.microsoft.com/office/word/2010/wordprocessingCanvas" xmlns:mc="http://schemas.openxmlformats.org/markup-compatibility/2006" xmlns:o="urn:schemas-microsoft-com:office:office" xmlns:r="http://schemas.openxmlformats.org/officeDocument/2006/relationships" xmlns:m="http://schemas.openxmlformats.org/officeDocument/2006/math" xmlns:v="urn:schemas-microsoft-com:vml" xmlns:wp14="http://schemas.microsoft.com/office/word/2010/wordprocessingDrawing" xmlns:wp="http://schemas.openxmlformats.org/drawingml/2006/wordprocessingDrawing" xmlns:w="http://schemas.openxmlformats.org/wordprocessingml/2006/main" xmlns:w14="http://schemas.microsoft.com/office/word/2010/wordml" xmlns:w15="http://schemas.microsoft.com/office/word/2012/wordml" xmlns:w10="urn:schemas-microsoft-com:office:word" xmlns:wpg="http://schemas.microsoft.com/office/word/2010/wordprocessingGroup" xmlns:wpi="http://schemas.microsoft.com/office/word/2010/wordprocessingInk" xmlns:wne="http://schemas.microsoft.com/office/word/2006/wordml" xmlns:wps="http://schemas.microsoft.com/office/word/2010/wordprocessingShape" xmlns:wpsCustomData="http://www.wps.cn/officeDocument/2013/wpsCustomData" mc:Ignorable="w14 w15 wp14">
-  <w:footnote w:type="separator" w:id="0">
-    <w:p>
-      <w:pPr>
-        <w:spacing w:line="360" w:lineRule="auto"/>
-      </w:pPr>
-      <w:r>
-        <w:separator/>
-      </w:r>
-    </w:p>
-  </w:footnote>
-  <w:footnote w:type="continuationSeparator" w:id="1">
-    <w:p>
-      <w:pPr>
-        <w:spacing w:line="360" w:lineRule="auto"/>
-      </w:pPr>
-      <w:r>
-        <w:continuationSeparator/>
-      </w:r>
-    </w:p>
-  </w:footnote>
-</w:footnotes>
-</file>
-
 <file path=word/header1.xml><?xml version="1.0" encoding="utf-8"?>
-<w:hdr xmlns:wpc="http://schemas.microsoft.com/office/word/2010/wordprocessingCanvas" xmlns:mc="http://schemas.openxmlformats.org/markup-compatibility/2006" xmlns:o="urn:schemas-microsoft-com:office:office" xmlns:r="http://schemas.openxmlformats.org/officeDocument/2006/relationships" xmlns:m="http://schemas.openxmlformats.org/officeDocument/2006/math" xmlns:v="urn:schemas-microsoft-com:vml" xmlns:wp14="http://schemas.microsoft.com/office/word/2010/wordprocessingDrawing" xmlns:wp="http://schemas.openxmlformats.org/drawingml/2006/wordprocessingDrawing" xmlns:w10="urn:schemas-microsoft-com:office:word" xmlns:w="http://schemas.openxmlformats.org/wordprocessingml/2006/main" xmlns:w14="http://schemas.microsoft.com/office/word/2010/wordml" xmlns:w15="http://schemas.microsoft.com/office/word/2012/wordml" xmlns:wpg="http://schemas.microsoft.com/office/word/2010/wordprocessingGroup" xmlns:wpi="http://schemas.microsoft.com/office/word/2010/wordprocessingInk" xmlns:wne="http://schemas.microsoft.com/office/word/2006/wordml" xmlns:wps="http://schemas.microsoft.com/office/word/2010/wordprocessingShape" xmlns:wpsCustomData="http://www.wps.cn/officeDocument/2013/wpsCustomData" mc:Ignorable="w14 w15 wp14">
+<w:hdr xmlns:wpc="http://schemas.microsoft.com/office/word/2010/wordprocessingCanvas" xmlns:mc="http://schemas.openxmlformats.org/markup-compatibility/2006" xmlns:o="urn:schemas-microsoft-com:office:office" xmlns:r="http://schemas.openxmlformats.org/officeDocument/2006/relationships" xmlns:m="http://schemas.openxmlformats.org/officeDocument/2006/math" xmlns:v="urn:schemas-microsoft-com:vml" xmlns:wp14="http://schemas.microsoft.com/office/word/2010/wordprocessingDrawing" xmlns:wp="http://schemas.openxmlformats.org/drawingml/2006/wordprocessingDrawing" xmlns:w10="urn:schemas-microsoft-com:office:word" xmlns:w="http://schemas.openxmlformats.org/wordprocessingml/2006/main" xmlns:w14="http://schemas.microsoft.com/office/word/2010/wordml" xmlns:w15="http://schemas.microsoft.com/office/word/2012/wordml" xmlns:wne="http://schemas.microsoft.com/office/word/2006/wordml" xmlns:wpg="http://schemas.microsoft.com/office/word/2010/wordprocessingGroup" xmlns:wpi="http://schemas.microsoft.com/office/word/2010/wordprocessingInk" xmlns:wps="http://schemas.microsoft.com/office/word/2010/wordprocessingShape" mc:Ignorable="w14 w15 wp14">
   <w:p>
     <w:pPr>
-      <w:pStyle w:val="15"/>
+      <w:pStyle w:val="Header"/>
       <w:pBdr>
-        <w:bottom w:val="single" w:color="auto" w:sz="4" w:space="1"/>
+        <w:bottom w:val="single" w:sz="4" w:space="1" w:color="auto"/>
       </w:pBdr>
       <w:tabs>
         <w:tab w:val="left" w:pos="335"/>
@@ -5802,27 +5652,27 @@
       </w:tabs>
       <w:jc w:val="right"/>
       <w:rPr>
-        <w:rFonts w:hint="eastAsia" w:eastAsiaTheme="minorEastAsia"/>
+        <w:rFonts w:eastAsiaTheme="minorEastAsia" w:hint="eastAsia"/>
         <w:lang w:eastAsia="zh-CN"/>
       </w:rPr>
     </w:pPr>
     <w:r>
       <w:rPr>
-        <w:rFonts w:hint="eastAsia" w:eastAsiaTheme="minorEastAsia"/>
+        <w:rFonts w:eastAsiaTheme="minorEastAsia" w:hint="eastAsia"/>
         <w:lang w:val="en-US" w:eastAsia="zh-CN"/>
       </w:rPr>
       <w:tab/>
     </w:r>
     <w:r>
       <w:rPr>
-        <w:rFonts w:hint="eastAsia" w:eastAsiaTheme="minorEastAsia"/>
+        <w:rFonts w:eastAsiaTheme="minorEastAsia" w:hint="eastAsia"/>
         <w:lang w:val="en-US" w:eastAsia="zh-CN"/>
       </w:rPr>
       <w:tab/>
     </w:r>
     <w:r>
       <w:rPr>
-        <w:rFonts w:hint="eastAsia" w:eastAsiaTheme="minorEastAsia"/>
+        <w:rFonts w:eastAsiaTheme="minorEastAsia" w:hint="eastAsia"/>
         <w:lang w:val="en-US" w:eastAsia="zh-CN"/>
       </w:rPr>
       <w:t>桐乡华数广电网络有限公司</w:t>
@@ -5832,15 +5682,15 @@
 </file>
 
 <file path=word/numbering.xml><?xml version="1.0" encoding="utf-8"?>
-<w:numbering xmlns:wpc="http://schemas.microsoft.com/office/word/2010/wordprocessingCanvas" xmlns:mc="http://schemas.openxmlformats.org/markup-compatibility/2006" xmlns:o="urn:schemas-microsoft-com:office:office" xmlns:r="http://schemas.openxmlformats.org/officeDocument/2006/relationships" xmlns:m="http://schemas.openxmlformats.org/officeDocument/2006/math" xmlns:v="urn:schemas-microsoft-com:vml" xmlns:wp14="http://schemas.microsoft.com/office/word/2010/wordprocessingDrawing" xmlns:wp="http://schemas.openxmlformats.org/drawingml/2006/wordprocessingDrawing" xmlns:w10="urn:schemas-microsoft-com:office:word" xmlns:w="http://schemas.openxmlformats.org/wordprocessingml/2006/main" xmlns:w14="http://schemas.microsoft.com/office/word/2010/wordml" xmlns:wpg="http://schemas.microsoft.com/office/word/2010/wordprocessingGroup" xmlns:wpi="http://schemas.microsoft.com/office/word/2010/wordprocessingInk" xmlns:wne="http://schemas.microsoft.com/office/word/2006/wordml" xmlns:wps="http://schemas.microsoft.com/office/word/2010/wordprocessingShape" xmlns:wpsCustomData="http://www.wps.cn/officeDocument/2013/wpsCustomData" mc:Ignorable="w14 wp14">
+<w:numbering xmlns:wpc="http://schemas.microsoft.com/office/word/2010/wordprocessingCanvas" xmlns:mc="http://schemas.openxmlformats.org/markup-compatibility/2006" xmlns:o="urn:schemas-microsoft-com:office:office" xmlns:r="http://schemas.openxmlformats.org/officeDocument/2006/relationships" xmlns:m="http://schemas.openxmlformats.org/officeDocument/2006/math" xmlns:v="urn:schemas-microsoft-com:vml" xmlns:wp14="http://schemas.microsoft.com/office/word/2010/wordprocessingDrawing" xmlns:wp="http://schemas.openxmlformats.org/drawingml/2006/wordprocessingDrawing" xmlns:w10="urn:schemas-microsoft-com:office:word" xmlns:w="http://schemas.openxmlformats.org/wordprocessingml/2006/main" xmlns:w14="http://schemas.microsoft.com/office/word/2010/wordml" xmlns:w15="http://schemas.microsoft.com/office/word/2012/wordml" xmlns:wne="http://schemas.microsoft.com/office/word/2006/wordml" xmlns:wpg="http://schemas.microsoft.com/office/word/2010/wordprocessingGroup" xmlns:wpi="http://schemas.microsoft.com/office/word/2010/wordprocessingInk" xmlns:wps="http://schemas.microsoft.com/office/word/2010/wordprocessingShape" mc:Ignorable="w14 w15 wp14">
   <w:abstractNum w:abstractNumId="0">
     <w:nsid w:val="8E964DCE"/>
     <w:multiLevelType w:val="multilevel"/>
     <w:tmpl w:val="8E964DCE"/>
-    <w:lvl w:ilvl="0" w:tentative="0">
+    <w:lvl w:ilvl="0">
       <w:start w:val="1"/>
       <w:numFmt w:val="decimal"/>
-      <w:pStyle w:val="2"/>
+      <w:pStyle w:val="Heading1"/>
       <w:lvlText w:val="%1."/>
       <w:lvlJc w:val="left"/>
       <w:pPr>
@@ -5850,10 +5700,10 @@
         <w:rFonts w:hint="default"/>
       </w:rPr>
     </w:lvl>
-    <w:lvl w:ilvl="1" w:tentative="0">
+    <w:lvl w:ilvl="1">
       <w:start w:val="1"/>
       <w:numFmt w:val="decimal"/>
-      <w:pStyle w:val="3"/>
+      <w:pStyle w:val="Heading2"/>
       <w:lvlText w:val="%1.%2."/>
       <w:lvlJc w:val="left"/>
       <w:pPr>
@@ -5863,10 +5713,10 @@
         <w:rFonts w:hint="default"/>
       </w:rPr>
     </w:lvl>
-    <w:lvl w:ilvl="2" w:tentative="0">
+    <w:lvl w:ilvl="2">
       <w:start w:val="1"/>
       <w:numFmt w:val="decimal"/>
-      <w:pStyle w:val="4"/>
+      <w:pStyle w:val="Heading3"/>
       <w:lvlText w:val="%1.%2.%3."/>
       <w:lvlJc w:val="left"/>
       <w:pPr>
@@ -5876,10 +5726,10 @@
         <w:rFonts w:hint="default"/>
       </w:rPr>
     </w:lvl>
-    <w:lvl w:ilvl="3" w:tentative="0">
+    <w:lvl w:ilvl="3">
       <w:start w:val="1"/>
       <w:numFmt w:val="decimal"/>
-      <w:pStyle w:val="5"/>
+      <w:pStyle w:val="Heading4"/>
       <w:lvlText w:val="%1.%2.%3.%4."/>
       <w:lvlJc w:val="left"/>
       <w:pPr>
@@ -5889,10 +5739,10 @@
         <w:rFonts w:hint="default"/>
       </w:rPr>
     </w:lvl>
-    <w:lvl w:ilvl="4" w:tentative="0">
+    <w:lvl w:ilvl="4">
       <w:start w:val="1"/>
       <w:numFmt w:val="decimal"/>
-      <w:pStyle w:val="6"/>
+      <w:pStyle w:val="Heading5"/>
       <w:lvlText w:val="%1.%2.%3.%4.%5."/>
       <w:lvlJc w:val="left"/>
       <w:pPr>
@@ -5902,10 +5752,10 @@
         <w:rFonts w:hint="default"/>
       </w:rPr>
     </w:lvl>
-    <w:lvl w:ilvl="5" w:tentative="0">
+    <w:lvl w:ilvl="5">
       <w:start w:val="1"/>
       <w:numFmt w:val="decimal"/>
-      <w:pStyle w:val="7"/>
+      <w:pStyle w:val="Heading6"/>
       <w:lvlText w:val="%1.%2.%3.%4.%5.%6."/>
       <w:lvlJc w:val="left"/>
       <w:pPr>
@@ -5915,10 +5765,10 @@
         <w:rFonts w:hint="default"/>
       </w:rPr>
     </w:lvl>
-    <w:lvl w:ilvl="6" w:tentative="0">
+    <w:lvl w:ilvl="6">
       <w:start w:val="1"/>
       <w:numFmt w:val="decimal"/>
-      <w:pStyle w:val="8"/>
+      <w:pStyle w:val="Heading7"/>
       <w:lvlText w:val="%1.%2.%3.%4.%5.%6.%7."/>
       <w:lvlJc w:val="left"/>
       <w:pPr>
@@ -5928,10 +5778,10 @@
         <w:rFonts w:hint="default"/>
       </w:rPr>
     </w:lvl>
-    <w:lvl w:ilvl="7" w:tentative="0">
+    <w:lvl w:ilvl="7">
       <w:start w:val="1"/>
       <w:numFmt w:val="decimal"/>
-      <w:pStyle w:val="9"/>
+      <w:pStyle w:val="Heading8"/>
       <w:lvlText w:val="%1.%2.%3.%4.%5.%6.%7.%8."/>
       <w:lvlJc w:val="left"/>
       <w:pPr>
@@ -5941,10 +5791,10 @@
         <w:rFonts w:hint="default"/>
       </w:rPr>
     </w:lvl>
-    <w:lvl w:ilvl="8" w:tentative="0">
+    <w:lvl w:ilvl="8">
       <w:start w:val="1"/>
       <w:numFmt w:val="decimal"/>
-      <w:pStyle w:val="10"/>
+      <w:pStyle w:val="Heading9"/>
       <w:lvlText w:val="%1.%2.%3.%4.%5.%6.%7.%8.%9."/>
       <w:lvlJc w:val="left"/>
       <w:pPr>
@@ -5959,7 +5809,7 @@
     <w:nsid w:val="EE47C1B9"/>
     <w:multiLevelType w:val="singleLevel"/>
     <w:tmpl w:val="EE47C1B9"/>
-    <w:lvl w:ilvl="0" w:tentative="0">
+    <w:lvl w:ilvl="0">
       <w:start w:val="1"/>
       <w:numFmt w:val="decimal"/>
       <w:lvlText w:val="%1."/>
@@ -5976,7 +5826,7 @@
     <w:nsid w:val="038ABF83"/>
     <w:multiLevelType w:val="singleLevel"/>
     <w:tmpl w:val="038ABF83"/>
-    <w:lvl w:ilvl="0" w:tentative="0">
+    <w:lvl w:ilvl="0">
       <w:start w:val="1"/>
       <w:numFmt w:val="decimal"/>
       <w:lvlText w:val="%1."/>
@@ -5993,7 +5843,7 @@
     <w:nsid w:val="2AE29A22"/>
     <w:multiLevelType w:val="singleLevel"/>
     <w:tmpl w:val="2AE29A22"/>
-    <w:lvl w:ilvl="0" w:tentative="0">
+    <w:lvl w:ilvl="0">
       <w:start w:val="1"/>
       <w:numFmt w:val="decimal"/>
       <w:lvlText w:val="%1."/>
@@ -6010,7 +5860,7 @@
     <w:nsid w:val="5CE0A27E"/>
     <w:multiLevelType w:val="singleLevel"/>
     <w:tmpl w:val="5CE0A27E"/>
-    <w:lvl w:ilvl="0" w:tentative="0">
+    <w:lvl w:ilvl="0">
       <w:start w:val="1"/>
       <w:numFmt w:val="decimal"/>
       <w:lvlText w:val="%1."/>
@@ -6027,7 +5877,7 @@
     <w:nsid w:val="616B0920"/>
     <w:multiLevelType w:val="singleLevel"/>
     <w:tmpl w:val="616B0920"/>
-    <w:lvl w:ilvl="0" w:tentative="0">
+    <w:lvl w:ilvl="0">
       <w:start w:val="1"/>
       <w:numFmt w:val="decimal"/>
       <w:lvlText w:val="%1."/>
@@ -6044,7 +5894,7 @@
     <w:nsid w:val="63D8CA7F"/>
     <w:multiLevelType w:val="singleLevel"/>
     <w:tmpl w:val="63D8CA7F"/>
-    <w:lvl w:ilvl="0" w:tentative="0">
+    <w:lvl w:ilvl="0">
       <w:start w:val="1"/>
       <w:numFmt w:val="decimal"/>
       <w:lvlText w:val="%1."/>
@@ -6082,269 +5932,267 @@
 </file>
 
 <file path=word/styles.xml><?xml version="1.0" encoding="utf-8"?>
-<w:styles xmlns:mc="http://schemas.openxmlformats.org/markup-compatibility/2006" xmlns:o="urn:schemas-microsoft-com:office:office" xmlns:r="http://schemas.openxmlformats.org/officeDocument/2006/relationships" xmlns:m="http://schemas.openxmlformats.org/officeDocument/2006/math" xmlns:v="urn:schemas-microsoft-com:vml" xmlns:w="http://schemas.openxmlformats.org/wordprocessingml/2006/main" xmlns:w14="http://schemas.microsoft.com/office/word/2010/wordml" xmlns:w10="urn:schemas-microsoft-com:office:word" xmlns:sl="http://schemas.openxmlformats.org/schemaLibrary/2006/main" xmlns:wpsCustomData="http://www.wps.cn/officeDocument/2013/wpsCustomData" mc:Ignorable="w14">
+<w:styles xmlns:mc="http://schemas.openxmlformats.org/markup-compatibility/2006" xmlns:r="http://schemas.openxmlformats.org/officeDocument/2006/relationships" xmlns:w="http://schemas.openxmlformats.org/wordprocessingml/2006/main" xmlns:w14="http://schemas.microsoft.com/office/word/2010/wordml" xmlns:w15="http://schemas.microsoft.com/office/word/2012/wordml" mc:Ignorable="w14 w15">
   <w:docDefaults>
     <w:rPrDefault>
       <w:rPr>
-        <w:rFonts w:ascii="Times New Roman" w:hAnsi="Times New Roman" w:eastAsia="宋体" w:cs="Times New Roman"/>
+        <w:rFonts w:ascii="Times New Roman" w:eastAsia="宋体" w:hAnsi="Times New Roman" w:cs="Times New Roman"/>
       </w:rPr>
     </w:rPrDefault>
     <w:pPrDefault/>
   </w:docDefaults>
-  <w:latentStyles w:count="260" w:defQFormat="0" w:defUnhideWhenUsed="1" w:defSemiHidden="1" w:defUIPriority="99" w:defLockedState="0">
-    <w:lsdException w:qFormat="1" w:unhideWhenUsed="0" w:uiPriority="0" w:semiHidden="0" w:name="Normal"/>
-    <w:lsdException w:qFormat="1" w:unhideWhenUsed="0" w:uiPriority="0" w:semiHidden="0" w:name="heading 1"/>
-    <w:lsdException w:qFormat="1" w:uiPriority="0" w:semiHidden="0" w:name="heading 2"/>
-    <w:lsdException w:qFormat="1" w:uiPriority="0" w:name="heading 3"/>
-    <w:lsdException w:qFormat="1" w:uiPriority="0" w:semiHidden="0" w:name="heading 4"/>
-    <w:lsdException w:qFormat="1" w:uiPriority="0" w:name="heading 5"/>
-    <w:lsdException w:qFormat="1" w:uiPriority="0" w:name="heading 6"/>
-    <w:lsdException w:qFormat="1" w:uiPriority="0" w:name="heading 7"/>
-    <w:lsdException w:qFormat="1" w:uiPriority="0" w:name="heading 8"/>
-    <w:lsdException w:qFormat="1" w:uiPriority="0" w:name="heading 9"/>
-    <w:lsdException w:unhideWhenUsed="0" w:uiPriority="0" w:semiHidden="0" w:name="index 1"/>
-    <w:lsdException w:unhideWhenUsed="0" w:uiPriority="0" w:semiHidden="0" w:name="index 2"/>
-    <w:lsdException w:unhideWhenUsed="0" w:uiPriority="0" w:semiHidden="0" w:name="index 3"/>
-    <w:lsdException w:unhideWhenUsed="0" w:uiPriority="0" w:semiHidden="0" w:name="index 4"/>
-    <w:lsdException w:unhideWhenUsed="0" w:uiPriority="0" w:semiHidden="0" w:name="index 5"/>
-    <w:lsdException w:unhideWhenUsed="0" w:uiPriority="0" w:semiHidden="0" w:name="index 6"/>
-    <w:lsdException w:unhideWhenUsed="0" w:uiPriority="0" w:semiHidden="0" w:name="index 7"/>
-    <w:lsdException w:unhideWhenUsed="0" w:uiPriority="0" w:semiHidden="0" w:name="index 8"/>
-    <w:lsdException w:unhideWhenUsed="0" w:uiPriority="0" w:semiHidden="0" w:name="index 9"/>
-    <w:lsdException w:qFormat="1" w:unhideWhenUsed="0" w:uiPriority="0" w:semiHidden="0" w:name="toc 1"/>
-    <w:lsdException w:qFormat="1" w:unhideWhenUsed="0" w:uiPriority="0" w:semiHidden="0" w:name="toc 2"/>
-    <w:lsdException w:qFormat="1" w:unhideWhenUsed="0" w:uiPriority="0" w:semiHidden="0" w:name="toc 3"/>
-    <w:lsdException w:unhideWhenUsed="0" w:uiPriority="0" w:semiHidden="0" w:name="toc 4"/>
-    <w:lsdException w:unhideWhenUsed="0" w:uiPriority="0" w:semiHidden="0" w:name="toc 5"/>
-    <w:lsdException w:unhideWhenUsed="0" w:uiPriority="0" w:semiHidden="0" w:name="toc 6"/>
-    <w:lsdException w:unhideWhenUsed="0" w:uiPriority="0" w:semiHidden="0" w:name="toc 7"/>
-    <w:lsdException w:unhideWhenUsed="0" w:uiPriority="0" w:semiHidden="0" w:name="toc 8"/>
-    <w:lsdException w:unhideWhenUsed="0" w:uiPriority="0" w:semiHidden="0" w:name="toc 9"/>
-    <w:lsdException w:unhideWhenUsed="0" w:uiPriority="0" w:semiHidden="0" w:name="Normal Indent"/>
-    <w:lsdException w:unhideWhenUsed="0" w:uiPriority="0" w:semiHidden="0" w:name="footnote text"/>
-    <w:lsdException w:qFormat="1" w:unhideWhenUsed="0" w:uiPriority="0" w:semiHidden="0" w:name="annotation text"/>
-    <w:lsdException w:qFormat="1" w:unhideWhenUsed="0" w:uiPriority="0" w:semiHidden="0" w:name="header"/>
-    <w:lsdException w:qFormat="1" w:unhideWhenUsed="0" w:uiPriority="0" w:semiHidden="0" w:name="footer"/>
-    <w:lsdException w:unhideWhenUsed="0" w:uiPriority="0" w:semiHidden="0" w:name="index heading"/>
-    <w:lsdException w:qFormat="1" w:uiPriority="0" w:name="caption"/>
-    <w:lsdException w:unhideWhenUsed="0" w:uiPriority="0" w:semiHidden="0" w:name="table of figures"/>
-    <w:lsdException w:unhideWhenUsed="0" w:uiPriority="0" w:semiHidden="0" w:name="envelope address"/>
-    <w:lsdException w:unhideWhenUsed="0" w:uiPriority="0" w:semiHidden="0" w:name="envelope return"/>
-    <w:lsdException w:unhideWhenUsed="0" w:uiPriority="0" w:semiHidden="0" w:name="footnote reference"/>
-    <w:lsdException w:unhideWhenUsed="0" w:uiPriority="0" w:semiHidden="0" w:name="annotation reference"/>
-    <w:lsdException w:unhideWhenUsed="0" w:uiPriority="0" w:semiHidden="0" w:name="line number"/>
-    <w:lsdException w:unhideWhenUsed="0" w:uiPriority="0" w:semiHidden="0" w:name="page number"/>
-    <w:lsdException w:unhideWhenUsed="0" w:uiPriority="0" w:semiHidden="0" w:name="endnote reference"/>
-    <w:lsdException w:unhideWhenUsed="0" w:uiPriority="0" w:semiHidden="0" w:name="endnote text"/>
-    <w:lsdException w:unhideWhenUsed="0" w:uiPriority="0" w:semiHidden="0" w:name="table of authorities"/>
-    <w:lsdException w:unhideWhenUsed="0" w:uiPriority="0" w:semiHidden="0" w:name="macro"/>
-    <w:lsdException w:unhideWhenUsed="0" w:uiPriority="0" w:semiHidden="0" w:name="toa heading"/>
-    <w:lsdException w:unhideWhenUsed="0" w:uiPriority="0" w:semiHidden="0" w:name="List"/>
-    <w:lsdException w:unhideWhenUsed="0" w:uiPriority="0" w:semiHidden="0" w:name="List Bullet"/>
-    <w:lsdException w:unhideWhenUsed="0" w:uiPriority="0" w:semiHidden="0" w:name="List Number"/>
-    <w:lsdException w:unhideWhenUsed="0" w:uiPriority="0" w:semiHidden="0" w:name="List 2"/>
-    <w:lsdException w:unhideWhenUsed="0" w:uiPriority="0" w:semiHidden="0" w:name="List 3"/>
-    <w:lsdException w:unhideWhenUsed="0" w:uiPriority="0" w:semiHidden="0" w:name="List 4"/>
-    <w:lsdException w:unhideWhenUsed="0" w:uiPriority="0" w:semiHidden="0" w:name="List 5"/>
-    <w:lsdException w:unhideWhenUsed="0" w:uiPriority="0" w:semiHidden="0" w:name="List Bullet 2"/>
-    <w:lsdException w:unhideWhenUsed="0" w:uiPriority="0" w:semiHidden="0" w:name="List Bullet 3"/>
-    <w:lsdException w:unhideWhenUsed="0" w:uiPriority="0" w:semiHidden="0" w:name="List Bullet 4"/>
-    <w:lsdException w:unhideWhenUsed="0" w:uiPriority="0" w:semiHidden="0" w:name="List Bullet 5"/>
-    <w:lsdException w:unhideWhenUsed="0" w:uiPriority="0" w:semiHidden="0" w:name="List Number 2"/>
-    <w:lsdException w:unhideWhenUsed="0" w:uiPriority="0" w:semiHidden="0" w:name="List Number 3"/>
-    <w:lsdException w:unhideWhenUsed="0" w:uiPriority="0" w:semiHidden="0" w:name="List Number 4"/>
-    <w:lsdException w:unhideWhenUsed="0" w:uiPriority="0" w:semiHidden="0" w:name="List Number 5"/>
-    <w:lsdException w:qFormat="1" w:unhideWhenUsed="0" w:uiPriority="0" w:semiHidden="0" w:name="Title"/>
-    <w:lsdException w:unhideWhenUsed="0" w:uiPriority="0" w:semiHidden="0" w:name="Closing"/>
-    <w:lsdException w:unhideWhenUsed="0" w:uiPriority="0" w:semiHidden="0" w:name="Signature"/>
-    <w:lsdException w:qFormat="1" w:unhideWhenUsed="0" w:uiPriority="0" w:name="Default Paragraph Font"/>
-    <w:lsdException w:qFormat="1" w:unhideWhenUsed="0" w:uiPriority="0" w:name="Body Text"/>
-    <w:lsdException w:unhideWhenUsed="0" w:uiPriority="0" w:semiHidden="0" w:name="Body Text Indent"/>
-    <w:lsdException w:unhideWhenUsed="0" w:uiPriority="0" w:semiHidden="0" w:name="List Continue"/>
-    <w:lsdException w:unhideWhenUsed="0" w:uiPriority="0" w:semiHidden="0" w:name="List Continue 2"/>
-    <w:lsdException w:unhideWhenUsed="0" w:uiPriority="0" w:semiHidden="0" w:name="List Continue 3"/>
-    <w:lsdException w:unhideWhenUsed="0" w:uiPriority="0" w:semiHidden="0" w:name="List Continue 4"/>
-    <w:lsdException w:unhideWhenUsed="0" w:uiPriority="0" w:semiHidden="0" w:name="List Continue 5"/>
-    <w:lsdException w:unhideWhenUsed="0" w:uiPriority="0" w:semiHidden="0" w:name="Message Header"/>
-    <w:lsdException w:qFormat="1" w:unhideWhenUsed="0" w:uiPriority="0" w:semiHidden="0" w:name="Subtitle"/>
-    <w:lsdException w:unhideWhenUsed="0" w:uiPriority="0" w:semiHidden="0" w:name="Salutation"/>
-    <w:lsdException w:unhideWhenUsed="0" w:uiPriority="0" w:semiHidden="0" w:name="Date"/>
-    <w:lsdException w:unhideWhenUsed="0" w:uiPriority="0" w:semiHidden="0" w:name="Body Text First Indent"/>
-    <w:lsdException w:unhideWhenUsed="0" w:uiPriority="0" w:semiHidden="0" w:name="Body Text First Indent 2"/>
-    <w:lsdException w:uiPriority="99" w:name="Note Heading"/>
-    <w:lsdException w:unhideWhenUsed="0" w:uiPriority="0" w:semiHidden="0" w:name="Body Text 2"/>
-    <w:lsdException w:unhideWhenUsed="0" w:uiPriority="0" w:semiHidden="0" w:name="Body Text 3"/>
-    <w:lsdException w:unhideWhenUsed="0" w:uiPriority="0" w:semiHidden="0" w:name="Body Text Indent 2"/>
-    <w:lsdException w:unhideWhenUsed="0" w:uiPriority="0" w:semiHidden="0" w:name="Body Text Indent 3"/>
-    <w:lsdException w:unhideWhenUsed="0" w:uiPriority="0" w:semiHidden="0" w:name="Block Text"/>
-    <w:lsdException w:unhideWhenUsed="0" w:uiPriority="0" w:semiHidden="0" w:name="Hyperlink"/>
-    <w:lsdException w:unhideWhenUsed="0" w:uiPriority="0" w:semiHidden="0" w:name="FollowedHyperlink"/>
-    <w:lsdException w:qFormat="1" w:unhideWhenUsed="0" w:uiPriority="0" w:semiHidden="0" w:name="Strong"/>
-    <w:lsdException w:qFormat="1" w:unhideWhenUsed="0" w:uiPriority="0" w:semiHidden="0" w:name="Emphasis"/>
-    <w:lsdException w:unhideWhenUsed="0" w:uiPriority="0" w:semiHidden="0" w:name="Document Map"/>
-    <w:lsdException w:unhideWhenUsed="0" w:uiPriority="0" w:semiHidden="0" w:name="Plain Text"/>
-    <w:lsdException w:unhideWhenUsed="0" w:uiPriority="0" w:semiHidden="0" w:name="E-mail Signature"/>
-    <w:lsdException w:qFormat="1" w:unhideWhenUsed="0" w:uiPriority="0" w:semiHidden="0" w:name="Normal (Web)"/>
-    <w:lsdException w:unhideWhenUsed="0" w:uiPriority="0" w:semiHidden="0" w:name="HTML Acronym"/>
-    <w:lsdException w:unhideWhenUsed="0" w:uiPriority="0" w:semiHidden="0" w:name="HTML Address"/>
-    <w:lsdException w:unhideWhenUsed="0" w:uiPriority="0" w:semiHidden="0" w:name="HTML Cite"/>
-    <w:lsdException w:unhideWhenUsed="0" w:uiPriority="0" w:semiHidden="0" w:name="HTML Code"/>
-    <w:lsdException w:unhideWhenUsed="0" w:uiPriority="0" w:semiHidden="0" w:name="HTML Definition"/>
-    <w:lsdException w:unhideWhenUsed="0" w:uiPriority="0" w:semiHidden="0" w:name="HTML Keyboard"/>
-    <w:lsdException w:unhideWhenUsed="0" w:uiPriority="0" w:semiHidden="0" w:name="HTML Preformatted"/>
-    <w:lsdException w:unhideWhenUsed="0" w:uiPriority="0" w:semiHidden="0" w:name="HTML Sample"/>
-    <w:lsdException w:unhideWhenUsed="0" w:uiPriority="0" w:semiHidden="0" w:name="HTML Typewriter"/>
-    <w:lsdException w:unhideWhenUsed="0" w:uiPriority="0" w:semiHidden="0" w:name="HTML Variable"/>
-    <w:lsdException w:qFormat="1" w:unhideWhenUsed="0" w:uiPriority="0" w:name="Normal Table"/>
-    <w:lsdException w:unhideWhenUsed="0" w:uiPriority="0" w:semiHidden="0" w:name="annotation subject"/>
-    <w:lsdException w:unhideWhenUsed="0" w:uiPriority="0" w:semiHidden="0" w:name="Table Simple 1"/>
-    <w:lsdException w:unhideWhenUsed="0" w:uiPriority="0" w:semiHidden="0" w:name="Table Simple 2"/>
-    <w:lsdException w:unhideWhenUsed="0" w:uiPriority="0" w:semiHidden="0" w:name="Table Simple 3"/>
-    <w:lsdException w:unhideWhenUsed="0" w:uiPriority="0" w:semiHidden="0" w:name="Table Classic 1"/>
-    <w:lsdException w:unhideWhenUsed="0" w:uiPriority="0" w:semiHidden="0" w:name="Table Classic 2"/>
-    <w:lsdException w:unhideWhenUsed="0" w:uiPriority="0" w:semiHidden="0" w:name="Table Classic 3"/>
-    <w:lsdException w:unhideWhenUsed="0" w:uiPriority="0" w:semiHidden="0" w:name="Table Classic 4"/>
-    <w:lsdException w:unhideWhenUsed="0" w:uiPriority="0" w:semiHidden="0" w:name="Table Colorful 1"/>
-    <w:lsdException w:unhideWhenUsed="0" w:uiPriority="0" w:semiHidden="0" w:name="Table Colorful 2"/>
-    <w:lsdException w:unhideWhenUsed="0" w:uiPriority="0" w:semiHidden="0" w:name="Table Colorful 3"/>
-    <w:lsdException w:unhideWhenUsed="0" w:uiPriority="0" w:semiHidden="0" w:name="Table Columns 1"/>
-    <w:lsdException w:unhideWhenUsed="0" w:uiPriority="0" w:semiHidden="0" w:name="Table Columns 2"/>
-    <w:lsdException w:unhideWhenUsed="0" w:uiPriority="0" w:semiHidden="0" w:name="Table Columns 3"/>
-    <w:lsdException w:unhideWhenUsed="0" w:uiPriority="0" w:semiHidden="0" w:name="Table Columns 4"/>
-    <w:lsdException w:unhideWhenUsed="0" w:uiPriority="0" w:semiHidden="0" w:name="Table Columns 5"/>
-    <w:lsdException w:unhideWhenUsed="0" w:uiPriority="0" w:semiHidden="0" w:name="Table Grid 1"/>
-    <w:lsdException w:unhideWhenUsed="0" w:uiPriority="0" w:semiHidden="0" w:name="Table Grid 2"/>
-    <w:lsdException w:unhideWhenUsed="0" w:uiPriority="0" w:semiHidden="0" w:name="Table Grid 3"/>
-    <w:lsdException w:unhideWhenUsed="0" w:uiPriority="0" w:semiHidden="0" w:name="Table Grid 4"/>
-    <w:lsdException w:unhideWhenUsed="0" w:uiPriority="0" w:semiHidden="0" w:name="Table Grid 5"/>
-    <w:lsdException w:unhideWhenUsed="0" w:uiPriority="0" w:semiHidden="0" w:name="Table Grid 6"/>
-    <w:lsdException w:unhideWhenUsed="0" w:uiPriority="0" w:semiHidden="0" w:name="Table Grid 7"/>
-    <w:lsdException w:unhideWhenUsed="0" w:uiPriority="0" w:semiHidden="0" w:name="Table Grid 8"/>
-    <w:lsdException w:unhideWhenUsed="0" w:uiPriority="0" w:semiHidden="0" w:name="Table List 1"/>
-    <w:lsdException w:unhideWhenUsed="0" w:uiPriority="0" w:semiHidden="0" w:name="Table List 2"/>
-    <w:lsdException w:unhideWhenUsed="0" w:uiPriority="0" w:semiHidden="0" w:name="Table List 3"/>
-    <w:lsdException w:unhideWhenUsed="0" w:uiPriority="0" w:semiHidden="0" w:name="Table List 4"/>
-    <w:lsdException w:unhideWhenUsed="0" w:uiPriority="0" w:semiHidden="0" w:name="Table List 5"/>
-    <w:lsdException w:unhideWhenUsed="0" w:uiPriority="0" w:semiHidden="0" w:name="Table List 6"/>
-    <w:lsdException w:unhideWhenUsed="0" w:uiPriority="0" w:semiHidden="0" w:name="Table List 7"/>
-    <w:lsdException w:unhideWhenUsed="0" w:uiPriority="0" w:semiHidden="0" w:name="Table List 8"/>
-    <w:lsdException w:unhideWhenUsed="0" w:uiPriority="0" w:semiHidden="0" w:name="Table 3D effects 1"/>
-    <w:lsdException w:unhideWhenUsed="0" w:uiPriority="0" w:semiHidden="0" w:name="Table 3D effects 2"/>
-    <w:lsdException w:unhideWhenUsed="0" w:uiPriority="0" w:semiHidden="0" w:name="Table 3D effects 3"/>
-    <w:lsdException w:unhideWhenUsed="0" w:uiPriority="0" w:semiHidden="0" w:name="Table Contemporary"/>
-    <w:lsdException w:unhideWhenUsed="0" w:uiPriority="0" w:semiHidden="0" w:name="Table Elegant"/>
-    <w:lsdException w:unhideWhenUsed="0" w:uiPriority="0" w:semiHidden="0" w:name="Table Professional"/>
-    <w:lsdException w:unhideWhenUsed="0" w:uiPriority="0" w:semiHidden="0" w:name="Table Subtle 1"/>
-    <w:lsdException w:unhideWhenUsed="0" w:uiPriority="0" w:semiHidden="0" w:name="Table Subtle 2"/>
-    <w:lsdException w:unhideWhenUsed="0" w:uiPriority="0" w:semiHidden="0" w:name="Table Web 1"/>
-    <w:lsdException w:unhideWhenUsed="0" w:uiPriority="0" w:semiHidden="0" w:name="Table Web 2"/>
-    <w:lsdException w:unhideWhenUsed="0" w:uiPriority="0" w:semiHidden="0" w:name="Table Web 3"/>
-    <w:lsdException w:unhideWhenUsed="0" w:uiPriority="0" w:semiHidden="0" w:name="Balloon Text"/>
-    <w:lsdException w:qFormat="1" w:unhideWhenUsed="0" w:uiPriority="0" w:semiHidden="0" w:name="Table Grid"/>
-    <w:lsdException w:unhideWhenUsed="0" w:uiPriority="0" w:semiHidden="0" w:name="Table Theme"/>
-    <w:lsdException w:unhideWhenUsed="0" w:uiPriority="60" w:semiHidden="0" w:name="Light Shading"/>
-    <w:lsdException w:unhideWhenUsed="0" w:uiPriority="61" w:semiHidden="0" w:name="Light List"/>
-    <w:lsdException w:unhideWhenUsed="0" w:uiPriority="62" w:semiHidden="0" w:name="Light Grid"/>
-    <w:lsdException w:unhideWhenUsed="0" w:uiPriority="63" w:semiHidden="0" w:name="Medium Shading 1"/>
-    <w:lsdException w:unhideWhenUsed="0" w:uiPriority="64" w:semiHidden="0" w:name="Medium Shading 2"/>
-    <w:lsdException w:unhideWhenUsed="0" w:uiPriority="65" w:semiHidden="0" w:name="Medium List 1"/>
-    <w:lsdException w:unhideWhenUsed="0" w:uiPriority="66" w:semiHidden="0" w:name="Medium List 2"/>
-    <w:lsdException w:unhideWhenUsed="0" w:uiPriority="67" w:semiHidden="0" w:name="Medium Grid 1"/>
-    <w:lsdException w:unhideWhenUsed="0" w:uiPriority="68" w:semiHidden="0" w:name="Medium Grid 2"/>
-    <w:lsdException w:unhideWhenUsed="0" w:uiPriority="69" w:semiHidden="0" w:name="Medium Grid 3"/>
-    <w:lsdException w:unhideWhenUsed="0" w:uiPriority="70" w:semiHidden="0" w:name="Dark List"/>
-    <w:lsdException w:unhideWhenUsed="0" w:uiPriority="71" w:semiHidden="0" w:name="Colorful Shading"/>
-    <w:lsdException w:unhideWhenUsed="0" w:uiPriority="72" w:semiHidden="0" w:name="Colorful List"/>
-    <w:lsdException w:unhideWhenUsed="0" w:uiPriority="73" w:semiHidden="0" w:name="Colorful Grid"/>
-    <w:lsdException w:unhideWhenUsed="0" w:uiPriority="60" w:semiHidden="0" w:name="Light Shading Accent 1"/>
-    <w:lsdException w:unhideWhenUsed="0" w:uiPriority="61" w:semiHidden="0" w:name="Light List Accent 1"/>
-    <w:lsdException w:unhideWhenUsed="0" w:uiPriority="62" w:semiHidden="0" w:name="Light Grid Accent 1"/>
-    <w:lsdException w:unhideWhenUsed="0" w:uiPriority="63" w:semiHidden="0" w:name="Medium Shading 1 Accent 1"/>
-    <w:lsdException w:unhideWhenUsed="0" w:uiPriority="64" w:semiHidden="0" w:name="Medium Shading 2 Accent 1"/>
-    <w:lsdException w:unhideWhenUsed="0" w:uiPriority="65" w:semiHidden="0" w:name="Medium List 1 Accent 1"/>
-    <w:lsdException w:unhideWhenUsed="0" w:uiPriority="66" w:semiHidden="0" w:name="Medium List 2 Accent 1"/>
-    <w:lsdException w:unhideWhenUsed="0" w:uiPriority="67" w:semiHidden="0" w:name="Medium Grid 1 Accent 1"/>
-    <w:lsdException w:unhideWhenUsed="0" w:uiPriority="68" w:semiHidden="0" w:name="Medium Grid 2 Accent 1"/>
-    <w:lsdException w:unhideWhenUsed="0" w:uiPriority="69" w:semiHidden="0" w:name="Medium Grid 3 Accent 1"/>
-    <w:lsdException w:unhideWhenUsed="0" w:uiPriority="70" w:semiHidden="0" w:name="Dark List Accent 1"/>
-    <w:lsdException w:unhideWhenUsed="0" w:uiPriority="71" w:semiHidden="0" w:name="Colorful Shading Accent 1"/>
-    <w:lsdException w:unhideWhenUsed="0" w:uiPriority="72" w:semiHidden="0" w:name="Colorful List Accent 1"/>
-    <w:lsdException w:unhideWhenUsed="0" w:uiPriority="73" w:semiHidden="0" w:name="Colorful Grid Accent 1"/>
-    <w:lsdException w:unhideWhenUsed="0" w:uiPriority="60" w:semiHidden="0" w:name="Light Shading Accent 2"/>
-    <w:lsdException w:unhideWhenUsed="0" w:uiPriority="61" w:semiHidden="0" w:name="Light List Accent 2"/>
-    <w:lsdException w:unhideWhenUsed="0" w:uiPriority="62" w:semiHidden="0" w:name="Light Grid Accent 2"/>
-    <w:lsdException w:unhideWhenUsed="0" w:uiPriority="63" w:semiHidden="0" w:name="Medium Shading 1 Accent 2"/>
-    <w:lsdException w:unhideWhenUsed="0" w:uiPriority="64" w:semiHidden="0" w:name="Medium Shading 2 Accent 2"/>
-    <w:lsdException w:unhideWhenUsed="0" w:uiPriority="65" w:semiHidden="0" w:name="Medium List 1 Accent 2"/>
-    <w:lsdException w:unhideWhenUsed="0" w:uiPriority="66" w:semiHidden="0" w:name="Medium List 2 Accent 2"/>
-    <w:lsdException w:unhideWhenUsed="0" w:uiPriority="67" w:semiHidden="0" w:name="Medium Grid 1 Accent 2"/>
-    <w:lsdException w:unhideWhenUsed="0" w:uiPriority="68" w:semiHidden="0" w:name="Medium Grid 2 Accent 2"/>
-    <w:lsdException w:unhideWhenUsed="0" w:uiPriority="69" w:semiHidden="0" w:name="Medium Grid 3 Accent 2"/>
-    <w:lsdException w:unhideWhenUsed="0" w:uiPriority="70" w:semiHidden="0" w:name="Dark List Accent 2"/>
-    <w:lsdException w:unhideWhenUsed="0" w:uiPriority="71" w:semiHidden="0" w:name="Colorful Shading Accent 2"/>
-    <w:lsdException w:unhideWhenUsed="0" w:uiPriority="72" w:semiHidden="0" w:name="Colorful List Accent 2"/>
-    <w:lsdException w:unhideWhenUsed="0" w:uiPriority="73" w:semiHidden="0" w:name="Colorful Grid Accent 2"/>
-    <w:lsdException w:unhideWhenUsed="0" w:uiPriority="60" w:semiHidden="0" w:name="Light Shading Accent 3"/>
-    <w:lsdException w:unhideWhenUsed="0" w:uiPriority="61" w:semiHidden="0" w:name="Light List Accent 3"/>
-    <w:lsdException w:unhideWhenUsed="0" w:uiPriority="62" w:semiHidden="0" w:name="Light Grid Accent 3"/>
-    <w:lsdException w:unhideWhenUsed="0" w:uiPriority="63" w:semiHidden="0" w:name="Medium Shading 1 Accent 3"/>
-    <w:lsdException w:unhideWhenUsed="0" w:uiPriority="64" w:semiHidden="0" w:name="Medium Shading 2 Accent 3"/>
-    <w:lsdException w:unhideWhenUsed="0" w:uiPriority="65" w:semiHidden="0" w:name="Medium List 1 Accent 3"/>
-    <w:lsdException w:unhideWhenUsed="0" w:uiPriority="66" w:semiHidden="0" w:name="Medium List 2 Accent 3"/>
-    <w:lsdException w:unhideWhenUsed="0" w:uiPriority="67" w:semiHidden="0" w:name="Medium Grid 1 Accent 3"/>
-    <w:lsdException w:unhideWhenUsed="0" w:uiPriority="68" w:semiHidden="0" w:name="Medium Grid 2 Accent 3"/>
-    <w:lsdException w:unhideWhenUsed="0" w:uiPriority="69" w:semiHidden="0" w:name="Medium Grid 3 Accent 3"/>
-    <w:lsdException w:unhideWhenUsed="0" w:uiPriority="70" w:semiHidden="0" w:name="Dark List Accent 3"/>
-    <w:lsdException w:unhideWhenUsed="0" w:uiPriority="71" w:semiHidden="0" w:name="Colorful Shading Accent 3"/>
-    <w:lsdException w:unhideWhenUsed="0" w:uiPriority="72" w:semiHidden="0" w:name="Colorful List Accent 3"/>
-    <w:lsdException w:unhideWhenUsed="0" w:uiPriority="73" w:semiHidden="0" w:name="Colorful Grid Accent 3"/>
-    <w:lsdException w:unhideWhenUsed="0" w:uiPriority="60" w:semiHidden="0" w:name="Light Shading Accent 4"/>
-    <w:lsdException w:unhideWhenUsed="0" w:uiPriority="61" w:semiHidden="0" w:name="Light List Accent 4"/>
-    <w:lsdException w:unhideWhenUsed="0" w:uiPriority="62" w:semiHidden="0" w:name="Light Grid Accent 4"/>
-    <w:lsdException w:unhideWhenUsed="0" w:uiPriority="63" w:semiHidden="0" w:name="Medium Shading 1 Accent 4"/>
-    <w:lsdException w:unhideWhenUsed="0" w:uiPriority="64" w:semiHidden="0" w:name="Medium Shading 2 Accent 4"/>
-    <w:lsdException w:unhideWhenUsed="0" w:uiPriority="65" w:semiHidden="0" w:name="Medium List 1 Accent 4"/>
-    <w:lsdException w:unhideWhenUsed="0" w:uiPriority="66" w:semiHidden="0" w:name="Medium List 2 Accent 4"/>
-    <w:lsdException w:unhideWhenUsed="0" w:uiPriority="67" w:semiHidden="0" w:name="Medium Grid 1 Accent 4"/>
-    <w:lsdException w:unhideWhenUsed="0" w:uiPriority="68" w:semiHidden="0" w:name="Medium Grid 2 Accent 4"/>
-    <w:lsdException w:unhideWhenUsed="0" w:uiPriority="69" w:semiHidden="0" w:name="Medium Grid 3 Accent 4"/>
-    <w:lsdException w:unhideWhenUsed="0" w:uiPriority="70" w:semiHidden="0" w:name="Dark List Accent 4"/>
-    <w:lsdException w:unhideWhenUsed="0" w:uiPriority="71" w:semiHidden="0" w:name="Colorful Shading Accent 4"/>
-    <w:lsdException w:unhideWhenUsed="0" w:uiPriority="72" w:semiHidden="0" w:name="Colorful List Accent 4"/>
-    <w:lsdException w:unhideWhenUsed="0" w:uiPriority="73" w:semiHidden="0" w:name="Colorful Grid Accent 4"/>
-    <w:lsdException w:unhideWhenUsed="0" w:uiPriority="60" w:semiHidden="0" w:name="Light Shading Accent 5"/>
-    <w:lsdException w:unhideWhenUsed="0" w:uiPriority="61" w:semiHidden="0" w:name="Light List Accent 5"/>
-    <w:lsdException w:unhideWhenUsed="0" w:uiPriority="62" w:semiHidden="0" w:name="Light Grid Accent 5"/>
-    <w:lsdException w:unhideWhenUsed="0" w:uiPriority="63" w:semiHidden="0" w:name="Medium Shading 1 Accent 5"/>
-    <w:lsdException w:unhideWhenUsed="0" w:uiPriority="64" w:semiHidden="0" w:name="Medium Shading 2 Accent 5"/>
-    <w:lsdException w:unhideWhenUsed="0" w:uiPriority="65" w:semiHidden="0" w:name="Medium List 1 Accent 5"/>
-    <w:lsdException w:unhideWhenUsed="0" w:uiPriority="66" w:semiHidden="0" w:name="Medium List 2 Accent 5"/>
-    <w:lsdException w:unhideWhenUsed="0" w:uiPriority="67" w:semiHidden="0" w:name="Medium Grid 1 Accent 5"/>
-    <w:lsdException w:unhideWhenUsed="0" w:uiPriority="68" w:semiHidden="0" w:name="Medium Grid 2 Accent 5"/>
-    <w:lsdException w:unhideWhenUsed="0" w:uiPriority="69" w:semiHidden="0" w:name="Medium Grid 3 Accent 5"/>
-    <w:lsdException w:unhideWhenUsed="0" w:uiPriority="70" w:semiHidden="0" w:name="Dark List Accent 5"/>
-    <w:lsdException w:unhideWhenUsed="0" w:uiPriority="71" w:semiHidden="0" w:name="Colorful Shading Accent 5"/>
-    <w:lsdException w:unhideWhenUsed="0" w:uiPriority="72" w:semiHidden="0" w:name="Colorful List Accent 5"/>
-    <w:lsdException w:unhideWhenUsed="0" w:uiPriority="73" w:semiHidden="0" w:name="Colorful Grid Accent 5"/>
-    <w:lsdException w:unhideWhenUsed="0" w:uiPriority="60" w:semiHidden="0" w:name="Light Shading Accent 6"/>
-    <w:lsdException w:unhideWhenUsed="0" w:uiPriority="61" w:semiHidden="0" w:name="Light List Accent 6"/>
-    <w:lsdException w:unhideWhenUsed="0" w:uiPriority="62" w:semiHidden="0" w:name="Light Grid Accent 6"/>
-    <w:lsdException w:unhideWhenUsed="0" w:uiPriority="63" w:semiHidden="0" w:name="Medium Shading 1 Accent 6"/>
-    <w:lsdException w:unhideWhenUsed="0" w:uiPriority="64" w:semiHidden="0" w:name="Medium Shading 2 Accent 6"/>
-    <w:lsdException w:unhideWhenUsed="0" w:uiPriority="65" w:semiHidden="0" w:name="Medium List 1 Accent 6"/>
-    <w:lsdException w:unhideWhenUsed="0" w:uiPriority="66" w:semiHidden="0" w:name="Medium List 2 Accent 6"/>
-    <w:lsdException w:unhideWhenUsed="0" w:uiPriority="67" w:semiHidden="0" w:name="Medium Grid 1 Accent 6"/>
-    <w:lsdException w:unhideWhenUsed="0" w:uiPriority="68" w:semiHidden="0" w:name="Medium Grid 2 Accent 6"/>
-    <w:lsdException w:unhideWhenUsed="0" w:uiPriority="69" w:semiHidden="0" w:name="Medium Grid 3 Accent 6"/>
-    <w:lsdException w:unhideWhenUsed="0" w:uiPriority="70" w:semiHidden="0" w:name="Dark List Accent 6"/>
-    <w:lsdException w:unhideWhenUsed="0" w:uiPriority="71" w:semiHidden="0" w:name="Colorful Shading Accent 6"/>
-    <w:lsdException w:unhideWhenUsed="0" w:uiPriority="72" w:semiHidden="0" w:name="Colorful List Accent 6"/>
-    <w:lsdException w:unhideWhenUsed="0" w:uiPriority="73" w:semiHidden="0" w:name="Colorful Grid Accent 6"/>
+  <w:latentStyles w:defLockedState="0" w:defUIPriority="99" w:defSemiHidden="1" w:defUnhideWhenUsed="1" w:defQFormat="0" w:count="260">
+    <w:lsdException w:name="Normal" w:semiHidden="0" w:uiPriority="0" w:unhideWhenUsed="0" w:qFormat="1"/>
+    <w:lsdException w:name="heading 1" w:semiHidden="0" w:uiPriority="0" w:unhideWhenUsed="0" w:qFormat="1"/>
+    <w:lsdException w:name="heading 2" w:semiHidden="0" w:uiPriority="0" w:qFormat="1"/>
+    <w:lsdException w:name="heading 3" w:uiPriority="0" w:qFormat="1"/>
+    <w:lsdException w:name="heading 4" w:semiHidden="0" w:uiPriority="0" w:qFormat="1"/>
+    <w:lsdException w:name="heading 5" w:uiPriority="0" w:qFormat="1"/>
+    <w:lsdException w:name="heading 6" w:uiPriority="0" w:qFormat="1"/>
+    <w:lsdException w:name="heading 7" w:uiPriority="0" w:qFormat="1"/>
+    <w:lsdException w:name="heading 8" w:uiPriority="0" w:qFormat="1"/>
+    <w:lsdException w:name="heading 9" w:uiPriority="0" w:qFormat="1"/>
+    <w:lsdException w:name="index 1" w:semiHidden="0" w:uiPriority="0" w:unhideWhenUsed="0"/>
+    <w:lsdException w:name="index 2" w:semiHidden="0" w:uiPriority="0" w:unhideWhenUsed="0"/>
+    <w:lsdException w:name="index 3" w:semiHidden="0" w:uiPriority="0" w:unhideWhenUsed="0"/>
+    <w:lsdException w:name="index 4" w:semiHidden="0" w:uiPriority="0" w:unhideWhenUsed="0"/>
+    <w:lsdException w:name="index 5" w:semiHidden="0" w:uiPriority="0" w:unhideWhenUsed="0"/>
+    <w:lsdException w:name="index 6" w:semiHidden="0" w:uiPriority="0" w:unhideWhenUsed="0"/>
+    <w:lsdException w:name="index 7" w:semiHidden="0" w:uiPriority="0" w:unhideWhenUsed="0"/>
+    <w:lsdException w:name="index 8" w:semiHidden="0" w:uiPriority="0" w:unhideWhenUsed="0"/>
+    <w:lsdException w:name="index 9" w:semiHidden="0" w:uiPriority="0" w:unhideWhenUsed="0"/>
+    <w:lsdException w:name="toc 1" w:semiHidden="0" w:uiPriority="0" w:unhideWhenUsed="0" w:qFormat="1"/>
+    <w:lsdException w:name="toc 2" w:semiHidden="0" w:uiPriority="0" w:unhideWhenUsed="0" w:qFormat="1"/>
+    <w:lsdException w:name="toc 3" w:semiHidden="0" w:uiPriority="0" w:unhideWhenUsed="0" w:qFormat="1"/>
+    <w:lsdException w:name="toc 4" w:semiHidden="0" w:uiPriority="0" w:unhideWhenUsed="0"/>
+    <w:lsdException w:name="toc 5" w:semiHidden="0" w:uiPriority="0" w:unhideWhenUsed="0"/>
+    <w:lsdException w:name="toc 6" w:semiHidden="0" w:uiPriority="0" w:unhideWhenUsed="0"/>
+    <w:lsdException w:name="toc 7" w:semiHidden="0" w:uiPriority="0" w:unhideWhenUsed="0"/>
+    <w:lsdException w:name="toc 8" w:semiHidden="0" w:uiPriority="0" w:unhideWhenUsed="0"/>
+    <w:lsdException w:name="toc 9" w:semiHidden="0" w:uiPriority="0" w:unhideWhenUsed="0"/>
+    <w:lsdException w:name="Normal Indent" w:semiHidden="0" w:uiPriority="0" w:unhideWhenUsed="0"/>
+    <w:lsdException w:name="footnote text" w:semiHidden="0" w:uiPriority="0" w:unhideWhenUsed="0"/>
+    <w:lsdException w:name="annotation text" w:semiHidden="0" w:uiPriority="0" w:unhideWhenUsed="0" w:qFormat="1"/>
+    <w:lsdException w:name="header" w:semiHidden="0" w:uiPriority="0" w:unhideWhenUsed="0" w:qFormat="1"/>
+    <w:lsdException w:name="footer" w:semiHidden="0" w:uiPriority="0" w:unhideWhenUsed="0" w:qFormat="1"/>
+    <w:lsdException w:name="index heading" w:semiHidden="0" w:uiPriority="0" w:unhideWhenUsed="0"/>
+    <w:lsdException w:name="caption" w:uiPriority="0" w:qFormat="1"/>
+    <w:lsdException w:name="table of figures" w:semiHidden="0" w:uiPriority="0" w:unhideWhenUsed="0"/>
+    <w:lsdException w:name="envelope address" w:semiHidden="0" w:uiPriority="0" w:unhideWhenUsed="0"/>
+    <w:lsdException w:name="envelope return" w:semiHidden="0" w:uiPriority="0" w:unhideWhenUsed="0"/>
+    <w:lsdException w:name="footnote reference" w:semiHidden="0" w:uiPriority="0" w:unhideWhenUsed="0"/>
+    <w:lsdException w:name="annotation reference" w:semiHidden="0" w:uiPriority="0" w:unhideWhenUsed="0"/>
+    <w:lsdException w:name="line number" w:semiHidden="0" w:uiPriority="0" w:unhideWhenUsed="0"/>
+    <w:lsdException w:name="page number" w:semiHidden="0" w:uiPriority="0" w:unhideWhenUsed="0"/>
+    <w:lsdException w:name="endnote reference" w:semiHidden="0" w:uiPriority="0" w:unhideWhenUsed="0"/>
+    <w:lsdException w:name="endnote text" w:semiHidden="0" w:uiPriority="0" w:unhideWhenUsed="0"/>
+    <w:lsdException w:name="table of authorities" w:semiHidden="0" w:uiPriority="0" w:unhideWhenUsed="0"/>
+    <w:lsdException w:name="macro" w:semiHidden="0" w:uiPriority="0" w:unhideWhenUsed="0"/>
+    <w:lsdException w:name="toa heading" w:semiHidden="0" w:uiPriority="0" w:unhideWhenUsed="0"/>
+    <w:lsdException w:name="List" w:semiHidden="0" w:uiPriority="0" w:unhideWhenUsed="0"/>
+    <w:lsdException w:name="List Bullet" w:semiHidden="0" w:uiPriority="0" w:unhideWhenUsed="0"/>
+    <w:lsdException w:name="List Number" w:semiHidden="0" w:uiPriority="0" w:unhideWhenUsed="0"/>
+    <w:lsdException w:name="List 2" w:semiHidden="0" w:uiPriority="0" w:unhideWhenUsed="0"/>
+    <w:lsdException w:name="List 3" w:semiHidden="0" w:uiPriority="0" w:unhideWhenUsed="0"/>
+    <w:lsdException w:name="List 4" w:semiHidden="0" w:uiPriority="0" w:unhideWhenUsed="0"/>
+    <w:lsdException w:name="List 5" w:semiHidden="0" w:uiPriority="0" w:unhideWhenUsed="0"/>
+    <w:lsdException w:name="List Bullet 2" w:semiHidden="0" w:uiPriority="0" w:unhideWhenUsed="0"/>
+    <w:lsdException w:name="List Bullet 3" w:semiHidden="0" w:uiPriority="0" w:unhideWhenUsed="0"/>
+    <w:lsdException w:name="List Bullet 4" w:semiHidden="0" w:uiPriority="0" w:unhideWhenUsed="0"/>
+    <w:lsdException w:name="List Bullet 5" w:semiHidden="0" w:uiPriority="0" w:unhideWhenUsed="0"/>
+    <w:lsdException w:name="List Number 2" w:semiHidden="0" w:uiPriority="0" w:unhideWhenUsed="0"/>
+    <w:lsdException w:name="List Number 3" w:semiHidden="0" w:uiPriority="0" w:unhideWhenUsed="0"/>
+    <w:lsdException w:name="List Number 4" w:semiHidden="0" w:uiPriority="0" w:unhideWhenUsed="0"/>
+    <w:lsdException w:name="List Number 5" w:semiHidden="0" w:uiPriority="0" w:unhideWhenUsed="0"/>
+    <w:lsdException w:name="Title" w:semiHidden="0" w:uiPriority="0" w:unhideWhenUsed="0" w:qFormat="1"/>
+    <w:lsdException w:name="Closing" w:semiHidden="0" w:uiPriority="0" w:unhideWhenUsed="0"/>
+    <w:lsdException w:name="Signature" w:semiHidden="0" w:uiPriority="0" w:unhideWhenUsed="0"/>
+    <w:lsdException w:name="Default Paragraph Font" w:uiPriority="0" w:unhideWhenUsed="0" w:qFormat="1"/>
+    <w:lsdException w:name="Body Text" w:uiPriority="0" w:unhideWhenUsed="0" w:qFormat="1"/>
+    <w:lsdException w:name="Body Text Indent" w:semiHidden="0" w:uiPriority="0" w:unhideWhenUsed="0"/>
+    <w:lsdException w:name="List Continue" w:semiHidden="0" w:uiPriority="0" w:unhideWhenUsed="0"/>
+    <w:lsdException w:name="List Continue 2" w:semiHidden="0" w:uiPriority="0" w:unhideWhenUsed="0"/>
+    <w:lsdException w:name="List Continue 3" w:semiHidden="0" w:uiPriority="0" w:unhideWhenUsed="0"/>
+    <w:lsdException w:name="List Continue 4" w:semiHidden="0" w:uiPriority="0" w:unhideWhenUsed="0"/>
+    <w:lsdException w:name="List Continue 5" w:semiHidden="0" w:uiPriority="0" w:unhideWhenUsed="0"/>
+    <w:lsdException w:name="Message Header" w:semiHidden="0" w:uiPriority="0" w:unhideWhenUsed="0"/>
+    <w:lsdException w:name="Subtitle" w:semiHidden="0" w:uiPriority="0" w:unhideWhenUsed="0" w:qFormat="1"/>
+    <w:lsdException w:name="Salutation" w:semiHidden="0" w:uiPriority="0" w:unhideWhenUsed="0"/>
+    <w:lsdException w:name="Date" w:semiHidden="0" w:uiPriority="0" w:unhideWhenUsed="0"/>
+    <w:lsdException w:name="Body Text First Indent" w:semiHidden="0" w:uiPriority="0" w:unhideWhenUsed="0"/>
+    <w:lsdException w:name="Body Text First Indent 2" w:semiHidden="0" w:uiPriority="0" w:unhideWhenUsed="0"/>
+    <w:lsdException w:name="Body Text 2" w:semiHidden="0" w:uiPriority="0" w:unhideWhenUsed="0"/>
+    <w:lsdException w:name="Body Text 3" w:semiHidden="0" w:uiPriority="0" w:unhideWhenUsed="0"/>
+    <w:lsdException w:name="Body Text Indent 2" w:semiHidden="0" w:uiPriority="0" w:unhideWhenUsed="0"/>
+    <w:lsdException w:name="Body Text Indent 3" w:semiHidden="0" w:uiPriority="0" w:unhideWhenUsed="0"/>
+    <w:lsdException w:name="Block Text" w:semiHidden="0" w:uiPriority="0" w:unhideWhenUsed="0"/>
+    <w:lsdException w:name="Hyperlink" w:semiHidden="0" w:uiPriority="0" w:unhideWhenUsed="0"/>
+    <w:lsdException w:name="FollowedHyperlink" w:semiHidden="0" w:uiPriority="0" w:unhideWhenUsed="0"/>
+    <w:lsdException w:name="Strong" w:semiHidden="0" w:uiPriority="0" w:unhideWhenUsed="0" w:qFormat="1"/>
+    <w:lsdException w:name="Emphasis" w:semiHidden="0" w:uiPriority="0" w:unhideWhenUsed="0" w:qFormat="1"/>
+    <w:lsdException w:name="Document Map" w:semiHidden="0" w:uiPriority="0" w:unhideWhenUsed="0"/>
+    <w:lsdException w:name="Plain Text" w:semiHidden="0" w:uiPriority="0" w:unhideWhenUsed="0"/>
+    <w:lsdException w:name="E-mail Signature" w:semiHidden="0" w:uiPriority="0" w:unhideWhenUsed="0"/>
+    <w:lsdException w:name="Normal (Web)" w:semiHidden="0" w:uiPriority="0" w:unhideWhenUsed="0" w:qFormat="1"/>
+    <w:lsdException w:name="HTML Acronym" w:semiHidden="0" w:uiPriority="0" w:unhideWhenUsed="0"/>
+    <w:lsdException w:name="HTML Address" w:semiHidden="0" w:uiPriority="0" w:unhideWhenUsed="0"/>
+    <w:lsdException w:name="HTML Cite" w:semiHidden="0" w:uiPriority="0" w:unhideWhenUsed="0"/>
+    <w:lsdException w:name="HTML Code" w:semiHidden="0" w:uiPriority="0" w:unhideWhenUsed="0"/>
+    <w:lsdException w:name="HTML Definition" w:semiHidden="0" w:uiPriority="0" w:unhideWhenUsed="0"/>
+    <w:lsdException w:name="HTML Keyboard" w:semiHidden="0" w:uiPriority="0" w:unhideWhenUsed="0"/>
+    <w:lsdException w:name="HTML Preformatted" w:semiHidden="0" w:uiPriority="0" w:unhideWhenUsed="0"/>
+    <w:lsdException w:name="HTML Sample" w:semiHidden="0" w:uiPriority="0" w:unhideWhenUsed="0"/>
+    <w:lsdException w:name="HTML Typewriter" w:semiHidden="0" w:uiPriority="0" w:unhideWhenUsed="0"/>
+    <w:lsdException w:name="HTML Variable" w:semiHidden="0" w:uiPriority="0" w:unhideWhenUsed="0"/>
+    <w:lsdException w:name="Normal Table" w:uiPriority="0" w:unhideWhenUsed="0" w:qFormat="1"/>
+    <w:lsdException w:name="annotation subject" w:semiHidden="0" w:uiPriority="0" w:unhideWhenUsed="0"/>
+    <w:lsdException w:name="Table Simple 1" w:semiHidden="0" w:uiPriority="0" w:unhideWhenUsed="0"/>
+    <w:lsdException w:name="Table Simple 2" w:semiHidden="0" w:uiPriority="0" w:unhideWhenUsed="0"/>
+    <w:lsdException w:name="Table Simple 3" w:semiHidden="0" w:uiPriority="0" w:unhideWhenUsed="0"/>
+    <w:lsdException w:name="Table Classic 1" w:semiHidden="0" w:uiPriority="0" w:unhideWhenUsed="0"/>
+    <w:lsdException w:name="Table Classic 2" w:semiHidden="0" w:uiPriority="0" w:unhideWhenUsed="0"/>
+    <w:lsdException w:name="Table Classic 3" w:semiHidden="0" w:uiPriority="0" w:unhideWhenUsed="0"/>
+    <w:lsdException w:name="Table Classic 4" w:semiHidden="0" w:uiPriority="0" w:unhideWhenUsed="0"/>
+    <w:lsdException w:name="Table Colorful 1" w:semiHidden="0" w:uiPriority="0" w:unhideWhenUsed="0"/>
+    <w:lsdException w:name="Table Colorful 2" w:semiHidden="0" w:uiPriority="0" w:unhideWhenUsed="0"/>
+    <w:lsdException w:name="Table Colorful 3" w:semiHidden="0" w:uiPriority="0" w:unhideWhenUsed="0"/>
+    <w:lsdException w:name="Table Columns 1" w:semiHidden="0" w:uiPriority="0" w:unhideWhenUsed="0"/>
+    <w:lsdException w:name="Table Columns 2" w:semiHidden="0" w:uiPriority="0" w:unhideWhenUsed="0"/>
+    <w:lsdException w:name="Table Columns 3" w:semiHidden="0" w:uiPriority="0" w:unhideWhenUsed="0"/>
+    <w:lsdException w:name="Table Columns 4" w:semiHidden="0" w:uiPriority="0" w:unhideWhenUsed="0"/>
+    <w:lsdException w:name="Table Columns 5" w:semiHidden="0" w:uiPriority="0" w:unhideWhenUsed="0"/>
+    <w:lsdException w:name="Table Grid 1" w:semiHidden="0" w:uiPriority="0" w:unhideWhenUsed="0"/>
+    <w:lsdException w:name="Table Grid 2" w:semiHidden="0" w:uiPriority="0" w:unhideWhenUsed="0"/>
+    <w:lsdException w:name="Table Grid 3" w:semiHidden="0" w:uiPriority="0" w:unhideWhenUsed="0"/>
+    <w:lsdException w:name="Table Grid 4" w:semiHidden="0" w:uiPriority="0" w:unhideWhenUsed="0"/>
+    <w:lsdException w:name="Table Grid 5" w:semiHidden="0" w:uiPriority="0" w:unhideWhenUsed="0"/>
+    <w:lsdException w:name="Table Grid 6" w:semiHidden="0" w:uiPriority="0" w:unhideWhenUsed="0"/>
+    <w:lsdException w:name="Table Grid 7" w:semiHidden="0" w:uiPriority="0" w:unhideWhenUsed="0"/>
+    <w:lsdException w:name="Table Grid 8" w:semiHidden="0" w:uiPriority="0" w:unhideWhenUsed="0"/>
+    <w:lsdException w:name="Table List 1" w:semiHidden="0" w:uiPriority="0" w:unhideWhenUsed="0"/>
+    <w:lsdException w:name="Table List 2" w:semiHidden="0" w:uiPriority="0" w:unhideWhenUsed="0"/>
+    <w:lsdException w:name="Table List 3" w:semiHidden="0" w:uiPriority="0" w:unhideWhenUsed="0"/>
+    <w:lsdException w:name="Table List 4" w:semiHidden="0" w:uiPriority="0" w:unhideWhenUsed="0"/>
+    <w:lsdException w:name="Table List 5" w:semiHidden="0" w:uiPriority="0" w:unhideWhenUsed="0"/>
+    <w:lsdException w:name="Table List 6" w:semiHidden="0" w:uiPriority="0" w:unhideWhenUsed="0"/>
+    <w:lsdException w:name="Table List 7" w:semiHidden="0" w:uiPriority="0" w:unhideWhenUsed="0"/>
+    <w:lsdException w:name="Table List 8" w:semiHidden="0" w:uiPriority="0" w:unhideWhenUsed="0"/>
+    <w:lsdException w:name="Table 3D effects 1" w:semiHidden="0" w:uiPriority="0" w:unhideWhenUsed="0"/>
+    <w:lsdException w:name="Table 3D effects 2" w:semiHidden="0" w:uiPriority="0" w:unhideWhenUsed="0"/>
+    <w:lsdException w:name="Table 3D effects 3" w:semiHidden="0" w:uiPriority="0" w:unhideWhenUsed="0"/>
+    <w:lsdException w:name="Table Contemporary" w:semiHidden="0" w:uiPriority="0" w:unhideWhenUsed="0"/>
+    <w:lsdException w:name="Table Elegant" w:semiHidden="0" w:uiPriority="0" w:unhideWhenUsed="0"/>
+    <w:lsdException w:name="Table Professional" w:semiHidden="0" w:uiPriority="0" w:unhideWhenUsed="0"/>
+    <w:lsdException w:name="Table Subtle 1" w:semiHidden="0" w:uiPriority="0" w:unhideWhenUsed="0"/>
+    <w:lsdException w:name="Table Subtle 2" w:semiHidden="0" w:uiPriority="0" w:unhideWhenUsed="0"/>
+    <w:lsdException w:name="Table Web 1" w:semiHidden="0" w:uiPriority="0" w:unhideWhenUsed="0"/>
+    <w:lsdException w:name="Table Web 2" w:semiHidden="0" w:uiPriority="0" w:unhideWhenUsed="0"/>
+    <w:lsdException w:name="Table Web 3" w:semiHidden="0" w:uiPriority="0" w:unhideWhenUsed="0"/>
+    <w:lsdException w:name="Balloon Text" w:semiHidden="0" w:uiPriority="0" w:unhideWhenUsed="0"/>
+    <w:lsdException w:name="Table Grid" w:semiHidden="0" w:uiPriority="0" w:unhideWhenUsed="0" w:qFormat="1"/>
+    <w:lsdException w:name="Table Theme" w:semiHidden="0" w:uiPriority="0" w:unhideWhenUsed="0"/>
+    <w:lsdException w:name="Light Shading" w:semiHidden="0" w:uiPriority="60" w:unhideWhenUsed="0"/>
+    <w:lsdException w:name="Light List" w:semiHidden="0" w:uiPriority="61" w:unhideWhenUsed="0"/>
+    <w:lsdException w:name="Light Grid" w:semiHidden="0" w:uiPriority="62" w:unhideWhenUsed="0"/>
+    <w:lsdException w:name="Medium Shading 1" w:semiHidden="0" w:uiPriority="63" w:unhideWhenUsed="0"/>
+    <w:lsdException w:name="Medium Shading 2" w:semiHidden="0" w:uiPriority="64" w:unhideWhenUsed="0"/>
+    <w:lsdException w:name="Medium List 1" w:semiHidden="0" w:uiPriority="65" w:unhideWhenUsed="0"/>
+    <w:lsdException w:name="Medium List 2" w:semiHidden="0" w:uiPriority="66" w:unhideWhenUsed="0"/>
+    <w:lsdException w:name="Medium Grid 1" w:semiHidden="0" w:uiPriority="67" w:unhideWhenUsed="0"/>
+    <w:lsdException w:name="Medium Grid 2" w:semiHidden="0" w:uiPriority="68" w:unhideWhenUsed="0"/>
+    <w:lsdException w:name="Medium Grid 3" w:semiHidden="0" w:uiPriority="69" w:unhideWhenUsed="0"/>
+    <w:lsdException w:name="Dark List" w:semiHidden="0" w:uiPriority="70" w:unhideWhenUsed="0"/>
+    <w:lsdException w:name="Colorful Shading" w:semiHidden="0" w:uiPriority="71" w:unhideWhenUsed="0"/>
+    <w:lsdException w:name="Colorful List" w:semiHidden="0" w:uiPriority="72" w:unhideWhenUsed="0"/>
+    <w:lsdException w:name="Colorful Grid" w:semiHidden="0" w:uiPriority="73" w:unhideWhenUsed="0"/>
+    <w:lsdException w:name="Light Shading Accent 1" w:semiHidden="0" w:uiPriority="60" w:unhideWhenUsed="0"/>
+    <w:lsdException w:name="Light List Accent 1" w:semiHidden="0" w:uiPriority="61" w:unhideWhenUsed="0"/>
+    <w:lsdException w:name="Light Grid Accent 1" w:semiHidden="0" w:uiPriority="62" w:unhideWhenUsed="0"/>
+    <w:lsdException w:name="Medium Shading 1 Accent 1" w:semiHidden="0" w:uiPriority="63" w:unhideWhenUsed="0"/>
+    <w:lsdException w:name="Medium Shading 2 Accent 1" w:semiHidden="0" w:uiPriority="64" w:unhideWhenUsed="0"/>
+    <w:lsdException w:name="Medium List 1 Accent 1" w:semiHidden="0" w:uiPriority="65" w:unhideWhenUsed="0"/>
+    <w:lsdException w:name="Medium List 2 Accent 1" w:semiHidden="0" w:uiPriority="66" w:unhideWhenUsed="0"/>
+    <w:lsdException w:name="Medium Grid 1 Accent 1" w:semiHidden="0" w:uiPriority="67" w:unhideWhenUsed="0"/>
+    <w:lsdException w:name="Medium Grid 2 Accent 1" w:semiHidden="0" w:uiPriority="68" w:unhideWhenUsed="0"/>
+    <w:lsdException w:name="Medium Grid 3 Accent 1" w:semiHidden="0" w:uiPriority="69" w:unhideWhenUsed="0"/>
+    <w:lsdException w:name="Dark List Accent 1" w:semiHidden="0" w:uiPriority="70" w:unhideWhenUsed="0"/>
+    <w:lsdException w:name="Colorful Shading Accent 1" w:semiHidden="0" w:uiPriority="71" w:unhideWhenUsed="0"/>
+    <w:lsdException w:name="Colorful List Accent 1" w:semiHidden="0" w:uiPriority="72" w:unhideWhenUsed="0"/>
+    <w:lsdException w:name="Colorful Grid Accent 1" w:semiHidden="0" w:uiPriority="73" w:unhideWhenUsed="0"/>
+    <w:lsdException w:name="Light Shading Accent 2" w:semiHidden="0" w:uiPriority="60" w:unhideWhenUsed="0"/>
+    <w:lsdException w:name="Light List Accent 2" w:semiHidden="0" w:uiPriority="61" w:unhideWhenUsed="0"/>
+    <w:lsdException w:name="Light Grid Accent 2" w:semiHidden="0" w:uiPriority="62" w:unhideWhenUsed="0"/>
+    <w:lsdException w:name="Medium Shading 1 Accent 2" w:semiHidden="0" w:uiPriority="63" w:unhideWhenUsed="0"/>
+    <w:lsdException w:name="Medium Shading 2 Accent 2" w:semiHidden="0" w:uiPriority="64" w:unhideWhenUsed="0"/>
+    <w:lsdException w:name="Medium List 1 Accent 2" w:semiHidden="0" w:uiPriority="65" w:unhideWhenUsed="0"/>
+    <w:lsdException w:name="Medium List 2 Accent 2" w:semiHidden="0" w:uiPriority="66" w:unhideWhenUsed="0"/>
+    <w:lsdException w:name="Medium Grid 1 Accent 2" w:semiHidden="0" w:uiPriority="67" w:unhideWhenUsed="0"/>
+    <w:lsdException w:name="Medium Grid 2 Accent 2" w:semiHidden="0" w:uiPriority="68" w:unhideWhenUsed="0"/>
+    <w:lsdException w:name="Medium Grid 3 Accent 2" w:semiHidden="0" w:uiPriority="69" w:unhideWhenUsed="0"/>
+    <w:lsdException w:name="Dark List Accent 2" w:semiHidden="0" w:uiPriority="70" w:unhideWhenUsed="0"/>
+    <w:lsdException w:name="Colorful Shading Accent 2" w:semiHidden="0" w:uiPriority="71" w:unhideWhenUsed="0"/>
+    <w:lsdException w:name="Colorful List Accent 2" w:semiHidden="0" w:uiPriority="72" w:unhideWhenUsed="0"/>
+    <w:lsdException w:name="Colorful Grid Accent 2" w:semiHidden="0" w:uiPriority="73" w:unhideWhenUsed="0"/>
+    <w:lsdException w:name="Light Shading Accent 3" w:semiHidden="0" w:uiPriority="60" w:unhideWhenUsed="0"/>
+    <w:lsdException w:name="Light List Accent 3" w:semiHidden="0" w:uiPriority="61" w:unhideWhenUsed="0"/>
+    <w:lsdException w:name="Light Grid Accent 3" w:semiHidden="0" w:uiPriority="62" w:unhideWhenUsed="0"/>
+    <w:lsdException w:name="Medium Shading 1 Accent 3" w:semiHidden="0" w:uiPriority="63" w:unhideWhenUsed="0"/>
+    <w:lsdException w:name="Medium Shading 2 Accent 3" w:semiHidden="0" w:uiPriority="64" w:unhideWhenUsed="0"/>
+    <w:lsdException w:name="Medium List 1 Accent 3" w:semiHidden="0" w:uiPriority="65" w:unhideWhenUsed="0"/>
+    <w:lsdException w:name="Medium List 2 Accent 3" w:semiHidden="0" w:uiPriority="66" w:unhideWhenUsed="0"/>
+    <w:lsdException w:name="Medium Grid 1 Accent 3" w:semiHidden="0" w:uiPriority="67" w:unhideWhenUsed="0"/>
+    <w:lsdException w:name="Medium Grid 2 Accent 3" w:semiHidden="0" w:uiPriority="68" w:unhideWhenUsed="0"/>
+    <w:lsdException w:name="Medium Grid 3 Accent 3" w:semiHidden="0" w:uiPriority="69" w:unhideWhenUsed="0"/>
+    <w:lsdException w:name="Dark List Accent 3" w:semiHidden="0" w:uiPriority="70" w:unhideWhenUsed="0"/>
+    <w:lsdException w:name="Colorful Shading Accent 3" w:semiHidden="0" w:uiPriority="71" w:unhideWhenUsed="0"/>
+    <w:lsdException w:name="Colorful List Accent 3" w:semiHidden="0" w:uiPriority="72" w:unhideWhenUsed="0"/>
+    <w:lsdException w:name="Colorful Grid Accent 3" w:semiHidden="0" w:uiPriority="73" w:unhideWhenUsed="0"/>
+    <w:lsdException w:name="Light Shading Accent 4" w:semiHidden="0" w:uiPriority="60" w:unhideWhenUsed="0"/>
+    <w:lsdException w:name="Light List Accent 4" w:semiHidden="0" w:uiPriority="61" w:unhideWhenUsed="0"/>
+    <w:lsdException w:name="Light Grid Accent 4" w:semiHidden="0" w:uiPriority="62" w:unhideWhenUsed="0"/>
+    <w:lsdException w:name="Medium Shading 1 Accent 4" w:semiHidden="0" w:uiPriority="63" w:unhideWhenUsed="0"/>
+    <w:lsdException w:name="Medium Shading 2 Accent 4" w:semiHidden="0" w:uiPriority="64" w:unhideWhenUsed="0"/>
+    <w:lsdException w:name="Medium List 1 Accent 4" w:semiHidden="0" w:uiPriority="65" w:unhideWhenUsed="0"/>
+    <w:lsdException w:name="Medium List 2 Accent 4" w:semiHidden="0" w:uiPriority="66" w:unhideWhenUsed="0"/>
+    <w:lsdException w:name="Medium Grid 1 Accent 4" w:semiHidden="0" w:uiPriority="67" w:unhideWhenUsed="0"/>
+    <w:lsdException w:name="Medium Grid 2 Accent 4" w:semiHidden="0" w:uiPriority="68" w:unhideWhenUsed="0"/>
+    <w:lsdException w:name="Medium Grid 3 Accent 4" w:semiHidden="0" w:uiPriority="69" w:unhideWhenUsed="0"/>
+    <w:lsdException w:name="Dark List Accent 4" w:semiHidden="0" w:uiPriority="70" w:unhideWhenUsed="0"/>
+    <w:lsdException w:name="Colorful Shading Accent 4" w:semiHidden="0" w:uiPriority="71" w:unhideWhenUsed="0"/>
+    <w:lsdException w:name="Colorful List Accent 4" w:semiHidden="0" w:uiPriority="72" w:unhideWhenUsed="0"/>
+    <w:lsdException w:name="Colorful Grid Accent 4" w:semiHidden="0" w:uiPriority="73" w:unhideWhenUsed="0"/>
+    <w:lsdException w:name="Light Shading Accent 5" w:semiHidden="0" w:uiPriority="60" w:unhideWhenUsed="0"/>
+    <w:lsdException w:name="Light List Accent 5" w:semiHidden="0" w:uiPriority="61" w:unhideWhenUsed="0"/>
+    <w:lsdException w:name="Light Grid Accent 5" w:semiHidden="0" w:uiPriority="62" w:unhideWhenUsed="0"/>
+    <w:lsdException w:name="Medium Shading 1 Accent 5" w:semiHidden="0" w:uiPriority="63" w:unhideWhenUsed="0"/>
+    <w:lsdException w:name="Medium Shading 2 Accent 5" w:semiHidden="0" w:uiPriority="64" w:unhideWhenUsed="0"/>
+    <w:lsdException w:name="Medium List 1 Accent 5" w:semiHidden="0" w:uiPriority="65" w:unhideWhenUsed="0"/>
+    <w:lsdException w:name="Medium List 2 Accent 5" w:semiHidden="0" w:uiPriority="66" w:unhideWhenUsed="0"/>
+    <w:lsdException w:name="Medium Grid 1 Accent 5" w:semiHidden="0" w:uiPriority="67" w:unhideWhenUsed="0"/>
+    <w:lsdException w:name="Medium Grid 2 Accent 5" w:semiHidden="0" w:uiPriority="68" w:unhideWhenUsed="0"/>
+    <w:lsdException w:name="Medium Grid 3 Accent 5" w:semiHidden="0" w:uiPriority="69" w:unhideWhenUsed="0"/>
+    <w:lsdException w:name="Dark List Accent 5" w:semiHidden="0" w:uiPriority="70" w:unhideWhenUsed="0"/>
+    <w:lsdException w:name="Colorful Shading Accent 5" w:semiHidden="0" w:uiPriority="71" w:unhideWhenUsed="0"/>
+    <w:lsdException w:name="Colorful List Accent 5" w:semiHidden="0" w:uiPriority="72" w:unhideWhenUsed="0"/>
+    <w:lsdException w:name="Colorful Grid Accent 5" w:semiHidden="0" w:uiPriority="73" w:unhideWhenUsed="0"/>
+    <w:lsdException w:name="Light Shading Accent 6" w:semiHidden="0" w:uiPriority="60" w:unhideWhenUsed="0"/>
+    <w:lsdException w:name="Light List Accent 6" w:semiHidden="0" w:uiPriority="61" w:unhideWhenUsed="0"/>
+    <w:lsdException w:name="Light Grid Accent 6" w:semiHidden="0" w:uiPriority="62" w:unhideWhenUsed="0"/>
+    <w:lsdException w:name="Medium Shading 1 Accent 6" w:semiHidden="0" w:uiPriority="63" w:unhideWhenUsed="0"/>
+    <w:lsdException w:name="Medium Shading 2 Accent 6" w:semiHidden="0" w:uiPriority="64" w:unhideWhenUsed="0"/>
+    <w:lsdException w:name="Medium List 1 Accent 6" w:semiHidden="0" w:uiPriority="65" w:unhideWhenUsed="0"/>
+    <w:lsdException w:name="Medium List 2 Accent 6" w:semiHidden="0" w:uiPriority="66" w:unhideWhenUsed="0"/>
+    <w:lsdException w:name="Medium Grid 1 Accent 6" w:semiHidden="0" w:uiPriority="67" w:unhideWhenUsed="0"/>
+    <w:lsdException w:name="Medium Grid 2 Accent 6" w:semiHidden="0" w:uiPriority="68" w:unhideWhenUsed="0"/>
+    <w:lsdException w:name="Medium Grid 3 Accent 6" w:semiHidden="0" w:uiPriority="69" w:unhideWhenUsed="0"/>
+    <w:lsdException w:name="Dark List Accent 6" w:semiHidden="0" w:uiPriority="70" w:unhideWhenUsed="0"/>
+    <w:lsdException w:name="Colorful Shading Accent 6" w:semiHidden="0" w:uiPriority="71" w:unhideWhenUsed="0"/>
+    <w:lsdException w:name="Colorful List Accent 6" w:semiHidden="0" w:uiPriority="72" w:unhideWhenUsed="0"/>
+    <w:lsdException w:name="Colorful Grid Accent 6" w:semiHidden="0" w:uiPriority="73" w:unhideWhenUsed="0"/>
   </w:latentStyles>
-  <w:style w:type="paragraph" w:default="1" w:styleId="1">
+  <w:style w:type="paragraph" w:default="1" w:styleId="Normal">
     <w:name w:val="Normal"/>
     <w:qFormat/>
-    <w:uiPriority w:val="0"/>
     <w:pPr>
       <w:kinsoku w:val="0"/>
       <w:autoSpaceDE w:val="0"/>
@@ -6356,7 +6204,7 @@
       <w:textAlignment w:val="baseline"/>
     </w:pPr>
     <w:rPr>
-      <w:rFonts w:ascii="Arial" w:hAnsi="Arial" w:eastAsia="宋体" w:cs="Arial"/>
+      <w:rFonts w:ascii="Arial" w:eastAsia="宋体" w:hAnsi="Arial" w:cs="Arial"/>
       <w:snapToGrid w:val="0"/>
       <w:color w:val="000000"/>
       <w:kern w:val="0"/>
@@ -6365,12 +6213,11 @@
       <w:lang w:val="en-US" w:eastAsia="en-US" w:bidi="ar-SA"/>
     </w:rPr>
   </w:style>
-  <w:style w:type="paragraph" w:styleId="2">
+  <w:style w:type="paragraph" w:styleId="Heading1">
     <w:name w:val="heading 1"/>
-    <w:basedOn w:val="1"/>
-    <w:next w:val="1"/>
+    <w:basedOn w:val="Normal"/>
+    <w:next w:val="Normal"/>
     <w:qFormat/>
-    <w:uiPriority w:val="0"/>
     <w:pPr>
       <w:keepNext/>
       <w:keepLines/>
@@ -6388,13 +6235,12 @@
       <w:sz w:val="44"/>
     </w:rPr>
   </w:style>
-  <w:style w:type="paragraph" w:styleId="3">
+  <w:style w:type="paragraph" w:styleId="Heading2">
     <w:name w:val="heading 2"/>
-    <w:basedOn w:val="1"/>
-    <w:next w:val="1"/>
+    <w:basedOn w:val="Normal"/>
+    <w:next w:val="Normal"/>
     <w:unhideWhenUsed/>
     <w:qFormat/>
-    <w:uiPriority w:val="0"/>
     <w:pPr>
       <w:keepNext/>
       <w:keepLines/>
@@ -6407,19 +6253,18 @@
       <w:outlineLvl w:val="1"/>
     </w:pPr>
     <w:rPr>
-      <w:rFonts w:ascii="Arial" w:hAnsi="Arial" w:eastAsia="黑体"/>
+      <w:rFonts w:ascii="Arial" w:eastAsia="黑体" w:hAnsi="Arial"/>
       <w:b/>
       <w:sz w:val="32"/>
     </w:rPr>
   </w:style>
-  <w:style w:type="paragraph" w:styleId="4">
+  <w:style w:type="paragraph" w:styleId="Heading3">
     <w:name w:val="heading 3"/>
-    <w:basedOn w:val="1"/>
-    <w:next w:val="1"/>
+    <w:basedOn w:val="Normal"/>
+    <w:next w:val="Normal"/>
     <w:semiHidden/>
     <w:unhideWhenUsed/>
     <w:qFormat/>
-    <w:uiPriority w:val="0"/>
     <w:pPr>
       <w:keepNext/>
       <w:keepLines/>
@@ -6436,13 +6281,12 @@
       <w:sz w:val="32"/>
     </w:rPr>
   </w:style>
-  <w:style w:type="paragraph" w:styleId="5">
+  <w:style w:type="paragraph" w:styleId="Heading4">
     <w:name w:val="heading 4"/>
-    <w:basedOn w:val="1"/>
-    <w:next w:val="1"/>
+    <w:basedOn w:val="Normal"/>
+    <w:next w:val="Normal"/>
     <w:unhideWhenUsed/>
     <w:qFormat/>
-    <w:uiPriority w:val="0"/>
     <w:pPr>
       <w:keepNext/>
       <w:keepLines/>
@@ -6455,19 +6299,18 @@
       <w:outlineLvl w:val="3"/>
     </w:pPr>
     <w:rPr>
-      <w:rFonts w:ascii="Arial" w:hAnsi="Arial" w:eastAsia="黑体"/>
+      <w:rFonts w:ascii="Arial" w:eastAsia="黑体" w:hAnsi="Arial"/>
       <w:b/>
       <w:sz w:val="28"/>
     </w:rPr>
   </w:style>
-  <w:style w:type="paragraph" w:styleId="6">
+  <w:style w:type="paragraph" w:styleId="Heading5">
     <w:name w:val="heading 5"/>
-    <w:basedOn w:val="1"/>
-    <w:next w:val="1"/>
+    <w:basedOn w:val="Normal"/>
+    <w:next w:val="Normal"/>
     <w:semiHidden/>
     <w:unhideWhenUsed/>
     <w:qFormat/>
-    <w:uiPriority w:val="0"/>
     <w:pPr>
       <w:keepNext/>
       <w:keepLines/>
@@ -6484,14 +6327,13 @@
       <w:sz w:val="28"/>
     </w:rPr>
   </w:style>
-  <w:style w:type="paragraph" w:styleId="7">
+  <w:style w:type="paragraph" w:styleId="Heading6">
     <w:name w:val="heading 6"/>
-    <w:basedOn w:val="1"/>
-    <w:next w:val="1"/>
+    <w:basedOn w:val="Normal"/>
+    <w:next w:val="Normal"/>
     <w:semiHidden/>
     <w:unhideWhenUsed/>
     <w:qFormat/>
-    <w:uiPriority w:val="0"/>
     <w:pPr>
       <w:keepNext/>
       <w:keepLines/>
@@ -6504,19 +6346,18 @@
       <w:outlineLvl w:val="5"/>
     </w:pPr>
     <w:rPr>
-      <w:rFonts w:ascii="Arial" w:hAnsi="Arial" w:eastAsia="黑体"/>
+      <w:rFonts w:ascii="Arial" w:eastAsia="黑体" w:hAnsi="Arial"/>
       <w:b/>
       <w:sz w:val="24"/>
     </w:rPr>
   </w:style>
-  <w:style w:type="paragraph" w:styleId="8">
+  <w:style w:type="paragraph" w:styleId="Heading7">
     <w:name w:val="heading 7"/>
-    <w:basedOn w:val="1"/>
-    <w:next w:val="1"/>
+    <w:basedOn w:val="Normal"/>
+    <w:next w:val="Normal"/>
     <w:semiHidden/>
     <w:unhideWhenUsed/>
     <w:qFormat/>
-    <w:uiPriority w:val="0"/>
     <w:pPr>
       <w:keepNext/>
       <w:keepLines/>
@@ -6533,14 +6374,13 @@
       <w:sz w:val="24"/>
     </w:rPr>
   </w:style>
-  <w:style w:type="paragraph" w:styleId="9">
+  <w:style w:type="paragraph" w:styleId="Heading8">
     <w:name w:val="heading 8"/>
-    <w:basedOn w:val="1"/>
-    <w:next w:val="1"/>
+    <w:basedOn w:val="Normal"/>
+    <w:next w:val="Normal"/>
     <w:semiHidden/>
     <w:unhideWhenUsed/>
     <w:qFormat/>
-    <w:uiPriority w:val="0"/>
     <w:pPr>
       <w:keepNext/>
       <w:keepLines/>
@@ -6553,18 +6393,17 @@
       <w:outlineLvl w:val="7"/>
     </w:pPr>
     <w:rPr>
-      <w:rFonts w:ascii="Arial" w:hAnsi="Arial" w:eastAsia="黑体"/>
+      <w:rFonts w:ascii="Arial" w:eastAsia="黑体" w:hAnsi="Arial"/>
       <w:sz w:val="24"/>
     </w:rPr>
   </w:style>
-  <w:style w:type="paragraph" w:styleId="10">
+  <w:style w:type="paragraph" w:styleId="Heading9">
     <w:name w:val="heading 9"/>
-    <w:basedOn w:val="1"/>
-    <w:next w:val="1"/>
+    <w:basedOn w:val="Normal"/>
+    <w:next w:val="Normal"/>
     <w:semiHidden/>
     <w:unhideWhenUsed/>
     <w:qFormat/>
-    <w:uiPriority w:val="0"/>
     <w:pPr>
       <w:keepNext/>
       <w:keepLines/>
@@ -6577,21 +6416,19 @@
       <w:outlineLvl w:val="8"/>
     </w:pPr>
     <w:rPr>
-      <w:rFonts w:ascii="Arial" w:hAnsi="Arial" w:eastAsia="黑体"/>
+      <w:rFonts w:ascii="Arial" w:eastAsia="黑体" w:hAnsi="Arial"/>
       <w:sz w:val="21"/>
     </w:rPr>
   </w:style>
-  <w:style w:type="character" w:default="1" w:styleId="22">
+  <w:style w:type="character" w:default="1" w:styleId="DefaultParagraphFont">
     <w:name w:val="Default Paragraph Font"/>
     <w:semiHidden/>
     <w:qFormat/>
-    <w:uiPriority w:val="0"/>
   </w:style>
-  <w:style w:type="table" w:default="1" w:styleId="20">
+  <w:style w:type="table" w:default="1" w:styleId="TableNormal">
     <w:name w:val="Normal Table"/>
     <w:semiHidden/>
     <w:qFormat/>
-    <w:uiPriority w:val="0"/>
     <w:tblPr>
       <w:tblCellMar>
         <w:top w:w="0" w:type="dxa"/>
@@ -6601,43 +6438,39 @@
       </w:tblCellMar>
     </w:tblPr>
   </w:style>
-  <w:style w:type="paragraph" w:styleId="11">
+  <w:style w:type="paragraph" w:styleId="CommentText">
     <w:name w:val="annotation text"/>
-    <w:basedOn w:val="1"/>
+    <w:basedOn w:val="Normal"/>
     <w:qFormat/>
-    <w:uiPriority w:val="0"/>
     <w:pPr>
       <w:jc w:val="left"/>
     </w:pPr>
   </w:style>
-  <w:style w:type="paragraph" w:styleId="12">
+  <w:style w:type="paragraph" w:styleId="BodyText">
     <w:name w:val="Body Text"/>
-    <w:basedOn w:val="1"/>
+    <w:basedOn w:val="Normal"/>
     <w:semiHidden/>
     <w:qFormat/>
-    <w:uiPriority w:val="0"/>
     <w:rPr>
-      <w:rFonts w:ascii="Arial" w:hAnsi="Arial" w:eastAsia="Arial" w:cs="Arial"/>
+      <w:rFonts w:ascii="Arial" w:eastAsia="Arial" w:hAnsi="Arial" w:cs="Arial"/>
       <w:sz w:val="21"/>
       <w:szCs w:val="21"/>
       <w:lang w:val="en-US" w:eastAsia="en-US" w:bidi="ar-SA"/>
     </w:rPr>
   </w:style>
-  <w:style w:type="paragraph" w:styleId="13">
+  <w:style w:type="paragraph" w:styleId="TOC3">
     <w:name w:val="toc 3"/>
-    <w:basedOn w:val="1"/>
-    <w:next w:val="1"/>
+    <w:basedOn w:val="Normal"/>
+    <w:next w:val="Normal"/>
     <w:qFormat/>
-    <w:uiPriority w:val="0"/>
     <w:pPr>
       <w:ind w:left="840" w:leftChars="400"/>
     </w:pPr>
   </w:style>
-  <w:style w:type="paragraph" w:styleId="14">
+  <w:style w:type="paragraph" w:styleId="Footer">
     <w:name w:val="footer"/>
-    <w:basedOn w:val="1"/>
+    <w:basedOn w:val="Normal"/>
     <w:qFormat/>
-    <w:uiPriority w:val="0"/>
     <w:pPr>
       <w:tabs>
         <w:tab w:val="center" w:pos="4153"/>
@@ -6650,17 +6483,16 @@
       <w:sz w:val="18"/>
     </w:rPr>
   </w:style>
-  <w:style w:type="paragraph" w:styleId="15">
+  <w:style w:type="paragraph" w:styleId="Header">
     <w:name w:val="header"/>
-    <w:basedOn w:val="1"/>
+    <w:basedOn w:val="Normal"/>
     <w:qFormat/>
-    <w:uiPriority w:val="0"/>
     <w:pPr>
       <w:pBdr>
-        <w:top w:val="none" w:color="auto" w:sz="0" w:space="0"/>
-        <w:left w:val="none" w:color="auto" w:sz="0" w:space="0"/>
-        <w:bottom w:val="none" w:color="auto" w:sz="0" w:space="0"/>
-        <w:right w:val="none" w:color="auto" w:sz="0" w:space="0"/>
+        <w:top w:val="nil"/>
+        <w:left w:val="nil"/>
+        <w:bottom w:val="nil"/>
+        <w:right w:val="nil"/>
       </w:pBdr>
       <w:tabs>
         <w:tab w:val="center" w:pos="4153"/>
@@ -6675,41 +6507,37 @@
       <w:sz w:val="18"/>
     </w:rPr>
   </w:style>
-  <w:style w:type="paragraph" w:styleId="16">
+  <w:style w:type="paragraph" w:styleId="TOC1">
     <w:name w:val="toc 1"/>
-    <w:basedOn w:val="1"/>
-    <w:next w:val="1"/>
+    <w:basedOn w:val="Normal"/>
+    <w:next w:val="Normal"/>
     <w:qFormat/>
-    <w:uiPriority w:val="0"/>
     <w:rPr>
-      <w:rFonts w:ascii="Arial" w:hAnsi="Arial" w:eastAsia="Microsoft JhengHei"/>
+      <w:rFonts w:ascii="Arial" w:eastAsia="Microsoft JhengHei" w:hAnsi="Arial"/>
       <w:sz w:val="24"/>
     </w:rPr>
   </w:style>
-  <w:style w:type="paragraph" w:styleId="17">
+  <w:style w:type="paragraph" w:styleId="TOC2">
     <w:name w:val="toc 2"/>
-    <w:basedOn w:val="1"/>
-    <w:next w:val="1"/>
+    <w:basedOn w:val="Normal"/>
+    <w:next w:val="Normal"/>
     <w:qFormat/>
-    <w:uiPriority w:val="0"/>
     <w:pPr>
       <w:ind w:left="420" w:leftChars="200"/>
     </w:pPr>
   </w:style>
-  <w:style w:type="paragraph" w:styleId="18">
+  <w:style w:type="paragraph" w:styleId="NormalWeb">
     <w:name w:val="Normal (Web)"/>
-    <w:basedOn w:val="1"/>
+    <w:basedOn w:val="Normal"/>
     <w:qFormat/>
-    <w:uiPriority w:val="0"/>
     <w:rPr>
       <w:sz w:val="24"/>
     </w:rPr>
   </w:style>
-  <w:style w:type="paragraph" w:styleId="19">
+  <w:style w:type="paragraph" w:styleId="Title">
     <w:name w:val="Title"/>
-    <w:basedOn w:val="1"/>
+    <w:basedOn w:val="Normal"/>
     <w:qFormat/>
-    <w:uiPriority w:val="0"/>
     <w:pPr>
       <w:spacing w:before="240" w:beforeLines="0" w:beforeAutospacing="0" w:after="60" w:afterLines="0" w:afterAutospacing="0"/>
       <w:jc w:val="center"/>
@@ -6721,73 +6549,68 @@
       <w:sz w:val="32"/>
     </w:rPr>
   </w:style>
-  <w:style w:type="table" w:styleId="21">
+  <w:style w:type="table" w:styleId="TableGrid">
     <w:name w:val="Table Grid"/>
-    <w:basedOn w:val="20"/>
+    <w:basedOn w:val="TableNormal"/>
     <w:qFormat/>
-    <w:uiPriority w:val="0"/>
     <w:pPr>
       <w:widowControl w:val="0"/>
       <w:jc w:val="both"/>
     </w:pPr>
     <w:tblPr>
       <w:tblBorders>
-        <w:top w:val="single" w:color="auto" w:sz="4" w:space="0"/>
-        <w:left w:val="single" w:color="auto" w:sz="4" w:space="0"/>
-        <w:bottom w:val="single" w:color="auto" w:sz="4" w:space="0"/>
-        <w:right w:val="single" w:color="auto" w:sz="4" w:space="0"/>
-        <w:insideH w:val="single" w:color="auto" w:sz="4" w:space="0"/>
-        <w:insideV w:val="single" w:color="auto" w:sz="4" w:space="0"/>
+        <w:top w:val="single" w:sz="4" w:space="0" w:color="auto"/>
+        <w:left w:val="single" w:sz="4" w:space="0" w:color="auto"/>
+        <w:bottom w:val="single" w:sz="4" w:space="0" w:color="auto"/>
+        <w:right w:val="single" w:sz="4" w:space="0" w:color="auto"/>
+        <w:insideH w:val="single" w:sz="4" w:space="0" w:color="auto"/>
+        <w:insideV w:val="single" w:sz="4" w:space="0" w:color="auto"/>
       </w:tblBorders>
     </w:tblPr>
   </w:style>
-  <w:style w:type="character" w:styleId="23">
+  <w:style w:type="character" w:styleId="Strong">
     <w:name w:val="Strong"/>
-    <w:basedOn w:val="22"/>
+    <w:basedOn w:val="DefaultParagraphFont"/>
     <w:qFormat/>
-    <w:uiPriority w:val="0"/>
     <w:rPr>
       <w:b/>
     </w:rPr>
   </w:style>
-  <w:style w:type="paragraph" w:customStyle="1" w:styleId="24">
+  <w:style w:type="paragraph" w:customStyle="1" w:styleId="a">
     <w:name w:val="柴_公司名"/>
-    <w:basedOn w:val="19"/>
+    <w:basedOn w:val="Title"/>
     <w:qFormat/>
-    <w:uiPriority w:val="0"/>
     <w:pPr>
       <w:spacing w:after="600" w:afterLines="600"/>
     </w:pPr>
     <w:rPr>
-      <w:rFonts w:hint="eastAsia" w:ascii="宋体" w:hAnsi="宋体" w:eastAsia="宋体" w:cs="宋体"/>
+      <w:rFonts w:ascii="宋体" w:eastAsia="宋体" w:hAnsi="宋体" w:cs="宋体" w:hint="eastAsia"/>
       <w:bCs/>
       <w:spacing w:val="-6"/>
       <w:sz w:val="52"/>
       <w:szCs w:val="52"/>
     </w:rPr>
   </w:style>
-  <w:style w:type="paragraph" w:customStyle="1" w:styleId="25">
+  <w:style w:type="paragraph" w:customStyle="1" w:styleId="a0">
     <w:name w:val="柴_文档名"/>
-    <w:basedOn w:val="19"/>
+    <w:basedOn w:val="Title"/>
     <w:qFormat/>
-    <w:uiPriority w:val="0"/>
     <w:pPr>
       <w:spacing w:after="900" w:afterLines="900"/>
     </w:pPr>
     <w:rPr>
-      <w:rFonts w:ascii="黑体" w:hAnsi="黑体" w:eastAsia="黑体" w:cs="黑体"/>
+      <w:rFonts w:ascii="黑体" w:eastAsia="黑体" w:hAnsi="黑体" w:cs="黑体"/>
       <w:bCs/>
       <w:spacing w:val="-7"/>
       <w:sz w:val="52"/>
       <w:szCs w:val="52"/>
     </w:rPr>
   </w:style>
-  <w:style w:type="table" w:customStyle="1" w:styleId="26">
+  <w:style w:type="table" w:customStyle="1" w:styleId="TableNormal0">
     <w:name w:val="Table Normal_0"/>
     <w:semiHidden/>
     <w:unhideWhenUsed/>
     <w:qFormat/>
-    <w:uiPriority w:val="0"/>
     <w:tblPr>
       <w:tblCellMar>
         <w:top w:w="0" w:type="dxa"/>
@@ -6797,88 +6620,82 @@
       </w:tblCellMar>
     </w:tblPr>
   </w:style>
-  <w:style w:type="paragraph" w:customStyle="1" w:styleId="27">
+  <w:style w:type="paragraph" w:customStyle="1" w:styleId="TableText">
     <w:name w:val="Table Text"/>
-    <w:basedOn w:val="1"/>
+    <w:basedOn w:val="Normal"/>
     <w:semiHidden/>
     <w:qFormat/>
-    <w:uiPriority w:val="0"/>
     <w:rPr>
-      <w:rFonts w:ascii="宋体" w:hAnsi="宋体" w:eastAsia="宋体" w:cs="宋体"/>
+      <w:rFonts w:ascii="宋体" w:eastAsia="宋体" w:hAnsi="宋体" w:cs="宋体"/>
       <w:sz w:val="21"/>
       <w:szCs w:val="21"/>
       <w:lang w:val="en-US" w:eastAsia="en-US" w:bidi="ar-SA"/>
     </w:rPr>
   </w:style>
-  <w:style w:type="paragraph" w:customStyle="1" w:styleId="28">
+  <w:style w:type="paragraph" w:customStyle="1" w:styleId="1">
     <w:name w:val="柴_标题1"/>
-    <w:basedOn w:val="2"/>
-    <w:next w:val="29"/>
-    <w:link w:val="38"/>
+    <w:basedOn w:val="Heading1"/>
+    <w:next w:val="a1"/>
+    <w:link w:val="1Char"/>
     <w:qFormat/>
-    <w:uiPriority w:val="0"/>
     <w:pPr>
       <w:spacing w:before="100" w:after="90" w:line="360" w:lineRule="auto"/>
     </w:pPr>
     <w:rPr>
-      <w:rFonts w:ascii="Arial" w:hAnsi="Arial" w:eastAsia="宋体"/>
+      <w:rFonts w:ascii="Arial" w:eastAsia="宋体" w:hAnsi="Arial"/>
       <w:sz w:val="32"/>
     </w:rPr>
   </w:style>
-  <w:style w:type="paragraph" w:customStyle="1" w:styleId="29">
+  <w:style w:type="paragraph" w:customStyle="1" w:styleId="a1">
     <w:name w:val="柴_正文"/>
-    <w:basedOn w:val="12"/>
-    <w:link w:val="42"/>
+    <w:basedOn w:val="BodyText"/>
+    <w:link w:val="Char"/>
     <w:qFormat/>
-    <w:uiPriority w:val="0"/>
     <w:pPr>
       <w:spacing w:line="360" w:lineRule="auto"/>
       <w:ind w:firstLine="470" w:firstLineChars="200"/>
     </w:pPr>
     <w:rPr>
-      <w:rFonts w:ascii="Arial" w:hAnsi="Arial" w:eastAsia="宋体"/>
+      <w:rFonts w:ascii="Arial" w:eastAsia="宋体" w:hAnsi="Arial"/>
       <w:sz w:val="24"/>
       <w:lang w:eastAsia="zh-CN"/>
     </w:rPr>
   </w:style>
-  <w:style w:type="paragraph" w:customStyle="1" w:styleId="30">
+  <w:style w:type="paragraph" w:customStyle="1" w:styleId="2">
     <w:name w:val="柴_标题2"/>
-    <w:basedOn w:val="3"/>
-    <w:next w:val="29"/>
+    <w:basedOn w:val="Heading2"/>
+    <w:next w:val="a1"/>
     <w:qFormat/>
-    <w:uiPriority w:val="0"/>
     <w:pPr>
       <w:spacing w:line="360" w:lineRule="auto"/>
     </w:pPr>
     <w:rPr>
-      <w:rFonts w:ascii="Arial" w:hAnsi="Arial" w:eastAsia="宋体"/>
+      <w:rFonts w:ascii="Arial" w:eastAsia="宋体" w:hAnsi="Arial"/>
       <w:sz w:val="28"/>
     </w:rPr>
   </w:style>
-  <w:style w:type="paragraph" w:customStyle="1" w:styleId="31">
+  <w:style w:type="paragraph" w:customStyle="1" w:styleId="3">
     <w:name w:val="柴_标题3"/>
-    <w:basedOn w:val="4"/>
-    <w:next w:val="29"/>
-    <w:link w:val="43"/>
+    <w:basedOn w:val="Heading3"/>
+    <w:next w:val="a1"/>
+    <w:link w:val="3Char"/>
     <w:qFormat/>
-    <w:uiPriority w:val="0"/>
     <w:pPr>
       <w:spacing w:line="360" w:lineRule="auto"/>
       <w:ind w:left="0" w:firstLine="472" w:firstLineChars="200"/>
     </w:pPr>
     <w:rPr>
-      <w:rFonts w:ascii="宋体" w:hAnsi="宋体" w:eastAsia="宋体" w:cs="宋体"/>
+      <w:rFonts w:ascii="宋体" w:eastAsia="宋体" w:hAnsi="宋体" w:cs="宋体"/>
       <w:spacing w:val="-2"/>
       <w:sz w:val="24"/>
       <w:szCs w:val="24"/>
     </w:rPr>
   </w:style>
-  <w:style w:type="paragraph" w:customStyle="1" w:styleId="32">
+  <w:style w:type="paragraph" w:customStyle="1" w:styleId="a2">
     <w:name w:val="柴_目录"/>
-    <w:basedOn w:val="1"/>
-    <w:next w:val="12"/>
+    <w:basedOn w:val="Normal"/>
+    <w:next w:val="BodyText"/>
     <w:qFormat/>
-    <w:uiPriority w:val="0"/>
     <w:pPr>
       <w:tabs>
         <w:tab w:val="right" w:leader="dot" w:pos="8442"/>
@@ -6886,64 +6703,59 @@
       <w:ind w:left="0" w:leftChars="0"/>
     </w:pPr>
     <w:rPr>
-      <w:rFonts w:ascii="Arial" w:hAnsi="Arial" w:eastAsia="Microsoft JhengHei"/>
+      <w:rFonts w:ascii="Arial" w:eastAsia="Microsoft JhengHei" w:hAnsi="Arial"/>
       <w:sz w:val="24"/>
     </w:rPr>
   </w:style>
-  <w:style w:type="paragraph" w:customStyle="1" w:styleId="33">
+  <w:style w:type="paragraph" w:customStyle="1" w:styleId="WPSOffice1">
     <w:name w:val="WPSOffice手动目录 1"/>
     <w:qFormat/>
-    <w:uiPriority w:val="0"/>
     <w:pPr>
       <w:ind w:leftChars="0"/>
     </w:pPr>
     <w:rPr>
-      <w:rFonts w:ascii="Times New Roman" w:hAnsi="Times New Roman" w:eastAsia="宋体" w:cs="Times New Roman"/>
+      <w:rFonts w:ascii="Times New Roman" w:eastAsia="宋体" w:hAnsi="Times New Roman" w:cs="Times New Roman"/>
       <w:sz w:val="20"/>
       <w:szCs w:val="20"/>
     </w:rPr>
   </w:style>
-  <w:style w:type="paragraph" w:customStyle="1" w:styleId="34">
+  <w:style w:type="paragraph" w:customStyle="1" w:styleId="WPSOffice2">
     <w:name w:val="WPSOffice手动目录 2"/>
     <w:qFormat/>
-    <w:uiPriority w:val="0"/>
     <w:pPr>
       <w:ind w:leftChars="200"/>
     </w:pPr>
     <w:rPr>
-      <w:rFonts w:ascii="Times New Roman" w:hAnsi="Times New Roman" w:eastAsia="宋体" w:cs="Times New Roman"/>
+      <w:rFonts w:ascii="Times New Roman" w:eastAsia="宋体" w:hAnsi="Times New Roman" w:cs="Times New Roman"/>
       <w:sz w:val="20"/>
       <w:szCs w:val="20"/>
     </w:rPr>
   </w:style>
-  <w:style w:type="paragraph" w:customStyle="1" w:styleId="35">
+  <w:style w:type="paragraph" w:customStyle="1" w:styleId="WPSOffice3">
     <w:name w:val="WPSOffice手动目录 3"/>
     <w:qFormat/>
-    <w:uiPriority w:val="0"/>
     <w:pPr>
       <w:ind w:leftChars="400"/>
     </w:pPr>
     <w:rPr>
-      <w:rFonts w:ascii="Times New Roman" w:hAnsi="Times New Roman" w:eastAsia="宋体" w:cs="Times New Roman"/>
+      <w:rFonts w:ascii="Times New Roman" w:eastAsia="宋体" w:hAnsi="Times New Roman" w:cs="Times New Roman"/>
       <w:sz w:val="20"/>
       <w:szCs w:val="20"/>
     </w:rPr>
   </w:style>
-  <w:style w:type="paragraph" w:customStyle="1" w:styleId="36">
+  <w:style w:type="paragraph" w:customStyle="1" w:styleId="Compact">
     <w:name w:val="Compact"/>
-    <w:basedOn w:val="12"/>
+    <w:basedOn w:val="BodyText"/>
     <w:qFormat/>
-    <w:uiPriority w:val="0"/>
     <w:pPr>
       <w:spacing w:before="36" w:after="36"/>
     </w:pPr>
   </w:style>
-  <w:style w:type="table" w:customStyle="1" w:styleId="37">
+  <w:style w:type="table" w:customStyle="1" w:styleId="Table">
     <w:name w:val="Table"/>
     <w:semiHidden/>
     <w:unhideWhenUsed/>
     <w:qFormat/>
-    <w:uiPriority w:val="0"/>
     <w:tblPr>
       <w:tblCellMar>
         <w:top w:w="0" w:type="dxa"/>
@@ -6955,28 +6767,26 @@
     <w:tblStylePr w:type="firstRow">
       <w:tcPr>
         <w:tcBorders>
-          <w:bottom w:val="single" w:color="auto" w:sz="0" w:space="0"/>
+          <w:bottom w:val="single" w:sz="0" w:space="0" w:color="auto"/>
         </w:tcBorders>
         <w:vAlign w:val="bottom"/>
       </w:tcPr>
     </w:tblStylePr>
   </w:style>
-  <w:style w:type="character" w:customStyle="1" w:styleId="38">
+  <w:style w:type="character" w:customStyle="1" w:styleId="1Char">
     <w:name w:val="柴_标题1 Char"/>
-    <w:link w:val="28"/>
+    <w:link w:val="1"/>
     <w:qFormat/>
-    <w:uiPriority w:val="0"/>
     <w:rPr>
-      <w:rFonts w:ascii="Arial" w:hAnsi="Arial" w:eastAsia="宋体"/>
+      <w:rFonts w:ascii="Arial" w:eastAsia="宋体" w:hAnsi="Arial"/>
       <w:sz w:val="32"/>
     </w:rPr>
   </w:style>
-  <w:style w:type="table" w:customStyle="1" w:styleId="39">
+  <w:style w:type="table" w:customStyle="1" w:styleId="TableNormal1">
     <w:name w:val="Table Normal_1"/>
     <w:semiHidden/>
     <w:unhideWhenUsed/>
     <w:qFormat/>
-    <w:uiPriority w:val="0"/>
     <w:tblPr>
       <w:tblCellMar>
         <w:top w:w="0" w:type="dxa"/>
@@ -6986,11 +6796,10 @@
       </w:tblCellMar>
     </w:tblPr>
   </w:style>
-  <w:style w:type="paragraph" w:customStyle="1" w:styleId="40">
+  <w:style w:type="paragraph" w:customStyle="1" w:styleId="a3">
     <w:name w:val="柴_正文_无缩进"/>
-    <w:basedOn w:val="1"/>
+    <w:basedOn w:val="Normal"/>
     <w:qFormat/>
-    <w:uiPriority w:val="0"/>
     <w:pPr>
       <w:ind w:firstLine="0" w:firstLineChars="0"/>
     </w:pPr>
@@ -7000,42 +6809,39 @@
       <w:lang w:eastAsia="zh-CN"/>
     </w:rPr>
   </w:style>
-  <w:style w:type="paragraph" w:customStyle="1" w:styleId="41">
+  <w:style w:type="paragraph" w:customStyle="1" w:styleId="4">
     <w:name w:val="柴_标题4"/>
-    <w:basedOn w:val="5"/>
-    <w:next w:val="1"/>
+    <w:basedOn w:val="Heading4"/>
+    <w:next w:val="Normal"/>
     <w:qFormat/>
-    <w:uiPriority w:val="0"/>
     <w:pPr>
       <w:widowControl w:val="0"/>
       <w:spacing w:before="160" w:line="360" w:lineRule="auto"/>
-      <w:ind w:left="981" w:leftChars="300" w:hanging="862"/>
+      <w:ind w:left="981" w:hanging="862" w:leftChars="300"/>
     </w:pPr>
     <w:rPr>
-      <w:rFonts w:hint="eastAsia" w:ascii="Calibri" w:hAnsi="Calibri" w:eastAsia="宋体" w:cs="宋体"/>
+      <w:rFonts w:ascii="Calibri" w:eastAsia="宋体" w:hAnsi="Calibri" w:cs="宋体" w:hint="eastAsia"/>
       <w:sz w:val="24"/>
       <w:szCs w:val="24"/>
       <w:lang w:eastAsia="zh-CN" w:bidi="zh-CN"/>
     </w:rPr>
   </w:style>
-  <w:style w:type="character" w:customStyle="1" w:styleId="42">
+  <w:style w:type="character" w:customStyle="1" w:styleId="Char">
     <w:name w:val="柴_正文 Char"/>
-    <w:link w:val="29"/>
+    <w:link w:val="a1"/>
     <w:qFormat/>
-    <w:uiPriority w:val="0"/>
     <w:rPr>
-      <w:rFonts w:ascii="Arial" w:hAnsi="Arial" w:eastAsia="宋体"/>
+      <w:rFonts w:ascii="Arial" w:eastAsia="宋体" w:hAnsi="Arial"/>
       <w:sz w:val="24"/>
       <w:lang w:eastAsia="zh-CN"/>
     </w:rPr>
   </w:style>
-  <w:style w:type="character" w:customStyle="1" w:styleId="43">
+  <w:style w:type="character" w:customStyle="1" w:styleId="3Char">
     <w:name w:val="柴_标题3 Char"/>
-    <w:link w:val="31"/>
+    <w:link w:val="3"/>
     <w:qFormat/>
-    <w:uiPriority w:val="0"/>
     <w:rPr>
-      <w:rFonts w:ascii="宋体" w:hAnsi="宋体" w:eastAsia="宋体" w:cs="宋体"/>
+      <w:rFonts w:ascii="宋体" w:eastAsia="宋体" w:hAnsi="宋体" w:cs="宋体"/>
       <w:spacing w:val="-2"/>
       <w:sz w:val="24"/>
       <w:szCs w:val="24"/>

--- a/1-运维服务目录/TXHS-01-01-运维服务目录管理制度.docx
+++ b/1-运维服务目录/TXHS-01-01-运维服务目录管理制度.docx
@@ -1,11 +1,10 @@
 
 <file path=word/document.xml><?xml version="1.0" encoding="utf-8"?>
-<w:document xmlns:wpc="http://schemas.microsoft.com/office/word/2010/wordprocessingCanvas" xmlns:mc="http://schemas.openxmlformats.org/markup-compatibility/2006" xmlns:o="urn:schemas-microsoft-com:office:office" xmlns:r="http://schemas.openxmlformats.org/officeDocument/2006/relationships" xmlns:m="http://schemas.openxmlformats.org/officeDocument/2006/math" xmlns:v="urn:schemas-microsoft-com:vml" xmlns:wp14="http://schemas.microsoft.com/office/word/2010/wordprocessingDrawing" xmlns:wp="http://schemas.openxmlformats.org/drawingml/2006/wordprocessingDrawing" xmlns:w10="urn:schemas-microsoft-com:office:word" xmlns:w="http://schemas.openxmlformats.org/wordprocessingml/2006/main" xmlns:w14="http://schemas.microsoft.com/office/word/2010/wordml" xmlns:w15="http://schemas.microsoft.com/office/word/2012/wordml" xmlns:wne="http://schemas.microsoft.com/office/word/2006/wordml" xmlns:wpg="http://schemas.microsoft.com/office/word/2010/wordprocessingGroup" xmlns:wpi="http://schemas.microsoft.com/office/word/2010/wordprocessingInk" xmlns:wps="http://schemas.microsoft.com/office/word/2010/wordprocessingShape" mc:Ignorable="w14 w15 wp14">
-  <!-- Generated by Aspose.Words for .NET 13.3.0.1 -->
+<w:document xmlns:wpc="http://schemas.microsoft.com/office/word/2010/wordprocessingCanvas" xmlns:mc="http://schemas.openxmlformats.org/markup-compatibility/2006" xmlns:o="urn:schemas-microsoft-com:office:office" xmlns:r="http://schemas.openxmlformats.org/officeDocument/2006/relationships" xmlns:m="http://schemas.openxmlformats.org/officeDocument/2006/math" xmlns:v="urn:schemas-microsoft-com:vml" xmlns:wp14="http://schemas.microsoft.com/office/word/2010/wordprocessingDrawing" xmlns:wp="http://schemas.openxmlformats.org/drawingml/2006/wordprocessingDrawing" xmlns:w="http://schemas.openxmlformats.org/wordprocessingml/2006/main" xmlns:w14="http://schemas.microsoft.com/office/word/2010/wordml" xmlns:w10="urn:schemas-microsoft-com:office:word" xmlns:w15="http://schemas.microsoft.com/office/word/2012/wordml" xmlns:wpg="http://schemas.microsoft.com/office/word/2010/wordprocessingGroup" xmlns:wpi="http://schemas.microsoft.com/office/word/2010/wordprocessingInk" xmlns:wne="http://schemas.microsoft.com/office/word/2006/wordml" xmlns:wps="http://schemas.microsoft.com/office/word/2010/wordprocessingShape" xmlns:wpsCustomData="http://www.wps.cn/officeDocument/2013/wpsCustomData" mc:Ignorable="w14 w15 wp14">
   <w:body>
     <w:p>
       <w:pPr>
-        <w:pStyle w:val="a"/>
+        <w:pStyle w:val="24"/>
         <w:keepNext w:val="0"/>
         <w:keepLines w:val="0"/>
         <w:pageBreakBefore w:val="0"/>
@@ -25,7 +24,7 @@
       <w:bookmarkStart w:id="0" w:name="_Toc15581"/>
       <w:r>
         <w:drawing>
-          <wp:anchor distT="0" distB="0" distL="114300" distR="114300" simplePos="0" relativeHeight="251659264" behindDoc="1" locked="0" layoutInCell="1" allowOverlap="1">
+          <wp:anchor distT="0" distB="0" distL="114300" distR="114300" simplePos="0" relativeHeight="251660288" behindDoc="1" locked="0" layoutInCell="1" allowOverlap="1">
             <wp:simplePos x="0" y="0"/>
             <wp:positionH relativeFrom="column">
               <wp:posOffset>-19050</wp:posOffset>
@@ -50,7 +49,7 @@
                     </pic:cNvPicPr>
                   </pic:nvPicPr>
                   <pic:blipFill>
-                    <a:blip xmlns:r="http://schemas.openxmlformats.org/officeDocument/2006/relationships" r:embed="rId4"/>
+                    <a:blip r:embed="rId7"/>
                     <a:stretch>
                       <a:fillRect/>
                     </a:stretch>
@@ -85,7 +84,7 @@
     </w:p>
     <w:p>
       <w:pPr>
-        <w:pStyle w:val="a0"/>
+        <w:pStyle w:val="25"/>
         <w:keepNext w:val="0"/>
         <w:keepLines w:val="0"/>
         <w:pageBreakBefore w:val="0"/>
@@ -132,11 +131,11 @@
         <w:adjustRightInd w:val="0"/>
         <w:snapToGrid w:val="0"/>
         <w:spacing w:after="624" w:afterLines="200" w:line="219" w:lineRule="auto"/>
-        <w:ind w:left="0" w:right="0" w:firstLine="0" w:leftChars="0" w:rightChars="0" w:firstLineChars="0"/>
+        <w:ind w:left="0" w:leftChars="0" w:right="0" w:rightChars="0" w:firstLine="0" w:firstLineChars="0"/>
         <w:jc w:val="center"/>
         <w:textAlignment w:val="baseline"/>
         <w:rPr>
-          <w:rFonts w:ascii="宋体" w:eastAsia="宋体" w:hAnsi="宋体" w:cs="宋体" w:hint="default"/>
+          <w:rFonts w:hint="default" w:ascii="宋体" w:hAnsi="宋体" w:eastAsia="宋体" w:cs="宋体"/>
           <w:sz w:val="24"/>
           <w:szCs w:val="24"/>
           <w:lang w:val="en-US" w:eastAsia="zh-CN"/>
@@ -144,7 +143,7 @@
       </w:pPr>
       <w:r>
         <w:drawing>
-          <wp:anchor distT="0" distB="0" distL="114300" distR="114300" simplePos="0" relativeHeight="251658240" behindDoc="1" locked="0" layoutInCell="1" allowOverlap="1">
+          <wp:anchor distT="0" distB="0" distL="114300" distR="114300" simplePos="0" relativeHeight="251659264" behindDoc="1" locked="0" layoutInCell="1" allowOverlap="1">
             <wp:simplePos x="0" y="0"/>
             <wp:positionH relativeFrom="column">
               <wp:posOffset>0</wp:posOffset>
@@ -169,7 +168,7 @@
                     </pic:cNvPicPr>
                   </pic:nvPicPr>
                   <pic:blipFill>
-                    <a:blip xmlns:r="http://schemas.openxmlformats.org/officeDocument/2006/relationships" r:embed="rId5"/>
+                    <a:blip r:embed="rId8"/>
                     <a:stretch>
                       <a:fillRect/>
                     </a:stretch>
@@ -195,7 +194,7 @@
       </w:r>
       <w:r>
         <w:rPr>
-          <w:rFonts w:ascii="宋体" w:eastAsia="宋体" w:hAnsi="宋体" w:cs="宋体"/>
+          <w:rFonts w:ascii="宋体" w:hAnsi="宋体" w:eastAsia="宋体" w:cs="宋体"/>
           <w:b/>
           <w:bCs/>
           <w:spacing w:val="-3"/>
@@ -206,7 +205,7 @@
       </w:r>
       <w:r>
         <w:rPr>
-          <w:rFonts w:ascii="宋体" w:eastAsia="宋体" w:hAnsi="宋体" w:cs="宋体" w:hint="eastAsia"/>
+          <w:rFonts w:hint="eastAsia" w:ascii="宋体" w:hAnsi="宋体" w:eastAsia="宋体" w:cs="宋体"/>
           <w:b/>
           <w:bCs/>
           <w:spacing w:val="-3"/>
@@ -218,7 +217,7 @@
       </w:r>
       <w:r>
         <w:rPr>
-          <w:rFonts w:ascii="宋体" w:eastAsia="宋体" w:hAnsi="宋体" w:cs="宋体"/>
+          <w:rFonts w:ascii="宋体" w:hAnsi="宋体" w:eastAsia="宋体" w:cs="宋体"/>
           <w:b/>
           <w:bCs/>
           <w:spacing w:val="-3"/>
@@ -229,7 +228,7 @@
       </w:r>
       <w:r>
         <w:rPr>
-          <w:rFonts w:ascii="宋体" w:hAnsi="宋体" w:cs="宋体" w:hint="eastAsia"/>
+          <w:rFonts w:hint="eastAsia" w:ascii="宋体" w:hAnsi="宋体" w:cs="宋体"/>
           <w:b/>
           <w:bCs/>
           <w:spacing w:val="-3"/>
@@ -241,7 +240,7 @@
       </w:r>
       <w:r>
         <w:rPr>
-          <w:rFonts w:ascii="宋体" w:eastAsia="宋体" w:hAnsi="宋体" w:cs="宋体"/>
+          <w:rFonts w:ascii="宋体" w:hAnsi="宋体" w:eastAsia="宋体" w:cs="宋体"/>
           <w:b/>
           <w:bCs/>
           <w:spacing w:val="-3"/>
@@ -253,17 +252,18 @@
     </w:p>
     <w:tbl>
       <w:tblPr>
-        <w:tblStyle w:val="TableGrid"/>
+        <w:tblStyle w:val="21"/>
         <w:tblW w:w="0" w:type="auto"/>
         <w:jc w:val="center"/>
         <w:tblBorders>
-          <w:top w:val="nil"/>
-          <w:left w:val="nil"/>
-          <w:bottom w:val="nil"/>
-          <w:right w:val="nil"/>
-          <w:insideH w:val="nil"/>
-          <w:insideV w:val="nil"/>
+          <w:top w:val="none" w:color="auto" w:sz="0" w:space="0"/>
+          <w:left w:val="none" w:color="auto" w:sz="0" w:space="0"/>
+          <w:bottom w:val="none" w:color="auto" w:sz="0" w:space="0"/>
+          <w:right w:val="none" w:color="auto" w:sz="0" w:space="0"/>
+          <w:insideH w:val="none" w:color="auto" w:sz="0" w:space="0"/>
+          <w:insideV w:val="none" w:color="auto" w:sz="0" w:space="0"/>
         </w:tblBorders>
+        <w:tblLayout w:type="autofit"/>
         <w:tblCellMar>
           <w:top w:w="0" w:type="dxa"/>
           <w:left w:w="108" w:type="dxa"/>
@@ -277,15 +277,13 @@
       </w:tblGrid>
       <w:tr>
         <w:tblPrEx>
-          <w:tblW w:w="0" w:type="auto"/>
-          <w:jc w:val="center"/>
           <w:tblBorders>
-            <w:top w:val="nil"/>
-            <w:left w:val="nil"/>
-            <w:bottom w:val="nil"/>
-            <w:right w:val="nil"/>
-            <w:insideH w:val="nil"/>
-            <w:insideV w:val="nil"/>
+            <w:top w:val="none" w:color="auto" w:sz="0" w:space="0"/>
+            <w:left w:val="none" w:color="auto" w:sz="0" w:space="0"/>
+            <w:bottom w:val="none" w:color="auto" w:sz="0" w:space="0"/>
+            <w:right w:val="none" w:color="auto" w:sz="0" w:space="0"/>
+            <w:insideH w:val="none" w:color="auto" w:sz="0" w:space="0"/>
+            <w:insideV w:val="none" w:color="auto" w:sz="0" w:space="0"/>
           </w:tblBorders>
           <w:tblCellMar>
             <w:top w:w="0" w:type="dxa"/>
@@ -295,7 +293,7 @@
           </w:tblCellMar>
         </w:tblPrEx>
         <w:trPr>
-          <w:trHeight w:val="810"/>
+          <w:trHeight w:val="810" w:hRule="atLeast"/>
           <w:jc w:val="center"/>
         </w:trPr>
         <w:tc>
@@ -333,7 +331,7 @@
             </w:r>
             <w:r>
               <w:rPr>
-                <w:rFonts w:asciiTheme="minorAscii" w:eastAsiaTheme="minorEastAsia" w:hAnsiTheme="minorAscii" w:hint="default"/>
+                <w:rFonts w:hint="default" w:asciiTheme="minorAscii" w:hAnsiTheme="minorAscii" w:eastAsiaTheme="minorEastAsia"/>
                 <w:spacing w:val="227"/>
                 <w:sz w:val="21"/>
                 <w:vertAlign w:val="baseline"/>
@@ -387,7 +385,7 @@
             </w:r>
             <w:r>
               <w:rPr>
-                <w:rFonts w:asciiTheme="minorAscii" w:eastAsiaTheme="minorEastAsia" w:hAnsiTheme="minorAscii" w:hint="eastAsia"/>
+                <w:rFonts w:hint="eastAsia" w:asciiTheme="minorAscii" w:hAnsiTheme="minorAscii" w:eastAsiaTheme="minorEastAsia"/>
                 <w:spacing w:val="227"/>
                 <w:sz w:val="21"/>
                 <w:vertAlign w:val="baseline"/>
@@ -409,8 +407,14 @@
       </w:tr>
       <w:tr>
         <w:tblPrEx>
-          <w:tblW w:w="0" w:type="auto"/>
-          <w:jc w:val="center"/>
+          <w:tblBorders>
+            <w:top w:val="none" w:color="auto" w:sz="0" w:space="0"/>
+            <w:left w:val="none" w:color="auto" w:sz="0" w:space="0"/>
+            <w:bottom w:val="none" w:color="auto" w:sz="0" w:space="0"/>
+            <w:right w:val="none" w:color="auto" w:sz="0" w:space="0"/>
+            <w:insideH w:val="none" w:color="auto" w:sz="0" w:space="0"/>
+            <w:insideV w:val="none" w:color="auto" w:sz="0" w:space="0"/>
+          </w:tblBorders>
           <w:tblCellMar>
             <w:top w:w="0" w:type="dxa"/>
             <w:left w:w="108" w:type="dxa"/>
@@ -419,7 +423,7 @@
           </w:tblCellMar>
         </w:tblPrEx>
         <w:trPr>
-          <w:trHeight w:val="810"/>
+          <w:trHeight w:val="810" w:hRule="atLeast"/>
           <w:jc w:val="center"/>
         </w:trPr>
         <w:tc>
@@ -443,7 +447,7 @@
               <w:snapToGrid w:val="0"/>
               <w:textAlignment w:val="baseline"/>
               <w:rPr>
-                <w:rFonts w:ascii="Arial" w:eastAsia="Arial" w:hAnsi="Arial" w:cs="Arial" w:hint="default"/>
+                <w:rFonts w:hint="default" w:ascii="Arial" w:hAnsi="Arial" w:eastAsia="Arial" w:cs="Arial"/>
                 <w:snapToGrid w:val="0"/>
                 <w:color w:val="000000"/>
                 <w:kern w:val="0"/>
@@ -475,7 +479,7 @@
             </w:r>
             <w:r>
               <w:rPr>
-                <w:rFonts w:asciiTheme="minorAscii" w:eastAsiaTheme="minorEastAsia" w:hAnsiTheme="minorAscii" w:hint="default"/>
+                <w:rFonts w:hint="default" w:asciiTheme="minorAscii" w:hAnsiTheme="minorAscii" w:eastAsiaTheme="minorEastAsia"/>
                 <w:spacing w:val="227"/>
                 <w:sz w:val="21"/>
                 <w:vertAlign w:val="baseline"/>
@@ -517,7 +521,7 @@
               <w:snapToGrid w:val="0"/>
               <w:textAlignment w:val="baseline"/>
               <w:rPr>
-                <w:rFonts w:ascii="Arial" w:eastAsia="Arial" w:hAnsi="Arial" w:cs="Arial" w:hint="eastAsia"/>
+                <w:rFonts w:hint="eastAsia" w:ascii="Arial" w:hAnsi="Arial" w:eastAsia="Arial" w:cs="Arial"/>
                 <w:snapToGrid w:val="0"/>
                 <w:color w:val="000000"/>
                 <w:kern w:val="0"/>
@@ -537,7 +541,7 @@
             </w:r>
             <w:r>
               <w:rPr>
-                <w:rFonts w:asciiTheme="minorAscii" w:eastAsiaTheme="minorEastAsia" w:hAnsiTheme="minorAscii" w:hint="eastAsia"/>
+                <w:rFonts w:hint="eastAsia" w:asciiTheme="minorAscii" w:hAnsiTheme="minorAscii" w:eastAsiaTheme="minorEastAsia"/>
                 <w:spacing w:val="227"/>
                 <w:sz w:val="21"/>
                 <w:vertAlign w:val="baseline"/>
@@ -559,8 +563,14 @@
       </w:tr>
       <w:tr>
         <w:tblPrEx>
-          <w:tblW w:w="0" w:type="auto"/>
-          <w:jc w:val="center"/>
+          <w:tblBorders>
+            <w:top w:val="none" w:color="auto" w:sz="0" w:space="0"/>
+            <w:left w:val="none" w:color="auto" w:sz="0" w:space="0"/>
+            <w:bottom w:val="none" w:color="auto" w:sz="0" w:space="0"/>
+            <w:right w:val="none" w:color="auto" w:sz="0" w:space="0"/>
+            <w:insideH w:val="none" w:color="auto" w:sz="0" w:space="0"/>
+            <w:insideV w:val="none" w:color="auto" w:sz="0" w:space="0"/>
+          </w:tblBorders>
           <w:tblCellMar>
             <w:top w:w="0" w:type="dxa"/>
             <w:left w:w="108" w:type="dxa"/>
@@ -569,7 +579,7 @@
           </w:tblCellMar>
         </w:tblPrEx>
         <w:trPr>
-          <w:trHeight w:val="635"/>
+          <w:trHeight w:val="635" w:hRule="atLeast"/>
           <w:jc w:val="center"/>
         </w:trPr>
         <w:tc>
@@ -619,7 +629,7 @@
             </w:r>
             <w:r>
               <w:rPr>
-                <w:rFonts w:asciiTheme="minorAscii" w:eastAsiaTheme="minorEastAsia" w:hAnsiTheme="minorAscii" w:hint="eastAsia"/>
+                <w:rFonts w:hint="eastAsia" w:asciiTheme="minorAscii" w:hAnsiTheme="minorAscii" w:eastAsiaTheme="minorEastAsia"/>
                 <w:spacing w:val="227"/>
                 <w:sz w:val="21"/>
                 <w:vertAlign w:val="baseline"/>
@@ -629,7 +639,7 @@
             </w:r>
             <w:r>
               <w:rPr>
-                <w:rFonts w:asciiTheme="minorAscii" w:eastAsiaTheme="minorEastAsia" w:hAnsiTheme="minorAscii" w:hint="eastAsia"/>
+                <w:rFonts w:hint="eastAsia" w:asciiTheme="minorAscii" w:hAnsiTheme="minorAscii" w:eastAsiaTheme="minorEastAsia"/>
                 <w:spacing w:val="0"/>
                 <w:kern w:val="0"/>
                 <w:sz w:val="21"/>
@@ -676,7 +686,7 @@
             </w:r>
             <w:r>
               <w:rPr>
-                <w:rFonts w:asciiTheme="minorAscii" w:eastAsiaTheme="minorEastAsia" w:hAnsiTheme="minorAscii" w:hint="eastAsia"/>
+                <w:rFonts w:hint="eastAsia" w:asciiTheme="minorAscii" w:hAnsiTheme="minorAscii" w:eastAsiaTheme="minorEastAsia"/>
                 <w:spacing w:val="227"/>
                 <w:sz w:val="21"/>
                 <w:vertAlign w:val="baseline"/>
@@ -735,14 +745,14 @@
         <w:ind w:left="3634"/>
         <w:textAlignment w:val="baseline"/>
         <w:rPr>
-          <w:rFonts w:ascii="宋体" w:eastAsia="宋体" w:hAnsi="宋体" w:cs="宋体"/>
+          <w:rFonts w:ascii="宋体" w:hAnsi="宋体" w:eastAsia="宋体" w:cs="宋体"/>
           <w:sz w:val="31"/>
           <w:szCs w:val="31"/>
         </w:rPr>
       </w:pPr>
       <w:r>
         <w:rPr>
-          <w:rFonts w:ascii="宋体" w:eastAsia="宋体" w:hAnsi="宋体" w:cs="宋体"/>
+          <w:rFonts w:ascii="宋体" w:hAnsi="宋体" w:eastAsia="宋体" w:cs="宋体"/>
           <w:b/>
           <w:bCs/>
           <w:spacing w:val="4"/>
@@ -754,16 +764,16 @@
     </w:p>
     <w:tbl>
       <w:tblPr>
-        <w:tblStyle w:val="TableNormal0"/>
+        <w:tblStyle w:val="26"/>
         <w:tblW w:w="8214" w:type="dxa"/>
         <w:jc w:val="center"/>
         <w:tblBorders>
-          <w:top w:val="single" w:sz="2" w:space="0" w:color="000000"/>
-          <w:left w:val="single" w:sz="2" w:space="0" w:color="000000"/>
-          <w:bottom w:val="single" w:sz="2" w:space="0" w:color="000000"/>
-          <w:right w:val="single" w:sz="2" w:space="0" w:color="000000"/>
-          <w:insideH w:val="single" w:sz="2" w:space="0" w:color="000000"/>
-          <w:insideV w:val="single" w:sz="2" w:space="0" w:color="000000"/>
+          <w:top w:val="single" w:color="000000" w:sz="2" w:space="0"/>
+          <w:left w:val="single" w:color="000000" w:sz="2" w:space="0"/>
+          <w:bottom w:val="single" w:color="000000" w:sz="2" w:space="0"/>
+          <w:right w:val="single" w:color="000000" w:sz="2" w:space="0"/>
+          <w:insideH w:val="single" w:color="000000" w:sz="2" w:space="0"/>
+          <w:insideV w:val="single" w:color="000000" w:sz="2" w:space="0"/>
         </w:tblBorders>
         <w:tblLayout w:type="fixed"/>
         <w:tblCellMar>
@@ -783,17 +793,14 @@
       </w:tblGrid>
       <w:tr>
         <w:tblPrEx>
-          <w:tblW w:w="8214" w:type="dxa"/>
-          <w:jc w:val="center"/>
           <w:tblBorders>
-            <w:top w:val="single" w:sz="2" w:space="0" w:color="000000"/>
-            <w:left w:val="single" w:sz="2" w:space="0" w:color="000000"/>
-            <w:bottom w:val="single" w:sz="2" w:space="0" w:color="000000"/>
-            <w:right w:val="single" w:sz="2" w:space="0" w:color="000000"/>
-            <w:insideH w:val="single" w:sz="2" w:space="0" w:color="000000"/>
-            <w:insideV w:val="single" w:sz="2" w:space="0" w:color="000000"/>
+            <w:top w:val="single" w:color="000000" w:sz="2" w:space="0"/>
+            <w:left w:val="single" w:color="000000" w:sz="2" w:space="0"/>
+            <w:bottom w:val="single" w:color="000000" w:sz="2" w:space="0"/>
+            <w:right w:val="single" w:color="000000" w:sz="2" w:space="0"/>
+            <w:insideH w:val="single" w:color="000000" w:sz="2" w:space="0"/>
+            <w:insideV w:val="single" w:color="000000" w:sz="2" w:space="0"/>
           </w:tblBorders>
-          <w:tblLayout w:type="fixed"/>
           <w:tblCellMar>
             <w:top w:w="0" w:type="dxa"/>
             <w:left w:w="0" w:type="dxa"/>
@@ -802,7 +809,7 @@
           </w:tblCellMar>
         </w:tblPrEx>
         <w:trPr>
-          <w:trHeight w:val="593"/>
+          <w:trHeight w:val="593" w:hRule="atLeast"/>
           <w:jc w:val="center"/>
         </w:trPr>
         <w:tc>
@@ -824,18 +831,18 @@
               <w:adjustRightInd w:val="0"/>
               <w:snapToGrid w:val="0"/>
               <w:spacing w:before="176" w:line="228" w:lineRule="auto"/>
-              <w:ind w:left="0" w:right="0" w:firstLine="0" w:leftChars="0" w:rightChars="0" w:firstLineChars="0"/>
+              <w:ind w:left="0" w:leftChars="0" w:right="0" w:rightChars="0" w:firstLine="0" w:firstLineChars="0"/>
               <w:jc w:val="center"/>
               <w:textAlignment w:val="baseline"/>
               <w:rPr>
-                <w:rFonts w:ascii="宋体" w:eastAsia="宋体" w:hAnsi="宋体" w:cs="宋体"/>
+                <w:rFonts w:ascii="宋体" w:hAnsi="宋体" w:eastAsia="宋体" w:cs="宋体"/>
                 <w:sz w:val="20"/>
                 <w:szCs w:val="20"/>
               </w:rPr>
             </w:pPr>
             <w:r>
               <w:rPr>
-                <w:rFonts w:ascii="宋体" w:hAnsi="宋体" w:cs="宋体" w:hint="eastAsia"/>
+                <w:rFonts w:hint="eastAsia" w:ascii="宋体" w:hAnsi="宋体" w:cs="宋体"/>
                 <w:spacing w:val="-14"/>
                 <w:sz w:val="20"/>
                 <w:szCs w:val="20"/>
@@ -845,7 +852,7 @@
             </w:r>
             <w:r>
               <w:rPr>
-                <w:rFonts w:ascii="宋体" w:eastAsia="宋体" w:hAnsi="宋体" w:cs="宋体"/>
+                <w:rFonts w:ascii="宋体" w:hAnsi="宋体" w:eastAsia="宋体" w:cs="宋体"/>
                 <w:spacing w:val="-14"/>
                 <w:sz w:val="20"/>
                 <w:szCs w:val="20"/>
@@ -873,18 +880,18 @@
               <w:adjustRightInd w:val="0"/>
               <w:snapToGrid w:val="0"/>
               <w:spacing w:before="175" w:line="227" w:lineRule="auto"/>
-              <w:ind w:left="0" w:right="0" w:firstLine="0" w:leftChars="0" w:rightChars="0" w:firstLineChars="0"/>
+              <w:ind w:left="0" w:leftChars="0" w:right="0" w:rightChars="0" w:firstLine="0" w:firstLineChars="0"/>
               <w:jc w:val="center"/>
               <w:textAlignment w:val="baseline"/>
               <w:rPr>
-                <w:rFonts w:ascii="宋体" w:eastAsia="宋体" w:hAnsi="宋体" w:cs="宋体"/>
+                <w:rFonts w:ascii="宋体" w:hAnsi="宋体" w:eastAsia="宋体" w:cs="宋体"/>
                 <w:sz w:val="20"/>
                 <w:szCs w:val="20"/>
               </w:rPr>
             </w:pPr>
             <w:r>
               <w:rPr>
-                <w:rFonts w:ascii="宋体" w:eastAsia="宋体" w:hAnsi="宋体" w:cs="宋体"/>
+                <w:rFonts w:ascii="宋体" w:hAnsi="宋体" w:eastAsia="宋体" w:cs="宋体"/>
                 <w:spacing w:val="4"/>
                 <w:sz w:val="20"/>
                 <w:szCs w:val="20"/>
@@ -912,18 +919,18 @@
               <w:adjustRightInd w:val="0"/>
               <w:snapToGrid w:val="0"/>
               <w:spacing w:before="175" w:line="228" w:lineRule="auto"/>
-              <w:ind w:left="0" w:right="0" w:firstLine="0" w:leftChars="0" w:rightChars="0" w:firstLineChars="0"/>
+              <w:ind w:left="0" w:leftChars="0" w:right="0" w:rightChars="0" w:firstLine="0" w:firstLineChars="0"/>
               <w:jc w:val="center"/>
               <w:textAlignment w:val="baseline"/>
               <w:rPr>
-                <w:rFonts w:ascii="宋体" w:eastAsia="宋体" w:hAnsi="宋体" w:cs="宋体"/>
+                <w:rFonts w:ascii="宋体" w:hAnsi="宋体" w:eastAsia="宋体" w:cs="宋体"/>
                 <w:sz w:val="20"/>
                 <w:szCs w:val="20"/>
               </w:rPr>
             </w:pPr>
             <w:r>
               <w:rPr>
-                <w:rFonts w:ascii="宋体" w:eastAsia="宋体" w:hAnsi="宋体" w:cs="宋体"/>
+                <w:rFonts w:ascii="宋体" w:hAnsi="宋体" w:eastAsia="宋体" w:cs="宋体"/>
                 <w:spacing w:val="7"/>
                 <w:sz w:val="20"/>
                 <w:szCs w:val="20"/>
@@ -951,11 +958,11 @@
               <w:adjustRightInd w:val="0"/>
               <w:snapToGrid w:val="0"/>
               <w:spacing w:before="175" w:line="228" w:lineRule="auto"/>
-              <w:ind w:left="0" w:right="0" w:firstLine="0" w:leftChars="0" w:rightChars="0" w:firstLineChars="0"/>
+              <w:ind w:left="0" w:leftChars="0" w:right="0" w:rightChars="0" w:firstLine="0" w:firstLineChars="0"/>
               <w:jc w:val="center"/>
               <w:textAlignment w:val="baseline"/>
               <w:rPr>
-                <w:rFonts w:ascii="宋体" w:eastAsia="宋体" w:hAnsi="宋体" w:cs="宋体" w:hint="eastAsia"/>
+                <w:rFonts w:hint="eastAsia" w:ascii="宋体" w:hAnsi="宋体" w:eastAsia="宋体" w:cs="宋体"/>
                 <w:spacing w:val="7"/>
                 <w:sz w:val="20"/>
                 <w:szCs w:val="20"/>
@@ -964,7 +971,7 @@
             </w:pPr>
             <w:r>
               <w:rPr>
-                <w:rFonts w:ascii="宋体" w:hAnsi="宋体" w:cs="宋体" w:hint="eastAsia"/>
+                <w:rFonts w:hint="eastAsia" w:ascii="宋体" w:hAnsi="宋体" w:cs="宋体"/>
                 <w:spacing w:val="7"/>
                 <w:sz w:val="20"/>
                 <w:szCs w:val="20"/>
@@ -993,11 +1000,11 @@
               <w:adjustRightInd w:val="0"/>
               <w:snapToGrid w:val="0"/>
               <w:spacing w:before="175" w:line="228" w:lineRule="auto"/>
-              <w:ind w:left="0" w:right="0" w:firstLine="0" w:leftChars="0" w:rightChars="0" w:firstLineChars="0"/>
+              <w:ind w:left="0" w:leftChars="0" w:right="0" w:rightChars="0" w:firstLine="0" w:firstLineChars="0"/>
               <w:jc w:val="center"/>
               <w:textAlignment w:val="baseline"/>
               <w:rPr>
-                <w:rFonts w:ascii="宋体" w:hAnsi="宋体" w:cs="宋体" w:hint="default"/>
+                <w:rFonts w:hint="default" w:ascii="宋体" w:hAnsi="宋体" w:cs="宋体"/>
                 <w:spacing w:val="7"/>
                 <w:sz w:val="20"/>
                 <w:szCs w:val="20"/>
@@ -1006,7 +1013,7 @@
             </w:pPr>
             <w:r>
               <w:rPr>
-                <w:rFonts w:ascii="宋体" w:hAnsi="宋体" w:cs="宋体" w:hint="eastAsia"/>
+                <w:rFonts w:hint="eastAsia" w:ascii="宋体" w:hAnsi="宋体" w:cs="宋体"/>
                 <w:spacing w:val="7"/>
                 <w:sz w:val="20"/>
                 <w:szCs w:val="20"/>
@@ -1035,18 +1042,18 @@
               <w:adjustRightInd w:val="0"/>
               <w:snapToGrid w:val="0"/>
               <w:spacing w:before="176" w:line="229" w:lineRule="auto"/>
-              <w:ind w:left="0" w:right="0" w:firstLine="0" w:leftChars="0" w:rightChars="0" w:firstLineChars="0"/>
+              <w:ind w:left="0" w:leftChars="0" w:right="0" w:rightChars="0" w:firstLine="0" w:firstLineChars="0"/>
               <w:jc w:val="center"/>
               <w:textAlignment w:val="baseline"/>
               <w:rPr>
-                <w:rFonts w:ascii="宋体" w:eastAsia="宋体" w:hAnsi="宋体" w:cs="宋体"/>
+                <w:rFonts w:ascii="宋体" w:hAnsi="宋体" w:eastAsia="宋体" w:cs="宋体"/>
                 <w:sz w:val="20"/>
                 <w:szCs w:val="20"/>
               </w:rPr>
             </w:pPr>
             <w:r>
               <w:rPr>
-                <w:rFonts w:ascii="宋体" w:eastAsia="宋体" w:hAnsi="宋体" w:cs="宋体"/>
+                <w:rFonts w:ascii="宋体" w:hAnsi="宋体" w:eastAsia="宋体" w:cs="宋体"/>
                 <w:spacing w:val="7"/>
                 <w:sz w:val="20"/>
                 <w:szCs w:val="20"/>
@@ -1058,9 +1065,14 @@
       </w:tr>
       <w:tr>
         <w:tblPrEx>
-          <w:tblW w:w="8214" w:type="dxa"/>
-          <w:jc w:val="center"/>
-          <w:tblLayout w:type="fixed"/>
+          <w:tblBorders>
+            <w:top w:val="single" w:color="000000" w:sz="2" w:space="0"/>
+            <w:left w:val="single" w:color="000000" w:sz="2" w:space="0"/>
+            <w:bottom w:val="single" w:color="000000" w:sz="2" w:space="0"/>
+            <w:right w:val="single" w:color="000000" w:sz="2" w:space="0"/>
+            <w:insideH w:val="single" w:color="000000" w:sz="2" w:space="0"/>
+            <w:insideV w:val="single" w:color="000000" w:sz="2" w:space="0"/>
+          </w:tblBorders>
           <w:tblCellMar>
             <w:top w:w="0" w:type="dxa"/>
             <w:left w:w="0" w:type="dxa"/>
@@ -1069,7 +1081,7 @@
           </w:tblCellMar>
         </w:tblPrEx>
         <w:trPr>
-          <w:trHeight w:val="516"/>
+          <w:trHeight w:val="516" w:hRule="atLeast"/>
           <w:jc w:val="center"/>
         </w:trPr>
         <w:tc>
@@ -1092,11 +1104,11 @@
               <w:adjustRightInd w:val="0"/>
               <w:snapToGrid w:val="0"/>
               <w:spacing w:before="173" w:line="267" w:lineRule="exact"/>
-              <w:ind w:left="0" w:right="0" w:firstLine="0" w:leftChars="0" w:rightChars="0" w:firstLineChars="0"/>
+              <w:ind w:left="0" w:leftChars="0" w:right="0" w:rightChars="0" w:firstLine="0" w:firstLineChars="0"/>
               <w:jc w:val="center"/>
               <w:textAlignment w:val="baseline"/>
               <w:rPr>
-                <w:rFonts w:ascii="宋体" w:eastAsia="宋体" w:hAnsi="宋体" w:cs="宋体" w:hint="default"/>
+                <w:rFonts w:hint="default" w:ascii="宋体" w:hAnsi="宋体" w:eastAsia="宋体" w:cs="宋体"/>
                 <w:snapToGrid w:val="0"/>
                 <w:color w:val="000000"/>
                 <w:kern w:val="0"/>
@@ -1107,7 +1119,7 @@
             </w:pPr>
             <w:r>
               <w:rPr>
-                <w:rFonts w:ascii="宋体" w:eastAsia="宋体" w:hAnsi="宋体" w:cs="宋体"/>
+                <w:rFonts w:ascii="宋体" w:hAnsi="宋体" w:eastAsia="宋体" w:cs="宋体"/>
                 <w:spacing w:val="3"/>
                 <w:position w:val="1"/>
                 <w:sz w:val="20"/>
@@ -1117,7 +1129,7 @@
             </w:r>
             <w:r>
               <w:rPr>
-                <w:rFonts w:ascii="宋体" w:hAnsi="宋体" w:cs="宋体" w:hint="eastAsia"/>
+                <w:rFonts w:hint="eastAsia" w:ascii="宋体" w:hAnsi="宋体" w:cs="宋体"/>
                 <w:spacing w:val="3"/>
                 <w:position w:val="1"/>
                 <w:sz w:val="20"/>
@@ -1148,11 +1160,11 @@
               <w:adjustRightInd w:val="0"/>
               <w:snapToGrid w:val="0"/>
               <w:spacing w:before="173" w:line="267" w:lineRule="exact"/>
-              <w:ind w:left="0" w:right="0" w:firstLine="0" w:leftChars="0" w:rightChars="0" w:firstLineChars="0"/>
+              <w:ind w:left="0" w:leftChars="0" w:right="0" w:rightChars="0" w:firstLine="0" w:firstLineChars="0"/>
               <w:jc w:val="center"/>
               <w:textAlignment w:val="baseline"/>
               <w:rPr>
-                <w:rFonts w:ascii="宋体" w:eastAsia="宋体" w:hAnsi="宋体" w:cs="宋体"/>
+                <w:rFonts w:ascii="宋体" w:hAnsi="宋体" w:eastAsia="宋体" w:cs="宋体"/>
                 <w:snapToGrid w:val="0"/>
                 <w:color w:val="000000"/>
                 <w:kern w:val="0"/>
@@ -1163,7 +1175,7 @@
             </w:pPr>
             <w:r>
               <w:rPr>
-                <w:rFonts w:ascii="宋体" w:eastAsia="宋体" w:hAnsi="宋体" w:cs="宋体"/>
+                <w:rFonts w:ascii="宋体" w:hAnsi="宋体" w:eastAsia="宋体" w:cs="宋体"/>
                 <w:spacing w:val="4"/>
                 <w:position w:val="1"/>
                 <w:sz w:val="20"/>
@@ -1193,11 +1205,11 @@
               <w:adjustRightInd w:val="0"/>
               <w:snapToGrid w:val="0"/>
               <w:spacing w:before="172" w:line="228" w:lineRule="auto"/>
-              <w:ind w:left="0" w:right="0" w:firstLine="0" w:leftChars="0" w:rightChars="0" w:firstLineChars="0"/>
+              <w:ind w:left="0" w:leftChars="0" w:right="0" w:rightChars="0" w:firstLine="0" w:firstLineChars="0"/>
               <w:jc w:val="center"/>
               <w:textAlignment w:val="baseline"/>
               <w:rPr>
-                <w:rFonts w:ascii="宋体" w:eastAsia="宋体" w:hAnsi="宋体" w:cs="宋体" w:hint="default"/>
+                <w:rFonts w:hint="default" w:ascii="宋体" w:hAnsi="宋体" w:eastAsia="宋体" w:cs="宋体"/>
                 <w:snapToGrid w:val="0"/>
                 <w:color w:val="000000"/>
                 <w:kern w:val="0"/>
@@ -1208,7 +1220,7 @@
             </w:pPr>
             <w:r>
               <w:rPr>
-                <w:rFonts w:ascii="宋体" w:hAnsi="宋体" w:cs="宋体" w:hint="eastAsia"/>
+                <w:rFonts w:hint="eastAsia" w:ascii="宋体" w:hAnsi="宋体" w:cs="宋体"/>
                 <w:snapToGrid w:val="0"/>
                 <w:color w:val="000000"/>
                 <w:kern w:val="0"/>
@@ -1240,11 +1252,11 @@
               <w:adjustRightInd w:val="0"/>
               <w:snapToGrid w:val="0"/>
               <w:spacing w:before="173" w:line="229" w:lineRule="auto"/>
-              <w:ind w:left="0" w:right="0" w:firstLine="0" w:leftChars="0" w:rightChars="0" w:firstLineChars="0"/>
+              <w:ind w:left="0" w:leftChars="0" w:right="0" w:rightChars="0" w:firstLine="0" w:firstLineChars="0"/>
               <w:jc w:val="center"/>
               <w:textAlignment w:val="baseline"/>
               <w:rPr>
-                <w:rFonts w:ascii="宋体" w:eastAsia="宋体" w:hAnsi="宋体" w:cs="宋体"/>
+                <w:rFonts w:ascii="宋体" w:hAnsi="宋体" w:eastAsia="宋体" w:cs="宋体"/>
                 <w:snapToGrid w:val="0"/>
                 <w:color w:val="000000"/>
                 <w:spacing w:val="200"/>
@@ -1256,14 +1268,14 @@
             </w:pPr>
             <w:r>
               <w:rPr>
-                <w:rFonts w:asciiTheme="minorAscii" w:eastAsiaTheme="minorEastAsia" w:hAnsiTheme="minorAscii" w:hint="eastAsia"/>
+                <w:rFonts w:hint="eastAsia" w:asciiTheme="minorAscii" w:hAnsiTheme="minorAscii" w:eastAsiaTheme="minorEastAsia"/>
                 <w:spacing w:val="0"/>
                 <w:kern w:val="0"/>
                 <w:sz w:val="21"/>
                 <w:vertAlign w:val="baseline"/>
                 <w:lang w:val="en-US" w:eastAsia="zh-CN"/>
               </w:rPr>
-              <w:t>强宇涛</w:t>
+              <w:t>程方</w:t>
             </w:r>
           </w:p>
         </w:tc>
@@ -1287,11 +1299,11 @@
               <w:adjustRightInd w:val="0"/>
               <w:snapToGrid w:val="0"/>
               <w:spacing w:before="172" w:line="228" w:lineRule="auto"/>
-              <w:ind w:left="0" w:right="0" w:firstLine="0" w:leftChars="0" w:rightChars="0" w:firstLineChars="0"/>
+              <w:ind w:left="0" w:leftChars="0" w:right="0" w:rightChars="0" w:firstLine="0" w:firstLineChars="0"/>
               <w:jc w:val="center"/>
               <w:textAlignment w:val="baseline"/>
               <w:rPr>
-                <w:rFonts w:ascii="宋体" w:eastAsia="宋体" w:hAnsi="宋体" w:cs="宋体"/>
+                <w:rFonts w:ascii="宋体" w:hAnsi="宋体" w:eastAsia="宋体" w:cs="宋体"/>
                 <w:snapToGrid w:val="0"/>
                 <w:color w:val="000000"/>
                 <w:spacing w:val="200"/>
@@ -1305,7 +1317,7 @@
               <w:rPr>
                 <w:rFonts w:hint="eastAsia"/>
               </w:rPr>
-              <w:t>陈凯</w:t>
+              <w:t>茅建根</w:t>
             </w:r>
           </w:p>
         </w:tc>
@@ -1329,11 +1341,11 @@
               <w:adjustRightInd w:val="0"/>
               <w:snapToGrid w:val="0"/>
               <w:spacing w:before="173" w:line="229" w:lineRule="auto"/>
-              <w:ind w:left="0" w:right="0" w:firstLine="0" w:leftChars="0" w:rightChars="0" w:firstLineChars="0"/>
+              <w:ind w:left="0" w:leftChars="0" w:right="0" w:rightChars="0" w:firstLine="0" w:firstLineChars="0"/>
               <w:jc w:val="center"/>
               <w:textAlignment w:val="baseline"/>
               <w:rPr>
-                <w:rFonts w:ascii="宋体" w:eastAsia="宋体" w:hAnsi="宋体" w:cs="宋体"/>
+                <w:rFonts w:ascii="宋体" w:hAnsi="宋体" w:eastAsia="宋体" w:cs="宋体"/>
                 <w:snapToGrid w:val="0"/>
                 <w:color w:val="000000"/>
                 <w:kern w:val="0"/>
@@ -1344,7 +1356,7 @@
             </w:pPr>
             <w:r>
               <w:rPr>
-                <w:rFonts w:asciiTheme="minorAscii" w:eastAsiaTheme="minorEastAsia" w:hAnsiTheme="minorAscii" w:hint="eastAsia"/>
+                <w:rFonts w:hint="eastAsia" w:asciiTheme="minorAscii" w:hAnsiTheme="minorAscii" w:eastAsiaTheme="minorEastAsia"/>
                 <w:spacing w:val="0"/>
                 <w:kern w:val="0"/>
                 <w:sz w:val="21"/>
@@ -1358,9 +1370,14 @@
       </w:tr>
       <w:tr>
         <w:tblPrEx>
-          <w:tblW w:w="8214" w:type="dxa"/>
-          <w:jc w:val="center"/>
-          <w:tblLayout w:type="fixed"/>
+          <w:tblBorders>
+            <w:top w:val="single" w:color="000000" w:sz="2" w:space="0"/>
+            <w:left w:val="single" w:color="000000" w:sz="2" w:space="0"/>
+            <w:bottom w:val="single" w:color="000000" w:sz="2" w:space="0"/>
+            <w:right w:val="single" w:color="000000" w:sz="2" w:space="0"/>
+            <w:insideH w:val="single" w:color="000000" w:sz="2" w:space="0"/>
+            <w:insideV w:val="single" w:color="000000" w:sz="2" w:space="0"/>
+          </w:tblBorders>
           <w:tblCellMar>
             <w:top w:w="0" w:type="dxa"/>
             <w:left w:w="0" w:type="dxa"/>
@@ -1369,7 +1386,7 @@
           </w:tblCellMar>
         </w:tblPrEx>
         <w:trPr>
-          <w:trHeight w:val="556"/>
+          <w:trHeight w:val="556" w:hRule="atLeast"/>
           <w:jc w:val="center"/>
         </w:trPr>
         <w:tc>
@@ -1392,11 +1409,11 @@
               <w:adjustRightInd w:val="0"/>
               <w:snapToGrid w:val="0"/>
               <w:spacing w:before="173" w:line="267" w:lineRule="exact"/>
-              <w:ind w:left="0" w:right="0" w:firstLine="0" w:leftChars="0" w:rightChars="0" w:firstLineChars="0"/>
+              <w:ind w:left="0" w:leftChars="0" w:right="0" w:rightChars="0" w:firstLine="0" w:firstLineChars="0"/>
               <w:jc w:val="center"/>
               <w:textAlignment w:val="baseline"/>
               <w:rPr>
-                <w:rFonts w:ascii="宋体" w:eastAsia="宋体" w:hAnsi="宋体" w:cs="宋体" w:hint="default"/>
+                <w:rFonts w:hint="default" w:ascii="宋体" w:hAnsi="宋体" w:eastAsia="宋体" w:cs="宋体"/>
                 <w:snapToGrid w:val="0"/>
                 <w:color w:val="000000"/>
                 <w:kern w:val="0"/>
@@ -1427,11 +1444,11 @@
               <w:adjustRightInd w:val="0"/>
               <w:snapToGrid w:val="0"/>
               <w:spacing w:before="173" w:line="267" w:lineRule="exact"/>
-              <w:ind w:left="0" w:right="0" w:firstLine="0" w:leftChars="0" w:rightChars="0" w:firstLineChars="0"/>
+              <w:ind w:left="0" w:leftChars="0" w:right="0" w:rightChars="0" w:firstLine="0" w:firstLineChars="0"/>
               <w:jc w:val="center"/>
               <w:textAlignment w:val="baseline"/>
               <w:rPr>
-                <w:rFonts w:ascii="宋体" w:eastAsia="宋体" w:hAnsi="宋体" w:cs="宋体"/>
+                <w:rFonts w:ascii="宋体" w:hAnsi="宋体" w:eastAsia="宋体" w:cs="宋体"/>
                 <w:snapToGrid w:val="0"/>
                 <w:color w:val="000000"/>
                 <w:kern w:val="0"/>
@@ -1462,11 +1479,11 @@
               <w:adjustRightInd w:val="0"/>
               <w:snapToGrid w:val="0"/>
               <w:spacing w:before="172" w:line="228" w:lineRule="auto"/>
-              <w:ind w:left="0" w:right="0" w:firstLine="0" w:leftChars="0" w:rightChars="0" w:firstLineChars="0"/>
+              <w:ind w:left="0" w:leftChars="0" w:right="0" w:rightChars="0" w:firstLine="0" w:firstLineChars="0"/>
               <w:jc w:val="center"/>
               <w:textAlignment w:val="baseline"/>
               <w:rPr>
-                <w:rFonts w:ascii="宋体" w:eastAsia="宋体" w:hAnsi="宋体" w:cs="宋体" w:hint="default"/>
+                <w:rFonts w:hint="default" w:ascii="宋体" w:hAnsi="宋体" w:eastAsia="宋体" w:cs="宋体"/>
                 <w:snapToGrid w:val="0"/>
                 <w:color w:val="000000"/>
                 <w:kern w:val="0"/>
@@ -1497,11 +1514,11 @@
               <w:adjustRightInd w:val="0"/>
               <w:snapToGrid w:val="0"/>
               <w:spacing w:before="173" w:line="229" w:lineRule="auto"/>
-              <w:ind w:left="0" w:right="0" w:firstLine="0" w:leftChars="0" w:rightChars="0" w:firstLineChars="0"/>
+              <w:ind w:left="0" w:leftChars="0" w:right="0" w:rightChars="0" w:firstLine="0" w:firstLineChars="0"/>
               <w:jc w:val="center"/>
               <w:textAlignment w:val="baseline"/>
               <w:rPr>
-                <w:rFonts w:ascii="宋体" w:eastAsia="宋体" w:hAnsi="宋体" w:cs="宋体"/>
+                <w:rFonts w:ascii="宋体" w:hAnsi="宋体" w:eastAsia="宋体" w:cs="宋体"/>
                 <w:snapToGrid w:val="0"/>
                 <w:color w:val="000000"/>
                 <w:spacing w:val="200"/>
@@ -1533,11 +1550,11 @@
               <w:adjustRightInd w:val="0"/>
               <w:snapToGrid w:val="0"/>
               <w:spacing w:before="172" w:line="228" w:lineRule="auto"/>
-              <w:ind w:left="0" w:right="0" w:firstLine="0" w:leftChars="0" w:rightChars="0" w:firstLineChars="0"/>
+              <w:ind w:left="0" w:leftChars="0" w:right="0" w:rightChars="0" w:firstLine="0" w:firstLineChars="0"/>
               <w:jc w:val="center"/>
               <w:textAlignment w:val="baseline"/>
               <w:rPr>
-                <w:rFonts w:ascii="宋体" w:eastAsia="宋体" w:hAnsi="宋体" w:cs="宋体"/>
+                <w:rFonts w:ascii="宋体" w:hAnsi="宋体" w:eastAsia="宋体" w:cs="宋体"/>
                 <w:snapToGrid w:val="0"/>
                 <w:color w:val="000000"/>
                 <w:spacing w:val="200"/>
@@ -1569,11 +1586,11 @@
               <w:adjustRightInd w:val="0"/>
               <w:snapToGrid w:val="0"/>
               <w:spacing w:before="173" w:line="229" w:lineRule="auto"/>
-              <w:ind w:left="0" w:right="0" w:firstLine="0" w:leftChars="0" w:rightChars="0" w:firstLineChars="0"/>
+              <w:ind w:left="0" w:leftChars="0" w:right="0" w:rightChars="0" w:firstLine="0" w:firstLineChars="0"/>
               <w:jc w:val="center"/>
               <w:textAlignment w:val="baseline"/>
               <w:rPr>
-                <w:rFonts w:ascii="宋体" w:eastAsia="宋体" w:hAnsi="宋体" w:cs="宋体"/>
+                <w:rFonts w:ascii="宋体" w:hAnsi="宋体" w:eastAsia="宋体" w:cs="宋体"/>
                 <w:snapToGrid w:val="0"/>
                 <w:color w:val="000000"/>
                 <w:kern w:val="0"/>
@@ -1587,9 +1604,14 @@
       </w:tr>
       <w:tr>
         <w:tblPrEx>
-          <w:tblW w:w="8214" w:type="dxa"/>
-          <w:jc w:val="center"/>
-          <w:tblLayout w:type="fixed"/>
+          <w:tblBorders>
+            <w:top w:val="single" w:color="000000" w:sz="2" w:space="0"/>
+            <w:left w:val="single" w:color="000000" w:sz="2" w:space="0"/>
+            <w:bottom w:val="single" w:color="000000" w:sz="2" w:space="0"/>
+            <w:right w:val="single" w:color="000000" w:sz="2" w:space="0"/>
+            <w:insideH w:val="single" w:color="000000" w:sz="2" w:space="0"/>
+            <w:insideV w:val="single" w:color="000000" w:sz="2" w:space="0"/>
+          </w:tblBorders>
           <w:tblCellMar>
             <w:top w:w="0" w:type="dxa"/>
             <w:left w:w="0" w:type="dxa"/>
@@ -1598,7 +1620,7 @@
           </w:tblCellMar>
         </w:tblPrEx>
         <w:trPr>
-          <w:trHeight w:val="556"/>
+          <w:trHeight w:val="556" w:hRule="atLeast"/>
           <w:jc w:val="center"/>
         </w:trPr>
         <w:tc>
@@ -1607,7 +1629,7 @@
           </w:tcPr>
           <w:p>
             <w:pPr>
-              <w:pStyle w:val="TableText"/>
+              <w:pStyle w:val="27"/>
               <w:keepNext w:val="0"/>
               <w:keepLines w:val="0"/>
               <w:pageBreakBefore w:val="0"/>
@@ -1620,7 +1642,7 @@
               <w:bidi w:val="0"/>
               <w:adjustRightInd w:val="0"/>
               <w:snapToGrid w:val="0"/>
-              <w:ind w:left="0" w:right="0" w:firstLine="0" w:leftChars="0" w:rightChars="0" w:firstLineChars="0"/>
+              <w:ind w:left="0" w:leftChars="0" w:right="0" w:rightChars="0" w:firstLine="0" w:firstLineChars="0"/>
               <w:jc w:val="center"/>
               <w:textAlignment w:val="baseline"/>
             </w:pPr>
@@ -1632,7 +1654,7 @@
           </w:tcPr>
           <w:p>
             <w:pPr>
-              <w:pStyle w:val="TableText"/>
+              <w:pStyle w:val="27"/>
               <w:keepNext w:val="0"/>
               <w:keepLines w:val="0"/>
               <w:pageBreakBefore w:val="0"/>
@@ -1645,7 +1667,7 @@
               <w:bidi w:val="0"/>
               <w:adjustRightInd w:val="0"/>
               <w:snapToGrid w:val="0"/>
-              <w:ind w:left="0" w:right="0" w:firstLine="0" w:leftChars="0" w:rightChars="0" w:firstLineChars="0"/>
+              <w:ind w:left="0" w:leftChars="0" w:right="0" w:rightChars="0" w:firstLine="0" w:firstLineChars="0"/>
               <w:jc w:val="center"/>
               <w:textAlignment w:val="baseline"/>
             </w:pPr>
@@ -1657,7 +1679,7 @@
           </w:tcPr>
           <w:p>
             <w:pPr>
-              <w:pStyle w:val="TableText"/>
+              <w:pStyle w:val="27"/>
               <w:keepNext w:val="0"/>
               <w:keepLines w:val="0"/>
               <w:pageBreakBefore w:val="0"/>
@@ -1670,7 +1692,7 @@
               <w:bidi w:val="0"/>
               <w:adjustRightInd w:val="0"/>
               <w:snapToGrid w:val="0"/>
-              <w:ind w:left="0" w:right="0" w:firstLine="0" w:leftChars="0" w:rightChars="0" w:firstLineChars="0"/>
+              <w:ind w:left="0" w:leftChars="0" w:right="0" w:rightChars="0" w:firstLine="0" w:firstLineChars="0"/>
               <w:jc w:val="center"/>
               <w:textAlignment w:val="baseline"/>
             </w:pPr>
@@ -1682,7 +1704,7 @@
           </w:tcPr>
           <w:p>
             <w:pPr>
-              <w:pStyle w:val="TableText"/>
+              <w:pStyle w:val="27"/>
               <w:keepNext w:val="0"/>
               <w:keepLines w:val="0"/>
               <w:pageBreakBefore w:val="0"/>
@@ -1695,7 +1717,7 @@
               <w:bidi w:val="0"/>
               <w:adjustRightInd w:val="0"/>
               <w:snapToGrid w:val="0"/>
-              <w:ind w:left="0" w:right="0" w:firstLine="0" w:leftChars="0" w:rightChars="0" w:firstLineChars="0"/>
+              <w:ind w:left="0" w:leftChars="0" w:right="0" w:rightChars="0" w:firstLine="0" w:firstLineChars="0"/>
               <w:jc w:val="center"/>
               <w:textAlignment w:val="baseline"/>
             </w:pPr>
@@ -1707,7 +1729,7 @@
           </w:tcPr>
           <w:p>
             <w:pPr>
-              <w:pStyle w:val="TableText"/>
+              <w:pStyle w:val="27"/>
               <w:keepNext w:val="0"/>
               <w:keepLines w:val="0"/>
               <w:pageBreakBefore w:val="0"/>
@@ -1720,7 +1742,7 @@
               <w:bidi w:val="0"/>
               <w:adjustRightInd w:val="0"/>
               <w:snapToGrid w:val="0"/>
-              <w:ind w:left="0" w:right="0" w:firstLine="0" w:leftChars="0" w:rightChars="0" w:firstLineChars="0"/>
+              <w:ind w:left="0" w:leftChars="0" w:right="0" w:rightChars="0" w:firstLine="0" w:firstLineChars="0"/>
               <w:jc w:val="center"/>
               <w:textAlignment w:val="baseline"/>
             </w:pPr>
@@ -1732,7 +1754,7 @@
           </w:tcPr>
           <w:p>
             <w:pPr>
-              <w:pStyle w:val="TableText"/>
+              <w:pStyle w:val="27"/>
               <w:keepNext w:val="0"/>
               <w:keepLines w:val="0"/>
               <w:pageBreakBefore w:val="0"/>
@@ -1745,7 +1767,7 @@
               <w:bidi w:val="0"/>
               <w:adjustRightInd w:val="0"/>
               <w:snapToGrid w:val="0"/>
-              <w:ind w:left="0" w:right="0" w:firstLine="0" w:leftChars="0" w:rightChars="0" w:firstLineChars="0"/>
+              <w:ind w:left="0" w:leftChars="0" w:right="0" w:rightChars="0" w:firstLine="0" w:firstLineChars="0"/>
               <w:jc w:val="center"/>
               <w:textAlignment w:val="baseline"/>
             </w:pPr>
@@ -1754,9 +1776,14 @@
       </w:tr>
       <w:tr>
         <w:tblPrEx>
-          <w:tblW w:w="8214" w:type="dxa"/>
-          <w:jc w:val="center"/>
-          <w:tblLayout w:type="fixed"/>
+          <w:tblBorders>
+            <w:top w:val="single" w:color="000000" w:sz="2" w:space="0"/>
+            <w:left w:val="single" w:color="000000" w:sz="2" w:space="0"/>
+            <w:bottom w:val="single" w:color="000000" w:sz="2" w:space="0"/>
+            <w:right w:val="single" w:color="000000" w:sz="2" w:space="0"/>
+            <w:insideH w:val="single" w:color="000000" w:sz="2" w:space="0"/>
+            <w:insideV w:val="single" w:color="000000" w:sz="2" w:space="0"/>
+          </w:tblBorders>
           <w:tblCellMar>
             <w:top w:w="0" w:type="dxa"/>
             <w:left w:w="0" w:type="dxa"/>
@@ -1765,7 +1792,7 @@
           </w:tblCellMar>
         </w:tblPrEx>
         <w:trPr>
-          <w:trHeight w:val="557"/>
+          <w:trHeight w:val="557" w:hRule="atLeast"/>
           <w:jc w:val="center"/>
         </w:trPr>
         <w:tc>
@@ -1774,7 +1801,7 @@
           </w:tcPr>
           <w:p>
             <w:pPr>
-              <w:pStyle w:val="TableText"/>
+              <w:pStyle w:val="27"/>
               <w:keepNext w:val="0"/>
               <w:keepLines w:val="0"/>
               <w:pageBreakBefore w:val="0"/>
@@ -1787,7 +1814,7 @@
               <w:bidi w:val="0"/>
               <w:adjustRightInd w:val="0"/>
               <w:snapToGrid w:val="0"/>
-              <w:ind w:left="0" w:right="0" w:firstLine="0" w:leftChars="0" w:rightChars="0" w:firstLineChars="0"/>
+              <w:ind w:left="0" w:leftChars="0" w:right="0" w:rightChars="0" w:firstLine="0" w:firstLineChars="0"/>
               <w:jc w:val="center"/>
               <w:textAlignment w:val="baseline"/>
             </w:pPr>
@@ -1799,7 +1826,7 @@
           </w:tcPr>
           <w:p>
             <w:pPr>
-              <w:pStyle w:val="TableText"/>
+              <w:pStyle w:val="27"/>
               <w:keepNext w:val="0"/>
               <w:keepLines w:val="0"/>
               <w:pageBreakBefore w:val="0"/>
@@ -1812,7 +1839,7 @@
               <w:bidi w:val="0"/>
               <w:adjustRightInd w:val="0"/>
               <w:snapToGrid w:val="0"/>
-              <w:ind w:left="0" w:right="0" w:firstLine="0" w:leftChars="0" w:rightChars="0" w:firstLineChars="0"/>
+              <w:ind w:left="0" w:leftChars="0" w:right="0" w:rightChars="0" w:firstLine="0" w:firstLineChars="0"/>
               <w:jc w:val="center"/>
               <w:textAlignment w:val="baseline"/>
             </w:pPr>
@@ -1824,7 +1851,7 @@
           </w:tcPr>
           <w:p>
             <w:pPr>
-              <w:pStyle w:val="TableText"/>
+              <w:pStyle w:val="27"/>
               <w:keepNext w:val="0"/>
               <w:keepLines w:val="0"/>
               <w:pageBreakBefore w:val="0"/>
@@ -1837,7 +1864,7 @@
               <w:bidi w:val="0"/>
               <w:adjustRightInd w:val="0"/>
               <w:snapToGrid w:val="0"/>
-              <w:ind w:left="0" w:right="0" w:firstLine="0" w:leftChars="0" w:rightChars="0" w:firstLineChars="0"/>
+              <w:ind w:left="0" w:leftChars="0" w:right="0" w:rightChars="0" w:firstLine="0" w:firstLineChars="0"/>
               <w:jc w:val="center"/>
               <w:textAlignment w:val="baseline"/>
             </w:pPr>
@@ -1849,7 +1876,7 @@
           </w:tcPr>
           <w:p>
             <w:pPr>
-              <w:pStyle w:val="TableText"/>
+              <w:pStyle w:val="27"/>
               <w:keepNext w:val="0"/>
               <w:keepLines w:val="0"/>
               <w:pageBreakBefore w:val="0"/>
@@ -1862,7 +1889,7 @@
               <w:bidi w:val="0"/>
               <w:adjustRightInd w:val="0"/>
               <w:snapToGrid w:val="0"/>
-              <w:ind w:left="0" w:right="0" w:firstLine="0" w:leftChars="0" w:rightChars="0" w:firstLineChars="0"/>
+              <w:ind w:left="0" w:leftChars="0" w:right="0" w:rightChars="0" w:firstLine="0" w:firstLineChars="0"/>
               <w:jc w:val="center"/>
               <w:textAlignment w:val="baseline"/>
             </w:pPr>
@@ -1874,7 +1901,7 @@
           </w:tcPr>
           <w:p>
             <w:pPr>
-              <w:pStyle w:val="TableText"/>
+              <w:pStyle w:val="27"/>
               <w:keepNext w:val="0"/>
               <w:keepLines w:val="0"/>
               <w:pageBreakBefore w:val="0"/>
@@ -1887,7 +1914,7 @@
               <w:bidi w:val="0"/>
               <w:adjustRightInd w:val="0"/>
               <w:snapToGrid w:val="0"/>
-              <w:ind w:left="0" w:right="0" w:firstLine="0" w:leftChars="0" w:rightChars="0" w:firstLineChars="0"/>
+              <w:ind w:left="0" w:leftChars="0" w:right="0" w:rightChars="0" w:firstLine="0" w:firstLineChars="0"/>
               <w:jc w:val="center"/>
               <w:textAlignment w:val="baseline"/>
             </w:pPr>
@@ -1899,7 +1926,7 @@
           </w:tcPr>
           <w:p>
             <w:pPr>
-              <w:pStyle w:val="TableText"/>
+              <w:pStyle w:val="27"/>
               <w:keepNext w:val="0"/>
               <w:keepLines w:val="0"/>
               <w:pageBreakBefore w:val="0"/>
@@ -1912,7 +1939,7 @@
               <w:bidi w:val="0"/>
               <w:adjustRightInd w:val="0"/>
               <w:snapToGrid w:val="0"/>
-              <w:ind w:left="0" w:right="0" w:firstLine="0" w:leftChars="0" w:rightChars="0" w:firstLineChars="0"/>
+              <w:ind w:left="0" w:leftChars="0" w:right="0" w:rightChars="0" w:firstLine="0" w:firstLineChars="0"/>
               <w:jc w:val="center"/>
               <w:textAlignment w:val="baseline"/>
             </w:pPr>
@@ -1943,7 +1970,7 @@
     <w:sdt>
       <w:sdtPr>
         <w:rPr>
-          <w:rFonts w:ascii="宋体" w:eastAsia="宋体" w:hAnsi="宋体" w:cs="Arial"/>
+          <w:rFonts w:ascii="宋体" w:hAnsi="宋体" w:eastAsia="宋体" w:cs="Arial"/>
           <w:snapToGrid w:val="0"/>
           <w:color w:val="000000"/>
           <w:kern w:val="0"/>
@@ -1959,7 +1986,7 @@
       </w:sdtPr>
       <w:sdtEndPr>
         <w:rPr>
-          <w:rFonts w:ascii="宋体" w:eastAsia="宋体" w:hAnsi="宋体" w:cs="宋体" w:hint="eastAsia"/>
+          <w:rFonts w:hint="eastAsia" w:ascii="宋体" w:hAnsi="宋体" w:eastAsia="宋体" w:cs="宋体"/>
           <w:snapToGrid w:val="0"/>
           <w:color w:val="000000"/>
           <w:kern w:val="0"/>
@@ -1984,18 +2011,18 @@
             <w:adjustRightInd w:val="0"/>
             <w:snapToGrid w:val="0"/>
             <w:spacing w:before="0" w:beforeLines="0" w:after="0" w:afterLines="0" w:line="240" w:lineRule="auto"/>
-            <w:ind w:left="0" w:right="0" w:firstLine="0" w:leftChars="0" w:rightChars="0" w:firstLineChars="0"/>
+            <w:ind w:left="0" w:leftChars="0" w:right="0" w:rightChars="0" w:firstLine="0" w:firstLineChars="0"/>
             <w:jc w:val="center"/>
             <w:textAlignment w:val="baseline"/>
             <w:rPr>
-              <w:rFonts w:ascii="宋体" w:eastAsia="宋体" w:hAnsi="宋体" w:cs="宋体" w:hint="eastAsia"/>
+              <w:rFonts w:hint="eastAsia" w:ascii="宋体" w:hAnsi="宋体" w:eastAsia="宋体" w:cs="宋体"/>
               <w:sz w:val="24"/>
               <w:szCs w:val="24"/>
             </w:rPr>
           </w:pPr>
           <w:r>
             <w:rPr>
-              <w:rFonts w:ascii="宋体" w:eastAsia="宋体" w:hAnsi="宋体" w:cs="宋体" w:hint="eastAsia"/>
+              <w:rFonts w:hint="eastAsia" w:ascii="宋体" w:hAnsi="宋体" w:eastAsia="宋体" w:cs="宋体"/>
               <w:sz w:val="24"/>
               <w:szCs w:val="24"/>
             </w:rPr>
@@ -2004,14 +2031,14 @@
         </w:p>
         <w:p>
           <w:pPr>
-            <w:pStyle w:val="TOC1"/>
+            <w:pStyle w:val="16"/>
             <w:tabs>
               <w:tab w:val="right" w:leader="dot" w:pos="8306"/>
             </w:tabs>
           </w:pPr>
           <w:r>
             <w:rPr>
-              <w:rFonts w:ascii="宋体" w:eastAsia="宋体" w:hAnsi="宋体" w:cs="宋体" w:hint="eastAsia"/>
+              <w:rFonts w:hint="eastAsia" w:ascii="宋体" w:hAnsi="宋体" w:eastAsia="宋体" w:cs="宋体"/>
               <w:sz w:val="24"/>
               <w:szCs w:val="24"/>
             </w:rPr>
@@ -2019,7 +2046,7 @@
           </w:r>
           <w:r>
             <w:rPr>
-              <w:rFonts w:ascii="宋体" w:eastAsia="宋体" w:hAnsi="宋体" w:cs="宋体" w:hint="eastAsia"/>
+              <w:rFonts w:hint="eastAsia" w:ascii="宋体" w:hAnsi="宋体" w:eastAsia="宋体" w:cs="宋体"/>
               <w:sz w:val="24"/>
               <w:szCs w:val="24"/>
             </w:rPr>
@@ -2027,7 +2054,7 @@
           </w:r>
           <w:r>
             <w:rPr>
-              <w:rFonts w:ascii="宋体" w:eastAsia="宋体" w:hAnsi="宋体" w:cs="宋体" w:hint="eastAsia"/>
+              <w:rFonts w:hint="eastAsia" w:ascii="宋体" w:hAnsi="宋体" w:eastAsia="宋体" w:cs="宋体"/>
               <w:sz w:val="24"/>
               <w:szCs w:val="24"/>
             </w:rPr>
@@ -2035,21 +2062,21 @@
           </w:r>
           <w:r>
             <w:rPr>
-              <w:rFonts w:ascii="宋体" w:eastAsia="宋体" w:hAnsi="宋体" w:cs="宋体" w:hint="eastAsia"/>
+              <w:rFonts w:hint="eastAsia" w:ascii="宋体" w:hAnsi="宋体" w:eastAsia="宋体" w:cs="宋体"/>
               <w:szCs w:val="24"/>
             </w:rPr>
             <w:fldChar w:fldCharType="begin"/>
           </w:r>
           <w:r>
             <w:rPr>
-              <w:rFonts w:ascii="宋体" w:eastAsia="宋体" w:hAnsi="宋体" w:cs="宋体" w:hint="eastAsia"/>
+              <w:rFonts w:hint="eastAsia" w:ascii="宋体" w:hAnsi="宋体" w:eastAsia="宋体" w:cs="宋体"/>
               <w:szCs w:val="24"/>
             </w:rPr>
             <w:instrText xml:space="preserve"> HYPERLINK \l _Toc15581 </w:instrText>
           </w:r>
           <w:r>
             <w:rPr>
-              <w:rFonts w:ascii="宋体" w:eastAsia="宋体" w:hAnsi="宋体" w:cs="宋体" w:hint="eastAsia"/>
+              <w:rFonts w:hint="eastAsia" w:ascii="宋体" w:hAnsi="宋体" w:eastAsia="宋体" w:cs="宋体"/>
               <w:szCs w:val="24"/>
             </w:rPr>
             <w:fldChar w:fldCharType="separate"/>
@@ -2081,7 +2108,7 @@
           </w:r>
           <w:r>
             <w:rPr>
-              <w:rFonts w:ascii="宋体" w:eastAsia="宋体" w:hAnsi="宋体" w:cs="宋体" w:hint="eastAsia"/>
+              <w:rFonts w:hint="eastAsia" w:ascii="宋体" w:hAnsi="宋体" w:eastAsia="宋体" w:cs="宋体"/>
               <w:szCs w:val="24"/>
             </w:rPr>
             <w:fldChar w:fldCharType="end"/>
@@ -2089,28 +2116,28 @@
         </w:p>
         <w:p>
           <w:pPr>
-            <w:pStyle w:val="TOC1"/>
+            <w:pStyle w:val="16"/>
             <w:tabs>
               <w:tab w:val="right" w:leader="dot" w:pos="8306"/>
             </w:tabs>
           </w:pPr>
           <w:r>
             <w:rPr>
-              <w:rFonts w:ascii="宋体" w:eastAsia="宋体" w:hAnsi="宋体" w:cs="宋体" w:hint="eastAsia"/>
+              <w:rFonts w:hint="eastAsia" w:ascii="宋体" w:hAnsi="宋体" w:eastAsia="宋体" w:cs="宋体"/>
               <w:szCs w:val="24"/>
             </w:rPr>
             <w:fldChar w:fldCharType="begin"/>
           </w:r>
           <w:r>
             <w:rPr>
-              <w:rFonts w:ascii="宋体" w:eastAsia="宋体" w:hAnsi="宋体" w:cs="宋体" w:hint="eastAsia"/>
+              <w:rFonts w:hint="eastAsia" w:ascii="宋体" w:hAnsi="宋体" w:eastAsia="宋体" w:cs="宋体"/>
               <w:szCs w:val="24"/>
             </w:rPr>
             <w:instrText xml:space="preserve"> HYPERLINK \l _Toc8098 </w:instrText>
           </w:r>
           <w:r>
             <w:rPr>
-              <w:rFonts w:ascii="宋体" w:eastAsia="宋体" w:hAnsi="宋体" w:cs="宋体" w:hint="eastAsia"/>
+              <w:rFonts w:hint="eastAsia" w:ascii="宋体" w:hAnsi="宋体" w:eastAsia="宋体" w:cs="宋体"/>
               <w:szCs w:val="24"/>
             </w:rPr>
             <w:fldChar w:fldCharType="separate"/>
@@ -2142,7 +2169,7 @@
           </w:r>
           <w:r>
             <w:rPr>
-              <w:rFonts w:ascii="宋体" w:eastAsia="宋体" w:hAnsi="宋体" w:cs="宋体" w:hint="eastAsia"/>
+              <w:rFonts w:hint="eastAsia" w:ascii="宋体" w:hAnsi="宋体" w:eastAsia="宋体" w:cs="宋体"/>
               <w:szCs w:val="24"/>
             </w:rPr>
             <w:fldChar w:fldCharType="end"/>
@@ -2150,28 +2177,28 @@
         </w:p>
         <w:p>
           <w:pPr>
-            <w:pStyle w:val="TOC1"/>
+            <w:pStyle w:val="16"/>
             <w:tabs>
               <w:tab w:val="right" w:leader="dot" w:pos="8306"/>
             </w:tabs>
           </w:pPr>
           <w:r>
             <w:rPr>
-              <w:rFonts w:ascii="宋体" w:eastAsia="宋体" w:hAnsi="宋体" w:cs="宋体" w:hint="eastAsia"/>
+              <w:rFonts w:hint="eastAsia" w:ascii="宋体" w:hAnsi="宋体" w:eastAsia="宋体" w:cs="宋体"/>
               <w:szCs w:val="24"/>
             </w:rPr>
             <w:fldChar w:fldCharType="begin"/>
           </w:r>
           <w:r>
             <w:rPr>
-              <w:rFonts w:ascii="宋体" w:eastAsia="宋体" w:hAnsi="宋体" w:cs="宋体" w:hint="eastAsia"/>
+              <w:rFonts w:hint="eastAsia" w:ascii="宋体" w:hAnsi="宋体" w:eastAsia="宋体" w:cs="宋体"/>
               <w:szCs w:val="24"/>
             </w:rPr>
             <w:instrText xml:space="preserve"> HYPERLINK \l _Toc4789 </w:instrText>
           </w:r>
           <w:r>
             <w:rPr>
-              <w:rFonts w:ascii="宋体" w:eastAsia="宋体" w:hAnsi="宋体" w:cs="宋体" w:hint="eastAsia"/>
+              <w:rFonts w:hint="eastAsia" w:ascii="宋体" w:hAnsi="宋体" w:eastAsia="宋体" w:cs="宋体"/>
               <w:szCs w:val="24"/>
             </w:rPr>
             <w:fldChar w:fldCharType="separate"/>
@@ -2210,7 +2237,7 @@
           </w:r>
           <w:r>
             <w:rPr>
-              <w:rFonts w:ascii="宋体" w:eastAsia="宋体" w:hAnsi="宋体" w:cs="宋体" w:hint="eastAsia"/>
+              <w:rFonts w:hint="eastAsia" w:ascii="宋体" w:hAnsi="宋体" w:eastAsia="宋体" w:cs="宋体"/>
               <w:szCs w:val="24"/>
             </w:rPr>
             <w:fldChar w:fldCharType="end"/>
@@ -2218,28 +2245,28 @@
         </w:p>
         <w:p>
           <w:pPr>
-            <w:pStyle w:val="TOC2"/>
+            <w:pStyle w:val="17"/>
             <w:tabs>
               <w:tab w:val="right" w:leader="dot" w:pos="8306"/>
             </w:tabs>
           </w:pPr>
           <w:r>
             <w:rPr>
-              <w:rFonts w:ascii="宋体" w:eastAsia="宋体" w:hAnsi="宋体" w:cs="宋体" w:hint="eastAsia"/>
+              <w:rFonts w:hint="eastAsia" w:ascii="宋体" w:hAnsi="宋体" w:eastAsia="宋体" w:cs="宋体"/>
               <w:szCs w:val="24"/>
             </w:rPr>
             <w:fldChar w:fldCharType="begin"/>
           </w:r>
           <w:r>
             <w:rPr>
-              <w:rFonts w:ascii="宋体" w:eastAsia="宋体" w:hAnsi="宋体" w:cs="宋体" w:hint="eastAsia"/>
+              <w:rFonts w:hint="eastAsia" w:ascii="宋体" w:hAnsi="宋体" w:eastAsia="宋体" w:cs="宋体"/>
               <w:szCs w:val="24"/>
             </w:rPr>
             <w:instrText xml:space="preserve"> HYPERLINK \l _Toc31874 </w:instrText>
           </w:r>
           <w:r>
             <w:rPr>
-              <w:rFonts w:ascii="宋体" w:eastAsia="宋体" w:hAnsi="宋体" w:cs="宋体" w:hint="eastAsia"/>
+              <w:rFonts w:hint="eastAsia" w:ascii="宋体" w:hAnsi="宋体" w:eastAsia="宋体" w:cs="宋体"/>
               <w:szCs w:val="24"/>
             </w:rPr>
             <w:fldChar w:fldCharType="separate"/>
@@ -2278,7 +2305,7 @@
           </w:r>
           <w:r>
             <w:rPr>
-              <w:rFonts w:ascii="宋体" w:eastAsia="宋体" w:hAnsi="宋体" w:cs="宋体" w:hint="eastAsia"/>
+              <w:rFonts w:hint="eastAsia" w:ascii="宋体" w:hAnsi="宋体" w:eastAsia="宋体" w:cs="宋体"/>
               <w:szCs w:val="24"/>
             </w:rPr>
             <w:fldChar w:fldCharType="end"/>
@@ -2286,28 +2313,28 @@
         </w:p>
         <w:p>
           <w:pPr>
-            <w:pStyle w:val="TOC2"/>
+            <w:pStyle w:val="17"/>
             <w:tabs>
               <w:tab w:val="right" w:leader="dot" w:pos="8306"/>
             </w:tabs>
           </w:pPr>
           <w:r>
             <w:rPr>
-              <w:rFonts w:ascii="宋体" w:eastAsia="宋体" w:hAnsi="宋体" w:cs="宋体" w:hint="eastAsia"/>
+              <w:rFonts w:hint="eastAsia" w:ascii="宋体" w:hAnsi="宋体" w:eastAsia="宋体" w:cs="宋体"/>
               <w:szCs w:val="24"/>
             </w:rPr>
             <w:fldChar w:fldCharType="begin"/>
           </w:r>
           <w:r>
             <w:rPr>
-              <w:rFonts w:ascii="宋体" w:eastAsia="宋体" w:hAnsi="宋体" w:cs="宋体" w:hint="eastAsia"/>
+              <w:rFonts w:hint="eastAsia" w:ascii="宋体" w:hAnsi="宋体" w:eastAsia="宋体" w:cs="宋体"/>
               <w:szCs w:val="24"/>
             </w:rPr>
             <w:instrText xml:space="preserve"> HYPERLINK \l _Toc30332 </w:instrText>
           </w:r>
           <w:r>
             <w:rPr>
-              <w:rFonts w:ascii="宋体" w:eastAsia="宋体" w:hAnsi="宋体" w:cs="宋体" w:hint="eastAsia"/>
+              <w:rFonts w:hint="eastAsia" w:ascii="宋体" w:hAnsi="宋体" w:eastAsia="宋体" w:cs="宋体"/>
               <w:szCs w:val="24"/>
             </w:rPr>
             <w:fldChar w:fldCharType="separate"/>
@@ -2346,7 +2373,7 @@
           </w:r>
           <w:r>
             <w:rPr>
-              <w:rFonts w:ascii="宋体" w:eastAsia="宋体" w:hAnsi="宋体" w:cs="宋体" w:hint="eastAsia"/>
+              <w:rFonts w:hint="eastAsia" w:ascii="宋体" w:hAnsi="宋体" w:eastAsia="宋体" w:cs="宋体"/>
               <w:szCs w:val="24"/>
             </w:rPr>
             <w:fldChar w:fldCharType="end"/>
@@ -2354,28 +2381,28 @@
         </w:p>
         <w:p>
           <w:pPr>
-            <w:pStyle w:val="TOC2"/>
+            <w:pStyle w:val="17"/>
             <w:tabs>
               <w:tab w:val="right" w:leader="dot" w:pos="8306"/>
             </w:tabs>
           </w:pPr>
           <w:r>
             <w:rPr>
-              <w:rFonts w:ascii="宋体" w:eastAsia="宋体" w:hAnsi="宋体" w:cs="宋体" w:hint="eastAsia"/>
+              <w:rFonts w:hint="eastAsia" w:ascii="宋体" w:hAnsi="宋体" w:eastAsia="宋体" w:cs="宋体"/>
               <w:szCs w:val="24"/>
             </w:rPr>
             <w:fldChar w:fldCharType="begin"/>
           </w:r>
           <w:r>
             <w:rPr>
-              <w:rFonts w:ascii="宋体" w:eastAsia="宋体" w:hAnsi="宋体" w:cs="宋体" w:hint="eastAsia"/>
+              <w:rFonts w:hint="eastAsia" w:ascii="宋体" w:hAnsi="宋体" w:eastAsia="宋体" w:cs="宋体"/>
               <w:szCs w:val="24"/>
             </w:rPr>
             <w:instrText xml:space="preserve"> HYPERLINK \l _Toc8478 </w:instrText>
           </w:r>
           <w:r>
             <w:rPr>
-              <w:rFonts w:ascii="宋体" w:eastAsia="宋体" w:hAnsi="宋体" w:cs="宋体" w:hint="eastAsia"/>
+              <w:rFonts w:hint="eastAsia" w:ascii="宋体" w:hAnsi="宋体" w:eastAsia="宋体" w:cs="宋体"/>
               <w:szCs w:val="24"/>
             </w:rPr>
             <w:fldChar w:fldCharType="separate"/>
@@ -2414,7 +2441,7 @@
           </w:r>
           <w:r>
             <w:rPr>
-              <w:rFonts w:ascii="宋体" w:eastAsia="宋体" w:hAnsi="宋体" w:cs="宋体" w:hint="eastAsia"/>
+              <w:rFonts w:hint="eastAsia" w:ascii="宋体" w:hAnsi="宋体" w:eastAsia="宋体" w:cs="宋体"/>
               <w:szCs w:val="24"/>
             </w:rPr>
             <w:fldChar w:fldCharType="end"/>
@@ -2422,28 +2449,28 @@
         </w:p>
         <w:p>
           <w:pPr>
-            <w:pStyle w:val="TOC2"/>
+            <w:pStyle w:val="17"/>
             <w:tabs>
               <w:tab w:val="right" w:leader="dot" w:pos="8306"/>
             </w:tabs>
           </w:pPr>
           <w:r>
             <w:rPr>
-              <w:rFonts w:ascii="宋体" w:eastAsia="宋体" w:hAnsi="宋体" w:cs="宋体" w:hint="eastAsia"/>
+              <w:rFonts w:hint="eastAsia" w:ascii="宋体" w:hAnsi="宋体" w:eastAsia="宋体" w:cs="宋体"/>
               <w:szCs w:val="24"/>
             </w:rPr>
             <w:fldChar w:fldCharType="begin"/>
           </w:r>
           <w:r>
             <w:rPr>
-              <w:rFonts w:ascii="宋体" w:eastAsia="宋体" w:hAnsi="宋体" w:cs="宋体" w:hint="eastAsia"/>
+              <w:rFonts w:hint="eastAsia" w:ascii="宋体" w:hAnsi="宋体" w:eastAsia="宋体" w:cs="宋体"/>
               <w:szCs w:val="24"/>
             </w:rPr>
             <w:instrText xml:space="preserve"> HYPERLINK \l _Toc23415 </w:instrText>
           </w:r>
           <w:r>
             <w:rPr>
-              <w:rFonts w:ascii="宋体" w:eastAsia="宋体" w:hAnsi="宋体" w:cs="宋体" w:hint="eastAsia"/>
+              <w:rFonts w:hint="eastAsia" w:ascii="宋体" w:hAnsi="宋体" w:eastAsia="宋体" w:cs="宋体"/>
               <w:szCs w:val="24"/>
             </w:rPr>
             <w:fldChar w:fldCharType="separate"/>
@@ -2482,7 +2509,7 @@
           </w:r>
           <w:r>
             <w:rPr>
-              <w:rFonts w:ascii="宋体" w:eastAsia="宋体" w:hAnsi="宋体" w:cs="宋体" w:hint="eastAsia"/>
+              <w:rFonts w:hint="eastAsia" w:ascii="宋体" w:hAnsi="宋体" w:eastAsia="宋体" w:cs="宋体"/>
               <w:szCs w:val="24"/>
             </w:rPr>
             <w:fldChar w:fldCharType="end"/>
@@ -2490,28 +2517,28 @@
         </w:p>
         <w:p>
           <w:pPr>
-            <w:pStyle w:val="TOC1"/>
+            <w:pStyle w:val="16"/>
             <w:tabs>
               <w:tab w:val="right" w:leader="dot" w:pos="8306"/>
             </w:tabs>
           </w:pPr>
           <w:r>
             <w:rPr>
-              <w:rFonts w:ascii="宋体" w:eastAsia="宋体" w:hAnsi="宋体" w:cs="宋体" w:hint="eastAsia"/>
+              <w:rFonts w:hint="eastAsia" w:ascii="宋体" w:hAnsi="宋体" w:eastAsia="宋体" w:cs="宋体"/>
               <w:szCs w:val="24"/>
             </w:rPr>
             <w:fldChar w:fldCharType="begin"/>
           </w:r>
           <w:r>
             <w:rPr>
-              <w:rFonts w:ascii="宋体" w:eastAsia="宋体" w:hAnsi="宋体" w:cs="宋体" w:hint="eastAsia"/>
+              <w:rFonts w:hint="eastAsia" w:ascii="宋体" w:hAnsi="宋体" w:eastAsia="宋体" w:cs="宋体"/>
               <w:szCs w:val="24"/>
             </w:rPr>
             <w:instrText xml:space="preserve"> HYPERLINK \l _Toc12766 </w:instrText>
           </w:r>
           <w:r>
             <w:rPr>
-              <w:rFonts w:ascii="宋体" w:eastAsia="宋体" w:hAnsi="宋体" w:cs="宋体" w:hint="eastAsia"/>
+              <w:rFonts w:hint="eastAsia" w:ascii="宋体" w:hAnsi="宋体" w:eastAsia="宋体" w:cs="宋体"/>
               <w:szCs w:val="24"/>
             </w:rPr>
             <w:fldChar w:fldCharType="separate"/>
@@ -2550,7 +2577,7 @@
           </w:r>
           <w:r>
             <w:rPr>
-              <w:rFonts w:ascii="宋体" w:eastAsia="宋体" w:hAnsi="宋体" w:cs="宋体" w:hint="eastAsia"/>
+              <w:rFonts w:hint="eastAsia" w:ascii="宋体" w:hAnsi="宋体" w:eastAsia="宋体" w:cs="宋体"/>
               <w:szCs w:val="24"/>
             </w:rPr>
             <w:fldChar w:fldCharType="end"/>
@@ -2558,28 +2585,28 @@
         </w:p>
         <w:p>
           <w:pPr>
-            <w:pStyle w:val="TOC2"/>
+            <w:pStyle w:val="17"/>
             <w:tabs>
               <w:tab w:val="right" w:leader="dot" w:pos="8306"/>
             </w:tabs>
           </w:pPr>
           <w:r>
             <w:rPr>
-              <w:rFonts w:ascii="宋体" w:eastAsia="宋体" w:hAnsi="宋体" w:cs="宋体" w:hint="eastAsia"/>
+              <w:rFonts w:hint="eastAsia" w:ascii="宋体" w:hAnsi="宋体" w:eastAsia="宋体" w:cs="宋体"/>
               <w:szCs w:val="24"/>
             </w:rPr>
             <w:fldChar w:fldCharType="begin"/>
           </w:r>
           <w:r>
             <w:rPr>
-              <w:rFonts w:ascii="宋体" w:eastAsia="宋体" w:hAnsi="宋体" w:cs="宋体" w:hint="eastAsia"/>
+              <w:rFonts w:hint="eastAsia" w:ascii="宋体" w:hAnsi="宋体" w:eastAsia="宋体" w:cs="宋体"/>
               <w:szCs w:val="24"/>
             </w:rPr>
             <w:instrText xml:space="preserve"> HYPERLINK \l _Toc16835 </w:instrText>
           </w:r>
           <w:r>
             <w:rPr>
-              <w:rFonts w:ascii="宋体" w:eastAsia="宋体" w:hAnsi="宋体" w:cs="宋体" w:hint="eastAsia"/>
+              <w:rFonts w:hint="eastAsia" w:ascii="宋体" w:hAnsi="宋体" w:eastAsia="宋体" w:cs="宋体"/>
               <w:szCs w:val="24"/>
             </w:rPr>
             <w:fldChar w:fldCharType="separate"/>
@@ -2618,7 +2645,7 @@
           </w:r>
           <w:r>
             <w:rPr>
-              <w:rFonts w:ascii="宋体" w:eastAsia="宋体" w:hAnsi="宋体" w:cs="宋体" w:hint="eastAsia"/>
+              <w:rFonts w:hint="eastAsia" w:ascii="宋体" w:hAnsi="宋体" w:eastAsia="宋体" w:cs="宋体"/>
               <w:szCs w:val="24"/>
             </w:rPr>
             <w:fldChar w:fldCharType="end"/>
@@ -2626,28 +2653,28 @@
         </w:p>
         <w:p>
           <w:pPr>
-            <w:pStyle w:val="TOC2"/>
+            <w:pStyle w:val="17"/>
             <w:tabs>
               <w:tab w:val="right" w:leader="dot" w:pos="8306"/>
             </w:tabs>
           </w:pPr>
           <w:r>
             <w:rPr>
-              <w:rFonts w:ascii="宋体" w:eastAsia="宋体" w:hAnsi="宋体" w:cs="宋体" w:hint="eastAsia"/>
+              <w:rFonts w:hint="eastAsia" w:ascii="宋体" w:hAnsi="宋体" w:eastAsia="宋体" w:cs="宋体"/>
               <w:szCs w:val="24"/>
             </w:rPr>
             <w:fldChar w:fldCharType="begin"/>
           </w:r>
           <w:r>
             <w:rPr>
-              <w:rFonts w:ascii="宋体" w:eastAsia="宋体" w:hAnsi="宋体" w:cs="宋体" w:hint="eastAsia"/>
+              <w:rFonts w:hint="eastAsia" w:ascii="宋体" w:hAnsi="宋体" w:eastAsia="宋体" w:cs="宋体"/>
               <w:szCs w:val="24"/>
             </w:rPr>
             <w:instrText xml:space="preserve"> HYPERLINK \l _Toc11894 </w:instrText>
           </w:r>
           <w:r>
             <w:rPr>
-              <w:rFonts w:ascii="宋体" w:eastAsia="宋体" w:hAnsi="宋体" w:cs="宋体" w:hint="eastAsia"/>
+              <w:rFonts w:hint="eastAsia" w:ascii="宋体" w:hAnsi="宋体" w:eastAsia="宋体" w:cs="宋体"/>
               <w:szCs w:val="24"/>
             </w:rPr>
             <w:fldChar w:fldCharType="separate"/>
@@ -2686,7 +2713,7 @@
           </w:r>
           <w:r>
             <w:rPr>
-              <w:rFonts w:ascii="宋体" w:eastAsia="宋体" w:hAnsi="宋体" w:cs="宋体" w:hint="eastAsia"/>
+              <w:rFonts w:hint="eastAsia" w:ascii="宋体" w:hAnsi="宋体" w:eastAsia="宋体" w:cs="宋体"/>
               <w:szCs w:val="24"/>
             </w:rPr>
             <w:fldChar w:fldCharType="end"/>
@@ -2694,28 +2721,28 @@
         </w:p>
         <w:p>
           <w:pPr>
-            <w:pStyle w:val="TOC2"/>
+            <w:pStyle w:val="17"/>
             <w:tabs>
               <w:tab w:val="right" w:leader="dot" w:pos="8306"/>
             </w:tabs>
           </w:pPr>
           <w:r>
             <w:rPr>
-              <w:rFonts w:ascii="宋体" w:eastAsia="宋体" w:hAnsi="宋体" w:cs="宋体" w:hint="eastAsia"/>
+              <w:rFonts w:hint="eastAsia" w:ascii="宋体" w:hAnsi="宋体" w:eastAsia="宋体" w:cs="宋体"/>
               <w:szCs w:val="24"/>
             </w:rPr>
             <w:fldChar w:fldCharType="begin"/>
           </w:r>
           <w:r>
             <w:rPr>
-              <w:rFonts w:ascii="宋体" w:eastAsia="宋体" w:hAnsi="宋体" w:cs="宋体" w:hint="eastAsia"/>
+              <w:rFonts w:hint="eastAsia" w:ascii="宋体" w:hAnsi="宋体" w:eastAsia="宋体" w:cs="宋体"/>
               <w:szCs w:val="24"/>
             </w:rPr>
             <w:instrText xml:space="preserve"> HYPERLINK \l _Toc21029 </w:instrText>
           </w:r>
           <w:r>
             <w:rPr>
-              <w:rFonts w:ascii="宋体" w:eastAsia="宋体" w:hAnsi="宋体" w:cs="宋体" w:hint="eastAsia"/>
+              <w:rFonts w:hint="eastAsia" w:ascii="宋体" w:hAnsi="宋体" w:eastAsia="宋体" w:cs="宋体"/>
               <w:szCs w:val="24"/>
             </w:rPr>
             <w:fldChar w:fldCharType="separate"/>
@@ -2754,7 +2781,7 @@
           </w:r>
           <w:r>
             <w:rPr>
-              <w:rFonts w:ascii="宋体" w:eastAsia="宋体" w:hAnsi="宋体" w:cs="宋体" w:hint="eastAsia"/>
+              <w:rFonts w:hint="eastAsia" w:ascii="宋体" w:hAnsi="宋体" w:eastAsia="宋体" w:cs="宋体"/>
               <w:szCs w:val="24"/>
             </w:rPr>
             <w:fldChar w:fldCharType="end"/>
@@ -2762,28 +2789,28 @@
         </w:p>
         <w:p>
           <w:pPr>
-            <w:pStyle w:val="TOC2"/>
+            <w:pStyle w:val="17"/>
             <w:tabs>
               <w:tab w:val="right" w:leader="dot" w:pos="8306"/>
             </w:tabs>
           </w:pPr>
           <w:r>
             <w:rPr>
-              <w:rFonts w:ascii="宋体" w:eastAsia="宋体" w:hAnsi="宋体" w:cs="宋体" w:hint="eastAsia"/>
+              <w:rFonts w:hint="eastAsia" w:ascii="宋体" w:hAnsi="宋体" w:eastAsia="宋体" w:cs="宋体"/>
               <w:szCs w:val="24"/>
             </w:rPr>
             <w:fldChar w:fldCharType="begin"/>
           </w:r>
           <w:r>
             <w:rPr>
-              <w:rFonts w:ascii="宋体" w:eastAsia="宋体" w:hAnsi="宋体" w:cs="宋体" w:hint="eastAsia"/>
+              <w:rFonts w:hint="eastAsia" w:ascii="宋体" w:hAnsi="宋体" w:eastAsia="宋体" w:cs="宋体"/>
               <w:szCs w:val="24"/>
             </w:rPr>
             <w:instrText xml:space="preserve"> HYPERLINK \l _Toc11508 </w:instrText>
           </w:r>
           <w:r>
             <w:rPr>
-              <w:rFonts w:ascii="宋体" w:eastAsia="宋体" w:hAnsi="宋体" w:cs="宋体" w:hint="eastAsia"/>
+              <w:rFonts w:hint="eastAsia" w:ascii="宋体" w:hAnsi="宋体" w:eastAsia="宋体" w:cs="宋体"/>
               <w:szCs w:val="24"/>
             </w:rPr>
             <w:fldChar w:fldCharType="separate"/>
@@ -2822,7 +2849,7 @@
           </w:r>
           <w:r>
             <w:rPr>
-              <w:rFonts w:ascii="宋体" w:eastAsia="宋体" w:hAnsi="宋体" w:cs="宋体" w:hint="eastAsia"/>
+              <w:rFonts w:hint="eastAsia" w:ascii="宋体" w:hAnsi="宋体" w:eastAsia="宋体" w:cs="宋体"/>
               <w:szCs w:val="24"/>
             </w:rPr>
             <w:fldChar w:fldCharType="end"/>
@@ -2830,28 +2857,28 @@
         </w:p>
         <w:p>
           <w:pPr>
-            <w:pStyle w:val="TOC2"/>
+            <w:pStyle w:val="17"/>
             <w:tabs>
               <w:tab w:val="right" w:leader="dot" w:pos="8306"/>
             </w:tabs>
           </w:pPr>
           <w:r>
             <w:rPr>
-              <w:rFonts w:ascii="宋体" w:eastAsia="宋体" w:hAnsi="宋体" w:cs="宋体" w:hint="eastAsia"/>
+              <w:rFonts w:hint="eastAsia" w:ascii="宋体" w:hAnsi="宋体" w:eastAsia="宋体" w:cs="宋体"/>
               <w:szCs w:val="24"/>
             </w:rPr>
             <w:fldChar w:fldCharType="begin"/>
           </w:r>
           <w:r>
             <w:rPr>
-              <w:rFonts w:ascii="宋体" w:eastAsia="宋体" w:hAnsi="宋体" w:cs="宋体" w:hint="eastAsia"/>
+              <w:rFonts w:hint="eastAsia" w:ascii="宋体" w:hAnsi="宋体" w:eastAsia="宋体" w:cs="宋体"/>
               <w:szCs w:val="24"/>
             </w:rPr>
             <w:instrText xml:space="preserve"> HYPERLINK \l _Toc358 </w:instrText>
           </w:r>
           <w:r>
             <w:rPr>
-              <w:rFonts w:ascii="宋体" w:eastAsia="宋体" w:hAnsi="宋体" w:cs="宋体" w:hint="eastAsia"/>
+              <w:rFonts w:hint="eastAsia" w:ascii="宋体" w:hAnsi="宋体" w:eastAsia="宋体" w:cs="宋体"/>
               <w:szCs w:val="24"/>
             </w:rPr>
             <w:fldChar w:fldCharType="separate"/>
@@ -2890,7 +2917,7 @@
           </w:r>
           <w:r>
             <w:rPr>
-              <w:rFonts w:ascii="宋体" w:eastAsia="宋体" w:hAnsi="宋体" w:cs="宋体" w:hint="eastAsia"/>
+              <w:rFonts w:hint="eastAsia" w:ascii="宋体" w:hAnsi="宋体" w:eastAsia="宋体" w:cs="宋体"/>
               <w:szCs w:val="24"/>
             </w:rPr>
             <w:fldChar w:fldCharType="end"/>
@@ -2898,28 +2925,28 @@
         </w:p>
         <w:p>
           <w:pPr>
-            <w:pStyle w:val="TOC2"/>
+            <w:pStyle w:val="17"/>
             <w:tabs>
               <w:tab w:val="right" w:leader="dot" w:pos="8306"/>
             </w:tabs>
           </w:pPr>
           <w:r>
             <w:rPr>
-              <w:rFonts w:ascii="宋体" w:eastAsia="宋体" w:hAnsi="宋体" w:cs="宋体" w:hint="eastAsia"/>
+              <w:rFonts w:hint="eastAsia" w:ascii="宋体" w:hAnsi="宋体" w:eastAsia="宋体" w:cs="宋体"/>
               <w:szCs w:val="24"/>
             </w:rPr>
             <w:fldChar w:fldCharType="begin"/>
           </w:r>
           <w:r>
             <w:rPr>
-              <w:rFonts w:ascii="宋体" w:eastAsia="宋体" w:hAnsi="宋体" w:cs="宋体" w:hint="eastAsia"/>
+              <w:rFonts w:hint="eastAsia" w:ascii="宋体" w:hAnsi="宋体" w:eastAsia="宋体" w:cs="宋体"/>
               <w:szCs w:val="24"/>
             </w:rPr>
             <w:instrText xml:space="preserve"> HYPERLINK \l _Toc29216 </w:instrText>
           </w:r>
           <w:r>
             <w:rPr>
-              <w:rFonts w:ascii="宋体" w:eastAsia="宋体" w:hAnsi="宋体" w:cs="宋体" w:hint="eastAsia"/>
+              <w:rFonts w:hint="eastAsia" w:ascii="宋体" w:hAnsi="宋体" w:eastAsia="宋体" w:cs="宋体"/>
               <w:szCs w:val="24"/>
             </w:rPr>
             <w:fldChar w:fldCharType="separate"/>
@@ -2958,7 +2985,7 @@
           </w:r>
           <w:r>
             <w:rPr>
-              <w:rFonts w:ascii="宋体" w:eastAsia="宋体" w:hAnsi="宋体" w:cs="宋体" w:hint="eastAsia"/>
+              <w:rFonts w:hint="eastAsia" w:ascii="宋体" w:hAnsi="宋体" w:eastAsia="宋体" w:cs="宋体"/>
               <w:szCs w:val="24"/>
             </w:rPr>
             <w:fldChar w:fldCharType="end"/>
@@ -2966,28 +2993,28 @@
         </w:p>
         <w:p>
           <w:pPr>
-            <w:pStyle w:val="TOC1"/>
+            <w:pStyle w:val="16"/>
             <w:tabs>
               <w:tab w:val="right" w:leader="dot" w:pos="8306"/>
             </w:tabs>
           </w:pPr>
           <w:r>
             <w:rPr>
-              <w:rFonts w:ascii="宋体" w:eastAsia="宋体" w:hAnsi="宋体" w:cs="宋体" w:hint="eastAsia"/>
+              <w:rFonts w:hint="eastAsia" w:ascii="宋体" w:hAnsi="宋体" w:eastAsia="宋体" w:cs="宋体"/>
               <w:szCs w:val="24"/>
             </w:rPr>
             <w:fldChar w:fldCharType="begin"/>
           </w:r>
           <w:r>
             <w:rPr>
-              <w:rFonts w:ascii="宋体" w:eastAsia="宋体" w:hAnsi="宋体" w:cs="宋体" w:hint="eastAsia"/>
+              <w:rFonts w:hint="eastAsia" w:ascii="宋体" w:hAnsi="宋体" w:eastAsia="宋体" w:cs="宋体"/>
               <w:szCs w:val="24"/>
             </w:rPr>
             <w:instrText xml:space="preserve"> HYPERLINK \l _Toc16301 </w:instrText>
           </w:r>
           <w:r>
             <w:rPr>
-              <w:rFonts w:ascii="宋体" w:eastAsia="宋体" w:hAnsi="宋体" w:cs="宋体" w:hint="eastAsia"/>
+              <w:rFonts w:hint="eastAsia" w:ascii="宋体" w:hAnsi="宋体" w:eastAsia="宋体" w:cs="宋体"/>
               <w:szCs w:val="24"/>
             </w:rPr>
             <w:fldChar w:fldCharType="separate"/>
@@ -3026,7 +3053,7 @@
           </w:r>
           <w:r>
             <w:rPr>
-              <w:rFonts w:ascii="宋体" w:eastAsia="宋体" w:hAnsi="宋体" w:cs="宋体" w:hint="eastAsia"/>
+              <w:rFonts w:hint="eastAsia" w:ascii="宋体" w:hAnsi="宋体" w:eastAsia="宋体" w:cs="宋体"/>
               <w:szCs w:val="24"/>
             </w:rPr>
             <w:fldChar w:fldCharType="end"/>
@@ -3034,28 +3061,28 @@
         </w:p>
         <w:p>
           <w:pPr>
-            <w:pStyle w:val="TOC2"/>
+            <w:pStyle w:val="17"/>
             <w:tabs>
               <w:tab w:val="right" w:leader="dot" w:pos="8306"/>
             </w:tabs>
           </w:pPr>
           <w:r>
             <w:rPr>
-              <w:rFonts w:ascii="宋体" w:eastAsia="宋体" w:hAnsi="宋体" w:cs="宋体" w:hint="eastAsia"/>
+              <w:rFonts w:hint="eastAsia" w:ascii="宋体" w:hAnsi="宋体" w:eastAsia="宋体" w:cs="宋体"/>
               <w:szCs w:val="24"/>
             </w:rPr>
             <w:fldChar w:fldCharType="begin"/>
           </w:r>
           <w:r>
             <w:rPr>
-              <w:rFonts w:ascii="宋体" w:eastAsia="宋体" w:hAnsi="宋体" w:cs="宋体" w:hint="eastAsia"/>
+              <w:rFonts w:hint="eastAsia" w:ascii="宋体" w:hAnsi="宋体" w:eastAsia="宋体" w:cs="宋体"/>
               <w:szCs w:val="24"/>
             </w:rPr>
             <w:instrText xml:space="preserve"> HYPERLINK \l _Toc31240 </w:instrText>
           </w:r>
           <w:r>
             <w:rPr>
-              <w:rFonts w:ascii="宋体" w:eastAsia="宋体" w:hAnsi="宋体" w:cs="宋体" w:hint="eastAsia"/>
+              <w:rFonts w:hint="eastAsia" w:ascii="宋体" w:hAnsi="宋体" w:eastAsia="宋体" w:cs="宋体"/>
               <w:szCs w:val="24"/>
             </w:rPr>
             <w:fldChar w:fldCharType="separate"/>
@@ -3094,7 +3121,7 @@
           </w:r>
           <w:r>
             <w:rPr>
-              <w:rFonts w:ascii="宋体" w:eastAsia="宋体" w:hAnsi="宋体" w:cs="宋体" w:hint="eastAsia"/>
+              <w:rFonts w:hint="eastAsia" w:ascii="宋体" w:hAnsi="宋体" w:eastAsia="宋体" w:cs="宋体"/>
               <w:szCs w:val="24"/>
             </w:rPr>
             <w:fldChar w:fldCharType="end"/>
@@ -3102,28 +3129,28 @@
         </w:p>
         <w:p>
           <w:pPr>
-            <w:pStyle w:val="TOC2"/>
+            <w:pStyle w:val="17"/>
             <w:tabs>
               <w:tab w:val="right" w:leader="dot" w:pos="8306"/>
             </w:tabs>
           </w:pPr>
           <w:r>
             <w:rPr>
-              <w:rFonts w:ascii="宋体" w:eastAsia="宋体" w:hAnsi="宋体" w:cs="宋体" w:hint="eastAsia"/>
+              <w:rFonts w:hint="eastAsia" w:ascii="宋体" w:hAnsi="宋体" w:eastAsia="宋体" w:cs="宋体"/>
               <w:szCs w:val="24"/>
             </w:rPr>
             <w:fldChar w:fldCharType="begin"/>
           </w:r>
           <w:r>
             <w:rPr>
-              <w:rFonts w:ascii="宋体" w:eastAsia="宋体" w:hAnsi="宋体" w:cs="宋体" w:hint="eastAsia"/>
+              <w:rFonts w:hint="eastAsia" w:ascii="宋体" w:hAnsi="宋体" w:eastAsia="宋体" w:cs="宋体"/>
               <w:szCs w:val="24"/>
             </w:rPr>
             <w:instrText xml:space="preserve"> HYPERLINK \l _Toc7015 </w:instrText>
           </w:r>
           <w:r>
             <w:rPr>
-              <w:rFonts w:ascii="宋体" w:eastAsia="宋体" w:hAnsi="宋体" w:cs="宋体" w:hint="eastAsia"/>
+              <w:rFonts w:hint="eastAsia" w:ascii="宋体" w:hAnsi="宋体" w:eastAsia="宋体" w:cs="宋体"/>
               <w:szCs w:val="24"/>
             </w:rPr>
             <w:fldChar w:fldCharType="separate"/>
@@ -3162,7 +3189,7 @@
           </w:r>
           <w:r>
             <w:rPr>
-              <w:rFonts w:ascii="宋体" w:eastAsia="宋体" w:hAnsi="宋体" w:cs="宋体" w:hint="eastAsia"/>
+              <w:rFonts w:hint="eastAsia" w:ascii="宋体" w:hAnsi="宋体" w:eastAsia="宋体" w:cs="宋体"/>
               <w:szCs w:val="24"/>
             </w:rPr>
             <w:fldChar w:fldCharType="end"/>
@@ -3170,28 +3197,28 @@
         </w:p>
         <w:p>
           <w:pPr>
-            <w:pStyle w:val="TOC2"/>
+            <w:pStyle w:val="17"/>
             <w:tabs>
               <w:tab w:val="right" w:leader="dot" w:pos="8306"/>
             </w:tabs>
           </w:pPr>
           <w:r>
             <w:rPr>
-              <w:rFonts w:ascii="宋体" w:eastAsia="宋体" w:hAnsi="宋体" w:cs="宋体" w:hint="eastAsia"/>
+              <w:rFonts w:hint="eastAsia" w:ascii="宋体" w:hAnsi="宋体" w:eastAsia="宋体" w:cs="宋体"/>
               <w:szCs w:val="24"/>
             </w:rPr>
             <w:fldChar w:fldCharType="begin"/>
           </w:r>
           <w:r>
             <w:rPr>
-              <w:rFonts w:ascii="宋体" w:eastAsia="宋体" w:hAnsi="宋体" w:cs="宋体" w:hint="eastAsia"/>
+              <w:rFonts w:hint="eastAsia" w:ascii="宋体" w:hAnsi="宋体" w:eastAsia="宋体" w:cs="宋体"/>
               <w:szCs w:val="24"/>
             </w:rPr>
             <w:instrText xml:space="preserve"> HYPERLINK \l _Toc22949 </w:instrText>
           </w:r>
           <w:r>
             <w:rPr>
-              <w:rFonts w:ascii="宋体" w:eastAsia="宋体" w:hAnsi="宋体" w:cs="宋体" w:hint="eastAsia"/>
+              <w:rFonts w:hint="eastAsia" w:ascii="宋体" w:hAnsi="宋体" w:eastAsia="宋体" w:cs="宋体"/>
               <w:szCs w:val="24"/>
             </w:rPr>
             <w:fldChar w:fldCharType="separate"/>
@@ -3230,7 +3257,7 @@
           </w:r>
           <w:r>
             <w:rPr>
-              <w:rFonts w:ascii="宋体" w:eastAsia="宋体" w:hAnsi="宋体" w:cs="宋体" w:hint="eastAsia"/>
+              <w:rFonts w:hint="eastAsia" w:ascii="宋体" w:hAnsi="宋体" w:eastAsia="宋体" w:cs="宋体"/>
               <w:szCs w:val="24"/>
             </w:rPr>
             <w:fldChar w:fldCharType="end"/>
@@ -3238,28 +3265,28 @@
         </w:p>
         <w:p>
           <w:pPr>
-            <w:pStyle w:val="TOC2"/>
+            <w:pStyle w:val="17"/>
             <w:tabs>
               <w:tab w:val="right" w:leader="dot" w:pos="8306"/>
             </w:tabs>
           </w:pPr>
           <w:r>
             <w:rPr>
-              <w:rFonts w:ascii="宋体" w:eastAsia="宋体" w:hAnsi="宋体" w:cs="宋体" w:hint="eastAsia"/>
+              <w:rFonts w:hint="eastAsia" w:ascii="宋体" w:hAnsi="宋体" w:eastAsia="宋体" w:cs="宋体"/>
               <w:szCs w:val="24"/>
             </w:rPr>
             <w:fldChar w:fldCharType="begin"/>
           </w:r>
           <w:r>
             <w:rPr>
-              <w:rFonts w:ascii="宋体" w:eastAsia="宋体" w:hAnsi="宋体" w:cs="宋体" w:hint="eastAsia"/>
+              <w:rFonts w:hint="eastAsia" w:ascii="宋体" w:hAnsi="宋体" w:eastAsia="宋体" w:cs="宋体"/>
               <w:szCs w:val="24"/>
             </w:rPr>
             <w:instrText xml:space="preserve"> HYPERLINK \l _Toc15558 </w:instrText>
           </w:r>
           <w:r>
             <w:rPr>
-              <w:rFonts w:ascii="宋体" w:eastAsia="宋体" w:hAnsi="宋体" w:cs="宋体" w:hint="eastAsia"/>
+              <w:rFonts w:hint="eastAsia" w:ascii="宋体" w:hAnsi="宋体" w:eastAsia="宋体" w:cs="宋体"/>
               <w:szCs w:val="24"/>
             </w:rPr>
             <w:fldChar w:fldCharType="separate"/>
@@ -3298,7 +3325,7 @@
           </w:r>
           <w:r>
             <w:rPr>
-              <w:rFonts w:ascii="宋体" w:eastAsia="宋体" w:hAnsi="宋体" w:cs="宋体" w:hint="eastAsia"/>
+              <w:rFonts w:hint="eastAsia" w:ascii="宋体" w:hAnsi="宋体" w:eastAsia="宋体" w:cs="宋体"/>
               <w:szCs w:val="24"/>
             </w:rPr>
             <w:fldChar w:fldCharType="end"/>
@@ -3306,28 +3333,28 @@
         </w:p>
         <w:p>
           <w:pPr>
-            <w:pStyle w:val="TOC2"/>
+            <w:pStyle w:val="17"/>
             <w:tabs>
               <w:tab w:val="right" w:leader="dot" w:pos="8306"/>
             </w:tabs>
           </w:pPr>
           <w:r>
             <w:rPr>
-              <w:rFonts w:ascii="宋体" w:eastAsia="宋体" w:hAnsi="宋体" w:cs="宋体" w:hint="eastAsia"/>
+              <w:rFonts w:hint="eastAsia" w:ascii="宋体" w:hAnsi="宋体" w:eastAsia="宋体" w:cs="宋体"/>
               <w:szCs w:val="24"/>
             </w:rPr>
             <w:fldChar w:fldCharType="begin"/>
           </w:r>
           <w:r>
             <w:rPr>
-              <w:rFonts w:ascii="宋体" w:eastAsia="宋体" w:hAnsi="宋体" w:cs="宋体" w:hint="eastAsia"/>
+              <w:rFonts w:hint="eastAsia" w:ascii="宋体" w:hAnsi="宋体" w:eastAsia="宋体" w:cs="宋体"/>
               <w:szCs w:val="24"/>
             </w:rPr>
             <w:instrText xml:space="preserve"> HYPERLINK \l _Toc27395 </w:instrText>
           </w:r>
           <w:r>
             <w:rPr>
-              <w:rFonts w:ascii="宋体" w:eastAsia="宋体" w:hAnsi="宋体" w:cs="宋体" w:hint="eastAsia"/>
+              <w:rFonts w:hint="eastAsia" w:ascii="宋体" w:hAnsi="宋体" w:eastAsia="宋体" w:cs="宋体"/>
               <w:szCs w:val="24"/>
             </w:rPr>
             <w:fldChar w:fldCharType="separate"/>
@@ -3366,7 +3393,7 @@
           </w:r>
           <w:r>
             <w:rPr>
-              <w:rFonts w:ascii="宋体" w:eastAsia="宋体" w:hAnsi="宋体" w:cs="宋体" w:hint="eastAsia"/>
+              <w:rFonts w:hint="eastAsia" w:ascii="宋体" w:hAnsi="宋体" w:eastAsia="宋体" w:cs="宋体"/>
               <w:szCs w:val="24"/>
             </w:rPr>
             <w:fldChar w:fldCharType="end"/>
@@ -3374,28 +3401,28 @@
         </w:p>
         <w:p>
           <w:pPr>
-            <w:pStyle w:val="TOC1"/>
+            <w:pStyle w:val="16"/>
             <w:tabs>
               <w:tab w:val="right" w:leader="dot" w:pos="8306"/>
             </w:tabs>
           </w:pPr>
           <w:r>
             <w:rPr>
-              <w:rFonts w:ascii="宋体" w:eastAsia="宋体" w:hAnsi="宋体" w:cs="宋体" w:hint="eastAsia"/>
+              <w:rFonts w:hint="eastAsia" w:ascii="宋体" w:hAnsi="宋体" w:eastAsia="宋体" w:cs="宋体"/>
               <w:szCs w:val="24"/>
             </w:rPr>
             <w:fldChar w:fldCharType="begin"/>
           </w:r>
           <w:r>
             <w:rPr>
-              <w:rFonts w:ascii="宋体" w:eastAsia="宋体" w:hAnsi="宋体" w:cs="宋体" w:hint="eastAsia"/>
+              <w:rFonts w:hint="eastAsia" w:ascii="宋体" w:hAnsi="宋体" w:eastAsia="宋体" w:cs="宋体"/>
               <w:szCs w:val="24"/>
             </w:rPr>
             <w:instrText xml:space="preserve"> HYPERLINK \l _Toc1501 </w:instrText>
           </w:r>
           <w:r>
             <w:rPr>
-              <w:rFonts w:ascii="宋体" w:eastAsia="宋体" w:hAnsi="宋体" w:cs="宋体" w:hint="eastAsia"/>
+              <w:rFonts w:hint="eastAsia" w:ascii="宋体" w:hAnsi="宋体" w:eastAsia="宋体" w:cs="宋体"/>
               <w:szCs w:val="24"/>
             </w:rPr>
             <w:fldChar w:fldCharType="separate"/>
@@ -3434,7 +3461,7 @@
           </w:r>
           <w:r>
             <w:rPr>
-              <w:rFonts w:ascii="宋体" w:eastAsia="宋体" w:hAnsi="宋体" w:cs="宋体" w:hint="eastAsia"/>
+              <w:rFonts w:hint="eastAsia" w:ascii="宋体" w:hAnsi="宋体" w:eastAsia="宋体" w:cs="宋体"/>
               <w:szCs w:val="24"/>
             </w:rPr>
             <w:fldChar w:fldCharType="end"/>
@@ -3442,28 +3469,28 @@
         </w:p>
         <w:p>
           <w:pPr>
-            <w:pStyle w:val="TOC1"/>
+            <w:pStyle w:val="16"/>
             <w:tabs>
               <w:tab w:val="right" w:leader="dot" w:pos="8306"/>
             </w:tabs>
           </w:pPr>
           <w:r>
             <w:rPr>
-              <w:rFonts w:ascii="宋体" w:eastAsia="宋体" w:hAnsi="宋体" w:cs="宋体" w:hint="eastAsia"/>
+              <w:rFonts w:hint="eastAsia" w:ascii="宋体" w:hAnsi="宋体" w:eastAsia="宋体" w:cs="宋体"/>
               <w:szCs w:val="24"/>
             </w:rPr>
             <w:fldChar w:fldCharType="begin"/>
           </w:r>
           <w:r>
             <w:rPr>
-              <w:rFonts w:ascii="宋体" w:eastAsia="宋体" w:hAnsi="宋体" w:cs="宋体" w:hint="eastAsia"/>
+              <w:rFonts w:hint="eastAsia" w:ascii="宋体" w:hAnsi="宋体" w:eastAsia="宋体" w:cs="宋体"/>
               <w:szCs w:val="24"/>
             </w:rPr>
             <w:instrText xml:space="preserve"> HYPERLINK \l _Toc32594 </w:instrText>
           </w:r>
           <w:r>
             <w:rPr>
-              <w:rFonts w:ascii="宋体" w:eastAsia="宋体" w:hAnsi="宋体" w:cs="宋体" w:hint="eastAsia"/>
+              <w:rFonts w:hint="eastAsia" w:ascii="宋体" w:hAnsi="宋体" w:eastAsia="宋体" w:cs="宋体"/>
               <w:szCs w:val="24"/>
             </w:rPr>
             <w:fldChar w:fldCharType="separate"/>
@@ -3502,7 +3529,7 @@
           </w:r>
           <w:r>
             <w:rPr>
-              <w:rFonts w:ascii="宋体" w:eastAsia="宋体" w:hAnsi="宋体" w:cs="宋体" w:hint="eastAsia"/>
+              <w:rFonts w:hint="eastAsia" w:ascii="宋体" w:hAnsi="宋体" w:eastAsia="宋体" w:cs="宋体"/>
               <w:szCs w:val="24"/>
             </w:rPr>
             <w:fldChar w:fldCharType="end"/>
@@ -3510,28 +3537,28 @@
         </w:p>
         <w:p>
           <w:pPr>
-            <w:pStyle w:val="TOC2"/>
+            <w:pStyle w:val="17"/>
             <w:tabs>
               <w:tab w:val="right" w:leader="dot" w:pos="8306"/>
             </w:tabs>
           </w:pPr>
           <w:r>
             <w:rPr>
-              <w:rFonts w:ascii="宋体" w:eastAsia="宋体" w:hAnsi="宋体" w:cs="宋体" w:hint="eastAsia"/>
+              <w:rFonts w:hint="eastAsia" w:ascii="宋体" w:hAnsi="宋体" w:eastAsia="宋体" w:cs="宋体"/>
               <w:szCs w:val="24"/>
             </w:rPr>
             <w:fldChar w:fldCharType="begin"/>
           </w:r>
           <w:r>
             <w:rPr>
-              <w:rFonts w:ascii="宋体" w:eastAsia="宋体" w:hAnsi="宋体" w:cs="宋体" w:hint="eastAsia"/>
+              <w:rFonts w:hint="eastAsia" w:ascii="宋体" w:hAnsi="宋体" w:eastAsia="宋体" w:cs="宋体"/>
               <w:szCs w:val="24"/>
             </w:rPr>
             <w:instrText xml:space="preserve"> HYPERLINK \l _Toc17623 </w:instrText>
           </w:r>
           <w:r>
             <w:rPr>
-              <w:rFonts w:ascii="宋体" w:eastAsia="宋体" w:hAnsi="宋体" w:cs="宋体" w:hint="eastAsia"/>
+              <w:rFonts w:hint="eastAsia" w:ascii="宋体" w:hAnsi="宋体" w:eastAsia="宋体" w:cs="宋体"/>
               <w:szCs w:val="24"/>
             </w:rPr>
             <w:fldChar w:fldCharType="separate"/>
@@ -3570,7 +3597,7 @@
           </w:r>
           <w:r>
             <w:rPr>
-              <w:rFonts w:ascii="宋体" w:eastAsia="宋体" w:hAnsi="宋体" w:cs="宋体" w:hint="eastAsia"/>
+              <w:rFonts w:hint="eastAsia" w:ascii="宋体" w:hAnsi="宋体" w:eastAsia="宋体" w:cs="宋体"/>
               <w:szCs w:val="24"/>
             </w:rPr>
             <w:fldChar w:fldCharType="end"/>
@@ -3592,7 +3619,7 @@
             <w:snapToGrid w:val="0"/>
             <w:textAlignment w:val="baseline"/>
             <w:rPr>
-              <w:rFonts w:ascii="宋体" w:eastAsia="宋体" w:hAnsi="宋体" w:cs="宋体" w:hint="eastAsia"/>
+              <w:rFonts w:hint="eastAsia" w:ascii="宋体" w:hAnsi="宋体" w:eastAsia="宋体" w:cs="宋体"/>
               <w:snapToGrid w:val="0"/>
               <w:color w:val="000000"/>
               <w:kern w:val="0"/>
@@ -3603,7 +3630,7 @@
           </w:pPr>
           <w:r>
             <w:rPr>
-              <w:rFonts w:ascii="宋体" w:eastAsia="宋体" w:hAnsi="宋体" w:cs="宋体" w:hint="eastAsia"/>
+              <w:rFonts w:hint="eastAsia" w:ascii="宋体" w:hAnsi="宋体" w:eastAsia="宋体" w:cs="宋体"/>
               <w:szCs w:val="24"/>
             </w:rPr>
             <w:fldChar w:fldCharType="end"/>
@@ -3627,7 +3654,7 @@
         <w:snapToGrid w:val="0"/>
         <w:textAlignment w:val="baseline"/>
         <w:rPr>
-          <w:rFonts w:ascii="Arial" w:eastAsia="Arial" w:hAnsi="Arial" w:cs="Arial"/>
+          <w:rFonts w:ascii="Arial" w:hAnsi="Arial" w:eastAsia="Arial" w:cs="Arial"/>
           <w:snapToGrid w:val="0"/>
           <w:color w:val="000000"/>
           <w:kern w:val="0"/>
@@ -3638,7 +3665,7 @@
       </w:pPr>
       <w:r>
         <w:rPr>
-          <w:rFonts w:ascii="Arial" w:eastAsia="Arial" w:hAnsi="Arial" w:cs="Arial"/>
+          <w:rFonts w:ascii="Arial" w:hAnsi="Arial" w:eastAsia="Arial" w:cs="Arial"/>
           <w:snapToGrid w:val="0"/>
           <w:color w:val="000000"/>
           <w:kern w:val="0"/>
@@ -3651,7 +3678,7 @@
     </w:p>
     <w:p>
       <w:pPr>
-        <w:pStyle w:val="1"/>
+        <w:pStyle w:val="28"/>
         <w:bidi w:val="0"/>
         <w:rPr>
           <w:rFonts w:hint="eastAsia"/>
@@ -3670,7 +3697,7 @@
     </w:p>
     <w:p>
       <w:pPr>
-        <w:pStyle w:val="2"/>
+        <w:pStyle w:val="30"/>
         <w:bidi w:val="0"/>
         <w:rPr>
           <w:rFonts w:hint="eastAsia"/>
@@ -3689,7 +3716,7 @@
     </w:p>
     <w:p>
       <w:pPr>
-        <w:pStyle w:val="a1"/>
+        <w:pStyle w:val="29"/>
         <w:rPr>
           <w:rFonts w:hint="eastAsia"/>
           <w:lang w:val="en-US" w:eastAsia="zh-CN"/>
@@ -3705,7 +3732,7 @@
     </w:p>
     <w:p>
       <w:pPr>
-        <w:pStyle w:val="2"/>
+        <w:pStyle w:val="30"/>
         <w:bidi w:val="0"/>
         <w:rPr>
           <w:rFonts w:hint="eastAsia"/>
@@ -3724,7 +3751,7 @@
     </w:p>
     <w:p>
       <w:pPr>
-        <w:pStyle w:val="a1"/>
+        <w:pStyle w:val="29"/>
         <w:rPr>
           <w:rFonts w:hint="eastAsia"/>
           <w:lang w:val="en-US" w:eastAsia="zh-CN"/>
@@ -3740,7 +3767,7 @@
     </w:p>
     <w:p>
       <w:pPr>
-        <w:pStyle w:val="2"/>
+        <w:pStyle w:val="30"/>
         <w:bidi w:val="0"/>
         <w:rPr>
           <w:rFonts w:hint="eastAsia"/>
@@ -3759,7 +3786,7 @@
     </w:p>
     <w:p>
       <w:pPr>
-        <w:pStyle w:val="a1"/>
+        <w:pStyle w:val="29"/>
         <w:rPr>
           <w:rFonts w:hint="eastAsia"/>
           <w:lang w:val="en-US" w:eastAsia="zh-CN"/>
@@ -3775,7 +3802,7 @@
     </w:p>
     <w:p>
       <w:pPr>
-        <w:pStyle w:val="a1"/>
+        <w:pStyle w:val="29"/>
         <w:rPr>
           <w:rFonts w:hint="eastAsia"/>
           <w:lang w:val="en-US" w:eastAsia="zh-CN"/>
@@ -3791,7 +3818,7 @@
     </w:p>
     <w:p>
       <w:pPr>
-        <w:pStyle w:val="a1"/>
+        <w:pStyle w:val="29"/>
         <w:rPr>
           <w:rFonts w:hint="eastAsia"/>
           <w:lang w:val="en-US" w:eastAsia="zh-CN"/>
@@ -3807,7 +3834,7 @@
     </w:p>
     <w:p>
       <w:pPr>
-        <w:pStyle w:val="2"/>
+        <w:pStyle w:val="30"/>
         <w:bidi w:val="0"/>
         <w:rPr>
           <w:rFonts w:hint="eastAsia"/>
@@ -3826,7 +3853,7 @@
     </w:p>
     <w:p>
       <w:pPr>
-        <w:pStyle w:val="a1"/>
+        <w:pStyle w:val="29"/>
         <w:rPr>
           <w:rFonts w:hint="eastAsia"/>
           <w:lang w:val="en-US" w:eastAsia="zh-CN"/>
@@ -3842,7 +3869,7 @@
     </w:p>
     <w:p>
       <w:pPr>
-        <w:pStyle w:val="a1"/>
+        <w:pStyle w:val="29"/>
         <w:rPr>
           <w:rFonts w:hint="eastAsia"/>
           <w:lang w:val="en-US" w:eastAsia="zh-CN"/>
@@ -3858,7 +3885,7 @@
     </w:p>
     <w:p>
       <w:pPr>
-        <w:pStyle w:val="a1"/>
+        <w:pStyle w:val="29"/>
         <w:rPr>
           <w:rFonts w:hint="eastAsia"/>
           <w:lang w:val="en-US" w:eastAsia="zh-CN"/>
@@ -3874,7 +3901,7 @@
     </w:p>
     <w:p>
       <w:pPr>
-        <w:pStyle w:val="a1"/>
+        <w:pStyle w:val="29"/>
         <w:rPr>
           <w:rFonts w:hint="eastAsia"/>
           <w:lang w:val="en-US" w:eastAsia="zh-CN"/>
@@ -3890,7 +3917,7 @@
     </w:p>
     <w:p>
       <w:pPr>
-        <w:pStyle w:val="a1"/>
+        <w:pStyle w:val="29"/>
         <w:rPr>
           <w:rFonts w:hint="eastAsia"/>
           <w:lang w:val="en-US" w:eastAsia="zh-CN"/>
@@ -3906,7 +3933,7 @@
     </w:p>
     <w:p>
       <w:pPr>
-        <w:pStyle w:val="a1"/>
+        <w:pStyle w:val="29"/>
         <w:rPr>
           <w:rFonts w:hint="default"/>
           <w:lang w:val="en-US" w:eastAsia="zh-CN"/>
@@ -3922,7 +3949,7 @@
     </w:p>
     <w:p>
       <w:pPr>
-        <w:pStyle w:val="1"/>
+        <w:pStyle w:val="28"/>
         <w:bidi w:val="0"/>
         <w:rPr>
           <w:rFonts w:hint="eastAsia"/>
@@ -3941,7 +3968,7 @@
     </w:p>
     <w:p>
       <w:pPr>
-        <w:pStyle w:val="2"/>
+        <w:pStyle w:val="30"/>
         <w:bidi w:val="0"/>
         <w:rPr>
           <w:rFonts w:hint="eastAsia"/>
@@ -3960,7 +3987,7 @@
     </w:p>
     <w:p>
       <w:pPr>
-        <w:pStyle w:val="a1"/>
+        <w:pStyle w:val="29"/>
         <w:rPr>
           <w:rFonts w:hint="eastAsia"/>
           <w:lang w:val="en-US" w:eastAsia="zh-CN"/>
@@ -3976,7 +4003,7 @@
     </w:p>
     <w:p>
       <w:pPr>
-        <w:pStyle w:val="a1"/>
+        <w:pStyle w:val="29"/>
         <w:rPr>
           <w:rFonts w:hint="eastAsia"/>
           <w:lang w:val="en-US" w:eastAsia="zh-CN"/>
@@ -3992,7 +4019,7 @@
     </w:p>
     <w:p>
       <w:pPr>
-        <w:pStyle w:val="a1"/>
+        <w:pStyle w:val="29"/>
         <w:rPr>
           <w:rFonts w:hint="eastAsia"/>
           <w:lang w:val="en-US" w:eastAsia="zh-CN"/>
@@ -4008,7 +4035,7 @@
     </w:p>
     <w:p>
       <w:pPr>
-        <w:pStyle w:val="a1"/>
+        <w:pStyle w:val="29"/>
         <w:rPr>
           <w:rFonts w:hint="eastAsia"/>
           <w:lang w:val="en-US" w:eastAsia="zh-CN"/>
@@ -4024,7 +4051,7 @@
     </w:p>
     <w:p>
       <w:pPr>
-        <w:pStyle w:val="2"/>
+        <w:pStyle w:val="30"/>
         <w:bidi w:val="0"/>
         <w:rPr>
           <w:rFonts w:hint="eastAsia"/>
@@ -4043,7 +4070,7 @@
     </w:p>
     <w:p>
       <w:pPr>
-        <w:pStyle w:val="a1"/>
+        <w:pStyle w:val="29"/>
         <w:bidi w:val="0"/>
         <w:rPr>
           <w:rFonts w:hint="eastAsia"/>
@@ -4056,7 +4083,7 @@
     </w:p>
     <w:p>
       <w:pPr>
-        <w:pStyle w:val="2"/>
+        <w:pStyle w:val="30"/>
         <w:bidi w:val="0"/>
         <w:rPr>
           <w:rFonts w:hint="eastAsia"/>
@@ -4075,7 +4102,7 @@
     </w:p>
     <w:p>
       <w:pPr>
-        <w:pStyle w:val="a1"/>
+        <w:pStyle w:val="29"/>
         <w:rPr>
           <w:rFonts w:hint="eastAsia"/>
           <w:lang w:val="en-US" w:eastAsia="zh-CN"/>
@@ -4091,7 +4118,7 @@
     </w:p>
     <w:p>
       <w:pPr>
-        <w:pStyle w:val="a1"/>
+        <w:pStyle w:val="29"/>
         <w:rPr>
           <w:rFonts w:hint="eastAsia"/>
           <w:lang w:val="en-US" w:eastAsia="zh-CN"/>
@@ -4107,7 +4134,7 @@
     </w:p>
     <w:p>
       <w:pPr>
-        <w:pStyle w:val="a1"/>
+        <w:pStyle w:val="29"/>
         <w:rPr>
           <w:rFonts w:hint="eastAsia"/>
           <w:lang w:val="en-US" w:eastAsia="zh-CN"/>
@@ -4123,7 +4150,7 @@
     </w:p>
     <w:p>
       <w:pPr>
-        <w:pStyle w:val="2"/>
+        <w:pStyle w:val="30"/>
         <w:bidi w:val="0"/>
         <w:rPr>
           <w:rFonts w:hint="eastAsia"/>
@@ -4142,7 +4169,7 @@
     </w:p>
     <w:p>
       <w:pPr>
-        <w:pStyle w:val="a1"/>
+        <w:pStyle w:val="29"/>
         <w:rPr>
           <w:rFonts w:hint="eastAsia"/>
           <w:lang w:val="en-US" w:eastAsia="zh-CN"/>
@@ -4158,7 +4185,7 @@
     </w:p>
     <w:p>
       <w:pPr>
-        <w:pStyle w:val="2"/>
+        <w:pStyle w:val="30"/>
         <w:bidi w:val="0"/>
         <w:rPr>
           <w:rFonts w:hint="eastAsia"/>
@@ -4177,7 +4204,7 @@
     </w:p>
     <w:p>
       <w:pPr>
-        <w:pStyle w:val="a1"/>
+        <w:pStyle w:val="29"/>
         <w:rPr>
           <w:rFonts w:hint="eastAsia"/>
           <w:lang w:val="en-US" w:eastAsia="zh-CN"/>
@@ -4193,7 +4220,7 @@
     </w:p>
     <w:p>
       <w:pPr>
-        <w:pStyle w:val="2"/>
+        <w:pStyle w:val="30"/>
         <w:bidi w:val="0"/>
         <w:rPr>
           <w:rFonts w:hint="eastAsia"/>
@@ -4212,7 +4239,7 @@
     </w:p>
     <w:p>
       <w:pPr>
-        <w:pStyle w:val="a1"/>
+        <w:pStyle w:val="29"/>
         <w:rPr>
           <w:rFonts w:hint="eastAsia"/>
           <w:lang w:val="en-US" w:eastAsia="zh-CN"/>
@@ -4228,7 +4255,7 @@
     </w:p>
     <w:p>
       <w:pPr>
-        <w:pStyle w:val="a1"/>
+        <w:pStyle w:val="29"/>
         <w:rPr>
           <w:rFonts w:hint="eastAsia"/>
           <w:lang w:val="en-US" w:eastAsia="zh-CN"/>
@@ -4244,7 +4271,7 @@
     </w:p>
     <w:p>
       <w:pPr>
-        <w:pStyle w:val="1"/>
+        <w:pStyle w:val="28"/>
         <w:bidi w:val="0"/>
         <w:rPr>
           <w:rFonts w:hint="eastAsia"/>
@@ -4263,7 +4290,7 @@
     </w:p>
     <w:p>
       <w:pPr>
-        <w:pStyle w:val="2"/>
+        <w:pStyle w:val="30"/>
         <w:bidi w:val="0"/>
         <w:rPr>
           <w:rFonts w:hint="eastAsia"/>
@@ -4282,7 +4309,7 @@
     </w:p>
     <w:p>
       <w:pPr>
-        <w:pStyle w:val="a1"/>
+        <w:pStyle w:val="29"/>
         <w:rPr>
           <w:rFonts w:hint="eastAsia"/>
           <w:lang w:val="en-US" w:eastAsia="zh-CN"/>
@@ -4298,7 +4325,7 @@
     </w:p>
     <w:p>
       <w:pPr>
-        <w:pStyle w:val="a1"/>
+        <w:pStyle w:val="29"/>
         <w:rPr>
           <w:rFonts w:hint="eastAsia"/>
           <w:lang w:val="en-US" w:eastAsia="zh-CN"/>
@@ -4314,7 +4341,7 @@
     </w:p>
     <w:p>
       <w:pPr>
-        <w:pStyle w:val="a1"/>
+        <w:pStyle w:val="29"/>
         <w:rPr>
           <w:rFonts w:hint="eastAsia"/>
           <w:lang w:val="en-US" w:eastAsia="zh-CN"/>
@@ -4330,7 +4357,7 @@
     </w:p>
     <w:p>
       <w:pPr>
-        <w:pStyle w:val="2"/>
+        <w:pStyle w:val="30"/>
         <w:bidi w:val="0"/>
         <w:rPr>
           <w:rFonts w:hint="eastAsia"/>
@@ -4349,7 +4376,7 @@
     </w:p>
     <w:p>
       <w:pPr>
-        <w:pStyle w:val="a1"/>
+        <w:pStyle w:val="29"/>
         <w:rPr>
           <w:rFonts w:hint="eastAsia"/>
           <w:lang w:val="en-US" w:eastAsia="zh-CN"/>
@@ -4365,7 +4392,7 @@
     </w:p>
     <w:p>
       <w:pPr>
-        <w:pStyle w:val="a1"/>
+        <w:pStyle w:val="29"/>
         <w:rPr>
           <w:rFonts w:hint="eastAsia"/>
           <w:lang w:val="en-US" w:eastAsia="zh-CN"/>
@@ -4381,7 +4408,7 @@
     </w:p>
     <w:p>
       <w:pPr>
-        <w:pStyle w:val="a1"/>
+        <w:pStyle w:val="29"/>
         <w:rPr>
           <w:rFonts w:hint="eastAsia"/>
           <w:lang w:val="en-US" w:eastAsia="zh-CN"/>
@@ -4397,7 +4424,7 @@
     </w:p>
     <w:p>
       <w:pPr>
-        <w:pStyle w:val="2"/>
+        <w:pStyle w:val="30"/>
         <w:bidi w:val="0"/>
         <w:rPr>
           <w:rFonts w:hint="eastAsia"/>
@@ -4416,7 +4443,8 @@
     </w:p>
     <w:p>
       <w:pPr>
-        <w:pStyle w:val="a1"/>
+        <w:pStyle w:val="29"/>
+        <w:bidi w:val="0"/>
         <w:rPr>
           <w:rFonts w:hint="eastAsia"/>
           <w:lang w:val="en-US" w:eastAsia="zh-CN"/>
@@ -4432,7 +4460,8 @@
     </w:p>
     <w:p>
       <w:pPr>
-        <w:pStyle w:val="a1"/>
+        <w:pStyle w:val="29"/>
+        <w:bidi w:val="0"/>
         <w:rPr>
           <w:rFonts w:hint="eastAsia"/>
           <w:lang w:val="en-US" w:eastAsia="zh-CN"/>
@@ -4448,7 +4477,8 @@
     </w:p>
     <w:p>
       <w:pPr>
-        <w:pStyle w:val="a1"/>
+        <w:pStyle w:val="29"/>
+        <w:bidi w:val="0"/>
         <w:rPr>
           <w:rFonts w:hint="eastAsia"/>
           <w:lang w:val="en-US" w:eastAsia="zh-CN"/>
@@ -4464,7 +4494,7 @@
     </w:p>
     <w:p>
       <w:pPr>
-        <w:pStyle w:val="2"/>
+        <w:pStyle w:val="30"/>
         <w:bidi w:val="0"/>
         <w:rPr>
           <w:rFonts w:hint="eastAsia"/>
@@ -4483,7 +4513,7 @@
     </w:p>
     <w:p>
       <w:pPr>
-        <w:pStyle w:val="a1"/>
+        <w:pStyle w:val="29"/>
         <w:rPr>
           <w:rFonts w:hint="eastAsia"/>
           <w:lang w:val="en-US" w:eastAsia="zh-CN"/>
@@ -4499,7 +4529,7 @@
     </w:p>
     <w:p>
       <w:pPr>
-        <w:pStyle w:val="a1"/>
+        <w:pStyle w:val="29"/>
         <w:rPr>
           <w:rFonts w:hint="eastAsia"/>
           <w:lang w:val="en-US" w:eastAsia="zh-CN"/>
@@ -4515,12 +4545,12 @@
     </w:p>
     <w:p>
       <w:pPr>
-        <w:pStyle w:val="a1"/>
+        <w:pStyle w:val="29"/>
         <w:numPr>
           <w:ilvl w:val="0"/>
           <w:numId w:val="2"/>
         </w:numPr>
-        <w:ind w:left="425" w:hanging="425" w:leftChars="0" w:firstLineChars="0"/>
+        <w:ind w:left="425" w:leftChars="0" w:hanging="425" w:firstLineChars="0"/>
         <w:rPr>
           <w:rFonts w:hint="default"/>
           <w:lang w:val="en-US" w:eastAsia="zh-CN"/>
@@ -4536,12 +4566,12 @@
     </w:p>
     <w:p>
       <w:pPr>
-        <w:pStyle w:val="a1"/>
+        <w:pStyle w:val="29"/>
         <w:numPr>
           <w:ilvl w:val="0"/>
           <w:numId w:val="2"/>
         </w:numPr>
-        <w:ind w:left="425" w:hanging="425" w:leftChars="0" w:firstLineChars="0"/>
+        <w:ind w:left="425" w:leftChars="0" w:hanging="425" w:firstLineChars="0"/>
         <w:rPr>
           <w:rFonts w:hint="eastAsia"/>
           <w:lang w:val="en-US" w:eastAsia="zh-CN"/>
@@ -4557,12 +4587,12 @@
     </w:p>
     <w:p>
       <w:pPr>
-        <w:pStyle w:val="a1"/>
+        <w:pStyle w:val="29"/>
         <w:numPr>
           <w:ilvl w:val="0"/>
           <w:numId w:val="2"/>
         </w:numPr>
-        <w:ind w:left="425" w:hanging="425" w:leftChars="0" w:firstLineChars="0"/>
+        <w:ind w:left="425" w:leftChars="0" w:hanging="425" w:firstLineChars="0"/>
         <w:rPr>
           <w:rFonts w:hint="eastAsia"/>
           <w:lang w:val="en-US" w:eastAsia="zh-CN"/>
@@ -4578,12 +4608,12 @@
     </w:p>
     <w:p>
       <w:pPr>
-        <w:pStyle w:val="a1"/>
+        <w:pStyle w:val="29"/>
         <w:numPr>
           <w:ilvl w:val="0"/>
           <w:numId w:val="2"/>
         </w:numPr>
-        <w:ind w:left="425" w:hanging="425" w:leftChars="0" w:firstLineChars="0"/>
+        <w:ind w:left="425" w:leftChars="0" w:hanging="425" w:firstLineChars="0"/>
         <w:rPr>
           <w:rFonts w:hint="eastAsia"/>
           <w:lang w:val="en-US" w:eastAsia="zh-CN"/>
@@ -4599,12 +4629,12 @@
     </w:p>
     <w:p>
       <w:pPr>
-        <w:pStyle w:val="a1"/>
+        <w:pStyle w:val="29"/>
         <w:numPr>
           <w:ilvl w:val="0"/>
           <w:numId w:val="2"/>
         </w:numPr>
-        <w:ind w:left="425" w:hanging="425" w:leftChars="0" w:firstLineChars="0"/>
+        <w:ind w:left="425" w:leftChars="0" w:hanging="425" w:firstLineChars="0"/>
         <w:rPr>
           <w:rFonts w:hint="eastAsia"/>
           <w:lang w:val="en-US" w:eastAsia="zh-CN"/>
@@ -4620,12 +4650,12 @@
     </w:p>
     <w:p>
       <w:pPr>
-        <w:pStyle w:val="a1"/>
+        <w:pStyle w:val="29"/>
         <w:numPr>
           <w:ilvl w:val="0"/>
           <w:numId w:val="2"/>
         </w:numPr>
-        <w:ind w:left="425" w:hanging="425" w:leftChars="0" w:firstLineChars="0"/>
+        <w:ind w:left="425" w:leftChars="0" w:hanging="425" w:firstLineChars="0"/>
         <w:rPr>
           <w:rFonts w:hint="eastAsia"/>
           <w:lang w:val="en-US" w:eastAsia="zh-CN"/>
@@ -4641,7 +4671,7 @@
     </w:p>
     <w:p>
       <w:pPr>
-        <w:pStyle w:val="2"/>
+        <w:pStyle w:val="30"/>
         <w:bidi w:val="0"/>
         <w:rPr>
           <w:rFonts w:hint="eastAsia"/>
@@ -4660,7 +4690,7 @@
     </w:p>
     <w:p>
       <w:pPr>
-        <w:pStyle w:val="a1"/>
+        <w:pStyle w:val="29"/>
         <w:rPr>
           <w:rFonts w:hint="eastAsia"/>
           <w:lang w:val="en-US" w:eastAsia="zh-CN"/>
@@ -4676,7 +4706,7 @@
     </w:p>
     <w:p>
       <w:pPr>
-        <w:pStyle w:val="a1"/>
+        <w:pStyle w:val="29"/>
         <w:rPr>
           <w:rFonts w:hint="eastAsia"/>
           <w:lang w:val="en-US" w:eastAsia="zh-CN"/>
@@ -4692,7 +4722,7 @@
     </w:p>
     <w:p>
       <w:pPr>
-        <w:pStyle w:val="a1"/>
+        <w:pStyle w:val="29"/>
         <w:rPr>
           <w:rFonts w:hint="eastAsia"/>
           <w:lang w:val="en-US" w:eastAsia="zh-CN"/>
@@ -4708,13 +4738,15 @@
     </w:p>
     <w:p>
       <w:pPr>
-        <w:pStyle w:val="1"/>
+        <w:pStyle w:val="28"/>
         <w:bidi w:val="0"/>
         <w:rPr>
           <w:rFonts w:hint="eastAsia"/>
           <w:lang w:val="en-US" w:eastAsia="zh-CN"/>
         </w:rPr>
       </w:pPr>
+      <w:bookmarkStart w:id="23" w:name="_GoBack"/>
+      <w:bookmarkEnd w:id="23"/>
       <w:bookmarkStart w:id="20" w:name="_Toc1501"/>
       <w:r>
         <w:rPr>
@@ -4727,7 +4759,7 @@
     </w:p>
     <w:p>
       <w:pPr>
-        <w:pStyle w:val="a1"/>
+        <w:pStyle w:val="29"/>
         <w:rPr>
           <w:rFonts w:hint="eastAsia"/>
           <w:lang w:val="en-US" w:eastAsia="zh-CN"/>
@@ -4743,7 +4775,7 @@
     </w:p>
     <w:p>
       <w:pPr>
-        <w:pStyle w:val="2"/>
+        <w:pStyle w:val="30"/>
         <w:bidi w:val="0"/>
         <w:rPr>
           <w:rFonts w:hint="eastAsia"/>
@@ -4760,7 +4792,7 @@
     </w:p>
     <w:p>
       <w:pPr>
-        <w:pStyle w:val="a1"/>
+        <w:pStyle w:val="29"/>
         <w:rPr>
           <w:rFonts w:hint="eastAsia"/>
           <w:lang w:val="en-US" w:eastAsia="zh-CN"/>
@@ -4776,12 +4808,12 @@
     </w:p>
     <w:p>
       <w:pPr>
-        <w:pStyle w:val="a1"/>
+        <w:pStyle w:val="29"/>
         <w:numPr>
           <w:ilvl w:val="0"/>
           <w:numId w:val="3"/>
         </w:numPr>
-        <w:ind w:left="425" w:hanging="425" w:leftChars="0" w:firstLineChars="0"/>
+        <w:ind w:left="425" w:leftChars="0" w:hanging="425" w:firstLineChars="0"/>
         <w:rPr>
           <w:rFonts w:hint="eastAsia"/>
           <w:lang w:val="en-US" w:eastAsia="zh-CN"/>
@@ -4797,7 +4829,7 @@
     </w:p>
     <w:p>
       <w:pPr>
-        <w:pStyle w:val="a1"/>
+        <w:pStyle w:val="29"/>
         <w:rPr>
           <w:rFonts w:hint="eastAsia"/>
           <w:lang w:val="en-US" w:eastAsia="zh-CN"/>
@@ -4813,7 +4845,7 @@
     </w:p>
     <w:p>
       <w:pPr>
-        <w:pStyle w:val="a1"/>
+        <w:pStyle w:val="29"/>
         <w:rPr>
           <w:rFonts w:hint="eastAsia"/>
           <w:lang w:val="en-US" w:eastAsia="zh-CN"/>
@@ -4829,12 +4861,12 @@
     </w:p>
     <w:p>
       <w:pPr>
-        <w:pStyle w:val="a1"/>
+        <w:pStyle w:val="29"/>
         <w:numPr>
           <w:ilvl w:val="0"/>
           <w:numId w:val="3"/>
         </w:numPr>
-        <w:ind w:left="425" w:hanging="425" w:leftChars="0" w:firstLineChars="0"/>
+        <w:ind w:left="425" w:leftChars="0" w:hanging="425" w:firstLineChars="0"/>
         <w:rPr>
           <w:rFonts w:hint="eastAsia"/>
           <w:lang w:val="en-US" w:eastAsia="zh-CN"/>
@@ -4850,7 +4882,7 @@
     </w:p>
     <w:p>
       <w:pPr>
-        <w:pStyle w:val="a1"/>
+        <w:pStyle w:val="29"/>
         <w:rPr>
           <w:rFonts w:hint="eastAsia"/>
           <w:lang w:val="en-US" w:eastAsia="zh-CN"/>
@@ -4866,7 +4898,7 @@
     </w:p>
     <w:p>
       <w:pPr>
-        <w:pStyle w:val="a1"/>
+        <w:pStyle w:val="29"/>
         <w:rPr>
           <w:rFonts w:hint="eastAsia"/>
           <w:lang w:val="en-US" w:eastAsia="zh-CN"/>
@@ -4882,7 +4914,7 @@
     </w:p>
     <w:p>
       <w:pPr>
-        <w:pStyle w:val="a1"/>
+        <w:pStyle w:val="29"/>
         <w:rPr>
           <w:rFonts w:hint="eastAsia"/>
           <w:lang w:val="en-US" w:eastAsia="zh-CN"/>
@@ -4898,7 +4930,7 @@
     </w:p>
     <w:p>
       <w:pPr>
-        <w:pStyle w:val="a1"/>
+        <w:pStyle w:val="29"/>
         <w:rPr>
           <w:rFonts w:hint="eastAsia"/>
           <w:lang w:val="en-US" w:eastAsia="zh-CN"/>
@@ -4914,7 +4946,7 @@
     </w:p>
     <w:p>
       <w:pPr>
-        <w:pStyle w:val="a1"/>
+        <w:pStyle w:val="29"/>
         <w:rPr>
           <w:rFonts w:hint="eastAsia"/>
           <w:lang w:val="en-US" w:eastAsia="zh-CN"/>
@@ -4930,7 +4962,7 @@
     </w:p>
     <w:p>
       <w:pPr>
-        <w:pStyle w:val="a1"/>
+        <w:pStyle w:val="29"/>
         <w:rPr>
           <w:rFonts w:hint="eastAsia"/>
           <w:lang w:val="en-US" w:eastAsia="zh-CN"/>
@@ -4946,12 +4978,12 @@
     </w:p>
     <w:p>
       <w:pPr>
-        <w:pStyle w:val="a1"/>
+        <w:pStyle w:val="29"/>
         <w:numPr>
           <w:ilvl w:val="0"/>
           <w:numId w:val="3"/>
         </w:numPr>
-        <w:ind w:left="425" w:hanging="425" w:leftChars="0" w:firstLineChars="0"/>
+        <w:ind w:left="425" w:leftChars="0" w:hanging="425" w:firstLineChars="0"/>
         <w:rPr>
           <w:rFonts w:hint="eastAsia"/>
           <w:lang w:val="en-US" w:eastAsia="zh-CN"/>
@@ -4967,7 +4999,7 @@
     </w:p>
     <w:p>
       <w:pPr>
-        <w:pStyle w:val="a1"/>
+        <w:pStyle w:val="29"/>
         <w:rPr>
           <w:rFonts w:hint="eastAsia"/>
           <w:lang w:val="en-US" w:eastAsia="zh-CN"/>
@@ -4983,7 +5015,7 @@
     </w:p>
     <w:p>
       <w:pPr>
-        <w:pStyle w:val="2"/>
+        <w:pStyle w:val="30"/>
         <w:bidi w:val="0"/>
         <w:rPr>
           <w:rFonts w:hint="eastAsia"/>
@@ -5000,7 +5032,7 @@
     </w:p>
     <w:p>
       <w:pPr>
-        <w:pStyle w:val="a1"/>
+        <w:pStyle w:val="29"/>
         <w:rPr>
           <w:rFonts w:hint="eastAsia"/>
           <w:lang w:val="en-US" w:eastAsia="zh-CN"/>
@@ -5016,12 +5048,12 @@
     </w:p>
     <w:p>
       <w:pPr>
-        <w:pStyle w:val="a1"/>
+        <w:pStyle w:val="29"/>
         <w:numPr>
           <w:ilvl w:val="0"/>
           <w:numId w:val="4"/>
         </w:numPr>
-        <w:ind w:left="425" w:hanging="425" w:leftChars="0" w:firstLineChars="0"/>
+        <w:ind w:left="425" w:leftChars="0" w:hanging="425" w:firstLineChars="0"/>
         <w:rPr>
           <w:rFonts w:hint="eastAsia"/>
           <w:lang w:val="en-US" w:eastAsia="zh-CN"/>
@@ -5037,12 +5069,12 @@
     </w:p>
     <w:p>
       <w:pPr>
-        <w:pStyle w:val="a1"/>
+        <w:pStyle w:val="29"/>
         <w:numPr>
           <w:ilvl w:val="0"/>
           <w:numId w:val="4"/>
         </w:numPr>
-        <w:ind w:left="425" w:hanging="425" w:leftChars="0" w:firstLineChars="0"/>
+        <w:ind w:left="425" w:leftChars="0" w:hanging="425" w:firstLineChars="0"/>
         <w:rPr>
           <w:rFonts w:hint="eastAsia"/>
           <w:lang w:val="en-US" w:eastAsia="zh-CN"/>
@@ -5058,7 +5090,7 @@
     </w:p>
     <w:p>
       <w:pPr>
-        <w:pStyle w:val="a1"/>
+        <w:pStyle w:val="29"/>
         <w:rPr>
           <w:rFonts w:hint="eastAsia"/>
           <w:lang w:val="en-US" w:eastAsia="zh-CN"/>
@@ -5074,7 +5106,7 @@
     </w:p>
     <w:p>
       <w:pPr>
-        <w:pStyle w:val="a1"/>
+        <w:pStyle w:val="29"/>
         <w:rPr>
           <w:rFonts w:hint="eastAsia"/>
           <w:lang w:val="en-US" w:eastAsia="zh-CN"/>
@@ -5090,7 +5122,7 @@
     </w:p>
     <w:p>
       <w:pPr>
-        <w:pStyle w:val="a1"/>
+        <w:pStyle w:val="29"/>
         <w:rPr>
           <w:rFonts w:hint="eastAsia"/>
           <w:lang w:val="en-US" w:eastAsia="zh-CN"/>
@@ -5106,7 +5138,7 @@
     </w:p>
     <w:p>
       <w:pPr>
-        <w:pStyle w:val="a1"/>
+        <w:pStyle w:val="29"/>
         <w:rPr>
           <w:rFonts w:hint="eastAsia"/>
           <w:lang w:val="en-US" w:eastAsia="zh-CN"/>
@@ -5122,12 +5154,12 @@
     </w:p>
     <w:p>
       <w:pPr>
-        <w:pStyle w:val="a1"/>
+        <w:pStyle w:val="29"/>
         <w:numPr>
           <w:ilvl w:val="0"/>
           <w:numId w:val="4"/>
         </w:numPr>
-        <w:ind w:left="425" w:hanging="425" w:leftChars="0" w:firstLineChars="0"/>
+        <w:ind w:left="425" w:leftChars="0" w:hanging="425" w:firstLineChars="0"/>
         <w:rPr>
           <w:rFonts w:hint="eastAsia"/>
           <w:lang w:val="en-US" w:eastAsia="zh-CN"/>
@@ -5143,7 +5175,7 @@
     </w:p>
     <w:p>
       <w:pPr>
-        <w:pStyle w:val="2"/>
+        <w:pStyle w:val="30"/>
         <w:bidi w:val="0"/>
         <w:rPr>
           <w:rFonts w:hint="eastAsia"/>
@@ -5160,7 +5192,7 @@
     </w:p>
     <w:p>
       <w:pPr>
-        <w:pStyle w:val="a1"/>
+        <w:pStyle w:val="29"/>
         <w:rPr>
           <w:rFonts w:hint="eastAsia"/>
           <w:lang w:val="en-US" w:eastAsia="zh-CN"/>
@@ -5176,12 +5208,12 @@
     </w:p>
     <w:p>
       <w:pPr>
-        <w:pStyle w:val="a1"/>
+        <w:pStyle w:val="29"/>
         <w:numPr>
           <w:ilvl w:val="0"/>
           <w:numId w:val="5"/>
         </w:numPr>
-        <w:ind w:left="425" w:hanging="425" w:leftChars="0" w:firstLineChars="0"/>
+        <w:ind w:left="425" w:leftChars="0" w:hanging="425" w:firstLineChars="0"/>
         <w:rPr>
           <w:rFonts w:hint="eastAsia"/>
           <w:lang w:val="en-US" w:eastAsia="zh-CN"/>
@@ -5197,7 +5229,7 @@
     </w:p>
     <w:p>
       <w:pPr>
-        <w:pStyle w:val="a1"/>
+        <w:pStyle w:val="29"/>
         <w:rPr>
           <w:rFonts w:hint="eastAsia"/>
           <w:lang w:val="en-US" w:eastAsia="zh-CN"/>
@@ -5213,7 +5245,7 @@
     </w:p>
     <w:p>
       <w:pPr>
-        <w:pStyle w:val="a1"/>
+        <w:pStyle w:val="29"/>
         <w:rPr>
           <w:rFonts w:hint="eastAsia"/>
           <w:lang w:val="en-US" w:eastAsia="zh-CN"/>
@@ -5229,7 +5261,7 @@
     </w:p>
     <w:p>
       <w:pPr>
-        <w:pStyle w:val="a1"/>
+        <w:pStyle w:val="29"/>
         <w:rPr>
           <w:rFonts w:hint="eastAsia"/>
           <w:lang w:val="en-US" w:eastAsia="zh-CN"/>
@@ -5245,12 +5277,12 @@
     </w:p>
     <w:p>
       <w:pPr>
-        <w:pStyle w:val="a1"/>
+        <w:pStyle w:val="29"/>
         <w:numPr>
           <w:ilvl w:val="0"/>
           <w:numId w:val="5"/>
         </w:numPr>
-        <w:ind w:left="425" w:hanging="425" w:leftChars="0" w:firstLineChars="0"/>
+        <w:ind w:left="425" w:leftChars="0" w:hanging="425" w:firstLineChars="0"/>
         <w:rPr>
           <w:rFonts w:hint="eastAsia"/>
           <w:lang w:val="en-US" w:eastAsia="zh-CN"/>
@@ -5266,7 +5298,7 @@
     </w:p>
     <w:p>
       <w:pPr>
-        <w:pStyle w:val="a1"/>
+        <w:pStyle w:val="29"/>
         <w:rPr>
           <w:rFonts w:hint="eastAsia"/>
           <w:lang w:val="en-US" w:eastAsia="zh-CN"/>
@@ -5282,7 +5314,7 @@
     </w:p>
     <w:p>
       <w:pPr>
-        <w:pStyle w:val="a1"/>
+        <w:pStyle w:val="29"/>
         <w:rPr>
           <w:rFonts w:hint="eastAsia"/>
           <w:lang w:val="en-US" w:eastAsia="zh-CN"/>
@@ -5298,12 +5330,12 @@
     </w:p>
     <w:p>
       <w:pPr>
-        <w:pStyle w:val="a1"/>
+        <w:pStyle w:val="29"/>
         <w:numPr>
           <w:ilvl w:val="0"/>
           <w:numId w:val="5"/>
         </w:numPr>
-        <w:ind w:left="425" w:hanging="425" w:leftChars="0" w:firstLineChars="0"/>
+        <w:ind w:left="425" w:leftChars="0" w:hanging="425" w:firstLineChars="0"/>
         <w:rPr>
           <w:rFonts w:hint="eastAsia"/>
           <w:lang w:val="en-US" w:eastAsia="zh-CN"/>
@@ -5319,7 +5351,7 @@
     </w:p>
     <w:p>
       <w:pPr>
-        <w:pStyle w:val="a1"/>
+        <w:pStyle w:val="29"/>
         <w:rPr>
           <w:rFonts w:hint="eastAsia"/>
           <w:lang w:val="en-US" w:eastAsia="zh-CN"/>
@@ -5335,7 +5367,7 @@
     </w:p>
     <w:p>
       <w:pPr>
-        <w:pStyle w:val="a1"/>
+        <w:pStyle w:val="29"/>
         <w:rPr>
           <w:rFonts w:hint="eastAsia"/>
           <w:lang w:val="en-US" w:eastAsia="zh-CN"/>
@@ -5351,7 +5383,7 @@
     </w:p>
     <w:p>
       <w:pPr>
-        <w:pStyle w:val="a1"/>
+        <w:pStyle w:val="29"/>
         <w:rPr>
           <w:rFonts w:hint="eastAsia"/>
           <w:lang w:val="en-US" w:eastAsia="zh-CN"/>
@@ -5367,7 +5399,7 @@
     </w:p>
     <w:p>
       <w:pPr>
-        <w:pStyle w:val="2"/>
+        <w:pStyle w:val="30"/>
         <w:bidi w:val="0"/>
         <w:rPr>
           <w:rFonts w:hint="eastAsia"/>
@@ -5384,7 +5416,7 @@
     </w:p>
     <w:p>
       <w:pPr>
-        <w:pStyle w:val="a1"/>
+        <w:pStyle w:val="29"/>
         <w:rPr>
           <w:rFonts w:hint="eastAsia"/>
           <w:lang w:val="en-US" w:eastAsia="zh-CN"/>
@@ -5400,12 +5432,12 @@
     </w:p>
     <w:p>
       <w:pPr>
-        <w:pStyle w:val="a1"/>
+        <w:pStyle w:val="29"/>
         <w:numPr>
           <w:ilvl w:val="0"/>
           <w:numId w:val="6"/>
         </w:numPr>
-        <w:ind w:left="425" w:hanging="425" w:leftChars="0" w:firstLineChars="0"/>
+        <w:ind w:left="425" w:leftChars="0" w:hanging="425" w:firstLineChars="0"/>
         <w:rPr>
           <w:rFonts w:hint="eastAsia"/>
           <w:lang w:val="en-US" w:eastAsia="zh-CN"/>
@@ -5421,12 +5453,12 @@
     </w:p>
     <w:p>
       <w:pPr>
-        <w:pStyle w:val="a1"/>
+        <w:pStyle w:val="29"/>
         <w:numPr>
           <w:ilvl w:val="0"/>
           <w:numId w:val="6"/>
         </w:numPr>
-        <w:ind w:left="425" w:hanging="425" w:leftChars="0" w:firstLineChars="0"/>
+        <w:ind w:left="425" w:leftChars="0" w:hanging="425" w:firstLineChars="0"/>
         <w:rPr>
           <w:rFonts w:hint="eastAsia"/>
           <w:lang w:val="en-US" w:eastAsia="zh-CN"/>
@@ -5442,12 +5474,12 @@
     </w:p>
     <w:p>
       <w:pPr>
-        <w:pStyle w:val="a1"/>
+        <w:pStyle w:val="29"/>
         <w:numPr>
           <w:ilvl w:val="0"/>
           <w:numId w:val="6"/>
         </w:numPr>
-        <w:ind w:left="425" w:hanging="425" w:leftChars="0" w:firstLineChars="0"/>
+        <w:ind w:left="425" w:leftChars="0" w:hanging="425" w:firstLineChars="0"/>
         <w:rPr>
           <w:rFonts w:hint="eastAsia"/>
           <w:lang w:val="en-US" w:eastAsia="zh-CN"/>
@@ -5463,7 +5495,7 @@
     </w:p>
     <w:p>
       <w:pPr>
-        <w:pStyle w:val="1"/>
+        <w:pStyle w:val="28"/>
         <w:bidi w:val="0"/>
         <w:rPr>
           <w:rFonts w:hint="eastAsia"/>
@@ -5482,7 +5514,7 @@
     </w:p>
     <w:p>
       <w:pPr>
-        <w:pStyle w:val="2"/>
+        <w:pStyle w:val="30"/>
         <w:bidi w:val="0"/>
         <w:rPr>
           <w:rFonts w:hint="eastAsia"/>
@@ -5501,7 +5533,7 @@
     </w:p>
     <w:p>
       <w:pPr>
-        <w:pStyle w:val="a3"/>
+        <w:pStyle w:val="40"/>
         <w:numPr>
           <w:ilvl w:val="0"/>
           <w:numId w:val="7"/>
@@ -5522,7 +5554,7 @@
     </w:p>
     <w:p>
       <w:pPr>
-        <w:pStyle w:val="a3"/>
+        <w:pStyle w:val="40"/>
         <w:numPr>
           <w:ilvl w:val="0"/>
           <w:numId w:val="7"/>
@@ -5543,7 +5575,7 @@
     </w:p>
     <w:p>
       <w:pPr>
-        <w:pStyle w:val="a3"/>
+        <w:pStyle w:val="40"/>
         <w:numPr>
           <w:ilvl w:val="0"/>
           <w:numId w:val="7"/>
@@ -5564,7 +5596,7 @@
     </w:p>
     <w:p>
       <w:pPr>
-        <w:pStyle w:val="a3"/>
+        <w:pStyle w:val="40"/>
         <w:numPr>
           <w:ilvl w:val="0"/>
           <w:numId w:val="7"/>
@@ -5585,7 +5617,7 @@
     </w:p>
     <w:p>
       <w:pPr>
-        <w:pStyle w:val="a3"/>
+        <w:pStyle w:val="40"/>
         <w:numPr>
           <w:ilvl w:val="0"/>
           <w:numId w:val="7"/>
@@ -5603,12 +5635,10 @@
         </w:rPr>
         <w:t>《服务目录关联分析报告》</w:t>
       </w:r>
-      <w:bookmarkStart w:id="23" w:name="_GoBack"/>
-      <w:bookmarkEnd w:id="23"/>
-    </w:p>
-    <w:p>
-      <w:pPr>
-        <w:pStyle w:val="a3"/>
+    </w:p>
+    <w:p>
+      <w:pPr>
+        <w:pStyle w:val="40"/>
         <w:numPr>
           <w:ilvl w:val="0"/>
           <w:numId w:val="7"/>
@@ -5628,23 +5658,73 @@
       </w:r>
     </w:p>
     <w:sectPr>
-      <w:headerReference w:type="default" r:id="rId6"/>
+      <w:headerReference r:id="rId5" w:type="default"/>
       <w:pgSz w:w="11906" w:h="16838"/>
       <w:pgMar w:top="1417" w:right="1800" w:bottom="1440" w:left="1800" w:header="1140" w:footer="992" w:gutter="0"/>
-      <w:cols w:num="1" w:space="425"/>
+      <w:cols w:space="425" w:num="1"/>
       <w:docGrid w:type="lines" w:linePitch="312" w:charSpace="0"/>
     </w:sectPr>
   </w:body>
 </w:document>
 </file>
 
+<file path=word/endnotes.xml><?xml version="1.0" encoding="utf-8"?>
+<w:endnotes xmlns:wpc="http://schemas.microsoft.com/office/word/2010/wordprocessingCanvas" xmlns:mc="http://schemas.openxmlformats.org/markup-compatibility/2006" xmlns:o="urn:schemas-microsoft-com:office:office" xmlns:r="http://schemas.openxmlformats.org/officeDocument/2006/relationships" xmlns:m="http://schemas.openxmlformats.org/officeDocument/2006/math" xmlns:v="urn:schemas-microsoft-com:vml" xmlns:wp14="http://schemas.microsoft.com/office/word/2010/wordprocessingDrawing" xmlns:wp="http://schemas.openxmlformats.org/drawingml/2006/wordprocessingDrawing" xmlns:w="http://schemas.openxmlformats.org/wordprocessingml/2006/main" xmlns:w14="http://schemas.microsoft.com/office/word/2010/wordml" xmlns:w15="http://schemas.microsoft.com/office/word/2012/wordml" xmlns:w10="urn:schemas-microsoft-com:office:word" xmlns:wpg="http://schemas.microsoft.com/office/word/2010/wordprocessingGroup" xmlns:wpi="http://schemas.microsoft.com/office/word/2010/wordprocessingInk" xmlns:wne="http://schemas.microsoft.com/office/word/2006/wordml" xmlns:wps="http://schemas.microsoft.com/office/word/2010/wordprocessingShape" xmlns:wpsCustomData="http://www.wps.cn/officeDocument/2013/wpsCustomData" mc:Ignorable="w14 w15 wp14">
+  <w:endnote w:type="separator" w:id="0">
+    <w:p>
+      <w:pPr>
+        <w:spacing w:line="240" w:lineRule="auto"/>
+      </w:pPr>
+      <w:r>
+        <w:separator/>
+      </w:r>
+    </w:p>
+  </w:endnote>
+  <w:endnote w:type="continuationSeparator" w:id="1">
+    <w:p>
+      <w:pPr>
+        <w:spacing w:line="240" w:lineRule="auto"/>
+      </w:pPr>
+      <w:r>
+        <w:continuationSeparator/>
+      </w:r>
+    </w:p>
+  </w:endnote>
+</w:endnotes>
+</file>
+
+<file path=word/footnotes.xml><?xml version="1.0" encoding="utf-8"?>
+<w:footnotes xmlns:wpc="http://schemas.microsoft.com/office/word/2010/wordprocessingCanvas" xmlns:mc="http://schemas.openxmlformats.org/markup-compatibility/2006" xmlns:o="urn:schemas-microsoft-com:office:office" xmlns:r="http://schemas.openxmlformats.org/officeDocument/2006/relationships" xmlns:m="http://schemas.openxmlformats.org/officeDocument/2006/math" xmlns:v="urn:schemas-microsoft-com:vml" xmlns:wp14="http://schemas.microsoft.com/office/word/2010/wordprocessingDrawing" xmlns:wp="http://schemas.openxmlformats.org/drawingml/2006/wordprocessingDrawing" xmlns:w="http://schemas.openxmlformats.org/wordprocessingml/2006/main" xmlns:w14="http://schemas.microsoft.com/office/word/2010/wordml" xmlns:w15="http://schemas.microsoft.com/office/word/2012/wordml" xmlns:w10="urn:schemas-microsoft-com:office:word" xmlns:wpg="http://schemas.microsoft.com/office/word/2010/wordprocessingGroup" xmlns:wpi="http://schemas.microsoft.com/office/word/2010/wordprocessingInk" xmlns:wne="http://schemas.microsoft.com/office/word/2006/wordml" xmlns:wps="http://schemas.microsoft.com/office/word/2010/wordprocessingShape" xmlns:wpsCustomData="http://www.wps.cn/officeDocument/2013/wpsCustomData" mc:Ignorable="w14 w15 wp14">
+  <w:footnote w:type="separator" w:id="0">
+    <w:p>
+      <w:pPr>
+        <w:spacing w:line="360" w:lineRule="auto"/>
+      </w:pPr>
+      <w:r>
+        <w:separator/>
+      </w:r>
+    </w:p>
+  </w:footnote>
+  <w:footnote w:type="continuationSeparator" w:id="1">
+    <w:p>
+      <w:pPr>
+        <w:spacing w:line="360" w:lineRule="auto"/>
+      </w:pPr>
+      <w:r>
+        <w:continuationSeparator/>
+      </w:r>
+    </w:p>
+  </w:footnote>
+</w:footnotes>
+</file>
+
 <file path=word/header1.xml><?xml version="1.0" encoding="utf-8"?>
-<w:hdr xmlns:wpc="http://schemas.microsoft.com/office/word/2010/wordprocessingCanvas" xmlns:mc="http://schemas.openxmlformats.org/markup-compatibility/2006" xmlns:o="urn:schemas-microsoft-com:office:office" xmlns:r="http://schemas.openxmlformats.org/officeDocument/2006/relationships" xmlns:m="http://schemas.openxmlformats.org/officeDocument/2006/math" xmlns:v="urn:schemas-microsoft-com:vml" xmlns:wp14="http://schemas.microsoft.com/office/word/2010/wordprocessingDrawing" xmlns:wp="http://schemas.openxmlformats.org/drawingml/2006/wordprocessingDrawing" xmlns:w10="urn:schemas-microsoft-com:office:word" xmlns:w="http://schemas.openxmlformats.org/wordprocessingml/2006/main" xmlns:w14="http://schemas.microsoft.com/office/word/2010/wordml" xmlns:w15="http://schemas.microsoft.com/office/word/2012/wordml" xmlns:wne="http://schemas.microsoft.com/office/word/2006/wordml" xmlns:wpg="http://schemas.microsoft.com/office/word/2010/wordprocessingGroup" xmlns:wpi="http://schemas.microsoft.com/office/word/2010/wordprocessingInk" xmlns:wps="http://schemas.microsoft.com/office/word/2010/wordprocessingShape" mc:Ignorable="w14 w15 wp14">
+<w:hdr xmlns:wpc="http://schemas.microsoft.com/office/word/2010/wordprocessingCanvas" xmlns:mc="http://schemas.openxmlformats.org/markup-compatibility/2006" xmlns:o="urn:schemas-microsoft-com:office:office" xmlns:r="http://schemas.openxmlformats.org/officeDocument/2006/relationships" xmlns:m="http://schemas.openxmlformats.org/officeDocument/2006/math" xmlns:v="urn:schemas-microsoft-com:vml" xmlns:wp14="http://schemas.microsoft.com/office/word/2010/wordprocessingDrawing" xmlns:wp="http://schemas.openxmlformats.org/drawingml/2006/wordprocessingDrawing" xmlns:w10="urn:schemas-microsoft-com:office:word" xmlns:w="http://schemas.openxmlformats.org/wordprocessingml/2006/main" xmlns:w14="http://schemas.microsoft.com/office/word/2010/wordml" xmlns:w15="http://schemas.microsoft.com/office/word/2012/wordml" xmlns:wpg="http://schemas.microsoft.com/office/word/2010/wordprocessingGroup" xmlns:wpi="http://schemas.microsoft.com/office/word/2010/wordprocessingInk" xmlns:wne="http://schemas.microsoft.com/office/word/2006/wordml" xmlns:wps="http://schemas.microsoft.com/office/word/2010/wordprocessingShape" xmlns:wpsCustomData="http://www.wps.cn/officeDocument/2013/wpsCustomData" mc:Ignorable="w14 w15 wp14">
   <w:p>
     <w:pPr>
-      <w:pStyle w:val="Header"/>
+      <w:pStyle w:val="15"/>
       <w:pBdr>
-        <w:bottom w:val="single" w:sz="4" w:space="1" w:color="auto"/>
+        <w:bottom w:val="single" w:color="auto" w:sz="4" w:space="1"/>
       </w:pBdr>
       <w:tabs>
         <w:tab w:val="left" w:pos="335"/>
@@ -5652,27 +5732,27 @@
       </w:tabs>
       <w:jc w:val="right"/>
       <w:rPr>
-        <w:rFonts w:eastAsiaTheme="minorEastAsia" w:hint="eastAsia"/>
+        <w:rFonts w:hint="eastAsia" w:eastAsiaTheme="minorEastAsia"/>
         <w:lang w:eastAsia="zh-CN"/>
       </w:rPr>
     </w:pPr>
     <w:r>
       <w:rPr>
-        <w:rFonts w:eastAsiaTheme="minorEastAsia" w:hint="eastAsia"/>
+        <w:rFonts w:hint="eastAsia" w:eastAsiaTheme="minorEastAsia"/>
         <w:lang w:val="en-US" w:eastAsia="zh-CN"/>
       </w:rPr>
       <w:tab/>
     </w:r>
     <w:r>
       <w:rPr>
-        <w:rFonts w:eastAsiaTheme="minorEastAsia" w:hint="eastAsia"/>
+        <w:rFonts w:hint="eastAsia" w:eastAsiaTheme="minorEastAsia"/>
         <w:lang w:val="en-US" w:eastAsia="zh-CN"/>
       </w:rPr>
       <w:tab/>
     </w:r>
     <w:r>
       <w:rPr>
-        <w:rFonts w:eastAsiaTheme="minorEastAsia" w:hint="eastAsia"/>
+        <w:rFonts w:hint="eastAsia" w:eastAsiaTheme="minorEastAsia"/>
         <w:lang w:val="en-US" w:eastAsia="zh-CN"/>
       </w:rPr>
       <w:t>桐乡华数广电网络有限公司</w:t>
@@ -5682,15 +5762,15 @@
 </file>
 
 <file path=word/numbering.xml><?xml version="1.0" encoding="utf-8"?>
-<w:numbering xmlns:wpc="http://schemas.microsoft.com/office/word/2010/wordprocessingCanvas" xmlns:mc="http://schemas.openxmlformats.org/markup-compatibility/2006" xmlns:o="urn:schemas-microsoft-com:office:office" xmlns:r="http://schemas.openxmlformats.org/officeDocument/2006/relationships" xmlns:m="http://schemas.openxmlformats.org/officeDocument/2006/math" xmlns:v="urn:schemas-microsoft-com:vml" xmlns:wp14="http://schemas.microsoft.com/office/word/2010/wordprocessingDrawing" xmlns:wp="http://schemas.openxmlformats.org/drawingml/2006/wordprocessingDrawing" xmlns:w10="urn:schemas-microsoft-com:office:word" xmlns:w="http://schemas.openxmlformats.org/wordprocessingml/2006/main" xmlns:w14="http://schemas.microsoft.com/office/word/2010/wordml" xmlns:w15="http://schemas.microsoft.com/office/word/2012/wordml" xmlns:wne="http://schemas.microsoft.com/office/word/2006/wordml" xmlns:wpg="http://schemas.microsoft.com/office/word/2010/wordprocessingGroup" xmlns:wpi="http://schemas.microsoft.com/office/word/2010/wordprocessingInk" xmlns:wps="http://schemas.microsoft.com/office/word/2010/wordprocessingShape" mc:Ignorable="w14 w15 wp14">
+<w:numbering xmlns:wpc="http://schemas.microsoft.com/office/word/2010/wordprocessingCanvas" xmlns:mc="http://schemas.openxmlformats.org/markup-compatibility/2006" xmlns:o="urn:schemas-microsoft-com:office:office" xmlns:r="http://schemas.openxmlformats.org/officeDocument/2006/relationships" xmlns:m="http://schemas.openxmlformats.org/officeDocument/2006/math" xmlns:v="urn:schemas-microsoft-com:vml" xmlns:wp14="http://schemas.microsoft.com/office/word/2010/wordprocessingDrawing" xmlns:wp="http://schemas.openxmlformats.org/drawingml/2006/wordprocessingDrawing" xmlns:w10="urn:schemas-microsoft-com:office:word" xmlns:w="http://schemas.openxmlformats.org/wordprocessingml/2006/main" xmlns:w14="http://schemas.microsoft.com/office/word/2010/wordml" xmlns:wpg="http://schemas.microsoft.com/office/word/2010/wordprocessingGroup" xmlns:wpi="http://schemas.microsoft.com/office/word/2010/wordprocessingInk" xmlns:wne="http://schemas.microsoft.com/office/word/2006/wordml" xmlns:wps="http://schemas.microsoft.com/office/word/2010/wordprocessingShape" xmlns:wpsCustomData="http://www.wps.cn/officeDocument/2013/wpsCustomData" mc:Ignorable="w14 wp14">
   <w:abstractNum w:abstractNumId="0">
     <w:nsid w:val="8E964DCE"/>
     <w:multiLevelType w:val="multilevel"/>
     <w:tmpl w:val="8E964DCE"/>
-    <w:lvl w:ilvl="0">
+    <w:lvl w:ilvl="0" w:tentative="0">
       <w:start w:val="1"/>
       <w:numFmt w:val="decimal"/>
-      <w:pStyle w:val="Heading1"/>
+      <w:pStyle w:val="2"/>
       <w:lvlText w:val="%1."/>
       <w:lvlJc w:val="left"/>
       <w:pPr>
@@ -5700,10 +5780,10 @@
         <w:rFonts w:hint="default"/>
       </w:rPr>
     </w:lvl>
-    <w:lvl w:ilvl="1">
+    <w:lvl w:ilvl="1" w:tentative="0">
       <w:start w:val="1"/>
       <w:numFmt w:val="decimal"/>
-      <w:pStyle w:val="Heading2"/>
+      <w:pStyle w:val="3"/>
       <w:lvlText w:val="%1.%2."/>
       <w:lvlJc w:val="left"/>
       <w:pPr>
@@ -5713,10 +5793,10 @@
         <w:rFonts w:hint="default"/>
       </w:rPr>
     </w:lvl>
-    <w:lvl w:ilvl="2">
+    <w:lvl w:ilvl="2" w:tentative="0">
       <w:start w:val="1"/>
       <w:numFmt w:val="decimal"/>
-      <w:pStyle w:val="Heading3"/>
+      <w:pStyle w:val="4"/>
       <w:lvlText w:val="%1.%2.%3."/>
       <w:lvlJc w:val="left"/>
       <w:pPr>
@@ -5726,10 +5806,10 @@
         <w:rFonts w:hint="default"/>
       </w:rPr>
     </w:lvl>
-    <w:lvl w:ilvl="3">
+    <w:lvl w:ilvl="3" w:tentative="0">
       <w:start w:val="1"/>
       <w:numFmt w:val="decimal"/>
-      <w:pStyle w:val="Heading4"/>
+      <w:pStyle w:val="5"/>
       <w:lvlText w:val="%1.%2.%3.%4."/>
       <w:lvlJc w:val="left"/>
       <w:pPr>
@@ -5739,10 +5819,10 @@
         <w:rFonts w:hint="default"/>
       </w:rPr>
     </w:lvl>
-    <w:lvl w:ilvl="4">
+    <w:lvl w:ilvl="4" w:tentative="0">
       <w:start w:val="1"/>
       <w:numFmt w:val="decimal"/>
-      <w:pStyle w:val="Heading5"/>
+      <w:pStyle w:val="6"/>
       <w:lvlText w:val="%1.%2.%3.%4.%5."/>
       <w:lvlJc w:val="left"/>
       <w:pPr>
@@ -5752,10 +5832,10 @@
         <w:rFonts w:hint="default"/>
       </w:rPr>
     </w:lvl>
-    <w:lvl w:ilvl="5">
+    <w:lvl w:ilvl="5" w:tentative="0">
       <w:start w:val="1"/>
       <w:numFmt w:val="decimal"/>
-      <w:pStyle w:val="Heading6"/>
+      <w:pStyle w:val="7"/>
       <w:lvlText w:val="%1.%2.%3.%4.%5.%6."/>
       <w:lvlJc w:val="left"/>
       <w:pPr>
@@ -5765,10 +5845,10 @@
         <w:rFonts w:hint="default"/>
       </w:rPr>
     </w:lvl>
-    <w:lvl w:ilvl="6">
+    <w:lvl w:ilvl="6" w:tentative="0">
       <w:start w:val="1"/>
       <w:numFmt w:val="decimal"/>
-      <w:pStyle w:val="Heading7"/>
+      <w:pStyle w:val="8"/>
       <w:lvlText w:val="%1.%2.%3.%4.%5.%6.%7."/>
       <w:lvlJc w:val="left"/>
       <w:pPr>
@@ -5778,10 +5858,10 @@
         <w:rFonts w:hint="default"/>
       </w:rPr>
     </w:lvl>
-    <w:lvl w:ilvl="7">
+    <w:lvl w:ilvl="7" w:tentative="0">
       <w:start w:val="1"/>
       <w:numFmt w:val="decimal"/>
-      <w:pStyle w:val="Heading8"/>
+      <w:pStyle w:val="9"/>
       <w:lvlText w:val="%1.%2.%3.%4.%5.%6.%7.%8."/>
       <w:lvlJc w:val="left"/>
       <w:pPr>
@@ -5791,10 +5871,10 @@
         <w:rFonts w:hint="default"/>
       </w:rPr>
     </w:lvl>
-    <w:lvl w:ilvl="8">
+    <w:lvl w:ilvl="8" w:tentative="0">
       <w:start w:val="1"/>
       <w:numFmt w:val="decimal"/>
-      <w:pStyle w:val="Heading9"/>
+      <w:pStyle w:val="10"/>
       <w:lvlText w:val="%1.%2.%3.%4.%5.%6.%7.%8.%9."/>
       <w:lvlJc w:val="left"/>
       <w:pPr>
@@ -5809,7 +5889,7 @@
     <w:nsid w:val="EE47C1B9"/>
     <w:multiLevelType w:val="singleLevel"/>
     <w:tmpl w:val="EE47C1B9"/>
-    <w:lvl w:ilvl="0">
+    <w:lvl w:ilvl="0" w:tentative="0">
       <w:start w:val="1"/>
       <w:numFmt w:val="decimal"/>
       <w:lvlText w:val="%1."/>
@@ -5826,7 +5906,7 @@
     <w:nsid w:val="038ABF83"/>
     <w:multiLevelType w:val="singleLevel"/>
     <w:tmpl w:val="038ABF83"/>
-    <w:lvl w:ilvl="0">
+    <w:lvl w:ilvl="0" w:tentative="0">
       <w:start w:val="1"/>
       <w:numFmt w:val="decimal"/>
       <w:lvlText w:val="%1."/>
@@ -5843,7 +5923,7 @@
     <w:nsid w:val="2AE29A22"/>
     <w:multiLevelType w:val="singleLevel"/>
     <w:tmpl w:val="2AE29A22"/>
-    <w:lvl w:ilvl="0">
+    <w:lvl w:ilvl="0" w:tentative="0">
       <w:start w:val="1"/>
       <w:numFmt w:val="decimal"/>
       <w:lvlText w:val="%1."/>
@@ -5860,7 +5940,7 @@
     <w:nsid w:val="5CE0A27E"/>
     <w:multiLevelType w:val="singleLevel"/>
     <w:tmpl w:val="5CE0A27E"/>
-    <w:lvl w:ilvl="0">
+    <w:lvl w:ilvl="0" w:tentative="0">
       <w:start w:val="1"/>
       <w:numFmt w:val="decimal"/>
       <w:lvlText w:val="%1."/>
@@ -5877,7 +5957,7 @@
     <w:nsid w:val="616B0920"/>
     <w:multiLevelType w:val="singleLevel"/>
     <w:tmpl w:val="616B0920"/>
-    <w:lvl w:ilvl="0">
+    <w:lvl w:ilvl="0" w:tentative="0">
       <w:start w:val="1"/>
       <w:numFmt w:val="decimal"/>
       <w:lvlText w:val="%1."/>
@@ -5894,7 +5974,7 @@
     <w:nsid w:val="63D8CA7F"/>
     <w:multiLevelType w:val="singleLevel"/>
     <w:tmpl w:val="63D8CA7F"/>
-    <w:lvl w:ilvl="0">
+    <w:lvl w:ilvl="0" w:tentative="0">
       <w:start w:val="1"/>
       <w:numFmt w:val="decimal"/>
       <w:lvlText w:val="%1."/>
@@ -5932,267 +6012,269 @@
 </file>
 
 <file path=word/styles.xml><?xml version="1.0" encoding="utf-8"?>
-<w:styles xmlns:mc="http://schemas.openxmlformats.org/markup-compatibility/2006" xmlns:r="http://schemas.openxmlformats.org/officeDocument/2006/relationships" xmlns:w="http://schemas.openxmlformats.org/wordprocessingml/2006/main" xmlns:w14="http://schemas.microsoft.com/office/word/2010/wordml" xmlns:w15="http://schemas.microsoft.com/office/word/2012/wordml" mc:Ignorable="w14 w15">
+<w:styles xmlns:mc="http://schemas.openxmlformats.org/markup-compatibility/2006" xmlns:o="urn:schemas-microsoft-com:office:office" xmlns:r="http://schemas.openxmlformats.org/officeDocument/2006/relationships" xmlns:m="http://schemas.openxmlformats.org/officeDocument/2006/math" xmlns:v="urn:schemas-microsoft-com:vml" xmlns:w="http://schemas.openxmlformats.org/wordprocessingml/2006/main" xmlns:w14="http://schemas.microsoft.com/office/word/2010/wordml" xmlns:w10="urn:schemas-microsoft-com:office:word" xmlns:sl="http://schemas.openxmlformats.org/schemaLibrary/2006/main" xmlns:wpsCustomData="http://www.wps.cn/officeDocument/2013/wpsCustomData" mc:Ignorable="w14">
   <w:docDefaults>
     <w:rPrDefault>
       <w:rPr>
-        <w:rFonts w:ascii="Times New Roman" w:eastAsia="宋体" w:hAnsi="Times New Roman" w:cs="Times New Roman"/>
+        <w:rFonts w:ascii="Times New Roman" w:hAnsi="Times New Roman" w:eastAsia="宋体" w:cs="Times New Roman"/>
       </w:rPr>
     </w:rPrDefault>
     <w:pPrDefault/>
   </w:docDefaults>
-  <w:latentStyles w:defLockedState="0" w:defUIPriority="99" w:defSemiHidden="1" w:defUnhideWhenUsed="1" w:defQFormat="0" w:count="260">
-    <w:lsdException w:name="Normal" w:semiHidden="0" w:uiPriority="0" w:unhideWhenUsed="0" w:qFormat="1"/>
-    <w:lsdException w:name="heading 1" w:semiHidden="0" w:uiPriority="0" w:unhideWhenUsed="0" w:qFormat="1"/>
-    <w:lsdException w:name="heading 2" w:semiHidden="0" w:uiPriority="0" w:qFormat="1"/>
-    <w:lsdException w:name="heading 3" w:uiPriority="0" w:qFormat="1"/>
-    <w:lsdException w:name="heading 4" w:semiHidden="0" w:uiPriority="0" w:qFormat="1"/>
-    <w:lsdException w:name="heading 5" w:uiPriority="0" w:qFormat="1"/>
-    <w:lsdException w:name="heading 6" w:uiPriority="0" w:qFormat="1"/>
-    <w:lsdException w:name="heading 7" w:uiPriority="0" w:qFormat="1"/>
-    <w:lsdException w:name="heading 8" w:uiPriority="0" w:qFormat="1"/>
-    <w:lsdException w:name="heading 9" w:uiPriority="0" w:qFormat="1"/>
-    <w:lsdException w:name="index 1" w:semiHidden="0" w:uiPriority="0" w:unhideWhenUsed="0"/>
-    <w:lsdException w:name="index 2" w:semiHidden="0" w:uiPriority="0" w:unhideWhenUsed="0"/>
-    <w:lsdException w:name="index 3" w:semiHidden="0" w:uiPriority="0" w:unhideWhenUsed="0"/>
-    <w:lsdException w:name="index 4" w:semiHidden="0" w:uiPriority="0" w:unhideWhenUsed="0"/>
-    <w:lsdException w:name="index 5" w:semiHidden="0" w:uiPriority="0" w:unhideWhenUsed="0"/>
-    <w:lsdException w:name="index 6" w:semiHidden="0" w:uiPriority="0" w:unhideWhenUsed="0"/>
-    <w:lsdException w:name="index 7" w:semiHidden="0" w:uiPriority="0" w:unhideWhenUsed="0"/>
-    <w:lsdException w:name="index 8" w:semiHidden="0" w:uiPriority="0" w:unhideWhenUsed="0"/>
-    <w:lsdException w:name="index 9" w:semiHidden="0" w:uiPriority="0" w:unhideWhenUsed="0"/>
-    <w:lsdException w:name="toc 1" w:semiHidden="0" w:uiPriority="0" w:unhideWhenUsed="0" w:qFormat="1"/>
-    <w:lsdException w:name="toc 2" w:semiHidden="0" w:uiPriority="0" w:unhideWhenUsed="0" w:qFormat="1"/>
-    <w:lsdException w:name="toc 3" w:semiHidden="0" w:uiPriority="0" w:unhideWhenUsed="0" w:qFormat="1"/>
-    <w:lsdException w:name="toc 4" w:semiHidden="0" w:uiPriority="0" w:unhideWhenUsed="0"/>
-    <w:lsdException w:name="toc 5" w:semiHidden="0" w:uiPriority="0" w:unhideWhenUsed="0"/>
-    <w:lsdException w:name="toc 6" w:semiHidden="0" w:uiPriority="0" w:unhideWhenUsed="0"/>
-    <w:lsdException w:name="toc 7" w:semiHidden="0" w:uiPriority="0" w:unhideWhenUsed="0"/>
-    <w:lsdException w:name="toc 8" w:semiHidden="0" w:uiPriority="0" w:unhideWhenUsed="0"/>
-    <w:lsdException w:name="toc 9" w:semiHidden="0" w:uiPriority="0" w:unhideWhenUsed="0"/>
-    <w:lsdException w:name="Normal Indent" w:semiHidden="0" w:uiPriority="0" w:unhideWhenUsed="0"/>
-    <w:lsdException w:name="footnote text" w:semiHidden="0" w:uiPriority="0" w:unhideWhenUsed="0"/>
-    <w:lsdException w:name="annotation text" w:semiHidden="0" w:uiPriority="0" w:unhideWhenUsed="0" w:qFormat="1"/>
-    <w:lsdException w:name="header" w:semiHidden="0" w:uiPriority="0" w:unhideWhenUsed="0" w:qFormat="1"/>
-    <w:lsdException w:name="footer" w:semiHidden="0" w:uiPriority="0" w:unhideWhenUsed="0" w:qFormat="1"/>
-    <w:lsdException w:name="index heading" w:semiHidden="0" w:uiPriority="0" w:unhideWhenUsed="0"/>
-    <w:lsdException w:name="caption" w:uiPriority="0" w:qFormat="1"/>
-    <w:lsdException w:name="table of figures" w:semiHidden="0" w:uiPriority="0" w:unhideWhenUsed="0"/>
-    <w:lsdException w:name="envelope address" w:semiHidden="0" w:uiPriority="0" w:unhideWhenUsed="0"/>
-    <w:lsdException w:name="envelope return" w:semiHidden="0" w:uiPriority="0" w:unhideWhenUsed="0"/>
-    <w:lsdException w:name="footnote reference" w:semiHidden="0" w:uiPriority="0" w:unhideWhenUsed="0"/>
-    <w:lsdException w:name="annotation reference" w:semiHidden="0" w:uiPriority="0" w:unhideWhenUsed="0"/>
-    <w:lsdException w:name="line number" w:semiHidden="0" w:uiPriority="0" w:unhideWhenUsed="0"/>
-    <w:lsdException w:name="page number" w:semiHidden="0" w:uiPriority="0" w:unhideWhenUsed="0"/>
-    <w:lsdException w:name="endnote reference" w:semiHidden="0" w:uiPriority="0" w:unhideWhenUsed="0"/>
-    <w:lsdException w:name="endnote text" w:semiHidden="0" w:uiPriority="0" w:unhideWhenUsed="0"/>
-    <w:lsdException w:name="table of authorities" w:semiHidden="0" w:uiPriority="0" w:unhideWhenUsed="0"/>
-    <w:lsdException w:name="macro" w:semiHidden="0" w:uiPriority="0" w:unhideWhenUsed="0"/>
-    <w:lsdException w:name="toa heading" w:semiHidden="0" w:uiPriority="0" w:unhideWhenUsed="0"/>
-    <w:lsdException w:name="List" w:semiHidden="0" w:uiPriority="0" w:unhideWhenUsed="0"/>
-    <w:lsdException w:name="List Bullet" w:semiHidden="0" w:uiPriority="0" w:unhideWhenUsed="0"/>
-    <w:lsdException w:name="List Number" w:semiHidden="0" w:uiPriority="0" w:unhideWhenUsed="0"/>
-    <w:lsdException w:name="List 2" w:semiHidden="0" w:uiPriority="0" w:unhideWhenUsed="0"/>
-    <w:lsdException w:name="List 3" w:semiHidden="0" w:uiPriority="0" w:unhideWhenUsed="0"/>
-    <w:lsdException w:name="List 4" w:semiHidden="0" w:uiPriority="0" w:unhideWhenUsed="0"/>
-    <w:lsdException w:name="List 5" w:semiHidden="0" w:uiPriority="0" w:unhideWhenUsed="0"/>
-    <w:lsdException w:name="List Bullet 2" w:semiHidden="0" w:uiPriority="0" w:unhideWhenUsed="0"/>
-    <w:lsdException w:name="List Bullet 3" w:semiHidden="0" w:uiPriority="0" w:unhideWhenUsed="0"/>
-    <w:lsdException w:name="List Bullet 4" w:semiHidden="0" w:uiPriority="0" w:unhideWhenUsed="0"/>
-    <w:lsdException w:name="List Bullet 5" w:semiHidden="0" w:uiPriority="0" w:unhideWhenUsed="0"/>
-    <w:lsdException w:name="List Number 2" w:semiHidden="0" w:uiPriority="0" w:unhideWhenUsed="0"/>
-    <w:lsdException w:name="List Number 3" w:semiHidden="0" w:uiPriority="0" w:unhideWhenUsed="0"/>
-    <w:lsdException w:name="List Number 4" w:semiHidden="0" w:uiPriority="0" w:unhideWhenUsed="0"/>
-    <w:lsdException w:name="List Number 5" w:semiHidden="0" w:uiPriority="0" w:unhideWhenUsed="0"/>
-    <w:lsdException w:name="Title" w:semiHidden="0" w:uiPriority="0" w:unhideWhenUsed="0" w:qFormat="1"/>
-    <w:lsdException w:name="Closing" w:semiHidden="0" w:uiPriority="0" w:unhideWhenUsed="0"/>
-    <w:lsdException w:name="Signature" w:semiHidden="0" w:uiPriority="0" w:unhideWhenUsed="0"/>
-    <w:lsdException w:name="Default Paragraph Font" w:uiPriority="0" w:unhideWhenUsed="0" w:qFormat="1"/>
-    <w:lsdException w:name="Body Text" w:uiPriority="0" w:unhideWhenUsed="0" w:qFormat="1"/>
-    <w:lsdException w:name="Body Text Indent" w:semiHidden="0" w:uiPriority="0" w:unhideWhenUsed="0"/>
-    <w:lsdException w:name="List Continue" w:semiHidden="0" w:uiPriority="0" w:unhideWhenUsed="0"/>
-    <w:lsdException w:name="List Continue 2" w:semiHidden="0" w:uiPriority="0" w:unhideWhenUsed="0"/>
-    <w:lsdException w:name="List Continue 3" w:semiHidden="0" w:uiPriority="0" w:unhideWhenUsed="0"/>
-    <w:lsdException w:name="List Continue 4" w:semiHidden="0" w:uiPriority="0" w:unhideWhenUsed="0"/>
-    <w:lsdException w:name="List Continue 5" w:semiHidden="0" w:uiPriority="0" w:unhideWhenUsed="0"/>
-    <w:lsdException w:name="Message Header" w:semiHidden="0" w:uiPriority="0" w:unhideWhenUsed="0"/>
-    <w:lsdException w:name="Subtitle" w:semiHidden="0" w:uiPriority="0" w:unhideWhenUsed="0" w:qFormat="1"/>
-    <w:lsdException w:name="Salutation" w:semiHidden="0" w:uiPriority="0" w:unhideWhenUsed="0"/>
-    <w:lsdException w:name="Date" w:semiHidden="0" w:uiPriority="0" w:unhideWhenUsed="0"/>
-    <w:lsdException w:name="Body Text First Indent" w:semiHidden="0" w:uiPriority="0" w:unhideWhenUsed="0"/>
-    <w:lsdException w:name="Body Text First Indent 2" w:semiHidden="0" w:uiPriority="0" w:unhideWhenUsed="0"/>
-    <w:lsdException w:name="Body Text 2" w:semiHidden="0" w:uiPriority="0" w:unhideWhenUsed="0"/>
-    <w:lsdException w:name="Body Text 3" w:semiHidden="0" w:uiPriority="0" w:unhideWhenUsed="0"/>
-    <w:lsdException w:name="Body Text Indent 2" w:semiHidden="0" w:uiPriority="0" w:unhideWhenUsed="0"/>
-    <w:lsdException w:name="Body Text Indent 3" w:semiHidden="0" w:uiPriority="0" w:unhideWhenUsed="0"/>
-    <w:lsdException w:name="Block Text" w:semiHidden="0" w:uiPriority="0" w:unhideWhenUsed="0"/>
-    <w:lsdException w:name="Hyperlink" w:semiHidden="0" w:uiPriority="0" w:unhideWhenUsed="0"/>
-    <w:lsdException w:name="FollowedHyperlink" w:semiHidden="0" w:uiPriority="0" w:unhideWhenUsed="0"/>
-    <w:lsdException w:name="Strong" w:semiHidden="0" w:uiPriority="0" w:unhideWhenUsed="0" w:qFormat="1"/>
-    <w:lsdException w:name="Emphasis" w:semiHidden="0" w:uiPriority="0" w:unhideWhenUsed="0" w:qFormat="1"/>
-    <w:lsdException w:name="Document Map" w:semiHidden="0" w:uiPriority="0" w:unhideWhenUsed="0"/>
-    <w:lsdException w:name="Plain Text" w:semiHidden="0" w:uiPriority="0" w:unhideWhenUsed="0"/>
-    <w:lsdException w:name="E-mail Signature" w:semiHidden="0" w:uiPriority="0" w:unhideWhenUsed="0"/>
-    <w:lsdException w:name="Normal (Web)" w:semiHidden="0" w:uiPriority="0" w:unhideWhenUsed="0" w:qFormat="1"/>
-    <w:lsdException w:name="HTML Acronym" w:semiHidden="0" w:uiPriority="0" w:unhideWhenUsed="0"/>
-    <w:lsdException w:name="HTML Address" w:semiHidden="0" w:uiPriority="0" w:unhideWhenUsed="0"/>
-    <w:lsdException w:name="HTML Cite" w:semiHidden="0" w:uiPriority="0" w:unhideWhenUsed="0"/>
-    <w:lsdException w:name="HTML Code" w:semiHidden="0" w:uiPriority="0" w:unhideWhenUsed="0"/>
-    <w:lsdException w:name="HTML Definition" w:semiHidden="0" w:uiPriority="0" w:unhideWhenUsed="0"/>
-    <w:lsdException w:name="HTML Keyboard" w:semiHidden="0" w:uiPriority="0" w:unhideWhenUsed="0"/>
-    <w:lsdException w:name="HTML Preformatted" w:semiHidden="0" w:uiPriority="0" w:unhideWhenUsed="0"/>
-    <w:lsdException w:name="HTML Sample" w:semiHidden="0" w:uiPriority="0" w:unhideWhenUsed="0"/>
-    <w:lsdException w:name="HTML Typewriter" w:semiHidden="0" w:uiPriority="0" w:unhideWhenUsed="0"/>
-    <w:lsdException w:name="HTML Variable" w:semiHidden="0" w:uiPriority="0" w:unhideWhenUsed="0"/>
-    <w:lsdException w:name="Normal Table" w:uiPriority="0" w:unhideWhenUsed="0" w:qFormat="1"/>
-    <w:lsdException w:name="annotation subject" w:semiHidden="0" w:uiPriority="0" w:unhideWhenUsed="0"/>
-    <w:lsdException w:name="Table Simple 1" w:semiHidden="0" w:uiPriority="0" w:unhideWhenUsed="0"/>
-    <w:lsdException w:name="Table Simple 2" w:semiHidden="0" w:uiPriority="0" w:unhideWhenUsed="0"/>
-    <w:lsdException w:name="Table Simple 3" w:semiHidden="0" w:uiPriority="0" w:unhideWhenUsed="0"/>
-    <w:lsdException w:name="Table Classic 1" w:semiHidden="0" w:uiPriority="0" w:unhideWhenUsed="0"/>
-    <w:lsdException w:name="Table Classic 2" w:semiHidden="0" w:uiPriority="0" w:unhideWhenUsed="0"/>
-    <w:lsdException w:name="Table Classic 3" w:semiHidden="0" w:uiPriority="0" w:unhideWhenUsed="0"/>
-    <w:lsdException w:name="Table Classic 4" w:semiHidden="0" w:uiPriority="0" w:unhideWhenUsed="0"/>
-    <w:lsdException w:name="Table Colorful 1" w:semiHidden="0" w:uiPriority="0" w:unhideWhenUsed="0"/>
-    <w:lsdException w:name="Table Colorful 2" w:semiHidden="0" w:uiPriority="0" w:unhideWhenUsed="0"/>
-    <w:lsdException w:name="Table Colorful 3" w:semiHidden="0" w:uiPriority="0" w:unhideWhenUsed="0"/>
-    <w:lsdException w:name="Table Columns 1" w:semiHidden="0" w:uiPriority="0" w:unhideWhenUsed="0"/>
-    <w:lsdException w:name="Table Columns 2" w:semiHidden="0" w:uiPriority="0" w:unhideWhenUsed="0"/>
-    <w:lsdException w:name="Table Columns 3" w:semiHidden="0" w:uiPriority="0" w:unhideWhenUsed="0"/>
-    <w:lsdException w:name="Table Columns 4" w:semiHidden="0" w:uiPriority="0" w:unhideWhenUsed="0"/>
-    <w:lsdException w:name="Table Columns 5" w:semiHidden="0" w:uiPriority="0" w:unhideWhenUsed="0"/>
-    <w:lsdException w:name="Table Grid 1" w:semiHidden="0" w:uiPriority="0" w:unhideWhenUsed="0"/>
-    <w:lsdException w:name="Table Grid 2" w:semiHidden="0" w:uiPriority="0" w:unhideWhenUsed="0"/>
-    <w:lsdException w:name="Table Grid 3" w:semiHidden="0" w:uiPriority="0" w:unhideWhenUsed="0"/>
-    <w:lsdException w:name="Table Grid 4" w:semiHidden="0" w:uiPriority="0" w:unhideWhenUsed="0"/>
-    <w:lsdException w:name="Table Grid 5" w:semiHidden="0" w:uiPriority="0" w:unhideWhenUsed="0"/>
-    <w:lsdException w:name="Table Grid 6" w:semiHidden="0" w:uiPriority="0" w:unhideWhenUsed="0"/>
-    <w:lsdException w:name="Table Grid 7" w:semiHidden="0" w:uiPriority="0" w:unhideWhenUsed="0"/>
-    <w:lsdException w:name="Table Grid 8" w:semiHidden="0" w:uiPriority="0" w:unhideWhenUsed="0"/>
-    <w:lsdException w:name="Table List 1" w:semiHidden="0" w:uiPriority="0" w:unhideWhenUsed="0"/>
-    <w:lsdException w:name="Table List 2" w:semiHidden="0" w:uiPriority="0" w:unhideWhenUsed="0"/>
-    <w:lsdException w:name="Table List 3" w:semiHidden="0" w:uiPriority="0" w:unhideWhenUsed="0"/>
-    <w:lsdException w:name="Table List 4" w:semiHidden="0" w:uiPriority="0" w:unhideWhenUsed="0"/>
-    <w:lsdException w:name="Table List 5" w:semiHidden="0" w:uiPriority="0" w:unhideWhenUsed="0"/>
-    <w:lsdException w:name="Table List 6" w:semiHidden="0" w:uiPriority="0" w:unhideWhenUsed="0"/>
-    <w:lsdException w:name="Table List 7" w:semiHidden="0" w:uiPriority="0" w:unhideWhenUsed="0"/>
-    <w:lsdException w:name="Table List 8" w:semiHidden="0" w:uiPriority="0" w:unhideWhenUsed="0"/>
-    <w:lsdException w:name="Table 3D effects 1" w:semiHidden="0" w:uiPriority="0" w:unhideWhenUsed="0"/>
-    <w:lsdException w:name="Table 3D effects 2" w:semiHidden="0" w:uiPriority="0" w:unhideWhenUsed="0"/>
-    <w:lsdException w:name="Table 3D effects 3" w:semiHidden="0" w:uiPriority="0" w:unhideWhenUsed="0"/>
-    <w:lsdException w:name="Table Contemporary" w:semiHidden="0" w:uiPriority="0" w:unhideWhenUsed="0"/>
-    <w:lsdException w:name="Table Elegant" w:semiHidden="0" w:uiPriority="0" w:unhideWhenUsed="0"/>
-    <w:lsdException w:name="Table Professional" w:semiHidden="0" w:uiPriority="0" w:unhideWhenUsed="0"/>
-    <w:lsdException w:name="Table Subtle 1" w:semiHidden="0" w:uiPriority="0" w:unhideWhenUsed="0"/>
-    <w:lsdException w:name="Table Subtle 2" w:semiHidden="0" w:uiPriority="0" w:unhideWhenUsed="0"/>
-    <w:lsdException w:name="Table Web 1" w:semiHidden="0" w:uiPriority="0" w:unhideWhenUsed="0"/>
-    <w:lsdException w:name="Table Web 2" w:semiHidden="0" w:uiPriority="0" w:unhideWhenUsed="0"/>
-    <w:lsdException w:name="Table Web 3" w:semiHidden="0" w:uiPriority="0" w:unhideWhenUsed="0"/>
-    <w:lsdException w:name="Balloon Text" w:semiHidden="0" w:uiPriority="0" w:unhideWhenUsed="0"/>
-    <w:lsdException w:name="Table Grid" w:semiHidden="0" w:uiPriority="0" w:unhideWhenUsed="0" w:qFormat="1"/>
-    <w:lsdException w:name="Table Theme" w:semiHidden="0" w:uiPriority="0" w:unhideWhenUsed="0"/>
-    <w:lsdException w:name="Light Shading" w:semiHidden="0" w:uiPriority="60" w:unhideWhenUsed="0"/>
-    <w:lsdException w:name="Light List" w:semiHidden="0" w:uiPriority="61" w:unhideWhenUsed="0"/>
-    <w:lsdException w:name="Light Grid" w:semiHidden="0" w:uiPriority="62" w:unhideWhenUsed="0"/>
-    <w:lsdException w:name="Medium Shading 1" w:semiHidden="0" w:uiPriority="63" w:unhideWhenUsed="0"/>
-    <w:lsdException w:name="Medium Shading 2" w:semiHidden="0" w:uiPriority="64" w:unhideWhenUsed="0"/>
-    <w:lsdException w:name="Medium List 1" w:semiHidden="0" w:uiPriority="65" w:unhideWhenUsed="0"/>
-    <w:lsdException w:name="Medium List 2" w:semiHidden="0" w:uiPriority="66" w:unhideWhenUsed="0"/>
-    <w:lsdException w:name="Medium Grid 1" w:semiHidden="0" w:uiPriority="67" w:unhideWhenUsed="0"/>
-    <w:lsdException w:name="Medium Grid 2" w:semiHidden="0" w:uiPriority="68" w:unhideWhenUsed="0"/>
-    <w:lsdException w:name="Medium Grid 3" w:semiHidden="0" w:uiPriority="69" w:unhideWhenUsed="0"/>
-    <w:lsdException w:name="Dark List" w:semiHidden="0" w:uiPriority="70" w:unhideWhenUsed="0"/>
-    <w:lsdException w:name="Colorful Shading" w:semiHidden="0" w:uiPriority="71" w:unhideWhenUsed="0"/>
-    <w:lsdException w:name="Colorful List" w:semiHidden="0" w:uiPriority="72" w:unhideWhenUsed="0"/>
-    <w:lsdException w:name="Colorful Grid" w:semiHidden="0" w:uiPriority="73" w:unhideWhenUsed="0"/>
-    <w:lsdException w:name="Light Shading Accent 1" w:semiHidden="0" w:uiPriority="60" w:unhideWhenUsed="0"/>
-    <w:lsdException w:name="Light List Accent 1" w:semiHidden="0" w:uiPriority="61" w:unhideWhenUsed="0"/>
-    <w:lsdException w:name="Light Grid Accent 1" w:semiHidden="0" w:uiPriority="62" w:unhideWhenUsed="0"/>
-    <w:lsdException w:name="Medium Shading 1 Accent 1" w:semiHidden="0" w:uiPriority="63" w:unhideWhenUsed="0"/>
-    <w:lsdException w:name="Medium Shading 2 Accent 1" w:semiHidden="0" w:uiPriority="64" w:unhideWhenUsed="0"/>
-    <w:lsdException w:name="Medium List 1 Accent 1" w:semiHidden="0" w:uiPriority="65" w:unhideWhenUsed="0"/>
-    <w:lsdException w:name="Medium List 2 Accent 1" w:semiHidden="0" w:uiPriority="66" w:unhideWhenUsed="0"/>
-    <w:lsdException w:name="Medium Grid 1 Accent 1" w:semiHidden="0" w:uiPriority="67" w:unhideWhenUsed="0"/>
-    <w:lsdException w:name="Medium Grid 2 Accent 1" w:semiHidden="0" w:uiPriority="68" w:unhideWhenUsed="0"/>
-    <w:lsdException w:name="Medium Grid 3 Accent 1" w:semiHidden="0" w:uiPriority="69" w:unhideWhenUsed="0"/>
-    <w:lsdException w:name="Dark List Accent 1" w:semiHidden="0" w:uiPriority="70" w:unhideWhenUsed="0"/>
-    <w:lsdException w:name="Colorful Shading Accent 1" w:semiHidden="0" w:uiPriority="71" w:unhideWhenUsed="0"/>
-    <w:lsdException w:name="Colorful List Accent 1" w:semiHidden="0" w:uiPriority="72" w:unhideWhenUsed="0"/>
-    <w:lsdException w:name="Colorful Grid Accent 1" w:semiHidden="0" w:uiPriority="73" w:unhideWhenUsed="0"/>
-    <w:lsdException w:name="Light Shading Accent 2" w:semiHidden="0" w:uiPriority="60" w:unhideWhenUsed="0"/>
-    <w:lsdException w:name="Light List Accent 2" w:semiHidden="0" w:uiPriority="61" w:unhideWhenUsed="0"/>
-    <w:lsdException w:name="Light Grid Accent 2" w:semiHidden="0" w:uiPriority="62" w:unhideWhenUsed="0"/>
-    <w:lsdException w:name="Medium Shading 1 Accent 2" w:semiHidden="0" w:uiPriority="63" w:unhideWhenUsed="0"/>
-    <w:lsdException w:name="Medium Shading 2 Accent 2" w:semiHidden="0" w:uiPriority="64" w:unhideWhenUsed="0"/>
-    <w:lsdException w:name="Medium List 1 Accent 2" w:semiHidden="0" w:uiPriority="65" w:unhideWhenUsed="0"/>
-    <w:lsdException w:name="Medium List 2 Accent 2" w:semiHidden="0" w:uiPriority="66" w:unhideWhenUsed="0"/>
-    <w:lsdException w:name="Medium Grid 1 Accent 2" w:semiHidden="0" w:uiPriority="67" w:unhideWhenUsed="0"/>
-    <w:lsdException w:name="Medium Grid 2 Accent 2" w:semiHidden="0" w:uiPriority="68" w:unhideWhenUsed="0"/>
-    <w:lsdException w:name="Medium Grid 3 Accent 2" w:semiHidden="0" w:uiPriority="69" w:unhideWhenUsed="0"/>
-    <w:lsdException w:name="Dark List Accent 2" w:semiHidden="0" w:uiPriority="70" w:unhideWhenUsed="0"/>
-    <w:lsdException w:name="Colorful Shading Accent 2" w:semiHidden="0" w:uiPriority="71" w:unhideWhenUsed="0"/>
-    <w:lsdException w:name="Colorful List Accent 2" w:semiHidden="0" w:uiPriority="72" w:unhideWhenUsed="0"/>
-    <w:lsdException w:name="Colorful Grid Accent 2" w:semiHidden="0" w:uiPriority="73" w:unhideWhenUsed="0"/>
-    <w:lsdException w:name="Light Shading Accent 3" w:semiHidden="0" w:uiPriority="60" w:unhideWhenUsed="0"/>
-    <w:lsdException w:name="Light List Accent 3" w:semiHidden="0" w:uiPriority="61" w:unhideWhenUsed="0"/>
-    <w:lsdException w:name="Light Grid Accent 3" w:semiHidden="0" w:uiPriority="62" w:unhideWhenUsed="0"/>
-    <w:lsdException w:name="Medium Shading 1 Accent 3" w:semiHidden="0" w:uiPriority="63" w:unhideWhenUsed="0"/>
-    <w:lsdException w:name="Medium Shading 2 Accent 3" w:semiHidden="0" w:uiPriority="64" w:unhideWhenUsed="0"/>
-    <w:lsdException w:name="Medium List 1 Accent 3" w:semiHidden="0" w:uiPriority="65" w:unhideWhenUsed="0"/>
-    <w:lsdException w:name="Medium List 2 Accent 3" w:semiHidden="0" w:uiPriority="66" w:unhideWhenUsed="0"/>
-    <w:lsdException w:name="Medium Grid 1 Accent 3" w:semiHidden="0" w:uiPriority="67" w:unhideWhenUsed="0"/>
-    <w:lsdException w:name="Medium Grid 2 Accent 3" w:semiHidden="0" w:uiPriority="68" w:unhideWhenUsed="0"/>
-    <w:lsdException w:name="Medium Grid 3 Accent 3" w:semiHidden="0" w:uiPriority="69" w:unhideWhenUsed="0"/>
-    <w:lsdException w:name="Dark List Accent 3" w:semiHidden="0" w:uiPriority="70" w:unhideWhenUsed="0"/>
-    <w:lsdException w:name="Colorful Shading Accent 3" w:semiHidden="0" w:uiPriority="71" w:unhideWhenUsed="0"/>
-    <w:lsdException w:name="Colorful List Accent 3" w:semiHidden="0" w:uiPriority="72" w:unhideWhenUsed="0"/>
-    <w:lsdException w:name="Colorful Grid Accent 3" w:semiHidden="0" w:uiPriority="73" w:unhideWhenUsed="0"/>
-    <w:lsdException w:name="Light Shading Accent 4" w:semiHidden="0" w:uiPriority="60" w:unhideWhenUsed="0"/>
-    <w:lsdException w:name="Light List Accent 4" w:semiHidden="0" w:uiPriority="61" w:unhideWhenUsed="0"/>
-    <w:lsdException w:name="Light Grid Accent 4" w:semiHidden="0" w:uiPriority="62" w:unhideWhenUsed="0"/>
-    <w:lsdException w:name="Medium Shading 1 Accent 4" w:semiHidden="0" w:uiPriority="63" w:unhideWhenUsed="0"/>
-    <w:lsdException w:name="Medium Shading 2 Accent 4" w:semiHidden="0" w:uiPriority="64" w:unhideWhenUsed="0"/>
-    <w:lsdException w:name="Medium List 1 Accent 4" w:semiHidden="0" w:uiPriority="65" w:unhideWhenUsed="0"/>
-    <w:lsdException w:name="Medium List 2 Accent 4" w:semiHidden="0" w:uiPriority="66" w:unhideWhenUsed="0"/>
-    <w:lsdException w:name="Medium Grid 1 Accent 4" w:semiHidden="0" w:uiPriority="67" w:unhideWhenUsed="0"/>
-    <w:lsdException w:name="Medium Grid 2 Accent 4" w:semiHidden="0" w:uiPriority="68" w:unhideWhenUsed="0"/>
-    <w:lsdException w:name="Medium Grid 3 Accent 4" w:semiHidden="0" w:uiPriority="69" w:unhideWhenUsed="0"/>
-    <w:lsdException w:name="Dark List Accent 4" w:semiHidden="0" w:uiPriority="70" w:unhideWhenUsed="0"/>
-    <w:lsdException w:name="Colorful Shading Accent 4" w:semiHidden="0" w:uiPriority="71" w:unhideWhenUsed="0"/>
-    <w:lsdException w:name="Colorful List Accent 4" w:semiHidden="0" w:uiPriority="72" w:unhideWhenUsed="0"/>
-    <w:lsdException w:name="Colorful Grid Accent 4" w:semiHidden="0" w:uiPriority="73" w:unhideWhenUsed="0"/>
-    <w:lsdException w:name="Light Shading Accent 5" w:semiHidden="0" w:uiPriority="60" w:unhideWhenUsed="0"/>
-    <w:lsdException w:name="Light List Accent 5" w:semiHidden="0" w:uiPriority="61" w:unhideWhenUsed="0"/>
-    <w:lsdException w:name="Light Grid Accent 5" w:semiHidden="0" w:uiPriority="62" w:unhideWhenUsed="0"/>
-    <w:lsdException w:name="Medium Shading 1 Accent 5" w:semiHidden="0" w:uiPriority="63" w:unhideWhenUsed="0"/>
-    <w:lsdException w:name="Medium Shading 2 Accent 5" w:semiHidden="0" w:uiPriority="64" w:unhideWhenUsed="0"/>
-    <w:lsdException w:name="Medium List 1 Accent 5" w:semiHidden="0" w:uiPriority="65" w:unhideWhenUsed="0"/>
-    <w:lsdException w:name="Medium List 2 Accent 5" w:semiHidden="0" w:uiPriority="66" w:unhideWhenUsed="0"/>
-    <w:lsdException w:name="Medium Grid 1 Accent 5" w:semiHidden="0" w:uiPriority="67" w:unhideWhenUsed="0"/>
-    <w:lsdException w:name="Medium Grid 2 Accent 5" w:semiHidden="0" w:uiPriority="68" w:unhideWhenUsed="0"/>
-    <w:lsdException w:name="Medium Grid 3 Accent 5" w:semiHidden="0" w:uiPriority="69" w:unhideWhenUsed="0"/>
-    <w:lsdException w:name="Dark List Accent 5" w:semiHidden="0" w:uiPriority="70" w:unhideWhenUsed="0"/>
-    <w:lsdException w:name="Colorful Shading Accent 5" w:semiHidden="0" w:uiPriority="71" w:unhideWhenUsed="0"/>
-    <w:lsdException w:name="Colorful List Accent 5" w:semiHidden="0" w:uiPriority="72" w:unhideWhenUsed="0"/>
-    <w:lsdException w:name="Colorful Grid Accent 5" w:semiHidden="0" w:uiPriority="73" w:unhideWhenUsed="0"/>
-    <w:lsdException w:name="Light Shading Accent 6" w:semiHidden="0" w:uiPriority="60" w:unhideWhenUsed="0"/>
-    <w:lsdException w:name="Light List Accent 6" w:semiHidden="0" w:uiPriority="61" w:unhideWhenUsed="0"/>
-    <w:lsdException w:name="Light Grid Accent 6" w:semiHidden="0" w:uiPriority="62" w:unhideWhenUsed="0"/>
-    <w:lsdException w:name="Medium Shading 1 Accent 6" w:semiHidden="0" w:uiPriority="63" w:unhideWhenUsed="0"/>
-    <w:lsdException w:name="Medium Shading 2 Accent 6" w:semiHidden="0" w:uiPriority="64" w:unhideWhenUsed="0"/>
-    <w:lsdException w:name="Medium List 1 Accent 6" w:semiHidden="0" w:uiPriority="65" w:unhideWhenUsed="0"/>
-    <w:lsdException w:name="Medium List 2 Accent 6" w:semiHidden="0" w:uiPriority="66" w:unhideWhenUsed="0"/>
-    <w:lsdException w:name="Medium Grid 1 Accent 6" w:semiHidden="0" w:uiPriority="67" w:unhideWhenUsed="0"/>
-    <w:lsdException w:name="Medium Grid 2 Accent 6" w:semiHidden="0" w:uiPriority="68" w:unhideWhenUsed="0"/>
-    <w:lsdException w:name="Medium Grid 3 Accent 6" w:semiHidden="0" w:uiPriority="69" w:unhideWhenUsed="0"/>
-    <w:lsdException w:name="Dark List Accent 6" w:semiHidden="0" w:uiPriority="70" w:unhideWhenUsed="0"/>
-    <w:lsdException w:name="Colorful Shading Accent 6" w:semiHidden="0" w:uiPriority="71" w:unhideWhenUsed="0"/>
-    <w:lsdException w:name="Colorful List Accent 6" w:semiHidden="0" w:uiPriority="72" w:unhideWhenUsed="0"/>
-    <w:lsdException w:name="Colorful Grid Accent 6" w:semiHidden="0" w:uiPriority="73" w:unhideWhenUsed="0"/>
+  <w:latentStyles w:count="260" w:defQFormat="0" w:defUnhideWhenUsed="1" w:defSemiHidden="1" w:defUIPriority="99" w:defLockedState="0">
+    <w:lsdException w:qFormat="1" w:unhideWhenUsed="0" w:uiPriority="0" w:semiHidden="0" w:name="Normal"/>
+    <w:lsdException w:qFormat="1" w:unhideWhenUsed="0" w:uiPriority="0" w:semiHidden="0" w:name="heading 1"/>
+    <w:lsdException w:qFormat="1" w:uiPriority="0" w:semiHidden="0" w:name="heading 2"/>
+    <w:lsdException w:qFormat="1" w:uiPriority="0" w:name="heading 3"/>
+    <w:lsdException w:qFormat="1" w:uiPriority="0" w:semiHidden="0" w:name="heading 4"/>
+    <w:lsdException w:qFormat="1" w:uiPriority="0" w:name="heading 5"/>
+    <w:lsdException w:qFormat="1" w:uiPriority="0" w:name="heading 6"/>
+    <w:lsdException w:qFormat="1" w:uiPriority="0" w:name="heading 7"/>
+    <w:lsdException w:qFormat="1" w:uiPriority="0" w:name="heading 8"/>
+    <w:lsdException w:qFormat="1" w:uiPriority="0" w:name="heading 9"/>
+    <w:lsdException w:unhideWhenUsed="0" w:uiPriority="0" w:semiHidden="0" w:name="index 1"/>
+    <w:lsdException w:unhideWhenUsed="0" w:uiPriority="0" w:semiHidden="0" w:name="index 2"/>
+    <w:lsdException w:unhideWhenUsed="0" w:uiPriority="0" w:semiHidden="0" w:name="index 3"/>
+    <w:lsdException w:unhideWhenUsed="0" w:uiPriority="0" w:semiHidden="0" w:name="index 4"/>
+    <w:lsdException w:unhideWhenUsed="0" w:uiPriority="0" w:semiHidden="0" w:name="index 5"/>
+    <w:lsdException w:unhideWhenUsed="0" w:uiPriority="0" w:semiHidden="0" w:name="index 6"/>
+    <w:lsdException w:unhideWhenUsed="0" w:uiPriority="0" w:semiHidden="0" w:name="index 7"/>
+    <w:lsdException w:unhideWhenUsed="0" w:uiPriority="0" w:semiHidden="0" w:name="index 8"/>
+    <w:lsdException w:unhideWhenUsed="0" w:uiPriority="0" w:semiHidden="0" w:name="index 9"/>
+    <w:lsdException w:qFormat="1" w:unhideWhenUsed="0" w:uiPriority="0" w:semiHidden="0" w:name="toc 1"/>
+    <w:lsdException w:qFormat="1" w:unhideWhenUsed="0" w:uiPriority="0" w:semiHidden="0" w:name="toc 2"/>
+    <w:lsdException w:qFormat="1" w:unhideWhenUsed="0" w:uiPriority="0" w:semiHidden="0" w:name="toc 3"/>
+    <w:lsdException w:unhideWhenUsed="0" w:uiPriority="0" w:semiHidden="0" w:name="toc 4"/>
+    <w:lsdException w:unhideWhenUsed="0" w:uiPriority="0" w:semiHidden="0" w:name="toc 5"/>
+    <w:lsdException w:unhideWhenUsed="0" w:uiPriority="0" w:semiHidden="0" w:name="toc 6"/>
+    <w:lsdException w:unhideWhenUsed="0" w:uiPriority="0" w:semiHidden="0" w:name="toc 7"/>
+    <w:lsdException w:unhideWhenUsed="0" w:uiPriority="0" w:semiHidden="0" w:name="toc 8"/>
+    <w:lsdException w:unhideWhenUsed="0" w:uiPriority="0" w:semiHidden="0" w:name="toc 9"/>
+    <w:lsdException w:unhideWhenUsed="0" w:uiPriority="0" w:semiHidden="0" w:name="Normal Indent"/>
+    <w:lsdException w:unhideWhenUsed="0" w:uiPriority="0" w:semiHidden="0" w:name="footnote text"/>
+    <w:lsdException w:qFormat="1" w:unhideWhenUsed="0" w:uiPriority="0" w:semiHidden="0" w:name="annotation text"/>
+    <w:lsdException w:qFormat="1" w:unhideWhenUsed="0" w:uiPriority="0" w:semiHidden="0" w:name="header"/>
+    <w:lsdException w:qFormat="1" w:unhideWhenUsed="0" w:uiPriority="0" w:semiHidden="0" w:name="footer"/>
+    <w:lsdException w:unhideWhenUsed="0" w:uiPriority="0" w:semiHidden="0" w:name="index heading"/>
+    <w:lsdException w:qFormat="1" w:uiPriority="0" w:name="caption"/>
+    <w:lsdException w:unhideWhenUsed="0" w:uiPriority="0" w:semiHidden="0" w:name="table of figures"/>
+    <w:lsdException w:unhideWhenUsed="0" w:uiPriority="0" w:semiHidden="0" w:name="envelope address"/>
+    <w:lsdException w:unhideWhenUsed="0" w:uiPriority="0" w:semiHidden="0" w:name="envelope return"/>
+    <w:lsdException w:unhideWhenUsed="0" w:uiPriority="0" w:semiHidden="0" w:name="footnote reference"/>
+    <w:lsdException w:unhideWhenUsed="0" w:uiPriority="0" w:semiHidden="0" w:name="annotation reference"/>
+    <w:lsdException w:unhideWhenUsed="0" w:uiPriority="0" w:semiHidden="0" w:name="line number"/>
+    <w:lsdException w:unhideWhenUsed="0" w:uiPriority="0" w:semiHidden="0" w:name="page number"/>
+    <w:lsdException w:unhideWhenUsed="0" w:uiPriority="0" w:semiHidden="0" w:name="endnote reference"/>
+    <w:lsdException w:unhideWhenUsed="0" w:uiPriority="0" w:semiHidden="0" w:name="endnote text"/>
+    <w:lsdException w:unhideWhenUsed="0" w:uiPriority="0" w:semiHidden="0" w:name="table of authorities"/>
+    <w:lsdException w:unhideWhenUsed="0" w:uiPriority="0" w:semiHidden="0" w:name="macro"/>
+    <w:lsdException w:unhideWhenUsed="0" w:uiPriority="0" w:semiHidden="0" w:name="toa heading"/>
+    <w:lsdException w:unhideWhenUsed="0" w:uiPriority="0" w:semiHidden="0" w:name="List"/>
+    <w:lsdException w:unhideWhenUsed="0" w:uiPriority="0" w:semiHidden="0" w:name="List Bullet"/>
+    <w:lsdException w:unhideWhenUsed="0" w:uiPriority="0" w:semiHidden="0" w:name="List Number"/>
+    <w:lsdException w:unhideWhenUsed="0" w:uiPriority="0" w:semiHidden="0" w:name="List 2"/>
+    <w:lsdException w:unhideWhenUsed="0" w:uiPriority="0" w:semiHidden="0" w:name="List 3"/>
+    <w:lsdException w:unhideWhenUsed="0" w:uiPriority="0" w:semiHidden="0" w:name="List 4"/>
+    <w:lsdException w:unhideWhenUsed="0" w:uiPriority="0" w:semiHidden="0" w:name="List 5"/>
+    <w:lsdException w:unhideWhenUsed="0" w:uiPriority="0" w:semiHidden="0" w:name="List Bullet 2"/>
+    <w:lsdException w:unhideWhenUsed="0" w:uiPriority="0" w:semiHidden="0" w:name="List Bullet 3"/>
+    <w:lsdException w:unhideWhenUsed="0" w:uiPriority="0" w:semiHidden="0" w:name="List Bullet 4"/>
+    <w:lsdException w:unhideWhenUsed="0" w:uiPriority="0" w:semiHidden="0" w:name="List Bullet 5"/>
+    <w:lsdException w:unhideWhenUsed="0" w:uiPriority="0" w:semiHidden="0" w:name="List Number 2"/>
+    <w:lsdException w:unhideWhenUsed="0" w:uiPriority="0" w:semiHidden="0" w:name="List Number 3"/>
+    <w:lsdException w:unhideWhenUsed="0" w:uiPriority="0" w:semiHidden="0" w:name="List Number 4"/>
+    <w:lsdException w:unhideWhenUsed="0" w:uiPriority="0" w:semiHidden="0" w:name="List Number 5"/>
+    <w:lsdException w:qFormat="1" w:unhideWhenUsed="0" w:uiPriority="0" w:semiHidden="0" w:name="Title"/>
+    <w:lsdException w:unhideWhenUsed="0" w:uiPriority="0" w:semiHidden="0" w:name="Closing"/>
+    <w:lsdException w:unhideWhenUsed="0" w:uiPriority="0" w:semiHidden="0" w:name="Signature"/>
+    <w:lsdException w:qFormat="1" w:unhideWhenUsed="0" w:uiPriority="0" w:name="Default Paragraph Font"/>
+    <w:lsdException w:qFormat="1" w:unhideWhenUsed="0" w:uiPriority="0" w:name="Body Text"/>
+    <w:lsdException w:unhideWhenUsed="0" w:uiPriority="0" w:semiHidden="0" w:name="Body Text Indent"/>
+    <w:lsdException w:unhideWhenUsed="0" w:uiPriority="0" w:semiHidden="0" w:name="List Continue"/>
+    <w:lsdException w:unhideWhenUsed="0" w:uiPriority="0" w:semiHidden="0" w:name="List Continue 2"/>
+    <w:lsdException w:unhideWhenUsed="0" w:uiPriority="0" w:semiHidden="0" w:name="List Continue 3"/>
+    <w:lsdException w:unhideWhenUsed="0" w:uiPriority="0" w:semiHidden="0" w:name="List Continue 4"/>
+    <w:lsdException w:unhideWhenUsed="0" w:uiPriority="0" w:semiHidden="0" w:name="List Continue 5"/>
+    <w:lsdException w:unhideWhenUsed="0" w:uiPriority="0" w:semiHidden="0" w:name="Message Header"/>
+    <w:lsdException w:qFormat="1" w:unhideWhenUsed="0" w:uiPriority="0" w:semiHidden="0" w:name="Subtitle"/>
+    <w:lsdException w:unhideWhenUsed="0" w:uiPriority="0" w:semiHidden="0" w:name="Salutation"/>
+    <w:lsdException w:unhideWhenUsed="0" w:uiPriority="0" w:semiHidden="0" w:name="Date"/>
+    <w:lsdException w:unhideWhenUsed="0" w:uiPriority="0" w:semiHidden="0" w:name="Body Text First Indent"/>
+    <w:lsdException w:unhideWhenUsed="0" w:uiPriority="0" w:semiHidden="0" w:name="Body Text First Indent 2"/>
+    <w:lsdException w:uiPriority="99" w:name="Note Heading"/>
+    <w:lsdException w:unhideWhenUsed="0" w:uiPriority="0" w:semiHidden="0" w:name="Body Text 2"/>
+    <w:lsdException w:unhideWhenUsed="0" w:uiPriority="0" w:semiHidden="0" w:name="Body Text 3"/>
+    <w:lsdException w:unhideWhenUsed="0" w:uiPriority="0" w:semiHidden="0" w:name="Body Text Indent 2"/>
+    <w:lsdException w:unhideWhenUsed="0" w:uiPriority="0" w:semiHidden="0" w:name="Body Text Indent 3"/>
+    <w:lsdException w:unhideWhenUsed="0" w:uiPriority="0" w:semiHidden="0" w:name="Block Text"/>
+    <w:lsdException w:unhideWhenUsed="0" w:uiPriority="0" w:semiHidden="0" w:name="Hyperlink"/>
+    <w:lsdException w:unhideWhenUsed="0" w:uiPriority="0" w:semiHidden="0" w:name="FollowedHyperlink"/>
+    <w:lsdException w:qFormat="1" w:unhideWhenUsed="0" w:uiPriority="0" w:semiHidden="0" w:name="Strong"/>
+    <w:lsdException w:qFormat="1" w:unhideWhenUsed="0" w:uiPriority="0" w:semiHidden="0" w:name="Emphasis"/>
+    <w:lsdException w:unhideWhenUsed="0" w:uiPriority="0" w:semiHidden="0" w:name="Document Map"/>
+    <w:lsdException w:unhideWhenUsed="0" w:uiPriority="0" w:semiHidden="0" w:name="Plain Text"/>
+    <w:lsdException w:unhideWhenUsed="0" w:uiPriority="0" w:semiHidden="0" w:name="E-mail Signature"/>
+    <w:lsdException w:qFormat="1" w:unhideWhenUsed="0" w:uiPriority="0" w:semiHidden="0" w:name="Normal (Web)"/>
+    <w:lsdException w:unhideWhenUsed="0" w:uiPriority="0" w:semiHidden="0" w:name="HTML Acronym"/>
+    <w:lsdException w:unhideWhenUsed="0" w:uiPriority="0" w:semiHidden="0" w:name="HTML Address"/>
+    <w:lsdException w:unhideWhenUsed="0" w:uiPriority="0" w:semiHidden="0" w:name="HTML Cite"/>
+    <w:lsdException w:unhideWhenUsed="0" w:uiPriority="0" w:semiHidden="0" w:name="HTML Code"/>
+    <w:lsdException w:unhideWhenUsed="0" w:uiPriority="0" w:semiHidden="0" w:name="HTML Definition"/>
+    <w:lsdException w:unhideWhenUsed="0" w:uiPriority="0" w:semiHidden="0" w:name="HTML Keyboard"/>
+    <w:lsdException w:unhideWhenUsed="0" w:uiPriority="0" w:semiHidden="0" w:name="HTML Preformatted"/>
+    <w:lsdException w:unhideWhenUsed="0" w:uiPriority="0" w:semiHidden="0" w:name="HTML Sample"/>
+    <w:lsdException w:unhideWhenUsed="0" w:uiPriority="0" w:semiHidden="0" w:name="HTML Typewriter"/>
+    <w:lsdException w:unhideWhenUsed="0" w:uiPriority="0" w:semiHidden="0" w:name="HTML Variable"/>
+    <w:lsdException w:qFormat="1" w:unhideWhenUsed="0" w:uiPriority="0" w:name="Normal Table"/>
+    <w:lsdException w:unhideWhenUsed="0" w:uiPriority="0" w:semiHidden="0" w:name="annotation subject"/>
+    <w:lsdException w:unhideWhenUsed="0" w:uiPriority="0" w:semiHidden="0" w:name="Table Simple 1"/>
+    <w:lsdException w:unhideWhenUsed="0" w:uiPriority="0" w:semiHidden="0" w:name="Table Simple 2"/>
+    <w:lsdException w:unhideWhenUsed="0" w:uiPriority="0" w:semiHidden="0" w:name="Table Simple 3"/>
+    <w:lsdException w:unhideWhenUsed="0" w:uiPriority="0" w:semiHidden="0" w:name="Table Classic 1"/>
+    <w:lsdException w:unhideWhenUsed="0" w:uiPriority="0" w:semiHidden="0" w:name="Table Classic 2"/>
+    <w:lsdException w:unhideWhenUsed="0" w:uiPriority="0" w:semiHidden="0" w:name="Table Classic 3"/>
+    <w:lsdException w:unhideWhenUsed="0" w:uiPriority="0" w:semiHidden="0" w:name="Table Classic 4"/>
+    <w:lsdException w:unhideWhenUsed="0" w:uiPriority="0" w:semiHidden="0" w:name="Table Colorful 1"/>
+    <w:lsdException w:unhideWhenUsed="0" w:uiPriority="0" w:semiHidden="0" w:name="Table Colorful 2"/>
+    <w:lsdException w:unhideWhenUsed="0" w:uiPriority="0" w:semiHidden="0" w:name="Table Colorful 3"/>
+    <w:lsdException w:unhideWhenUsed="0" w:uiPriority="0" w:semiHidden="0" w:name="Table Columns 1"/>
+    <w:lsdException w:unhideWhenUsed="0" w:uiPriority="0" w:semiHidden="0" w:name="Table Columns 2"/>
+    <w:lsdException w:unhideWhenUsed="0" w:uiPriority="0" w:semiHidden="0" w:name="Table Columns 3"/>
+    <w:lsdException w:unhideWhenUsed="0" w:uiPriority="0" w:semiHidden="0" w:name="Table Columns 4"/>
+    <w:lsdException w:unhideWhenUsed="0" w:uiPriority="0" w:semiHidden="0" w:name="Table Columns 5"/>
+    <w:lsdException w:unhideWhenUsed="0" w:uiPriority="0" w:semiHidden="0" w:name="Table Grid 1"/>
+    <w:lsdException w:unhideWhenUsed="0" w:uiPriority="0" w:semiHidden="0" w:name="Table Grid 2"/>
+    <w:lsdException w:unhideWhenUsed="0" w:uiPriority="0" w:semiHidden="0" w:name="Table Grid 3"/>
+    <w:lsdException w:unhideWhenUsed="0" w:uiPriority="0" w:semiHidden="0" w:name="Table Grid 4"/>
+    <w:lsdException w:unhideWhenUsed="0" w:uiPriority="0" w:semiHidden="0" w:name="Table Grid 5"/>
+    <w:lsdException w:unhideWhenUsed="0" w:uiPriority="0" w:semiHidden="0" w:name="Table Grid 6"/>
+    <w:lsdException w:unhideWhenUsed="0" w:uiPriority="0" w:semiHidden="0" w:name="Table Grid 7"/>
+    <w:lsdException w:unhideWhenUsed="0" w:uiPriority="0" w:semiHidden="0" w:name="Table Grid 8"/>
+    <w:lsdException w:unhideWhenUsed="0" w:uiPriority="0" w:semiHidden="0" w:name="Table List 1"/>
+    <w:lsdException w:unhideWhenUsed="0" w:uiPriority="0" w:semiHidden="0" w:name="Table List 2"/>
+    <w:lsdException w:unhideWhenUsed="0" w:uiPriority="0" w:semiHidden="0" w:name="Table List 3"/>
+    <w:lsdException w:unhideWhenUsed="0" w:uiPriority="0" w:semiHidden="0" w:name="Table List 4"/>
+    <w:lsdException w:unhideWhenUsed="0" w:uiPriority="0" w:semiHidden="0" w:name="Table List 5"/>
+    <w:lsdException w:unhideWhenUsed="0" w:uiPriority="0" w:semiHidden="0" w:name="Table List 6"/>
+    <w:lsdException w:unhideWhenUsed="0" w:uiPriority="0" w:semiHidden="0" w:name="Table List 7"/>
+    <w:lsdException w:unhideWhenUsed="0" w:uiPriority="0" w:semiHidden="0" w:name="Table List 8"/>
+    <w:lsdException w:unhideWhenUsed="0" w:uiPriority="0" w:semiHidden="0" w:name="Table 3D effects 1"/>
+    <w:lsdException w:unhideWhenUsed="0" w:uiPriority="0" w:semiHidden="0" w:name="Table 3D effects 2"/>
+    <w:lsdException w:unhideWhenUsed="0" w:uiPriority="0" w:semiHidden="0" w:name="Table 3D effects 3"/>
+    <w:lsdException w:unhideWhenUsed="0" w:uiPriority="0" w:semiHidden="0" w:name="Table Contemporary"/>
+    <w:lsdException w:unhideWhenUsed="0" w:uiPriority="0" w:semiHidden="0" w:name="Table Elegant"/>
+    <w:lsdException w:unhideWhenUsed="0" w:uiPriority="0" w:semiHidden="0" w:name="Table Professional"/>
+    <w:lsdException w:unhideWhenUsed="0" w:uiPriority="0" w:semiHidden="0" w:name="Table Subtle 1"/>
+    <w:lsdException w:unhideWhenUsed="0" w:uiPriority="0" w:semiHidden="0" w:name="Table Subtle 2"/>
+    <w:lsdException w:unhideWhenUsed="0" w:uiPriority="0" w:semiHidden="0" w:name="Table Web 1"/>
+    <w:lsdException w:unhideWhenUsed="0" w:uiPriority="0" w:semiHidden="0" w:name="Table Web 2"/>
+    <w:lsdException w:unhideWhenUsed="0" w:uiPriority="0" w:semiHidden="0" w:name="Table Web 3"/>
+    <w:lsdException w:unhideWhenUsed="0" w:uiPriority="0" w:semiHidden="0" w:name="Balloon Text"/>
+    <w:lsdException w:qFormat="1" w:unhideWhenUsed="0" w:uiPriority="0" w:semiHidden="0" w:name="Table Grid"/>
+    <w:lsdException w:unhideWhenUsed="0" w:uiPriority="0" w:semiHidden="0" w:name="Table Theme"/>
+    <w:lsdException w:unhideWhenUsed="0" w:uiPriority="60" w:semiHidden="0" w:name="Light Shading"/>
+    <w:lsdException w:unhideWhenUsed="0" w:uiPriority="61" w:semiHidden="0" w:name="Light List"/>
+    <w:lsdException w:unhideWhenUsed="0" w:uiPriority="62" w:semiHidden="0" w:name="Light Grid"/>
+    <w:lsdException w:unhideWhenUsed="0" w:uiPriority="63" w:semiHidden="0" w:name="Medium Shading 1"/>
+    <w:lsdException w:unhideWhenUsed="0" w:uiPriority="64" w:semiHidden="0" w:name="Medium Shading 2"/>
+    <w:lsdException w:unhideWhenUsed="0" w:uiPriority="65" w:semiHidden="0" w:name="Medium List 1"/>
+    <w:lsdException w:unhideWhenUsed="0" w:uiPriority="66" w:semiHidden="0" w:name="Medium List 2"/>
+    <w:lsdException w:unhideWhenUsed="0" w:uiPriority="67" w:semiHidden="0" w:name="Medium Grid 1"/>
+    <w:lsdException w:unhideWhenUsed="0" w:uiPriority="68" w:semiHidden="0" w:name="Medium Grid 2"/>
+    <w:lsdException w:unhideWhenUsed="0" w:uiPriority="69" w:semiHidden="0" w:name="Medium Grid 3"/>
+    <w:lsdException w:unhideWhenUsed="0" w:uiPriority="70" w:semiHidden="0" w:name="Dark List"/>
+    <w:lsdException w:unhideWhenUsed="0" w:uiPriority="71" w:semiHidden="0" w:name="Colorful Shading"/>
+    <w:lsdException w:unhideWhenUsed="0" w:uiPriority="72" w:semiHidden="0" w:name="Colorful List"/>
+    <w:lsdException w:unhideWhenUsed="0" w:uiPriority="73" w:semiHidden="0" w:name="Colorful Grid"/>
+    <w:lsdException w:unhideWhenUsed="0" w:uiPriority="60" w:semiHidden="0" w:name="Light Shading Accent 1"/>
+    <w:lsdException w:unhideWhenUsed="0" w:uiPriority="61" w:semiHidden="0" w:name="Light List Accent 1"/>
+    <w:lsdException w:unhideWhenUsed="0" w:uiPriority="62" w:semiHidden="0" w:name="Light Grid Accent 1"/>
+    <w:lsdException w:unhideWhenUsed="0" w:uiPriority="63" w:semiHidden="0" w:name="Medium Shading 1 Accent 1"/>
+    <w:lsdException w:unhideWhenUsed="0" w:uiPriority="64" w:semiHidden="0" w:name="Medium Shading 2 Accent 1"/>
+    <w:lsdException w:unhideWhenUsed="0" w:uiPriority="65" w:semiHidden="0" w:name="Medium List 1 Accent 1"/>
+    <w:lsdException w:unhideWhenUsed="0" w:uiPriority="66" w:semiHidden="0" w:name="Medium List 2 Accent 1"/>
+    <w:lsdException w:unhideWhenUsed="0" w:uiPriority="67" w:semiHidden="0" w:name="Medium Grid 1 Accent 1"/>
+    <w:lsdException w:unhideWhenUsed="0" w:uiPriority="68" w:semiHidden="0" w:name="Medium Grid 2 Accent 1"/>
+    <w:lsdException w:unhideWhenUsed="0" w:uiPriority="69" w:semiHidden="0" w:name="Medium Grid 3 Accent 1"/>
+    <w:lsdException w:unhideWhenUsed="0" w:uiPriority="70" w:semiHidden="0" w:name="Dark List Accent 1"/>
+    <w:lsdException w:unhideWhenUsed="0" w:uiPriority="71" w:semiHidden="0" w:name="Colorful Shading Accent 1"/>
+    <w:lsdException w:unhideWhenUsed="0" w:uiPriority="72" w:semiHidden="0" w:name="Colorful List Accent 1"/>
+    <w:lsdException w:unhideWhenUsed="0" w:uiPriority="73" w:semiHidden="0" w:name="Colorful Grid Accent 1"/>
+    <w:lsdException w:unhideWhenUsed="0" w:uiPriority="60" w:semiHidden="0" w:name="Light Shading Accent 2"/>
+    <w:lsdException w:unhideWhenUsed="0" w:uiPriority="61" w:semiHidden="0" w:name="Light List Accent 2"/>
+    <w:lsdException w:unhideWhenUsed="0" w:uiPriority="62" w:semiHidden="0" w:name="Light Grid Accent 2"/>
+    <w:lsdException w:unhideWhenUsed="0" w:uiPriority="63" w:semiHidden="0" w:name="Medium Shading 1 Accent 2"/>
+    <w:lsdException w:unhideWhenUsed="0" w:uiPriority="64" w:semiHidden="0" w:name="Medium Shading 2 Accent 2"/>
+    <w:lsdException w:unhideWhenUsed="0" w:uiPriority="65" w:semiHidden="0" w:name="Medium List 1 Accent 2"/>
+    <w:lsdException w:unhideWhenUsed="0" w:uiPriority="66" w:semiHidden="0" w:name="Medium List 2 Accent 2"/>
+    <w:lsdException w:unhideWhenUsed="0" w:uiPriority="67" w:semiHidden="0" w:name="Medium Grid 1 Accent 2"/>
+    <w:lsdException w:unhideWhenUsed="0" w:uiPriority="68" w:semiHidden="0" w:name="Medium Grid 2 Accent 2"/>
+    <w:lsdException w:unhideWhenUsed="0" w:uiPriority="69" w:semiHidden="0" w:name="Medium Grid 3 Accent 2"/>
+    <w:lsdException w:unhideWhenUsed="0" w:uiPriority="70" w:semiHidden="0" w:name="Dark List Accent 2"/>
+    <w:lsdException w:unhideWhenUsed="0" w:uiPriority="71" w:semiHidden="0" w:name="Colorful Shading Accent 2"/>
+    <w:lsdException w:unhideWhenUsed="0" w:uiPriority="72" w:semiHidden="0" w:name="Colorful List Accent 2"/>
+    <w:lsdException w:unhideWhenUsed="0" w:uiPriority="73" w:semiHidden="0" w:name="Colorful Grid Accent 2"/>
+    <w:lsdException w:unhideWhenUsed="0" w:uiPriority="60" w:semiHidden="0" w:name="Light Shading Accent 3"/>
+    <w:lsdException w:unhideWhenUsed="0" w:uiPriority="61" w:semiHidden="0" w:name="Light List Accent 3"/>
+    <w:lsdException w:unhideWhenUsed="0" w:uiPriority="62" w:semiHidden="0" w:name="Light Grid Accent 3"/>
+    <w:lsdException w:unhideWhenUsed="0" w:uiPriority="63" w:semiHidden="0" w:name="Medium Shading 1 Accent 3"/>
+    <w:lsdException w:unhideWhenUsed="0" w:uiPriority="64" w:semiHidden="0" w:name="Medium Shading 2 Accent 3"/>
+    <w:lsdException w:unhideWhenUsed="0" w:uiPriority="65" w:semiHidden="0" w:name="Medium List 1 Accent 3"/>
+    <w:lsdException w:unhideWhenUsed="0" w:uiPriority="66" w:semiHidden="0" w:name="Medium List 2 Accent 3"/>
+    <w:lsdException w:unhideWhenUsed="0" w:uiPriority="67" w:semiHidden="0" w:name="Medium Grid 1 Accent 3"/>
+    <w:lsdException w:unhideWhenUsed="0" w:uiPriority="68" w:semiHidden="0" w:name="Medium Grid 2 Accent 3"/>
+    <w:lsdException w:unhideWhenUsed="0" w:uiPriority="69" w:semiHidden="0" w:name="Medium Grid 3 Accent 3"/>
+    <w:lsdException w:unhideWhenUsed="0" w:uiPriority="70" w:semiHidden="0" w:name="Dark List Accent 3"/>
+    <w:lsdException w:unhideWhenUsed="0" w:uiPriority="71" w:semiHidden="0" w:name="Colorful Shading Accent 3"/>
+    <w:lsdException w:unhideWhenUsed="0" w:uiPriority="72" w:semiHidden="0" w:name="Colorful List Accent 3"/>
+    <w:lsdException w:unhideWhenUsed="0" w:uiPriority="73" w:semiHidden="0" w:name="Colorful Grid Accent 3"/>
+    <w:lsdException w:unhideWhenUsed="0" w:uiPriority="60" w:semiHidden="0" w:name="Light Shading Accent 4"/>
+    <w:lsdException w:unhideWhenUsed="0" w:uiPriority="61" w:semiHidden="0" w:name="Light List Accent 4"/>
+    <w:lsdException w:unhideWhenUsed="0" w:uiPriority="62" w:semiHidden="0" w:name="Light Grid Accent 4"/>
+    <w:lsdException w:unhideWhenUsed="0" w:uiPriority="63" w:semiHidden="0" w:name="Medium Shading 1 Accent 4"/>
+    <w:lsdException w:unhideWhenUsed="0" w:uiPriority="64" w:semiHidden="0" w:name="Medium Shading 2 Accent 4"/>
+    <w:lsdException w:unhideWhenUsed="0" w:uiPriority="65" w:semiHidden="0" w:name="Medium List 1 Accent 4"/>
+    <w:lsdException w:unhideWhenUsed="0" w:uiPriority="66" w:semiHidden="0" w:name="Medium List 2 Accent 4"/>
+    <w:lsdException w:unhideWhenUsed="0" w:uiPriority="67" w:semiHidden="0" w:name="Medium Grid 1 Accent 4"/>
+    <w:lsdException w:unhideWhenUsed="0" w:uiPriority="68" w:semiHidden="0" w:name="Medium Grid 2 Accent 4"/>
+    <w:lsdException w:unhideWhenUsed="0" w:uiPriority="69" w:semiHidden="0" w:name="Medium Grid 3 Accent 4"/>
+    <w:lsdException w:unhideWhenUsed="0" w:uiPriority="70" w:semiHidden="0" w:name="Dark List Accent 4"/>
+    <w:lsdException w:unhideWhenUsed="0" w:uiPriority="71" w:semiHidden="0" w:name="Colorful Shading Accent 4"/>
+    <w:lsdException w:unhideWhenUsed="0" w:uiPriority="72" w:semiHidden="0" w:name="Colorful List Accent 4"/>
+    <w:lsdException w:unhideWhenUsed="0" w:uiPriority="73" w:semiHidden="0" w:name="Colorful Grid Accent 4"/>
+    <w:lsdException w:unhideWhenUsed="0" w:uiPriority="60" w:semiHidden="0" w:name="Light Shading Accent 5"/>
+    <w:lsdException w:unhideWhenUsed="0" w:uiPriority="61" w:semiHidden="0" w:name="Light List Accent 5"/>
+    <w:lsdException w:unhideWhenUsed="0" w:uiPriority="62" w:semiHidden="0" w:name="Light Grid Accent 5"/>
+    <w:lsdException w:unhideWhenUsed="0" w:uiPriority="63" w:semiHidden="0" w:name="Medium Shading 1 Accent 5"/>
+    <w:lsdException w:unhideWhenUsed="0" w:uiPriority="64" w:semiHidden="0" w:name="Medium Shading 2 Accent 5"/>
+    <w:lsdException w:unhideWhenUsed="0" w:uiPriority="65" w:semiHidden="0" w:name="Medium List 1 Accent 5"/>
+    <w:lsdException w:unhideWhenUsed="0" w:uiPriority="66" w:semiHidden="0" w:name="Medium List 2 Accent 5"/>
+    <w:lsdException w:unhideWhenUsed="0" w:uiPriority="67" w:semiHidden="0" w:name="Medium Grid 1 Accent 5"/>
+    <w:lsdException w:unhideWhenUsed="0" w:uiPriority="68" w:semiHidden="0" w:name="Medium Grid 2 Accent 5"/>
+    <w:lsdException w:unhideWhenUsed="0" w:uiPriority="69" w:semiHidden="0" w:name="Medium Grid 3 Accent 5"/>
+    <w:lsdException w:unhideWhenUsed="0" w:uiPriority="70" w:semiHidden="0" w:name="Dark List Accent 5"/>
+    <w:lsdException w:unhideWhenUsed="0" w:uiPriority="71" w:semiHidden="0" w:name="Colorful Shading Accent 5"/>
+    <w:lsdException w:unhideWhenUsed="0" w:uiPriority="72" w:semiHidden="0" w:name="Colorful List Accent 5"/>
+    <w:lsdException w:unhideWhenUsed="0" w:uiPriority="73" w:semiHidden="0" w:name="Colorful Grid Accent 5"/>
+    <w:lsdException w:unhideWhenUsed="0" w:uiPriority="60" w:semiHidden="0" w:name="Light Shading Accent 6"/>
+    <w:lsdException w:unhideWhenUsed="0" w:uiPriority="61" w:semiHidden="0" w:name="Light List Accent 6"/>
+    <w:lsdException w:unhideWhenUsed="0" w:uiPriority="62" w:semiHidden="0" w:name="Light Grid Accent 6"/>
+    <w:lsdException w:unhideWhenUsed="0" w:uiPriority="63" w:semiHidden="0" w:name="Medium Shading 1 Accent 6"/>
+    <w:lsdException w:unhideWhenUsed="0" w:uiPriority="64" w:semiHidden="0" w:name="Medium Shading 2 Accent 6"/>
+    <w:lsdException w:unhideWhenUsed="0" w:uiPriority="65" w:semiHidden="0" w:name="Medium List 1 Accent 6"/>
+    <w:lsdException w:unhideWhenUsed="0" w:uiPriority="66" w:semiHidden="0" w:name="Medium List 2 Accent 6"/>
+    <w:lsdException w:unhideWhenUsed="0" w:uiPriority="67" w:semiHidden="0" w:name="Medium Grid 1 Accent 6"/>
+    <w:lsdException w:unhideWhenUsed="0" w:uiPriority="68" w:semiHidden="0" w:name="Medium Grid 2 Accent 6"/>
+    <w:lsdException w:unhideWhenUsed="0" w:uiPriority="69" w:semiHidden="0" w:name="Medium Grid 3 Accent 6"/>
+    <w:lsdException w:unhideWhenUsed="0" w:uiPriority="70" w:semiHidden="0" w:name="Dark List Accent 6"/>
+    <w:lsdException w:unhideWhenUsed="0" w:uiPriority="71" w:semiHidden="0" w:name="Colorful Shading Accent 6"/>
+    <w:lsdException w:unhideWhenUsed="0" w:uiPriority="72" w:semiHidden="0" w:name="Colorful List Accent 6"/>
+    <w:lsdException w:unhideWhenUsed="0" w:uiPriority="73" w:semiHidden="0" w:name="Colorful Grid Accent 6"/>
   </w:latentStyles>
-  <w:style w:type="paragraph" w:default="1" w:styleId="Normal">
+  <w:style w:type="paragraph" w:default="1" w:styleId="1">
     <w:name w:val="Normal"/>
     <w:qFormat/>
+    <w:uiPriority w:val="0"/>
     <w:pPr>
       <w:kinsoku w:val="0"/>
       <w:autoSpaceDE w:val="0"/>
@@ -6204,7 +6286,7 @@
       <w:textAlignment w:val="baseline"/>
     </w:pPr>
     <w:rPr>
-      <w:rFonts w:ascii="Arial" w:eastAsia="宋体" w:hAnsi="Arial" w:cs="Arial"/>
+      <w:rFonts w:ascii="Arial" w:hAnsi="Arial" w:eastAsia="宋体" w:cs="Arial"/>
       <w:snapToGrid w:val="0"/>
       <w:color w:val="000000"/>
       <w:kern w:val="0"/>
@@ -6213,11 +6295,12 @@
       <w:lang w:val="en-US" w:eastAsia="en-US" w:bidi="ar-SA"/>
     </w:rPr>
   </w:style>
-  <w:style w:type="paragraph" w:styleId="Heading1">
+  <w:style w:type="paragraph" w:styleId="2">
     <w:name w:val="heading 1"/>
-    <w:basedOn w:val="Normal"/>
-    <w:next w:val="Normal"/>
+    <w:basedOn w:val="1"/>
+    <w:next w:val="1"/>
     <w:qFormat/>
+    <w:uiPriority w:val="0"/>
     <w:pPr>
       <w:keepNext/>
       <w:keepLines/>
@@ -6235,12 +6318,13 @@
       <w:sz w:val="44"/>
     </w:rPr>
   </w:style>
-  <w:style w:type="paragraph" w:styleId="Heading2">
+  <w:style w:type="paragraph" w:styleId="3">
     <w:name w:val="heading 2"/>
-    <w:basedOn w:val="Normal"/>
-    <w:next w:val="Normal"/>
+    <w:basedOn w:val="1"/>
+    <w:next w:val="1"/>
     <w:unhideWhenUsed/>
     <w:qFormat/>
+    <w:uiPriority w:val="0"/>
     <w:pPr>
       <w:keepNext/>
       <w:keepLines/>
@@ -6253,18 +6337,19 @@
       <w:outlineLvl w:val="1"/>
     </w:pPr>
     <w:rPr>
-      <w:rFonts w:ascii="Arial" w:eastAsia="黑体" w:hAnsi="Arial"/>
+      <w:rFonts w:ascii="Arial" w:hAnsi="Arial" w:eastAsia="黑体"/>
       <w:b/>
       <w:sz w:val="32"/>
     </w:rPr>
   </w:style>
-  <w:style w:type="paragraph" w:styleId="Heading3">
+  <w:style w:type="paragraph" w:styleId="4">
     <w:name w:val="heading 3"/>
-    <w:basedOn w:val="Normal"/>
-    <w:next w:val="Normal"/>
+    <w:basedOn w:val="1"/>
+    <w:next w:val="1"/>
     <w:semiHidden/>
     <w:unhideWhenUsed/>
     <w:qFormat/>
+    <w:uiPriority w:val="0"/>
     <w:pPr>
       <w:keepNext/>
       <w:keepLines/>
@@ -6281,12 +6366,13 @@
       <w:sz w:val="32"/>
     </w:rPr>
   </w:style>
-  <w:style w:type="paragraph" w:styleId="Heading4">
+  <w:style w:type="paragraph" w:styleId="5">
     <w:name w:val="heading 4"/>
-    <w:basedOn w:val="Normal"/>
-    <w:next w:val="Normal"/>
+    <w:basedOn w:val="1"/>
+    <w:next w:val="1"/>
     <w:unhideWhenUsed/>
     <w:qFormat/>
+    <w:uiPriority w:val="0"/>
     <w:pPr>
       <w:keepNext/>
       <w:keepLines/>
@@ -6299,18 +6385,19 @@
       <w:outlineLvl w:val="3"/>
     </w:pPr>
     <w:rPr>
-      <w:rFonts w:ascii="Arial" w:eastAsia="黑体" w:hAnsi="Arial"/>
+      <w:rFonts w:ascii="Arial" w:hAnsi="Arial" w:eastAsia="黑体"/>
       <w:b/>
       <w:sz w:val="28"/>
     </w:rPr>
   </w:style>
-  <w:style w:type="paragraph" w:styleId="Heading5">
+  <w:style w:type="paragraph" w:styleId="6">
     <w:name w:val="heading 5"/>
-    <w:basedOn w:val="Normal"/>
-    <w:next w:val="Normal"/>
+    <w:basedOn w:val="1"/>
+    <w:next w:val="1"/>
     <w:semiHidden/>
     <w:unhideWhenUsed/>
     <w:qFormat/>
+    <w:uiPriority w:val="0"/>
     <w:pPr>
       <w:keepNext/>
       <w:keepLines/>
@@ -6327,13 +6414,14 @@
       <w:sz w:val="28"/>
     </w:rPr>
   </w:style>
-  <w:style w:type="paragraph" w:styleId="Heading6">
+  <w:style w:type="paragraph" w:styleId="7">
     <w:name w:val="heading 6"/>
-    <w:basedOn w:val="Normal"/>
-    <w:next w:val="Normal"/>
+    <w:basedOn w:val="1"/>
+    <w:next w:val="1"/>
     <w:semiHidden/>
     <w:unhideWhenUsed/>
     <w:qFormat/>
+    <w:uiPriority w:val="0"/>
     <w:pPr>
       <w:keepNext/>
       <w:keepLines/>
@@ -6346,18 +6434,19 @@
       <w:outlineLvl w:val="5"/>
     </w:pPr>
     <w:rPr>
-      <w:rFonts w:ascii="Arial" w:eastAsia="黑体" w:hAnsi="Arial"/>
+      <w:rFonts w:ascii="Arial" w:hAnsi="Arial" w:eastAsia="黑体"/>
       <w:b/>
       <w:sz w:val="24"/>
     </w:rPr>
   </w:style>
-  <w:style w:type="paragraph" w:styleId="Heading7">
+  <w:style w:type="paragraph" w:styleId="8">
     <w:name w:val="heading 7"/>
-    <w:basedOn w:val="Normal"/>
-    <w:next w:val="Normal"/>
+    <w:basedOn w:val="1"/>
+    <w:next w:val="1"/>
     <w:semiHidden/>
     <w:unhideWhenUsed/>
     <w:qFormat/>
+    <w:uiPriority w:val="0"/>
     <w:pPr>
       <w:keepNext/>
       <w:keepLines/>
@@ -6374,13 +6463,14 @@
       <w:sz w:val="24"/>
     </w:rPr>
   </w:style>
-  <w:style w:type="paragraph" w:styleId="Heading8">
+  <w:style w:type="paragraph" w:styleId="9">
     <w:name w:val="heading 8"/>
-    <w:basedOn w:val="Normal"/>
-    <w:next w:val="Normal"/>
+    <w:basedOn w:val="1"/>
+    <w:next w:val="1"/>
     <w:semiHidden/>
     <w:unhideWhenUsed/>
     <w:qFormat/>
+    <w:uiPriority w:val="0"/>
     <w:pPr>
       <w:keepNext/>
       <w:keepLines/>
@@ -6393,17 +6483,18 @@
       <w:outlineLvl w:val="7"/>
     </w:pPr>
     <w:rPr>
-      <w:rFonts w:ascii="Arial" w:eastAsia="黑体" w:hAnsi="Arial"/>
+      <w:rFonts w:ascii="Arial" w:hAnsi="Arial" w:eastAsia="黑体"/>
       <w:sz w:val="24"/>
     </w:rPr>
   </w:style>
-  <w:style w:type="paragraph" w:styleId="Heading9">
+  <w:style w:type="paragraph" w:styleId="10">
     <w:name w:val="heading 9"/>
-    <w:basedOn w:val="Normal"/>
-    <w:next w:val="Normal"/>
+    <w:basedOn w:val="1"/>
+    <w:next w:val="1"/>
     <w:semiHidden/>
     <w:unhideWhenUsed/>
     <w:qFormat/>
+    <w:uiPriority w:val="0"/>
     <w:pPr>
       <w:keepNext/>
       <w:keepLines/>
@@ -6416,19 +6507,21 @@
       <w:outlineLvl w:val="8"/>
     </w:pPr>
     <w:rPr>
-      <w:rFonts w:ascii="Arial" w:eastAsia="黑体" w:hAnsi="Arial"/>
+      <w:rFonts w:ascii="Arial" w:hAnsi="Arial" w:eastAsia="黑体"/>
       <w:sz w:val="21"/>
     </w:rPr>
   </w:style>
-  <w:style w:type="character" w:default="1" w:styleId="DefaultParagraphFont">
+  <w:style w:type="character" w:default="1" w:styleId="22">
     <w:name w:val="Default Paragraph Font"/>
     <w:semiHidden/>
     <w:qFormat/>
+    <w:uiPriority w:val="0"/>
   </w:style>
-  <w:style w:type="table" w:default="1" w:styleId="TableNormal">
+  <w:style w:type="table" w:default="1" w:styleId="20">
     <w:name w:val="Normal Table"/>
     <w:semiHidden/>
     <w:qFormat/>
+    <w:uiPriority w:val="0"/>
     <w:tblPr>
       <w:tblCellMar>
         <w:top w:w="0" w:type="dxa"/>
@@ -6438,39 +6531,43 @@
       </w:tblCellMar>
     </w:tblPr>
   </w:style>
-  <w:style w:type="paragraph" w:styleId="CommentText">
+  <w:style w:type="paragraph" w:styleId="11">
     <w:name w:val="annotation text"/>
-    <w:basedOn w:val="Normal"/>
+    <w:basedOn w:val="1"/>
     <w:qFormat/>
+    <w:uiPriority w:val="0"/>
     <w:pPr>
       <w:jc w:val="left"/>
     </w:pPr>
   </w:style>
-  <w:style w:type="paragraph" w:styleId="BodyText">
+  <w:style w:type="paragraph" w:styleId="12">
     <w:name w:val="Body Text"/>
-    <w:basedOn w:val="Normal"/>
+    <w:basedOn w:val="1"/>
     <w:semiHidden/>
     <w:qFormat/>
+    <w:uiPriority w:val="0"/>
     <w:rPr>
-      <w:rFonts w:ascii="Arial" w:eastAsia="Arial" w:hAnsi="Arial" w:cs="Arial"/>
+      <w:rFonts w:ascii="Arial" w:hAnsi="Arial" w:eastAsia="Arial" w:cs="Arial"/>
       <w:sz w:val="21"/>
       <w:szCs w:val="21"/>
       <w:lang w:val="en-US" w:eastAsia="en-US" w:bidi="ar-SA"/>
     </w:rPr>
   </w:style>
-  <w:style w:type="paragraph" w:styleId="TOC3">
+  <w:style w:type="paragraph" w:styleId="13">
     <w:name w:val="toc 3"/>
-    <w:basedOn w:val="Normal"/>
-    <w:next w:val="Normal"/>
+    <w:basedOn w:val="1"/>
+    <w:next w:val="1"/>
     <w:qFormat/>
+    <w:uiPriority w:val="0"/>
     <w:pPr>
       <w:ind w:left="840" w:leftChars="400"/>
     </w:pPr>
   </w:style>
-  <w:style w:type="paragraph" w:styleId="Footer">
+  <w:style w:type="paragraph" w:styleId="14">
     <w:name w:val="footer"/>
-    <w:basedOn w:val="Normal"/>
+    <w:basedOn w:val="1"/>
     <w:qFormat/>
+    <w:uiPriority w:val="0"/>
     <w:pPr>
       <w:tabs>
         <w:tab w:val="center" w:pos="4153"/>
@@ -6483,16 +6580,17 @@
       <w:sz w:val="18"/>
     </w:rPr>
   </w:style>
-  <w:style w:type="paragraph" w:styleId="Header">
+  <w:style w:type="paragraph" w:styleId="15">
     <w:name w:val="header"/>
-    <w:basedOn w:val="Normal"/>
+    <w:basedOn w:val="1"/>
     <w:qFormat/>
+    <w:uiPriority w:val="0"/>
     <w:pPr>
       <w:pBdr>
-        <w:top w:val="nil"/>
-        <w:left w:val="nil"/>
-        <w:bottom w:val="nil"/>
-        <w:right w:val="nil"/>
+        <w:top w:val="none" w:color="auto" w:sz="0" w:space="0"/>
+        <w:left w:val="none" w:color="auto" w:sz="0" w:space="0"/>
+        <w:bottom w:val="none" w:color="auto" w:sz="0" w:space="0"/>
+        <w:right w:val="none" w:color="auto" w:sz="0" w:space="0"/>
       </w:pBdr>
       <w:tabs>
         <w:tab w:val="center" w:pos="4153"/>
@@ -6507,37 +6605,41 @@
       <w:sz w:val="18"/>
     </w:rPr>
   </w:style>
-  <w:style w:type="paragraph" w:styleId="TOC1">
+  <w:style w:type="paragraph" w:styleId="16">
     <w:name w:val="toc 1"/>
-    <w:basedOn w:val="Normal"/>
-    <w:next w:val="Normal"/>
+    <w:basedOn w:val="1"/>
+    <w:next w:val="1"/>
     <w:qFormat/>
+    <w:uiPriority w:val="0"/>
     <w:rPr>
-      <w:rFonts w:ascii="Arial" w:eastAsia="Microsoft JhengHei" w:hAnsi="Arial"/>
+      <w:rFonts w:ascii="Arial" w:hAnsi="Arial" w:eastAsia="Microsoft JhengHei"/>
       <w:sz w:val="24"/>
     </w:rPr>
   </w:style>
-  <w:style w:type="paragraph" w:styleId="TOC2">
+  <w:style w:type="paragraph" w:styleId="17">
     <w:name w:val="toc 2"/>
-    <w:basedOn w:val="Normal"/>
-    <w:next w:val="Normal"/>
+    <w:basedOn w:val="1"/>
+    <w:next w:val="1"/>
     <w:qFormat/>
+    <w:uiPriority w:val="0"/>
     <w:pPr>
       <w:ind w:left="420" w:leftChars="200"/>
     </w:pPr>
   </w:style>
-  <w:style w:type="paragraph" w:styleId="NormalWeb">
+  <w:style w:type="paragraph" w:styleId="18">
     <w:name w:val="Normal (Web)"/>
-    <w:basedOn w:val="Normal"/>
+    <w:basedOn w:val="1"/>
     <w:qFormat/>
+    <w:uiPriority w:val="0"/>
     <w:rPr>
       <w:sz w:val="24"/>
     </w:rPr>
   </w:style>
-  <w:style w:type="paragraph" w:styleId="Title">
+  <w:style w:type="paragraph" w:styleId="19">
     <w:name w:val="Title"/>
-    <w:basedOn w:val="Normal"/>
+    <w:basedOn w:val="1"/>
     <w:qFormat/>
+    <w:uiPriority w:val="0"/>
     <w:pPr>
       <w:spacing w:before="240" w:beforeLines="0" w:beforeAutospacing="0" w:after="60" w:afterLines="0" w:afterAutospacing="0"/>
       <w:jc w:val="center"/>
@@ -6549,68 +6651,73 @@
       <w:sz w:val="32"/>
     </w:rPr>
   </w:style>
-  <w:style w:type="table" w:styleId="TableGrid">
+  <w:style w:type="table" w:styleId="21">
     <w:name w:val="Table Grid"/>
-    <w:basedOn w:val="TableNormal"/>
+    <w:basedOn w:val="20"/>
     <w:qFormat/>
+    <w:uiPriority w:val="0"/>
     <w:pPr>
       <w:widowControl w:val="0"/>
       <w:jc w:val="both"/>
     </w:pPr>
     <w:tblPr>
       <w:tblBorders>
-        <w:top w:val="single" w:sz="4" w:space="0" w:color="auto"/>
-        <w:left w:val="single" w:sz="4" w:space="0" w:color="auto"/>
-        <w:bottom w:val="single" w:sz="4" w:space="0" w:color="auto"/>
-        <w:right w:val="single" w:sz="4" w:space="0" w:color="auto"/>
-        <w:insideH w:val="single" w:sz="4" w:space="0" w:color="auto"/>
-        <w:insideV w:val="single" w:sz="4" w:space="0" w:color="auto"/>
+        <w:top w:val="single" w:color="auto" w:sz="4" w:space="0"/>
+        <w:left w:val="single" w:color="auto" w:sz="4" w:space="0"/>
+        <w:bottom w:val="single" w:color="auto" w:sz="4" w:space="0"/>
+        <w:right w:val="single" w:color="auto" w:sz="4" w:space="0"/>
+        <w:insideH w:val="single" w:color="auto" w:sz="4" w:space="0"/>
+        <w:insideV w:val="single" w:color="auto" w:sz="4" w:space="0"/>
       </w:tblBorders>
     </w:tblPr>
   </w:style>
-  <w:style w:type="character" w:styleId="Strong">
+  <w:style w:type="character" w:styleId="23">
     <w:name w:val="Strong"/>
-    <w:basedOn w:val="DefaultParagraphFont"/>
+    <w:basedOn w:val="22"/>
     <w:qFormat/>
+    <w:uiPriority w:val="0"/>
     <w:rPr>
       <w:b/>
     </w:rPr>
   </w:style>
-  <w:style w:type="paragraph" w:customStyle="1" w:styleId="a">
+  <w:style w:type="paragraph" w:customStyle="1" w:styleId="24">
     <w:name w:val="柴_公司名"/>
-    <w:basedOn w:val="Title"/>
+    <w:basedOn w:val="19"/>
     <w:qFormat/>
+    <w:uiPriority w:val="0"/>
     <w:pPr>
       <w:spacing w:after="600" w:afterLines="600"/>
     </w:pPr>
     <w:rPr>
-      <w:rFonts w:ascii="宋体" w:eastAsia="宋体" w:hAnsi="宋体" w:cs="宋体" w:hint="eastAsia"/>
+      <w:rFonts w:hint="eastAsia" w:ascii="宋体" w:hAnsi="宋体" w:eastAsia="宋体" w:cs="宋体"/>
       <w:bCs/>
       <w:spacing w:val="-6"/>
       <w:sz w:val="52"/>
       <w:szCs w:val="52"/>
     </w:rPr>
   </w:style>
-  <w:style w:type="paragraph" w:customStyle="1" w:styleId="a0">
+  <w:style w:type="paragraph" w:customStyle="1" w:styleId="25">
     <w:name w:val="柴_文档名"/>
-    <w:basedOn w:val="Title"/>
+    <w:basedOn w:val="19"/>
     <w:qFormat/>
+    <w:uiPriority w:val="0"/>
     <w:pPr>
       <w:spacing w:after="900" w:afterLines="900"/>
     </w:pPr>
     <w:rPr>
-      <w:rFonts w:ascii="黑体" w:eastAsia="黑体" w:hAnsi="黑体" w:cs="黑体"/>
+      <w:rFonts w:ascii="黑体" w:hAnsi="黑体" w:eastAsia="黑体" w:cs="黑体"/>
       <w:bCs/>
       <w:spacing w:val="-7"/>
       <w:sz w:val="52"/>
       <w:szCs w:val="52"/>
     </w:rPr>
   </w:style>
-  <w:style w:type="table" w:customStyle="1" w:styleId="TableNormal0">
+  <w:style w:type="table" w:customStyle="1" w:styleId="26">
     <w:name w:val="Table Normal_0"/>
     <w:semiHidden/>
     <w:unhideWhenUsed/>
     <w:qFormat/>
+    <w:uiPriority w:val="0"/>
     <w:tblPr>
       <w:tblCellMar>
         <w:top w:w="0" w:type="dxa"/>
@@ -6620,82 +6727,88 @@
       </w:tblCellMar>
     </w:tblPr>
   </w:style>
-  <w:style w:type="paragraph" w:customStyle="1" w:styleId="TableText">
+  <w:style w:type="paragraph" w:customStyle="1" w:styleId="27">
     <w:name w:val="Table Text"/>
-    <w:basedOn w:val="Normal"/>
+    <w:basedOn w:val="1"/>
     <w:semiHidden/>
     <w:qFormat/>
+    <w:uiPriority w:val="0"/>
     <w:rPr>
-      <w:rFonts w:ascii="宋体" w:eastAsia="宋体" w:hAnsi="宋体" w:cs="宋体"/>
+      <w:rFonts w:ascii="宋体" w:hAnsi="宋体" w:eastAsia="宋体" w:cs="宋体"/>
       <w:sz w:val="21"/>
       <w:szCs w:val="21"/>
       <w:lang w:val="en-US" w:eastAsia="en-US" w:bidi="ar-SA"/>
     </w:rPr>
   </w:style>
-  <w:style w:type="paragraph" w:customStyle="1" w:styleId="1">
+  <w:style w:type="paragraph" w:customStyle="1" w:styleId="28">
     <w:name w:val="柴_标题1"/>
-    <w:basedOn w:val="Heading1"/>
-    <w:next w:val="a1"/>
-    <w:link w:val="1Char"/>
+    <w:basedOn w:val="2"/>
+    <w:next w:val="29"/>
+    <w:link w:val="38"/>
     <w:qFormat/>
+    <w:uiPriority w:val="0"/>
     <w:pPr>
       <w:spacing w:before="100" w:after="90" w:line="360" w:lineRule="auto"/>
     </w:pPr>
     <w:rPr>
-      <w:rFonts w:ascii="Arial" w:eastAsia="宋体" w:hAnsi="Arial"/>
+      <w:rFonts w:ascii="Arial" w:hAnsi="Arial" w:eastAsia="宋体"/>
       <w:sz w:val="32"/>
     </w:rPr>
   </w:style>
-  <w:style w:type="paragraph" w:customStyle="1" w:styleId="a1">
+  <w:style w:type="paragraph" w:customStyle="1" w:styleId="29">
     <w:name w:val="柴_正文"/>
-    <w:basedOn w:val="BodyText"/>
-    <w:link w:val="Char"/>
+    <w:basedOn w:val="12"/>
+    <w:link w:val="42"/>
     <w:qFormat/>
+    <w:uiPriority w:val="0"/>
     <w:pPr>
       <w:spacing w:line="360" w:lineRule="auto"/>
       <w:ind w:firstLine="470" w:firstLineChars="200"/>
     </w:pPr>
     <w:rPr>
-      <w:rFonts w:ascii="Arial" w:eastAsia="宋体" w:hAnsi="Arial"/>
+      <w:rFonts w:ascii="Arial" w:hAnsi="Arial" w:eastAsia="宋体"/>
       <w:sz w:val="24"/>
       <w:lang w:eastAsia="zh-CN"/>
     </w:rPr>
   </w:style>
-  <w:style w:type="paragraph" w:customStyle="1" w:styleId="2">
+  <w:style w:type="paragraph" w:customStyle="1" w:styleId="30">
     <w:name w:val="柴_标题2"/>
-    <w:basedOn w:val="Heading2"/>
-    <w:next w:val="a1"/>
+    <w:basedOn w:val="3"/>
+    <w:next w:val="29"/>
     <w:qFormat/>
+    <w:uiPriority w:val="0"/>
     <w:pPr>
       <w:spacing w:line="360" w:lineRule="auto"/>
     </w:pPr>
     <w:rPr>
-      <w:rFonts w:ascii="Arial" w:eastAsia="宋体" w:hAnsi="Arial"/>
+      <w:rFonts w:ascii="Arial" w:hAnsi="Arial" w:eastAsia="宋体"/>
       <w:sz w:val="28"/>
     </w:rPr>
   </w:style>
-  <w:style w:type="paragraph" w:customStyle="1" w:styleId="3">
+  <w:style w:type="paragraph" w:customStyle="1" w:styleId="31">
     <w:name w:val="柴_标题3"/>
-    <w:basedOn w:val="Heading3"/>
-    <w:next w:val="a1"/>
-    <w:link w:val="3Char"/>
+    <w:basedOn w:val="4"/>
+    <w:next w:val="29"/>
+    <w:link w:val="43"/>
     <w:qFormat/>
+    <w:uiPriority w:val="0"/>
     <w:pPr>
       <w:spacing w:line="360" w:lineRule="auto"/>
       <w:ind w:left="0" w:firstLine="472" w:firstLineChars="200"/>
     </w:pPr>
     <w:rPr>
-      <w:rFonts w:ascii="宋体" w:eastAsia="宋体" w:hAnsi="宋体" w:cs="宋体"/>
+      <w:rFonts w:ascii="宋体" w:hAnsi="宋体" w:eastAsia="宋体" w:cs="宋体"/>
       <w:spacing w:val="-2"/>
       <w:sz w:val="24"/>
       <w:szCs w:val="24"/>
     </w:rPr>
   </w:style>
-  <w:style w:type="paragraph" w:customStyle="1" w:styleId="a2">
+  <w:style w:type="paragraph" w:customStyle="1" w:styleId="32">
     <w:name w:val="柴_目录"/>
-    <w:basedOn w:val="Normal"/>
-    <w:next w:val="BodyText"/>
+    <w:basedOn w:val="1"/>
+    <w:next w:val="12"/>
     <w:qFormat/>
+    <w:uiPriority w:val="0"/>
     <w:pPr>
       <w:tabs>
         <w:tab w:val="right" w:leader="dot" w:pos="8442"/>
@@ -6703,59 +6816,64 @@
       <w:ind w:left="0" w:leftChars="0"/>
     </w:pPr>
     <w:rPr>
-      <w:rFonts w:ascii="Arial" w:eastAsia="Microsoft JhengHei" w:hAnsi="Arial"/>
+      <w:rFonts w:ascii="Arial" w:hAnsi="Arial" w:eastAsia="Microsoft JhengHei"/>
       <w:sz w:val="24"/>
     </w:rPr>
   </w:style>
-  <w:style w:type="paragraph" w:customStyle="1" w:styleId="WPSOffice1">
+  <w:style w:type="paragraph" w:customStyle="1" w:styleId="33">
     <w:name w:val="WPSOffice手动目录 1"/>
     <w:qFormat/>
+    <w:uiPriority w:val="0"/>
     <w:pPr>
       <w:ind w:leftChars="0"/>
     </w:pPr>
     <w:rPr>
-      <w:rFonts w:ascii="Times New Roman" w:eastAsia="宋体" w:hAnsi="Times New Roman" w:cs="Times New Roman"/>
+      <w:rFonts w:ascii="Times New Roman" w:hAnsi="Times New Roman" w:eastAsia="宋体" w:cs="Times New Roman"/>
       <w:sz w:val="20"/>
       <w:szCs w:val="20"/>
     </w:rPr>
   </w:style>
-  <w:style w:type="paragraph" w:customStyle="1" w:styleId="WPSOffice2">
+  <w:style w:type="paragraph" w:customStyle="1" w:styleId="34">
     <w:name w:val="WPSOffice手动目录 2"/>
     <w:qFormat/>
+    <w:uiPriority w:val="0"/>
     <w:pPr>
       <w:ind w:leftChars="200"/>
     </w:pPr>
     <w:rPr>
-      <w:rFonts w:ascii="Times New Roman" w:eastAsia="宋体" w:hAnsi="Times New Roman" w:cs="Times New Roman"/>
+      <w:rFonts w:ascii="Times New Roman" w:hAnsi="Times New Roman" w:eastAsia="宋体" w:cs="Times New Roman"/>
       <w:sz w:val="20"/>
       <w:szCs w:val="20"/>
     </w:rPr>
   </w:style>
-  <w:style w:type="paragraph" w:customStyle="1" w:styleId="WPSOffice3">
+  <w:style w:type="paragraph" w:customStyle="1" w:styleId="35">
     <w:name w:val="WPSOffice手动目录 3"/>
     <w:qFormat/>
+    <w:uiPriority w:val="0"/>
     <w:pPr>
       <w:ind w:leftChars="400"/>
     </w:pPr>
     <w:rPr>
-      <w:rFonts w:ascii="Times New Roman" w:eastAsia="宋体" w:hAnsi="Times New Roman" w:cs="Times New Roman"/>
+      <w:rFonts w:ascii="Times New Roman" w:hAnsi="Times New Roman" w:eastAsia="宋体" w:cs="Times New Roman"/>
       <w:sz w:val="20"/>
       <w:szCs w:val="20"/>
     </w:rPr>
   </w:style>
-  <w:style w:type="paragraph" w:customStyle="1" w:styleId="Compact">
+  <w:style w:type="paragraph" w:customStyle="1" w:styleId="36">
     <w:name w:val="Compact"/>
-    <w:basedOn w:val="BodyText"/>
+    <w:basedOn w:val="12"/>
     <w:qFormat/>
+    <w:uiPriority w:val="0"/>
     <w:pPr>
       <w:spacing w:before="36" w:after="36"/>
     </w:pPr>
   </w:style>
-  <w:style w:type="table" w:customStyle="1" w:styleId="Table">
+  <w:style w:type="table" w:customStyle="1" w:styleId="37">
     <w:name w:val="Table"/>
     <w:semiHidden/>
     <w:unhideWhenUsed/>
     <w:qFormat/>
+    <w:uiPriority w:val="0"/>
     <w:tblPr>
       <w:tblCellMar>
         <w:top w:w="0" w:type="dxa"/>
@@ -6767,26 +6885,28 @@
     <w:tblStylePr w:type="firstRow">
       <w:tcPr>
         <w:tcBorders>
-          <w:bottom w:val="single" w:sz="0" w:space="0" w:color="auto"/>
+          <w:bottom w:val="single" w:color="auto" w:sz="0" w:space="0"/>
         </w:tcBorders>
         <w:vAlign w:val="bottom"/>
       </w:tcPr>
     </w:tblStylePr>
   </w:style>
-  <w:style w:type="character" w:customStyle="1" w:styleId="1Char">
+  <w:style w:type="character" w:customStyle="1" w:styleId="38">
     <w:name w:val="柴_标题1 Char"/>
-    <w:link w:val="1"/>
+    <w:link w:val="28"/>
     <w:qFormat/>
+    <w:uiPriority w:val="0"/>
     <w:rPr>
-      <w:rFonts w:ascii="Arial" w:eastAsia="宋体" w:hAnsi="Arial"/>
+      <w:rFonts w:ascii="Arial" w:hAnsi="Arial" w:eastAsia="宋体"/>
       <w:sz w:val="32"/>
     </w:rPr>
   </w:style>
-  <w:style w:type="table" w:customStyle="1" w:styleId="TableNormal1">
+  <w:style w:type="table" w:customStyle="1" w:styleId="39">
     <w:name w:val="Table Normal_1"/>
     <w:semiHidden/>
     <w:unhideWhenUsed/>
     <w:qFormat/>
+    <w:uiPriority w:val="0"/>
     <w:tblPr>
       <w:tblCellMar>
         <w:top w:w="0" w:type="dxa"/>
@@ -6796,10 +6916,11 @@
       </w:tblCellMar>
     </w:tblPr>
   </w:style>
-  <w:style w:type="paragraph" w:customStyle="1" w:styleId="a3">
+  <w:style w:type="paragraph" w:customStyle="1" w:styleId="40">
     <w:name w:val="柴_正文_无缩进"/>
-    <w:basedOn w:val="Normal"/>
+    <w:basedOn w:val="1"/>
     <w:qFormat/>
+    <w:uiPriority w:val="0"/>
     <w:pPr>
       <w:ind w:firstLine="0" w:firstLineChars="0"/>
     </w:pPr>
@@ -6809,39 +6930,42 @@
       <w:lang w:eastAsia="zh-CN"/>
     </w:rPr>
   </w:style>
-  <w:style w:type="paragraph" w:customStyle="1" w:styleId="4">
+  <w:style w:type="paragraph" w:customStyle="1" w:styleId="41">
     <w:name w:val="柴_标题4"/>
-    <w:basedOn w:val="Heading4"/>
-    <w:next w:val="Normal"/>
+    <w:basedOn w:val="5"/>
+    <w:next w:val="1"/>
     <w:qFormat/>
+    <w:uiPriority w:val="0"/>
     <w:pPr>
       <w:widowControl w:val="0"/>
       <w:spacing w:before="160" w:line="360" w:lineRule="auto"/>
-      <w:ind w:left="981" w:hanging="862" w:leftChars="300"/>
+      <w:ind w:left="981" w:leftChars="300" w:hanging="862"/>
     </w:pPr>
     <w:rPr>
-      <w:rFonts w:ascii="Calibri" w:eastAsia="宋体" w:hAnsi="Calibri" w:cs="宋体" w:hint="eastAsia"/>
+      <w:rFonts w:hint="eastAsia" w:ascii="Calibri" w:hAnsi="Calibri" w:eastAsia="宋体" w:cs="宋体"/>
       <w:sz w:val="24"/>
       <w:szCs w:val="24"/>
       <w:lang w:eastAsia="zh-CN" w:bidi="zh-CN"/>
     </w:rPr>
   </w:style>
-  <w:style w:type="character" w:customStyle="1" w:styleId="Char">
+  <w:style w:type="character" w:customStyle="1" w:styleId="42">
     <w:name w:val="柴_正文 Char"/>
-    <w:link w:val="a1"/>
+    <w:link w:val="29"/>
     <w:qFormat/>
+    <w:uiPriority w:val="0"/>
     <w:rPr>
-      <w:rFonts w:ascii="Arial" w:eastAsia="宋体" w:hAnsi="Arial"/>
+      <w:rFonts w:ascii="Arial" w:hAnsi="Arial" w:eastAsia="宋体"/>
       <w:sz w:val="24"/>
       <w:lang w:eastAsia="zh-CN"/>
     </w:rPr>
   </w:style>
-  <w:style w:type="character" w:customStyle="1" w:styleId="3Char">
+  <w:style w:type="character" w:customStyle="1" w:styleId="43">
     <w:name w:val="柴_标题3 Char"/>
-    <w:link w:val="3"/>
+    <w:link w:val="31"/>
     <w:qFormat/>
+    <w:uiPriority w:val="0"/>
     <w:rPr>
-      <w:rFonts w:ascii="宋体" w:eastAsia="宋体" w:hAnsi="宋体" w:cs="宋体"/>
+      <w:rFonts w:ascii="宋体" w:hAnsi="宋体" w:eastAsia="宋体" w:cs="宋体"/>
       <w:spacing w:val="-2"/>
       <w:sz w:val="24"/>
       <w:szCs w:val="24"/>
